--- a/fuentes/CF_06_228146.docx
+++ b/fuentes/CF_06_228146.docx
@@ -1,6 +1,6 @@
 
 <file path=word/document.xml><?xml version="1.0" encoding="utf-8"?>
-<w:document xmlns:wpc="http://schemas.microsoft.com/office/word/2010/wordprocessingCanvas" xmlns:cx="http://schemas.microsoft.com/office/drawing/2014/chartex" xmlns:cx1="http://schemas.microsoft.com/office/drawing/2015/9/8/chartex" xmlns:cx2="http://schemas.microsoft.com/office/drawing/2015/10/21/chartex" xmlns:cx3="http://schemas.microsoft.com/office/drawing/2016/5/9/chartex" xmlns:cx4="http://schemas.microsoft.com/office/drawing/2016/5/10/chartex" xmlns:cx5="http://schemas.microsoft.com/office/drawing/2016/5/11/chartex" xmlns:cx6="http://schemas.microsoft.com/office/drawing/2016/5/12/chartex" xmlns:cx7="http://schemas.microsoft.com/office/drawing/2016/5/13/chartex" xmlns:cx8="http://schemas.microsoft.com/office/drawing/2016/5/14/chartex" xmlns:mc="http://schemas.openxmlformats.org/markup-compatibility/2006" xmlns:aink="http://schemas.microsoft.com/office/drawing/2016/ink" xmlns:am3d="http://schemas.microsoft.com/office/drawing/2017/model3d" xmlns:o="urn:schemas-microsoft-com:office:office" xmlns:r="http://schemas.openxmlformats.org/officeDocument/2006/relationships" xmlns:m="http://schemas.openxmlformats.org/officeDocument/2006/math" xmlns:v="urn:schemas-microsoft-com:vml" xmlns:wp14="http://schemas.microsoft.com/office/word/2010/wordprocessingDrawing" xmlns:wp="http://schemas.openxmlformats.org/drawingml/2006/wordprocessingDrawing" xmlns:w10="urn:schemas-microsoft-com:office:word" xmlns:w="http://schemas.openxmlformats.org/wordprocessingml/2006/main" xmlns:w14="http://schemas.microsoft.com/office/word/2010/wordml" xmlns:w15="http://schemas.microsoft.com/office/word/2012/wordml" xmlns:w16cex="http://schemas.microsoft.com/office/word/2018/wordml/cex" xmlns:w16cid="http://schemas.microsoft.com/office/word/2016/wordml/cid" xmlns:w16="http://schemas.microsoft.com/office/word/2018/wordml" xmlns:w16sdtdh="http://schemas.microsoft.com/office/word/2020/wordml/sdtdatahash" xmlns:w16se="http://schemas.microsoft.com/office/word/2015/wordml/symex" xmlns:wpg="http://schemas.microsoft.com/office/word/2010/wordprocessingGroup" xmlns:wpi="http://schemas.microsoft.com/office/word/2010/wordprocessingInk" xmlns:wne="http://schemas.microsoft.com/office/word/2006/wordml" xmlns:wps="http://schemas.microsoft.com/office/word/2010/wordprocessingShape" mc:Ignorable="w14 w15 w16se w16cid w16 w16cex w16sdtdh wp14">
+<w:document xmlns:wpc="http://schemas.microsoft.com/office/word/2010/wordprocessingCanvas" xmlns:cx="http://schemas.microsoft.com/office/drawing/2014/chartex" xmlns:cx1="http://schemas.microsoft.com/office/drawing/2015/9/8/chartex" xmlns:cx2="http://schemas.microsoft.com/office/drawing/2015/10/21/chartex" xmlns:cx3="http://schemas.microsoft.com/office/drawing/2016/5/9/chartex" xmlns:cx4="http://schemas.microsoft.com/office/drawing/2016/5/10/chartex" xmlns:cx5="http://schemas.microsoft.com/office/drawing/2016/5/11/chartex" xmlns:cx6="http://schemas.microsoft.com/office/drawing/2016/5/12/chartex" xmlns:cx7="http://schemas.microsoft.com/office/drawing/2016/5/13/chartex" xmlns:cx8="http://schemas.microsoft.com/office/drawing/2016/5/14/chartex" xmlns:mc="http://schemas.openxmlformats.org/markup-compatibility/2006" xmlns:aink="http://schemas.microsoft.com/office/drawing/2016/ink" xmlns:am3d="http://schemas.microsoft.com/office/drawing/2017/model3d" xmlns:o="urn:schemas-microsoft-com:office:office" xmlns:r="http://schemas.openxmlformats.org/officeDocument/2006/relationships" xmlns:m="http://schemas.openxmlformats.org/officeDocument/2006/math" xmlns:v="urn:schemas-microsoft-com:vml" xmlns:wp14="http://schemas.microsoft.com/office/word/2010/wordprocessingDrawing" xmlns:wp="http://schemas.openxmlformats.org/drawingml/2006/wordprocessingDrawing" xmlns:w10="urn:schemas-microsoft-com:office:word" xmlns:w="http://schemas.openxmlformats.org/wordprocessingml/2006/main" xmlns:w14="http://schemas.microsoft.com/office/word/2010/wordml" xmlns:w15="http://schemas.microsoft.com/office/word/2012/wordml" xmlns:w16cex="http://schemas.microsoft.com/office/word/2018/wordml/cex" xmlns:w16cid="http://schemas.microsoft.com/office/word/2016/wordml/cid" xmlns:w16="http://schemas.microsoft.com/office/word/2018/wordml" xmlns:w16sdtdh="http://schemas.microsoft.com/office/word/2020/wordml/sdtdatahash" xmlns:w16se="http://schemas.microsoft.com/office/word/2015/wordml/symex" xmlns:wpg="http://schemas.microsoft.com/office/word/2010/wordprocessingGroup" xmlns:wpi="http://schemas.microsoft.com/office/word/2010/wordprocessingInk" xmlns:wne="http://schemas.microsoft.com/office/word/2006/wordml" xmlns:wps="http://schemas.microsoft.com/office/word/2010/wordprocessingShape" xmlns:a="http://schemas.openxmlformats.org/drawingml/2006/main" xmlns:pic="http://schemas.openxmlformats.org/drawingml/2006/picture" xmlns:a14="http://schemas.microsoft.com/office/drawing/2010/main" xmlns:dgm="http://schemas.openxmlformats.org/drawingml/2006/diagram" mc:Ignorable="w14 w15 w16se w16cid w16 w16cex w16sdtdh wp14">
   <w:body>
     <w:p>
       <w:pPr>
@@ -46,12 +46,12 @@
         <w:tblW w:w="9962" w:type="dxa"/>
         <w:tblInd w:w="0" w:type="dxa"/>
         <w:tblBorders>
-          <w:top w:val="single" w:sz="4" w:space="0" w:color="000000"/>
-          <w:left w:val="single" w:sz="4" w:space="0" w:color="000000"/>
-          <w:bottom w:val="single" w:sz="4" w:space="0" w:color="000000"/>
-          <w:right w:val="single" w:sz="4" w:space="0" w:color="000000"/>
-          <w:insideH w:val="single" w:sz="4" w:space="0" w:color="000000"/>
-          <w:insideV w:val="single" w:sz="4" w:space="0" w:color="000000"/>
+          <w:top w:val="single" w:color="000000" w:sz="4" w:space="0"/>
+          <w:left w:val="single" w:color="000000" w:sz="4" w:space="0"/>
+          <w:bottom w:val="single" w:color="000000" w:sz="4" w:space="0"/>
+          <w:right w:val="single" w:color="000000" w:sz="4" w:space="0"/>
+          <w:insideH w:val="single" w:color="000000" w:sz="4" w:space="0"/>
+          <w:insideV w:val="single" w:color="000000" w:sz="4" w:space="0"/>
         </w:tblBorders>
         <w:tblLayout w:type="fixed"/>
         <w:tblLook w:val="04A0" w:firstRow="1" w:lastRow="0" w:firstColumn="1" w:lastColumn="0" w:noHBand="0" w:noVBand="1"/>
@@ -136,12 +136,12 @@
         <w:tblW w:w="9962" w:type="dxa"/>
         <w:tblInd w:w="0" w:type="dxa"/>
         <w:tblBorders>
-          <w:top w:val="single" w:sz="4" w:space="0" w:color="000000"/>
-          <w:left w:val="single" w:sz="4" w:space="0" w:color="000000"/>
-          <w:bottom w:val="single" w:sz="4" w:space="0" w:color="000000"/>
-          <w:right w:val="single" w:sz="4" w:space="0" w:color="000000"/>
-          <w:insideH w:val="single" w:sz="4" w:space="0" w:color="000000"/>
-          <w:insideV w:val="single" w:sz="4" w:space="0" w:color="000000"/>
+          <w:top w:val="single" w:color="000000" w:sz="4" w:space="0"/>
+          <w:left w:val="single" w:color="000000" w:sz="4" w:space="0"/>
+          <w:bottom w:val="single" w:color="000000" w:sz="4" w:space="0"/>
+          <w:right w:val="single" w:color="000000" w:sz="4" w:space="0"/>
+          <w:insideH w:val="single" w:color="000000" w:sz="4" w:space="0"/>
+          <w:insideV w:val="single" w:color="000000" w:sz="4" w:space="0"/>
         </w:tblBorders>
         <w:tblLayout w:type="fixed"/>
         <w:tblLook w:val="04A0" w:firstRow="1" w:lastRow="0" w:firstColumn="1" w:lastColumn="0" w:noHBand="0" w:noVBand="1"/>
@@ -341,12 +341,12 @@
         <w:tblW w:w="9962" w:type="dxa"/>
         <w:tblInd w:w="0" w:type="dxa"/>
         <w:tblBorders>
-          <w:top w:val="single" w:sz="4" w:space="0" w:color="000000"/>
-          <w:left w:val="single" w:sz="4" w:space="0" w:color="000000"/>
-          <w:bottom w:val="single" w:sz="4" w:space="0" w:color="000000"/>
-          <w:right w:val="single" w:sz="4" w:space="0" w:color="000000"/>
-          <w:insideH w:val="single" w:sz="4" w:space="0" w:color="000000"/>
-          <w:insideV w:val="single" w:sz="4" w:space="0" w:color="000000"/>
+          <w:top w:val="single" w:color="000000" w:sz="4" w:space="0"/>
+          <w:left w:val="single" w:color="000000" w:sz="4" w:space="0"/>
+          <w:bottom w:val="single" w:color="000000" w:sz="4" w:space="0"/>
+          <w:right w:val="single" w:color="000000" w:sz="4" w:space="0"/>
+          <w:insideH w:val="single" w:color="000000" w:sz="4" w:space="0"/>
+          <w:insideV w:val="single" w:color="000000" w:sz="4" w:space="0"/>
         </w:tblBorders>
         <w:tblLayout w:type="fixed"/>
         <w:tblLook w:val="04A0" w:firstRow="1" w:lastRow="0" w:firstColumn="1" w:lastColumn="0" w:noHBand="0" w:noVBand="1"/>
@@ -714,12 +714,12 @@
         <w:tblW w:w="9962" w:type="dxa"/>
         <w:tblInd w:w="0" w:type="dxa"/>
         <w:tblBorders>
-          <w:top w:val="single" w:sz="4" w:space="0" w:color="000000"/>
-          <w:left w:val="single" w:sz="4" w:space="0" w:color="000000"/>
-          <w:bottom w:val="single" w:sz="4" w:space="0" w:color="000000"/>
-          <w:right w:val="single" w:sz="4" w:space="0" w:color="000000"/>
-          <w:insideH w:val="single" w:sz="4" w:space="0" w:color="000000"/>
-          <w:insideV w:val="single" w:sz="4" w:space="0" w:color="000000"/>
+          <w:top w:val="single" w:color="000000" w:sz="4" w:space="0"/>
+          <w:left w:val="single" w:color="000000" w:sz="4" w:space="0"/>
+          <w:bottom w:val="single" w:color="000000" w:sz="4" w:space="0"/>
+          <w:right w:val="single" w:color="000000" w:sz="4" w:space="0"/>
+          <w:insideH w:val="single" w:color="000000" w:sz="4" w:space="0"/>
+          <w:insideV w:val="single" w:color="000000" w:sz="4" w:space="0"/>
         </w:tblBorders>
         <w:tblLayout w:type="fixed"/>
         <w:tblLook w:val="04A0" w:firstRow="1" w:lastRow="0" w:firstColumn="1" w:lastColumn="0" w:noHBand="0" w:noVBand="1"/>
@@ -1675,14 +1675,14 @@
         <w:rPr>
           <w:sz w:val="20"/>
           <w:szCs w:val="20"/>
-          <w:lang w:val="es-ES_tradnl"/>
-        </w:rPr>
-      </w:pPr>
-      <w:r>
-        <w:rPr>
-          <w:sz w:val="20"/>
-          <w:szCs w:val="20"/>
-          <w:lang w:val="es-ES_tradnl"/>
+          <w:lang w:val="es-ES"/>
+        </w:rPr>
+      </w:pPr>
+      <w:r>
+        <w:rPr>
+          <w:sz w:val="20"/>
+          <w:szCs w:val="20"/>
+          <w:lang w:val="es-ES"/>
         </w:rPr>
         <w:t>Posteriormente, se desarrolla el estudio del lenguaje estructurado de consulta, conocido como SQL, el cual permite definir, manipular y consultar datos dentro de una base de datos. Se analizan sus características, componentes y estándares, así como los tipos de datos, restricciones y propiedades que garantizan la integridad de la información. De igual manera, se abordan las sentencias del lenguaje de definición de datos (DDL) y las restricciones de integridad, fundamentales para el diseño de estructuras coherentes y confiables.</w:t>
       </w:r>
@@ -1995,58 +1995,48 @@
     <w:p>
       <w:pPr>
         <w:rPr>
-          <w:bCs/>
-          <w:sz w:val="20"/>
-          <w:szCs w:val="20"/>
-          <w:lang w:val="es-ES_tradnl" w:eastAsia="es-CO"/>
-        </w:rPr>
-      </w:pPr>
-      <w:r>
-        <w:rPr>
-          <w:bCs/>
-          <w:sz w:val="20"/>
-          <w:szCs w:val="20"/>
-          <w:lang w:val="es-ES_tradnl" w:eastAsia="es-CO"/>
+          <w:sz w:val="20"/>
+          <w:szCs w:val="20"/>
+          <w:lang w:val="es-ES" w:eastAsia="es-CO"/>
+        </w:rPr>
+      </w:pPr>
+      <w:r>
+        <w:rPr>
+          <w:sz w:val="20"/>
+          <w:szCs w:val="20"/>
+          <w:lang w:val="es-ES" w:eastAsia="es-CO"/>
         </w:rPr>
         <w:t>Un gestor de base de datos, también conocido como DBMS (</w:t>
       </w:r>
-      <w:proofErr w:type="spellStart"/>
-      <w:r>
-        <w:rPr>
-          <w:bCs/>
-          <w:sz w:val="20"/>
-          <w:szCs w:val="20"/>
-          <w:lang w:val="es-ES_tradnl" w:eastAsia="es-CO"/>
+      <w:r>
+        <w:rPr>
+          <w:sz w:val="20"/>
+          <w:szCs w:val="20"/>
+          <w:lang w:val="es-ES" w:eastAsia="es-CO"/>
         </w:rPr>
         <w:t>Database</w:t>
       </w:r>
-      <w:proofErr w:type="spellEnd"/>
-      <w:r>
-        <w:rPr>
-          <w:bCs/>
-          <w:sz w:val="20"/>
-          <w:szCs w:val="20"/>
-          <w:lang w:val="es-ES_tradnl" w:eastAsia="es-CO"/>
+      <w:r>
+        <w:rPr>
+          <w:sz w:val="20"/>
+          <w:szCs w:val="20"/>
+          <w:lang w:val="es-ES" w:eastAsia="es-CO"/>
         </w:rPr>
         <w:t xml:space="preserve"> Management </w:t>
       </w:r>
-      <w:proofErr w:type="spellStart"/>
-      <w:r>
-        <w:rPr>
-          <w:bCs/>
-          <w:sz w:val="20"/>
-          <w:szCs w:val="20"/>
-          <w:lang w:val="es-ES_tradnl" w:eastAsia="es-CO"/>
+      <w:r>
+        <w:rPr>
+          <w:sz w:val="20"/>
+          <w:szCs w:val="20"/>
+          <w:lang w:val="es-ES" w:eastAsia="es-CO"/>
         </w:rPr>
         <w:t>System</w:t>
       </w:r>
-      <w:proofErr w:type="spellEnd"/>
-      <w:r>
-        <w:rPr>
-          <w:bCs/>
-          <w:sz w:val="20"/>
-          <w:szCs w:val="20"/>
-          <w:lang w:val="es-ES_tradnl" w:eastAsia="es-CO"/>
+      <w:r>
+        <w:rPr>
+          <w:sz w:val="20"/>
+          <w:szCs w:val="20"/>
+          <w:lang w:val="es-ES" w:eastAsia="es-CO"/>
         </w:rPr>
         <w:t>), es un conjunto de programas que permiten crear, modificar, consultar y administrar bases de datos. Estos sistemas facilitan la interacción entre los usuarios y los datos, proporcionando mecanismos eficientes para su almacenamiento, recuperación y manipulación.</w:t>
       </w:r>
@@ -2214,12 +2204,12 @@
           </mc:Choice>
           <mc:Fallback>
             <w:pict>
-              <v:shapetype w14:anchorId="6797AB74" id="_x0000_t202" coordsize="21600,21600" o:spt="202" path="m,l,21600r21600,l21600,xe">
+              <v:shapetype id="_x0000_t202" coordsize="21600,21600" o:spt="202" path="m,l,21600r21600,l21600,xe" w14:anchorId="6797AB74">
                 <v:stroke joinstyle="miter"/>
                 <v:path gradientshapeok="t" o:connecttype="rect"/>
               </v:shapetype>
-              <v:shape id="Cuadro de texto 1" o:spid="_x0000_s1026" type="#_x0000_t202" style="width:2in;height:2in;visibility:visible;mso-wrap-style:none;mso-left-percent:-10001;mso-top-percent:-10001;mso-position-horizontal:absolute;mso-position-horizontal-relative:char;mso-position-vertical:absolute;mso-position-vertical-relative:line;mso-left-percent:-10001;mso-top-percent:-10001;v-text-anchor:top" o:gfxdata="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" fillcolor="#4f81bd [3204]" strokecolor="white [3201]" strokeweight="3pt">
-                <v:shadow on="t" color="black" opacity="24903f" origin=",.5" offset="0,.55556mm"/>
+              <v:shape id="Cuadro de texto 1" style="width:2in;height:2in;visibility:visible;mso-wrap-style:none;mso-left-percent:-10001;mso-top-percent:-10001;mso-position-horizontal:absolute;mso-position-horizontal-relative:char;mso-position-vertical:absolute;mso-position-vertical-relative:line;mso-left-percent:-10001;mso-top-percent:-10001;v-text-anchor:top" o:spid="_x0000_s1026" fillcolor="#4f81bd [3204]" strokecolor="white [3201]" strokeweight="3pt" type="#_x0000_t202" o:gfxdata="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">
+                <v:shadow on="t" color="black" opacity="24903f" offset="0,.55556mm" origin=",.5"/>
                 <v:textbox style="mso-fit-shape-to-text:t">
                   <w:txbxContent>
                     <w:p>
@@ -3214,8 +3204,8 @@
           </mc:Choice>
           <mc:Fallback>
             <w:pict>
-              <v:shape w14:anchorId="36B75875" id="Cuadro de texto 3" o:spid="_x0000_s1027" type="#_x0000_t202" style="width:2in;height:2in;visibility:visible;mso-wrap-style:none;mso-left-percent:-10001;mso-top-percent:-10001;mso-position-horizontal:absolute;mso-position-horizontal-relative:char;mso-position-vertical:absolute;mso-position-vertical-relative:line;mso-left-percent:-10001;mso-top-percent:-10001;v-text-anchor:top" o:gfxdata="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" fillcolor="#4f81bd [3204]" strokecolor="white [3201]" strokeweight="3pt">
-                <v:shadow on="t" color="black" opacity="24903f" origin=",.5" offset="0,.55556mm"/>
+              <v:shape id="Cuadro de texto 3" style="width:2in;height:2in;visibility:visible;mso-wrap-style:none;mso-left-percent:-10001;mso-top-percent:-10001;mso-position-horizontal:absolute;mso-position-horizontal-relative:char;mso-position-vertical:absolute;mso-position-vertical-relative:line;mso-left-percent:-10001;mso-top-percent:-10001;v-text-anchor:top" o:spid="_x0000_s1027" fillcolor="#4f81bd [3204]" strokecolor="white [3201]" strokeweight="3pt" type="#_x0000_t202" o:gfxdata="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" w14:anchorId="36B75875">
+                <v:shadow on="t" color="black" opacity="24903f" offset="0,.55556mm" origin=",.5"/>
                 <v:textbox style="mso-fit-shape-to-text:t">
                   <w:txbxContent>
                     <w:p>
@@ -3369,12 +3359,12 @@
         <w:tblW w:w="0" w:type="auto"/>
         <w:tblInd w:w="0" w:type="dxa"/>
         <w:tblBorders>
-          <w:top w:val="none" w:sz="0" w:space="0" w:color="auto"/>
-          <w:left w:val="none" w:sz="0" w:space="0" w:color="auto"/>
-          <w:bottom w:val="none" w:sz="0" w:space="0" w:color="auto"/>
-          <w:right w:val="none" w:sz="0" w:space="0" w:color="auto"/>
-          <w:insideH w:val="none" w:sz="0" w:space="0" w:color="auto"/>
-          <w:insideV w:val="none" w:sz="0" w:space="0" w:color="auto"/>
+          <w:top w:val="none" w:color="auto" w:sz="0" w:space="0"/>
+          <w:left w:val="none" w:color="auto" w:sz="0" w:space="0"/>
+          <w:bottom w:val="none" w:color="auto" w:sz="0" w:space="0"/>
+          <w:right w:val="none" w:color="auto" w:sz="0" w:space="0"/>
+          <w:insideH w:val="none" w:color="auto" w:sz="0" w:space="0"/>
+          <w:insideV w:val="none" w:color="auto" w:sz="0" w:space="0"/>
         </w:tblBorders>
         <w:tblLook w:val="04A0" w:firstRow="1" w:lastRow="0" w:firstColumn="1" w:lastColumn="0" w:noHBand="0" w:noVBand="1"/>
       </w:tblPr>
@@ -3510,7 +3500,7 @@
                 </mc:Choice>
                 <mc:Fallback>
                   <w:pict>
-                    <v:shape w14:anchorId="5A59C483" id="Cuadro de texto 4" o:spid="_x0000_s1028" type="#_x0000_t202" style="position:absolute;left:0;text-align:left;margin-left:26.5pt;margin-top:1.35pt;width:2in;height:2in;z-index:251664384;visibility:visible;mso-wrap-style:none;mso-wrap-distance-left:9pt;mso-wrap-distance-top:0;mso-wrap-distance-right:9pt;mso-wrap-distance-bottom:0;mso-position-horizontal:absolute;mso-position-horizontal-relative:text;mso-position-vertical:absolute;mso-position-vertical-relative:text;v-text-anchor:top" o:gfxdata="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" filled="f" stroked="f">
+                    <v:shape id="Cuadro de texto 4" style="position:absolute;left:0;text-align:left;margin-left:26.5pt;margin-top:1.35pt;width:2in;height:2in;z-index:251664384;visibility:visible;mso-wrap-style:none;mso-wrap-distance-left:9pt;mso-wrap-distance-top:0;mso-wrap-distance-right:9pt;mso-wrap-distance-bottom:0;mso-position-horizontal:absolute;mso-position-horizontal-relative:text;mso-position-vertical:absolute;mso-position-vertical-relative:text;v-text-anchor:top" o:spid="_x0000_s1028" filled="f" stroked="f" type="#_x0000_t202" o:gfxdata="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" w14:anchorId="5A59C483">
                       <v:textbox style="mso-fit-shape-to-text:t">
                         <w:txbxContent>
                           <w:p>
@@ -3698,7 +3688,7 @@
                 </mc:Choice>
                 <mc:Fallback>
                   <w:pict>
-                    <v:shape w14:anchorId="5E0A8484" id="Cuadro de texto 5" o:spid="_x0000_s1029" type="#_x0000_t202" style="position:absolute;left:0;text-align:left;margin-left:37pt;margin-top:.6pt;width:2in;height:2in;z-index:251666432;visibility:visible;mso-wrap-style:none;mso-wrap-distance-left:9pt;mso-wrap-distance-top:0;mso-wrap-distance-right:9pt;mso-wrap-distance-bottom:0;mso-position-horizontal:absolute;mso-position-horizontal-relative:text;mso-position-vertical:absolute;mso-position-vertical-relative:text;v-text-anchor:top" o:gfxdata="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" filled="f" stroked="f">
+                    <v:shape id="Cuadro de texto 5" style="position:absolute;left:0;text-align:left;margin-left:37pt;margin-top:.6pt;width:2in;height:2in;z-index:251666432;visibility:visible;mso-wrap-style:none;mso-wrap-distance-left:9pt;mso-wrap-distance-top:0;mso-wrap-distance-right:9pt;mso-wrap-distance-bottom:0;mso-position-horizontal:absolute;mso-position-horizontal-relative:text;mso-position-vertical:absolute;mso-position-vertical-relative:text;v-text-anchor:top" o:spid="_x0000_s1029" filled="f" stroked="f" type="#_x0000_t202" o:gfxdata="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" w14:anchorId="5E0A8484">
                       <v:textbox style="mso-fit-shape-to-text:t">
                         <w:txbxContent>
                           <w:p>
@@ -3886,7 +3876,7 @@
                 </mc:Choice>
                 <mc:Fallback>
                   <w:pict>
-                    <v:shape w14:anchorId="16D558EB" id="Cuadro de texto 6" o:spid="_x0000_s1030" type="#_x0000_t202" style="position:absolute;left:0;text-align:left;margin-left:39.9pt;margin-top:-.15pt;width:2in;height:2in;z-index:251668480;visibility:visible;mso-wrap-style:none;mso-wrap-distance-left:9pt;mso-wrap-distance-top:0;mso-wrap-distance-right:9pt;mso-wrap-distance-bottom:0;mso-position-horizontal:absolute;mso-position-horizontal-relative:text;mso-position-vertical:absolute;mso-position-vertical-relative:text;v-text-anchor:top" o:gfxdata="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" filled="f" stroked="f">
+                    <v:shape id="Cuadro de texto 6" style="position:absolute;left:0;text-align:left;margin-left:39.9pt;margin-top:-.15pt;width:2in;height:2in;z-index:251668480;visibility:visible;mso-wrap-style:none;mso-wrap-distance-left:9pt;mso-wrap-distance-top:0;mso-wrap-distance-right:9pt;mso-wrap-distance-bottom:0;mso-position-horizontal:absolute;mso-position-horizontal-relative:text;mso-position-vertical:absolute;mso-position-vertical-relative:text;v-text-anchor:top" o:spid="_x0000_s1030" filled="f" stroked="f" type="#_x0000_t202" o:gfxdata="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" w14:anchorId="16D558EB">
                       <v:textbox style="mso-fit-shape-to-text:t">
                         <w:txbxContent>
                           <w:p>
@@ -4074,7 +4064,7 @@
                 </mc:Choice>
                 <mc:Fallback>
                   <w:pict>
-                    <v:shape w14:anchorId="653F342A" id="Cuadro de texto 7" o:spid="_x0000_s1031" type="#_x0000_t202" style="position:absolute;left:0;text-align:left;margin-left:39.85pt;margin-top:2.85pt;width:2in;height:2in;z-index:251670528;visibility:visible;mso-wrap-style:none;mso-wrap-distance-left:9pt;mso-wrap-distance-top:0;mso-wrap-distance-right:9pt;mso-wrap-distance-bottom:0;mso-position-horizontal:absolute;mso-position-horizontal-relative:text;mso-position-vertical:absolute;mso-position-vertical-relative:text;v-text-anchor:top" o:gfxdata="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" filled="f" stroked="f">
+                    <v:shape id="Cuadro de texto 7" style="position:absolute;left:0;text-align:left;margin-left:39.85pt;margin-top:2.85pt;width:2in;height:2in;z-index:251670528;visibility:visible;mso-wrap-style:none;mso-wrap-distance-left:9pt;mso-wrap-distance-top:0;mso-wrap-distance-right:9pt;mso-wrap-distance-bottom:0;mso-position-horizontal:absolute;mso-position-horizontal-relative:text;mso-position-vertical:absolute;mso-position-vertical-relative:text;v-text-anchor:top" o:spid="_x0000_s1031" filled="f" stroked="f" type="#_x0000_t202" o:gfxdata="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" w14:anchorId="653F342A">
                       <v:textbox style="mso-fit-shape-to-text:t">
                         <w:txbxContent>
                           <w:p>
@@ -4545,8 +4535,8 @@
           </mc:Choice>
           <mc:Fallback>
             <w:pict>
-              <v:shape w14:anchorId="51D38D46" id="Cuadro de texto 8" o:spid="_x0000_s1032" type="#_x0000_t202" style="width:2in;height:2in;visibility:visible;mso-wrap-style:none;mso-left-percent:-10001;mso-top-percent:-10001;mso-position-horizontal:absolute;mso-position-horizontal-relative:char;mso-position-vertical:absolute;mso-position-vertical-relative:line;mso-left-percent:-10001;mso-top-percent:-10001;v-text-anchor:top" o:gfxdata="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" fillcolor="#4f81bd [3204]" strokecolor="white [3201]" strokeweight="3pt">
-                <v:shadow on="t" color="black" opacity="24903f" origin=",.5" offset="0,.55556mm"/>
+              <v:shape id="Cuadro de texto 8" style="width:2in;height:2in;visibility:visible;mso-wrap-style:none;mso-left-percent:-10001;mso-top-percent:-10001;mso-position-horizontal:absolute;mso-position-horizontal-relative:char;mso-position-vertical:absolute;mso-position-vertical-relative:line;mso-left-percent:-10001;mso-top-percent:-10001;v-text-anchor:top" o:spid="_x0000_s1032" fillcolor="#4f81bd [3204]" strokecolor="white [3201]" strokeweight="3pt" type="#_x0000_t202" o:gfxdata="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" w14:anchorId="51D38D46">
+                <v:shadow on="t" color="black" opacity="24903f" offset="0,.55556mm" origin=",.5"/>
                 <v:textbox style="mso-fit-shape-to-text:t">
                   <w:txbxContent>
                     <w:p>
@@ -4685,12 +4675,12 @@
         <w:tblW w:w="0" w:type="auto"/>
         <w:tblCellSpacing w:w="15" w:type="dxa"/>
         <w:tblBorders>
-          <w:top w:val="single" w:sz="4" w:space="0" w:color="auto"/>
-          <w:left w:val="single" w:sz="4" w:space="0" w:color="auto"/>
-          <w:bottom w:val="single" w:sz="4" w:space="0" w:color="auto"/>
-          <w:right w:val="single" w:sz="4" w:space="0" w:color="auto"/>
-          <w:insideH w:val="single" w:sz="4" w:space="0" w:color="auto"/>
-          <w:insideV w:val="single" w:sz="4" w:space="0" w:color="auto"/>
+          <w:top w:val="single" w:color="auto" w:sz="4" w:space="0"/>
+          <w:left w:val="single" w:color="auto" w:sz="4" w:space="0"/>
+          <w:bottom w:val="single" w:color="auto" w:sz="4" w:space="0"/>
+          <w:right w:val="single" w:color="auto" w:sz="4" w:space="0"/>
+          <w:insideH w:val="single" w:color="auto" w:sz="4" w:space="0"/>
+          <w:insideV w:val="single" w:color="auto" w:sz="4" w:space="0"/>
         </w:tblBorders>
         <w:tblCellMar>
           <w:top w:w="15" w:type="dxa"/>
@@ -5671,8 +5661,8 @@
           </mc:Choice>
           <mc:Fallback>
             <w:pict>
-              <v:rect w14:anchorId="79B14DBD" id="Rectángulo 249" o:spid="_x0000_s1033" style="width:426.15pt;height:57.65pt;visibility:visible;mso-wrap-style:square;mso-left-percent:-10001;mso-top-percent:-10001;mso-position-horizontal:absolute;mso-position-horizontal-relative:char;mso-position-vertical:absolute;mso-position-vertical-relative:line;mso-left-percent:-10001;mso-top-percent:-10001;v-text-anchor:middle" o:gfxdata="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" fillcolor="#39a900" strokecolor="#42719b" strokeweight="1pt">
-                <v:stroke startarrowwidth="narrow" startarrowlength="short" endarrowwidth="narrow" endarrowlength="short" miterlimit="5243f"/>
+              <v:rect id="Rectángulo 249" style="width:426.15pt;height:57.65pt;visibility:visible;mso-wrap-style:square;mso-left-percent:-10001;mso-top-percent:-10001;mso-position-horizontal:absolute;mso-position-horizontal-relative:char;mso-position-vertical:absolute;mso-position-vertical-relative:line;mso-left-percent:-10001;mso-top-percent:-10001;v-text-anchor:middle" o:spid="_x0000_s1033" fillcolor="#39a900" strokecolor="#42719b" strokeweight="1pt" w14:anchorId="79B14DBD" o:gfxdata="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">
+                <v:stroke miterlimit="5243f" startarrowwidth="narrow" startarrowlength="short" endarrowwidth="narrow" endarrowlength="short"/>
                 <v:textbox inset="2.53958mm,1.2694mm,2.53958mm,1.2694mm">
                   <w:txbxContent>
                     <w:p>
@@ -6044,14 +6034,14 @@
         <w:rPr>
           <w:sz w:val="20"/>
           <w:szCs w:val="20"/>
-          <w:lang w:val="es-ES_tradnl"/>
-        </w:rPr>
-      </w:pPr>
-      <w:r>
-        <w:rPr>
-          <w:sz w:val="20"/>
-          <w:szCs w:val="20"/>
-          <w:lang w:val="es-ES_tradnl"/>
+          <w:lang w:val="es-ES"/>
+        </w:rPr>
+      </w:pPr>
+      <w:r>
+        <w:rPr>
+          <w:sz w:val="20"/>
+          <w:szCs w:val="20"/>
+          <w:lang w:val="es-ES"/>
         </w:rPr>
         <w:t>Basado en lo explicado en esta temática, l</w:t>
       </w:r>
@@ -6059,25 +6049,23 @@
         <w:rPr>
           <w:sz w:val="20"/>
           <w:szCs w:val="20"/>
-          <w:lang w:val="es-ES_tradnl"/>
+          <w:lang w:val="es-ES"/>
         </w:rPr>
         <w:t xml:space="preserve">a siguiente imagen presenta una visión general de la arquitectura de un sistema de gestión de bases de datos, mostrando la interacción entre usuarios o aplicaciones y el servidor de base de datos. En ella se comparan los </w:t>
       </w:r>
-      <w:proofErr w:type="gramStart"/>
-      <w:r>
-        <w:rPr>
-          <w:sz w:val="20"/>
-          <w:szCs w:val="20"/>
-          <w:lang w:val="es-ES_tradnl"/>
+      <w:r>
+        <w:rPr>
+          <w:sz w:val="20"/>
+          <w:szCs w:val="20"/>
+          <w:lang w:val="es-ES"/>
         </w:rPr>
         <w:t>enfoques relacional</w:t>
       </w:r>
-      <w:proofErr w:type="gramEnd"/>
-      <w:r>
-        <w:rPr>
-          <w:sz w:val="20"/>
-          <w:szCs w:val="20"/>
-          <w:lang w:val="es-ES_tradnl"/>
+      <w:r>
+        <w:rPr>
+          <w:sz w:val="20"/>
+          <w:szCs w:val="20"/>
+          <w:lang w:val="es-ES"/>
         </w:rPr>
         <w:t xml:space="preserve"> (RDBMS) y NoSQL, junto con elementos clave como usuarios, roles, puertos de conexión, seguridad y tipos de almacenamiento de la información</w:t>
       </w:r>
@@ -6085,7 +6073,7 @@
         <w:rPr>
           <w:sz w:val="20"/>
           <w:szCs w:val="20"/>
-          <w:lang w:val="es-ES_tradnl"/>
+          <w:lang w:val="es-ES"/>
         </w:rPr>
         <w:t>:</w:t>
       </w:r>
@@ -6132,13 +6120,21 @@
       </w:r>
       <w:r>
         <w:rPr>
+          <w:sz w:val="20"/>
+          <w:szCs w:val="20"/>
+          <w:lang w:val="es-ES_tradnl"/>
+        </w:rPr>
+        <w:t>A</w:t>
+      </w:r>
+      <w:r>
+        <w:rPr>
           <w:i/>
           <w:iCs/>
           <w:sz w:val="20"/>
           <w:szCs w:val="20"/>
           <w:lang w:val="es-ES_tradnl"/>
         </w:rPr>
-        <w:t>Diagrama de casos de uso - Sistema de biblioteca</w:t>
+        <w:t>rquitectura de base de datos</w:t>
       </w:r>
     </w:p>
     <w:p>
@@ -6222,13 +6218,13 @@
         </w:drawing>
       </w:r>
       <w:commentRangeEnd w:id="5"/>
+      <w:r>
+        <w:rPr>
+          <w:rStyle w:val="Refdecomentario"/>
+        </w:rPr>
+        <w:commentReference w:id="5"/>
+      </w:r>
       <w:commentRangeEnd w:id="6"/>
-      <w:r>
-        <w:rPr>
-          <w:rStyle w:val="Refdecomentario"/>
-        </w:rPr>
-        <w:commentReference w:id="5"/>
-      </w:r>
       <w:r>
         <w:rPr>
           <w:rStyle w:val="Refdecomentario"/>
@@ -6375,107 +6371,91 @@
     <w:p>
       <w:pPr>
         <w:rPr>
+          <w:sz w:val="20"/>
+          <w:szCs w:val="20"/>
+          <w:lang w:val="es-ES" w:eastAsia="es-CO"/>
+        </w:rPr>
+      </w:pPr>
+      <w:r>
+        <w:rPr>
+          <w:sz w:val="20"/>
+          <w:szCs w:val="20"/>
+          <w:lang w:val="es-ES" w:eastAsia="es-CO"/>
+        </w:rPr>
+        <w:t>El lenguaje estructurado de consulta, conocido como SQL (</w:t>
+      </w:r>
+      <w:r>
+        <w:rPr>
+          <w:sz w:val="20"/>
+          <w:szCs w:val="20"/>
+          <w:lang w:val="es-ES" w:eastAsia="es-CO"/>
+        </w:rPr>
+        <w:t>Structured</w:t>
+      </w:r>
+      <w:r>
+        <w:rPr>
+          <w:sz w:val="20"/>
+          <w:szCs w:val="20"/>
+          <w:lang w:val="es-ES" w:eastAsia="es-CO"/>
+        </w:rPr>
+        <w:t xml:space="preserve"> </w:t>
+      </w:r>
+      <w:r>
+        <w:rPr>
+          <w:sz w:val="20"/>
+          <w:szCs w:val="20"/>
+          <w:lang w:val="es-ES" w:eastAsia="es-CO"/>
+        </w:rPr>
+        <w:t>Query</w:t>
+      </w:r>
+      <w:r>
+        <w:rPr>
+          <w:sz w:val="20"/>
+          <w:szCs w:val="20"/>
+          <w:lang w:val="es-ES" w:eastAsia="es-CO"/>
+        </w:rPr>
+        <w:t xml:space="preserve"> </w:t>
+      </w:r>
+      <w:r>
+        <w:rPr>
+          <w:sz w:val="20"/>
+          <w:szCs w:val="20"/>
+          <w:lang w:val="es-ES" w:eastAsia="es-CO"/>
+        </w:rPr>
+        <w:t>Language</w:t>
+      </w:r>
+      <w:r>
+        <w:rPr>
+          <w:sz w:val="20"/>
+          <w:szCs w:val="20"/>
+          <w:lang w:val="es-ES" w:eastAsia="es-CO"/>
+        </w:rPr>
+        <w:t>), constituye el estándar más utilizado para la gestión y manipulación de bases de datos relacionales. Su importancia radica en la capacidad de permitir la interacción directa con los datos, facilitando su definición, consulta, actualización y control dentro de un sistema de gestión de bases de datos.</w:t>
+      </w:r>
+    </w:p>
+    <w:p>
+      <w:pPr>
+        <w:rPr>
           <w:bCs/>
           <w:sz w:val="20"/>
           <w:szCs w:val="20"/>
           <w:lang w:val="es-ES_tradnl" w:eastAsia="es-CO"/>
         </w:rPr>
       </w:pPr>
-      <w:r>
-        <w:rPr>
-          <w:bCs/>
-          <w:sz w:val="20"/>
-          <w:szCs w:val="20"/>
-          <w:lang w:val="es-ES_tradnl" w:eastAsia="es-CO"/>
-        </w:rPr>
-        <w:t>El lenguaje estructurado de consulta, conocido como SQL (</w:t>
-      </w:r>
-      <w:proofErr w:type="spellStart"/>
-      <w:r>
-        <w:rPr>
-          <w:bCs/>
-          <w:sz w:val="20"/>
-          <w:szCs w:val="20"/>
-          <w:lang w:val="es-ES_tradnl" w:eastAsia="es-CO"/>
-        </w:rPr>
-        <w:t>Structured</w:t>
-      </w:r>
-      <w:proofErr w:type="spellEnd"/>
-      <w:r>
-        <w:rPr>
-          <w:bCs/>
-          <w:sz w:val="20"/>
-          <w:szCs w:val="20"/>
-          <w:lang w:val="es-ES_tradnl" w:eastAsia="es-CO"/>
-        </w:rPr>
-        <w:t xml:space="preserve"> </w:t>
-      </w:r>
-      <w:proofErr w:type="spellStart"/>
-      <w:r>
-        <w:rPr>
-          <w:bCs/>
-          <w:sz w:val="20"/>
-          <w:szCs w:val="20"/>
-          <w:lang w:val="es-ES_tradnl" w:eastAsia="es-CO"/>
-        </w:rPr>
-        <w:t>Query</w:t>
-      </w:r>
-      <w:proofErr w:type="spellEnd"/>
-      <w:r>
-        <w:rPr>
-          <w:bCs/>
-          <w:sz w:val="20"/>
-          <w:szCs w:val="20"/>
-          <w:lang w:val="es-ES_tradnl" w:eastAsia="es-CO"/>
-        </w:rPr>
-        <w:t xml:space="preserve"> </w:t>
-      </w:r>
-      <w:proofErr w:type="spellStart"/>
-      <w:r>
-        <w:rPr>
-          <w:bCs/>
-          <w:sz w:val="20"/>
-          <w:szCs w:val="20"/>
-          <w:lang w:val="es-ES_tradnl" w:eastAsia="es-CO"/>
-        </w:rPr>
-        <w:t>Language</w:t>
-      </w:r>
-      <w:proofErr w:type="spellEnd"/>
-      <w:r>
-        <w:rPr>
-          <w:bCs/>
-          <w:sz w:val="20"/>
-          <w:szCs w:val="20"/>
-          <w:lang w:val="es-ES_tradnl" w:eastAsia="es-CO"/>
-        </w:rPr>
-        <w:t>), constituye el estándar más utilizado para la gestión y manipulación de bases de datos relacionales. Su importancia radica en la capacidad de permitir la interacción directa con los datos, facilitando su definición, consulta, actualización y control dentro de un sistema de gestión de bases de datos.</w:t>
-      </w:r>
-    </w:p>
-    <w:p>
-      <w:pPr>
-        <w:rPr>
-          <w:bCs/>
-          <w:sz w:val="20"/>
-          <w:szCs w:val="20"/>
-          <w:lang w:val="es-ES_tradnl" w:eastAsia="es-CO"/>
-        </w:rPr>
-      </w:pPr>
-    </w:p>
-    <w:p>
-      <w:pPr>
-        <w:rPr>
-          <w:bCs/>
-          <w:sz w:val="20"/>
-          <w:szCs w:val="20"/>
-          <w:lang w:val="es-ES_tradnl" w:eastAsia="es-CO"/>
-        </w:rPr>
-      </w:pPr>
-      <w:r>
-        <w:rPr>
-          <w:bCs/>
-          <w:sz w:val="20"/>
-          <w:szCs w:val="20"/>
-          <w:lang w:val="es-ES_tradnl" w:eastAsia="es-CO"/>
+    </w:p>
+    <w:p>
+      <w:pPr>
+        <w:rPr>
+          <w:sz w:val="20"/>
+          <w:szCs w:val="20"/>
+          <w:lang w:val="es-ES" w:eastAsia="es-CO"/>
+        </w:rPr>
+      </w:pPr>
+      <w:r>
+        <w:rPr>
+          <w:sz w:val="20"/>
+          <w:szCs w:val="20"/>
+          <w:lang w:val="es-ES" w:eastAsia="es-CO"/>
         </w:rPr>
         <w:t>Desde una perspectiva funcional, SQL no es únicamente un lenguaje de consulta, sino un conjunto integral de instrucciones que permiten administrar completamente una base de datos. Su diseño declarativo permite que el usuario indique qué desea obtener sin necesidad de especificar cómo hacerlo, delegando esta responsabilidad al motor del gestor de base de datos.</w:t>
       </w:r>
@@ -6625,8 +6605,8 @@
           </mc:Choice>
           <mc:Fallback>
             <w:pict>
-              <v:shape w14:anchorId="75315C9D" id="Cuadro de texto 11" o:spid="_x0000_s1034" type="#_x0000_t202" style="width:2in;height:2in;visibility:visible;mso-wrap-style:none;mso-left-percent:-10001;mso-top-percent:-10001;mso-position-horizontal:absolute;mso-position-horizontal-relative:char;mso-position-vertical:absolute;mso-position-vertical-relative:line;mso-left-percent:-10001;mso-top-percent:-10001;v-text-anchor:top" o:gfxdata="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" fillcolor="#4f81bd [3204]" strokecolor="white [3201]" strokeweight="3pt">
-                <v:shadow on="t" color="black" opacity="24903f" origin=",.5" offset="0,.55556mm"/>
+              <v:shape id="Cuadro de texto 11" style="width:2in;height:2in;visibility:visible;mso-wrap-style:none;mso-left-percent:-10001;mso-top-percent:-10001;mso-position-horizontal:absolute;mso-position-horizontal-relative:char;mso-position-vertical:absolute;mso-position-vertical-relative:line;mso-left-percent:-10001;mso-top-percent:-10001;v-text-anchor:top" o:spid="_x0000_s1034" fillcolor="#4f81bd [3204]" strokecolor="white [3201]" strokeweight="3pt" type="#_x0000_t202" o:gfxdata="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" w14:anchorId="75315C9D">
+                <v:shadow on="t" color="black" opacity="24903f" offset="0,.55556mm" origin=",.5"/>
                 <v:textbox style="mso-fit-shape-to-text:t">
                   <w:txbxContent>
                     <w:p>
@@ -7422,8 +7402,8 @@
           </mc:Choice>
           <mc:Fallback>
             <w:pict>
-              <v:shape w14:anchorId="416962C0" id="Cuadro de texto 12" o:spid="_x0000_s1035" type="#_x0000_t202" style="width:2in;height:2in;visibility:visible;mso-wrap-style:none;mso-left-percent:-10001;mso-top-percent:-10001;mso-position-horizontal:absolute;mso-position-horizontal-relative:char;mso-position-vertical:absolute;mso-position-vertical-relative:line;mso-left-percent:-10001;mso-top-percent:-10001;v-text-anchor:top" o:gfxdata="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" fillcolor="#4f81bd [3204]" strokecolor="white [3201]" strokeweight="3pt">
-                <v:shadow on="t" color="black" opacity="24903f" origin=",.5" offset="0,.55556mm"/>
+              <v:shape id="Cuadro de texto 12" style="width:2in;height:2in;visibility:visible;mso-wrap-style:none;mso-left-percent:-10001;mso-top-percent:-10001;mso-position-horizontal:absolute;mso-position-horizontal-relative:char;mso-position-vertical:absolute;mso-position-vertical-relative:line;mso-left-percent:-10001;mso-top-percent:-10001;v-text-anchor:top" o:spid="_x0000_s1035" fillcolor="#4f81bd [3204]" strokecolor="white [3201]" strokeweight="3pt" type="#_x0000_t202" o:gfxdata="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" w14:anchorId="416962C0">
+                <v:shadow on="t" color="black" opacity="24903f" offset="0,.55556mm" origin=",.5"/>
                 <v:textbox style="mso-fit-shape-to-text:t">
                   <w:txbxContent>
                     <w:p>
@@ -8595,8 +8575,8 @@
           </mc:Choice>
           <mc:Fallback>
             <w:pict>
-              <v:shape w14:anchorId="06FF4E8A" id="Cuadro de texto 13" o:spid="_x0000_s1036" type="#_x0000_t202" style="width:2in;height:2in;visibility:visible;mso-wrap-style:none;mso-left-percent:-10001;mso-top-percent:-10001;mso-position-horizontal:absolute;mso-position-horizontal-relative:char;mso-position-vertical:absolute;mso-position-vertical-relative:line;mso-left-percent:-10001;mso-top-percent:-10001;v-text-anchor:top" o:gfxdata="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" fillcolor="#4f81bd [3204]" strokecolor="white [3201]" strokeweight="3pt">
-                <v:shadow on="t" color="black" opacity="24903f" origin=",.5" offset="0,.55556mm"/>
+              <v:shape id="Cuadro de texto 13" style="width:2in;height:2in;visibility:visible;mso-wrap-style:none;mso-left-percent:-10001;mso-top-percent:-10001;mso-position-horizontal:absolute;mso-position-horizontal-relative:char;mso-position-vertical:absolute;mso-position-vertical-relative:line;mso-left-percent:-10001;mso-top-percent:-10001;v-text-anchor:top" o:spid="_x0000_s1036" fillcolor="#4f81bd [3204]" strokecolor="white [3201]" strokeweight="3pt" type="#_x0000_t202" o:gfxdata="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" w14:anchorId="06FF4E8A">
+                <v:shadow on="t" color="black" opacity="24903f" offset="0,.55556mm" origin=",.5"/>
                 <v:textbox style="mso-fit-shape-to-text:t">
                   <w:txbxContent>
                     <w:p>
@@ -9509,8 +9489,8 @@
           </mc:Choice>
           <mc:Fallback>
             <w:pict>
-              <v:shape w14:anchorId="1E871E4D" id="Cuadro de texto 15" o:spid="_x0000_s1037" type="#_x0000_t202" style="width:2in;height:2in;visibility:visible;mso-wrap-style:none;mso-left-percent:-10001;mso-top-percent:-10001;mso-position-horizontal:absolute;mso-position-horizontal-relative:char;mso-position-vertical:absolute;mso-position-vertical-relative:line;mso-left-percent:-10001;mso-top-percent:-10001;v-text-anchor:top" o:gfxdata="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" fillcolor="#4f81bd [3204]" strokecolor="white [3201]" strokeweight="3pt">
-                <v:shadow on="t" color="black" opacity="24903f" origin=",.5" offset="0,.55556mm"/>
+              <v:shape id="Cuadro de texto 15" style="width:2in;height:2in;visibility:visible;mso-wrap-style:none;mso-left-percent:-10001;mso-top-percent:-10001;mso-position-horizontal:absolute;mso-position-horizontal-relative:char;mso-position-vertical:absolute;mso-position-vertical-relative:line;mso-left-percent:-10001;mso-top-percent:-10001;v-text-anchor:top" o:spid="_x0000_s1037" fillcolor="#4f81bd [3204]" strokecolor="white [3201]" strokeweight="3pt" type="#_x0000_t202" o:gfxdata="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" w14:anchorId="1E871E4D">
+                <v:shadow on="t" color="black" opacity="24903f" offset="0,.55556mm" origin=",.5"/>
                 <v:textbox style="mso-fit-shape-to-text:t">
                   <w:txbxContent>
                     <w:p>
@@ -10621,13 +10601,13 @@
         </w:drawing>
       </w:r>
       <w:commentRangeEnd w:id="19"/>
+      <w:r>
+        <w:rPr>
+          <w:rStyle w:val="Refdecomentario"/>
+        </w:rPr>
+        <w:commentReference w:id="19"/>
+      </w:r>
       <w:commentRangeEnd w:id="20"/>
-      <w:r>
-        <w:rPr>
-          <w:rStyle w:val="Refdecomentario"/>
-        </w:rPr>
-        <w:commentReference w:id="19"/>
-      </w:r>
       <w:r>
         <w:rPr>
           <w:rStyle w:val="Refdecomentario"/>
@@ -10830,14 +10810,14 @@
         <w:rPr>
           <w:sz w:val="20"/>
           <w:szCs w:val="20"/>
-          <w:lang w:val="es-ES_tradnl" w:eastAsia="es-CO"/>
-        </w:rPr>
-      </w:pPr>
-      <w:r>
-        <w:rPr>
-          <w:sz w:val="20"/>
-          <w:szCs w:val="20"/>
-          <w:lang w:val="es-ES_tradnl" w:eastAsia="es-CO"/>
+          <w:lang w:val="es-ES" w:eastAsia="es-CO"/>
+        </w:rPr>
+      </w:pPr>
+      <w:r>
+        <w:rPr>
+          <w:sz w:val="20"/>
+          <w:szCs w:val="20"/>
+          <w:lang w:val="es-ES" w:eastAsia="es-CO"/>
         </w:rPr>
         <w:t>Garantiza que determinados datos no se repitan dentro de una tabla, asegurando que cada registro pueda identificarse de forma única. Se implementa principalmente mediante claves primarias y restricciones UNIQUE, las cuales impiden la existencia de valores duplicados en una o varias columnas. Esta integridad es esencial para evitar ambigüedades, mantener la identificación correcta de los registros y asegurar la confiabilidad de la información almacenada</w:t>
       </w:r>
@@ -10845,7 +10825,7 @@
         <w:rPr>
           <w:sz w:val="20"/>
           <w:szCs w:val="20"/>
-          <w:lang w:val="es-ES_tradnl" w:eastAsia="es-CO"/>
+          <w:lang w:val="es-ES" w:eastAsia="es-CO"/>
         </w:rPr>
         <w:t>.</w:t>
       </w:r>
@@ -11309,8 +11289,8 @@
           </mc:Choice>
           <mc:Fallback>
             <w:pict>
-              <v:shape w14:anchorId="51FD174B" id="Cuadro de texto 16" o:spid="_x0000_s1038" type="#_x0000_t202" style="width:2in;height:2in;visibility:visible;mso-wrap-style:none;mso-left-percent:-10001;mso-top-percent:-10001;mso-position-horizontal:absolute;mso-position-horizontal-relative:char;mso-position-vertical:absolute;mso-position-vertical-relative:line;mso-left-percent:-10001;mso-top-percent:-10001;v-text-anchor:top" o:gfxdata="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" fillcolor="#4f81bd [3204]" strokecolor="white [3201]" strokeweight="3pt">
-                <v:shadow on="t" color="black" opacity="24903f" origin=",.5" offset="0,.55556mm"/>
+              <v:shape id="Cuadro de texto 16" style="width:2in;height:2in;visibility:visible;mso-wrap-style:none;mso-left-percent:-10001;mso-top-percent:-10001;mso-position-horizontal:absolute;mso-position-horizontal-relative:char;mso-position-vertical:absolute;mso-position-vertical-relative:line;mso-left-percent:-10001;mso-top-percent:-10001;v-text-anchor:top" o:spid="_x0000_s1038" fillcolor="#4f81bd [3204]" strokecolor="white [3201]" strokeweight="3pt" type="#_x0000_t202" o:gfxdata="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" w14:anchorId="51FD174B">
+                <v:shadow on="t" color="black" opacity="24903f" offset="0,.55556mm" origin=",.5"/>
                 <v:textbox style="mso-fit-shape-to-text:t">
                   <w:txbxContent>
                     <w:p>
@@ -11440,6 +11420,7 @@
       <w:r>
         <w:rPr>
           <w:b/>
+          <w:noProof/>
           <w:sz w:val="20"/>
           <w:szCs w:val="20"/>
           <w:lang w:val="es-ES_tradnl" w:eastAsia="es-CO"/>
@@ -11501,87 +11482,75 @@
     <w:p>
       <w:pPr>
         <w:rPr>
+          <w:sz w:val="20"/>
+          <w:szCs w:val="20"/>
+          <w:lang w:val="es-ES" w:eastAsia="es-CO"/>
+        </w:rPr>
+      </w:pPr>
+      <w:r>
+        <w:rPr>
+          <w:sz w:val="20"/>
+          <w:szCs w:val="20"/>
+          <w:lang w:val="es-ES" w:eastAsia="es-CO"/>
+        </w:rPr>
+        <w:t>La manipulación y consulta de datos constituye uno de los aspectos más importantes en la gestión de bases de datos, ya que permite interactuar directamente con la información almacenada. A través del lenguaje SQL, es posible realizar operaciones que van desde la inserción de datos hasta la ejecución de consultas complejas para el análisis de información.</w:t>
+      </w:r>
+    </w:p>
+    <w:p>
+      <w:pPr>
+        <w:rPr>
           <w:bCs/>
           <w:sz w:val="20"/>
           <w:szCs w:val="20"/>
           <w:lang w:val="es-ES_tradnl" w:eastAsia="es-CO"/>
         </w:rPr>
       </w:pPr>
-      <w:r>
-        <w:rPr>
-          <w:bCs/>
-          <w:sz w:val="20"/>
-          <w:szCs w:val="20"/>
-          <w:lang w:val="es-ES_tradnl" w:eastAsia="es-CO"/>
-        </w:rPr>
-        <w:t>La manipulación y consulta de datos constituye uno de los aspectos más importantes en la gestión de bases de datos, ya que permite interactuar directamente con la información almacenada. A través del lenguaje SQL, es posible realizar operaciones que van desde la inserción de datos hasta la ejecución de consultas complejas para el análisis de información.</w:t>
-      </w:r>
-    </w:p>
-    <w:p>
-      <w:pPr>
-        <w:rPr>
-          <w:bCs/>
-          <w:sz w:val="20"/>
-          <w:szCs w:val="20"/>
-          <w:lang w:val="es-ES_tradnl" w:eastAsia="es-CO"/>
-        </w:rPr>
-      </w:pPr>
-    </w:p>
-    <w:p>
-      <w:pPr>
-        <w:rPr>
-          <w:bCs/>
-          <w:sz w:val="20"/>
-          <w:szCs w:val="20"/>
-          <w:lang w:val="es-ES_tradnl" w:eastAsia="es-CO"/>
-        </w:rPr>
-      </w:pPr>
-      <w:r>
-        <w:rPr>
-          <w:bCs/>
-          <w:sz w:val="20"/>
-          <w:szCs w:val="20"/>
-          <w:lang w:val="es-ES_tradnl" w:eastAsia="es-CO"/>
+    </w:p>
+    <w:p>
+      <w:pPr>
+        <w:rPr>
+          <w:sz w:val="20"/>
+          <w:szCs w:val="20"/>
+          <w:lang w:val="es-ES" w:eastAsia="es-CO"/>
+        </w:rPr>
+      </w:pPr>
+      <w:r>
+        <w:rPr>
+          <w:sz w:val="20"/>
+          <w:szCs w:val="20"/>
+          <w:lang w:val="es-ES" w:eastAsia="es-CO"/>
         </w:rPr>
         <w:t xml:space="preserve">Este conjunto de operaciones se agrupa dentro del lenguaje de manipulación de datos, conocido como DML (Data </w:t>
       </w:r>
-      <w:proofErr w:type="spellStart"/>
-      <w:r>
-        <w:rPr>
-          <w:bCs/>
-          <w:sz w:val="20"/>
-          <w:szCs w:val="20"/>
-          <w:lang w:val="es-ES_tradnl" w:eastAsia="es-CO"/>
+      <w:r>
+        <w:rPr>
+          <w:sz w:val="20"/>
+          <w:szCs w:val="20"/>
+          <w:lang w:val="es-ES" w:eastAsia="es-CO"/>
         </w:rPr>
         <w:t>Manipulation</w:t>
       </w:r>
-      <w:proofErr w:type="spellEnd"/>
-      <w:r>
-        <w:rPr>
-          <w:bCs/>
-          <w:sz w:val="20"/>
-          <w:szCs w:val="20"/>
-          <w:lang w:val="es-ES_tradnl" w:eastAsia="es-CO"/>
+      <w:r>
+        <w:rPr>
+          <w:sz w:val="20"/>
+          <w:szCs w:val="20"/>
+          <w:lang w:val="es-ES" w:eastAsia="es-CO"/>
         </w:rPr>
         <w:t xml:space="preserve"> </w:t>
       </w:r>
-      <w:proofErr w:type="spellStart"/>
-      <w:r>
-        <w:rPr>
-          <w:bCs/>
-          <w:sz w:val="20"/>
-          <w:szCs w:val="20"/>
-          <w:lang w:val="es-ES_tradnl" w:eastAsia="es-CO"/>
+      <w:r>
+        <w:rPr>
+          <w:sz w:val="20"/>
+          <w:szCs w:val="20"/>
+          <w:lang w:val="es-ES" w:eastAsia="es-CO"/>
         </w:rPr>
         <w:t>Language</w:t>
       </w:r>
-      <w:proofErr w:type="spellEnd"/>
-      <w:r>
-        <w:rPr>
-          <w:bCs/>
-          <w:sz w:val="20"/>
-          <w:szCs w:val="20"/>
-          <w:lang w:val="es-ES_tradnl" w:eastAsia="es-CO"/>
+      <w:r>
+        <w:rPr>
+          <w:sz w:val="20"/>
+          <w:szCs w:val="20"/>
+          <w:lang w:val="es-ES" w:eastAsia="es-CO"/>
         </w:rPr>
         <w:t>), el cual proporciona herramientas para gestionar el contenido de las tablas sin alterar su estructura.</w:t>
       </w:r>
@@ -11711,8 +11680,8 @@
           </mc:Choice>
           <mc:Fallback>
             <w:pict>
-              <v:shape w14:anchorId="2A9EDE2F" id="Cuadro de texto 19" o:spid="_x0000_s1039" type="#_x0000_t202" style="width:2in;height:2in;visibility:visible;mso-wrap-style:none;mso-left-percent:-10001;mso-top-percent:-10001;mso-position-horizontal:absolute;mso-position-horizontal-relative:char;mso-position-vertical:absolute;mso-position-vertical-relative:line;mso-left-percent:-10001;mso-top-percent:-10001;v-text-anchor:top" o:gfxdata="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" fillcolor="#4f81bd [3204]" strokecolor="white [3201]" strokeweight="3pt">
-                <v:shadow on="t" color="black" opacity="24903f" origin=",.5" offset="0,.55556mm"/>
+              <v:shape id="Cuadro de texto 19" style="width:2in;height:2in;visibility:visible;mso-wrap-style:none;mso-left-percent:-10001;mso-top-percent:-10001;mso-position-horizontal:absolute;mso-position-horizontal-relative:char;mso-position-vertical:absolute;mso-position-vertical-relative:line;mso-left-percent:-10001;mso-top-percent:-10001;v-text-anchor:top" o:spid="_x0000_s1039" fillcolor="#4f81bd [3204]" strokecolor="white [3201]" strokeweight="3pt" type="#_x0000_t202" o:gfxdata="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" w14:anchorId="2A9EDE2F">
+                <v:shadow on="t" color="black" opacity="24903f" offset="0,.55556mm" origin=",.5"/>
                 <v:textbox style="mso-fit-shape-to-text:t">
                   <w:txbxContent>
                     <w:p>
@@ -13092,15 +13061,7 @@
           <w:szCs w:val="20"/>
           <w:lang w:val="es-ES_tradnl" w:eastAsia="es-CO"/>
         </w:rPr>
-        <w:t>Estos operadores se utilizan para comparar valores y establecer condiciones dentro de una consulta, determinando qué registros cumplen los criterios definidos</w:t>
-      </w:r>
-      <w:r>
-        <w:rPr>
-          <w:sz w:val="20"/>
-          <w:szCs w:val="20"/>
-          <w:lang w:val="es-ES_tradnl" w:eastAsia="es-CO"/>
-        </w:rPr>
-        <w:t>.</w:t>
+        <w:t>Estos operadores se utilizan para comparar valores y establecer condiciones dentro de una consulta, determinando qué registros cumplen los criterios definidos.</w:t>
       </w:r>
     </w:p>
     <w:p>
@@ -13133,23 +13094,7 @@
           <w:szCs w:val="20"/>
           <w:lang w:val="es-ES_tradnl" w:eastAsia="es-CO"/>
         </w:rPr>
-        <w:t xml:space="preserve">= (igual): </w:t>
-      </w:r>
-      <w:r>
-        <w:rPr>
-          <w:sz w:val="20"/>
-          <w:szCs w:val="20"/>
-          <w:lang w:val="es-ES_tradnl" w:eastAsia="es-CO"/>
-        </w:rPr>
-        <w:t xml:space="preserve">verifica </w:t>
-      </w:r>
-      <w:r>
-        <w:rPr>
-          <w:sz w:val="20"/>
-          <w:szCs w:val="20"/>
-          <w:lang w:val="es-ES_tradnl" w:eastAsia="es-CO"/>
-        </w:rPr>
-        <w:t>si dos valores son exactamente iguales. Se usa para filtrar registros que coinciden con un valor específico.</w:t>
+        <w:t>= (igual): verifica si dos valores son exactamente iguales. Se usa para filtrar registros que coinciden con un valor específico.</w:t>
       </w:r>
     </w:p>
     <w:p>
@@ -13171,23 +13116,7 @@
           <w:szCs w:val="20"/>
           <w:lang w:val="es-ES_tradnl" w:eastAsia="es-CO"/>
         </w:rPr>
-        <w:t xml:space="preserve">&lt;&gt; (diferente): </w:t>
-      </w:r>
-      <w:r>
-        <w:rPr>
-          <w:sz w:val="20"/>
-          <w:szCs w:val="20"/>
-          <w:lang w:val="es-ES_tradnl" w:eastAsia="es-CO"/>
-        </w:rPr>
-        <w:t xml:space="preserve">evalúa </w:t>
-      </w:r>
-      <w:r>
-        <w:rPr>
-          <w:sz w:val="20"/>
-          <w:szCs w:val="20"/>
-          <w:lang w:val="es-ES_tradnl" w:eastAsia="es-CO"/>
-        </w:rPr>
-        <w:t>si dos valores no son iguales, permitiendo excluir registros con un valor determinado.</w:t>
+        <w:t>&lt;&gt; (diferente): evalúa si dos valores no son iguales, permitiendo excluir registros con un valor determinado.</w:t>
       </w:r>
     </w:p>
     <w:p>
@@ -13209,23 +13138,7 @@
           <w:szCs w:val="20"/>
           <w:lang w:val="es-ES_tradnl" w:eastAsia="es-CO"/>
         </w:rPr>
-        <w:t xml:space="preserve">&gt; (mayor que): </w:t>
-      </w:r>
-      <w:r>
-        <w:rPr>
-          <w:sz w:val="20"/>
-          <w:szCs w:val="20"/>
-          <w:lang w:val="es-ES_tradnl" w:eastAsia="es-CO"/>
-        </w:rPr>
-        <w:t xml:space="preserve">comprueba </w:t>
-      </w:r>
-      <w:r>
-        <w:rPr>
-          <w:sz w:val="20"/>
-          <w:szCs w:val="20"/>
-          <w:lang w:val="es-ES_tradnl" w:eastAsia="es-CO"/>
-        </w:rPr>
-        <w:t>si un valor es superior a otro, útil para rangos numéricos o fechas.</w:t>
+        <w:t>&gt; (mayor que): comprueba si un valor es superior a otro, útil para rangos numéricos o fechas.</w:t>
       </w:r>
     </w:p>
     <w:p>
@@ -13247,23 +13160,7 @@
           <w:szCs w:val="20"/>
           <w:lang w:val="es-ES_tradnl" w:eastAsia="es-CO"/>
         </w:rPr>
-        <w:t xml:space="preserve">&lt; (menor que): </w:t>
-      </w:r>
-      <w:r>
-        <w:rPr>
-          <w:sz w:val="20"/>
-          <w:szCs w:val="20"/>
-          <w:lang w:val="es-ES_tradnl" w:eastAsia="es-CO"/>
-        </w:rPr>
-        <w:t xml:space="preserve">determina </w:t>
-      </w:r>
-      <w:r>
-        <w:rPr>
-          <w:sz w:val="20"/>
-          <w:szCs w:val="20"/>
-          <w:lang w:val="es-ES_tradnl" w:eastAsia="es-CO"/>
-        </w:rPr>
-        <w:t>si un valor es inferior a otro, facilitando la selección de datos por límites mínimos.</w:t>
+        <w:t>&lt; (menor que): determina si un valor es inferior a otro, facilitando la selección de datos por límites mínimos.</w:t>
       </w:r>
     </w:p>
     <w:p>
@@ -13285,23 +13182,7 @@
           <w:szCs w:val="20"/>
           <w:lang w:val="es-ES_tradnl" w:eastAsia="es-CO"/>
         </w:rPr>
-        <w:t xml:space="preserve">&gt;= (mayor o igual): </w:t>
-      </w:r>
-      <w:r>
-        <w:rPr>
-          <w:sz w:val="20"/>
-          <w:szCs w:val="20"/>
-          <w:lang w:val="es-ES_tradnl" w:eastAsia="es-CO"/>
-        </w:rPr>
-        <w:t xml:space="preserve">verifica </w:t>
-      </w:r>
-      <w:r>
-        <w:rPr>
-          <w:sz w:val="20"/>
-          <w:szCs w:val="20"/>
-          <w:lang w:val="es-ES_tradnl" w:eastAsia="es-CO"/>
-        </w:rPr>
-        <w:t>si un valor es mayor o igual a otro, combinando igualdad y superioridad.</w:t>
+        <w:t>&gt;= (mayor o igual): verifica si un valor es mayor o igual a otro, combinando igualdad y superioridad.</w:t>
       </w:r>
     </w:p>
     <w:p>
@@ -13314,48 +13195,30 @@
         <w:rPr>
           <w:sz w:val="20"/>
           <w:szCs w:val="20"/>
-          <w:lang w:val="es-ES_tradnl" w:eastAsia="es-CO"/>
-        </w:rPr>
-      </w:pPr>
-      <w:r>
-        <w:rPr>
-          <w:sz w:val="20"/>
-          <w:szCs w:val="20"/>
-          <w:lang w:val="es-ES_tradnl" w:eastAsia="es-CO"/>
-        </w:rPr>
-        <w:t xml:space="preserve">&lt;= (menor o igual): </w:t>
-      </w:r>
-      <w:r>
-        <w:rPr>
-          <w:sz w:val="20"/>
-          <w:szCs w:val="20"/>
-          <w:lang w:val="es-ES_tradnl" w:eastAsia="es-CO"/>
-        </w:rPr>
-        <w:t xml:space="preserve">evalúa </w:t>
-      </w:r>
-      <w:r>
-        <w:rPr>
-          <w:sz w:val="20"/>
-          <w:szCs w:val="20"/>
-          <w:lang w:val="es-ES_tradnl" w:eastAsia="es-CO"/>
-        </w:rPr>
-        <w:t xml:space="preserve">si un valor es menor o igual a otro, integrando igualdad </w:t>
-      </w:r>
-      <w:proofErr w:type="spellStart"/>
-      <w:r>
-        <w:rPr>
-          <w:sz w:val="20"/>
-          <w:szCs w:val="20"/>
-          <w:lang w:val="es-ES_tradnl" w:eastAsia="es-CO"/>
+          <w:lang w:val="es-ES" w:eastAsia="es-CO"/>
+        </w:rPr>
+      </w:pPr>
+      <w:r>
+        <w:rPr>
+          <w:sz w:val="20"/>
+          <w:szCs w:val="20"/>
+          <w:lang w:val="es-ES" w:eastAsia="es-CO"/>
+        </w:rPr>
+        <w:t xml:space="preserve">&lt;= (menor o igual): evalúa si un valor es menor o igual a otro, integrando igualdad </w:t>
+      </w:r>
+      <w:r>
+        <w:rPr>
+          <w:sz w:val="20"/>
+          <w:szCs w:val="20"/>
+          <w:lang w:val="es-ES" w:eastAsia="es-CO"/>
         </w:rPr>
         <w:t>y</w:t>
       </w:r>
-      <w:proofErr w:type="spellEnd"/>
-      <w:r>
-        <w:rPr>
-          <w:sz w:val="20"/>
-          <w:szCs w:val="20"/>
-          <w:lang w:val="es-ES_tradnl" w:eastAsia="es-CO"/>
+      <w:r>
+        <w:rPr>
+          <w:sz w:val="20"/>
+          <w:szCs w:val="20"/>
+          <w:lang w:val="es-ES" w:eastAsia="es-CO"/>
         </w:rPr>
         <w:t xml:space="preserve"> inferioridad.</w:t>
       </w:r>
@@ -13498,15 +13361,7 @@
           <w:szCs w:val="20"/>
           <w:lang w:val="es-ES_tradnl" w:eastAsia="es-CO"/>
         </w:rPr>
-        <w:t>Los operadores lógicos permiten combinar o negar condiciones, haciendo posible construir filtros más complejos dentro de las consultas</w:t>
-      </w:r>
-      <w:r>
-        <w:rPr>
-          <w:sz w:val="20"/>
-          <w:szCs w:val="20"/>
-          <w:lang w:val="es-ES_tradnl" w:eastAsia="es-CO"/>
-        </w:rPr>
-        <w:t>.</w:t>
+        <w:t>Los operadores lógicos permiten combinar o negar condiciones, haciendo posible construir filtros más complejos dentro de las consultas.</w:t>
       </w:r>
     </w:p>
     <w:p>
@@ -13539,23 +13394,7 @@
           <w:szCs w:val="20"/>
           <w:lang w:val="es-ES_tradnl" w:eastAsia="es-CO"/>
         </w:rPr>
-        <w:t xml:space="preserve">AND: </w:t>
-      </w:r>
-      <w:r>
-        <w:rPr>
-          <w:sz w:val="20"/>
-          <w:szCs w:val="20"/>
-          <w:lang w:val="es-ES_tradnl" w:eastAsia="es-CO"/>
-        </w:rPr>
-        <w:t xml:space="preserve">exige </w:t>
-      </w:r>
-      <w:r>
-        <w:rPr>
-          <w:sz w:val="20"/>
-          <w:szCs w:val="20"/>
-          <w:lang w:val="es-ES_tradnl" w:eastAsia="es-CO"/>
-        </w:rPr>
-        <w:t>que todas las condiciones unidas se cumplan simultáneamente.</w:t>
+        <w:t>AND: exige que todas las condiciones unidas se cumplan simultáneamente.</w:t>
       </w:r>
     </w:p>
     <w:p>
@@ -13577,23 +13416,7 @@
           <w:szCs w:val="20"/>
           <w:lang w:val="es-ES_tradnl" w:eastAsia="es-CO"/>
         </w:rPr>
-        <w:t xml:space="preserve">OR: </w:t>
-      </w:r>
-      <w:r>
-        <w:rPr>
-          <w:sz w:val="20"/>
-          <w:szCs w:val="20"/>
-          <w:lang w:val="es-ES_tradnl" w:eastAsia="es-CO"/>
-        </w:rPr>
-        <w:t xml:space="preserve">permite </w:t>
-      </w:r>
-      <w:r>
-        <w:rPr>
-          <w:sz w:val="20"/>
-          <w:szCs w:val="20"/>
-          <w:lang w:val="es-ES_tradnl" w:eastAsia="es-CO"/>
-        </w:rPr>
-        <w:t>que se cumpla al menos una de las condiciones establecidas.</w:t>
+        <w:t>OR: permite que se cumpla al menos una de las condiciones establecidas.</w:t>
       </w:r>
     </w:p>
     <w:p>
@@ -13615,23 +13438,7 @@
           <w:szCs w:val="20"/>
           <w:lang w:val="es-ES_tradnl" w:eastAsia="es-CO"/>
         </w:rPr>
-        <w:t xml:space="preserve">NOT: </w:t>
-      </w:r>
-      <w:r>
-        <w:rPr>
-          <w:sz w:val="20"/>
-          <w:szCs w:val="20"/>
-          <w:lang w:val="es-ES_tradnl" w:eastAsia="es-CO"/>
-        </w:rPr>
-        <w:t xml:space="preserve">niega </w:t>
-      </w:r>
-      <w:r>
-        <w:rPr>
-          <w:sz w:val="20"/>
-          <w:szCs w:val="20"/>
-          <w:lang w:val="es-ES_tradnl" w:eastAsia="es-CO"/>
-        </w:rPr>
-        <w:t>una condición, excluyendo los registros que la cumplen.</w:t>
+        <w:t>NOT: niega una condición, excluyendo los registros que la cumplen.</w:t>
       </w:r>
     </w:p>
     <w:p>
@@ -13812,23 +13619,7 @@
           <w:szCs w:val="20"/>
           <w:lang w:val="es-ES_tradnl" w:eastAsia="es-CO"/>
         </w:rPr>
-        <w:t xml:space="preserve">+ (suma): </w:t>
-      </w:r>
-      <w:r>
-        <w:rPr>
-          <w:sz w:val="20"/>
-          <w:szCs w:val="20"/>
-          <w:lang w:val="es-ES_tradnl" w:eastAsia="es-CO"/>
-        </w:rPr>
-        <w:t xml:space="preserve">permite </w:t>
-      </w:r>
-      <w:r>
-        <w:rPr>
-          <w:sz w:val="20"/>
-          <w:szCs w:val="20"/>
-          <w:lang w:val="es-ES_tradnl" w:eastAsia="es-CO"/>
-        </w:rPr>
-        <w:t>adicionar valores.</w:t>
+        <w:t>+ (suma): permite adicionar valores.</w:t>
       </w:r>
     </w:p>
     <w:p>
@@ -13850,23 +13641,7 @@
           <w:szCs w:val="20"/>
           <w:lang w:val="es-ES_tradnl" w:eastAsia="es-CO"/>
         </w:rPr>
-        <w:t xml:space="preserve">- (resta): </w:t>
-      </w:r>
-      <w:r>
-        <w:rPr>
-          <w:sz w:val="20"/>
-          <w:szCs w:val="20"/>
-          <w:lang w:val="es-ES_tradnl" w:eastAsia="es-CO"/>
-        </w:rPr>
-        <w:t xml:space="preserve">permite </w:t>
-      </w:r>
-      <w:r>
-        <w:rPr>
-          <w:sz w:val="20"/>
-          <w:szCs w:val="20"/>
-          <w:lang w:val="es-ES_tradnl" w:eastAsia="es-CO"/>
-        </w:rPr>
-        <w:t>sustraer un valor de otro.</w:t>
+        <w:t>- (resta): permite sustraer un valor de otro.</w:t>
       </w:r>
     </w:p>
     <w:p>
@@ -13888,23 +13663,7 @@
           <w:szCs w:val="20"/>
           <w:lang w:val="es-ES_tradnl" w:eastAsia="es-CO"/>
         </w:rPr>
-        <w:t xml:space="preserve">* (multiplicación): </w:t>
-      </w:r>
-      <w:r>
-        <w:rPr>
-          <w:sz w:val="20"/>
-          <w:szCs w:val="20"/>
-          <w:lang w:val="es-ES_tradnl" w:eastAsia="es-CO"/>
-        </w:rPr>
-        <w:t xml:space="preserve">permite </w:t>
-      </w:r>
-      <w:r>
-        <w:rPr>
-          <w:sz w:val="20"/>
-          <w:szCs w:val="20"/>
-          <w:lang w:val="es-ES_tradnl" w:eastAsia="es-CO"/>
-        </w:rPr>
-        <w:t>multiplicar valores, comúnmente usado para cálculos de porcentajes o ajustes.</w:t>
+        <w:t>* (multiplicación): permite multiplicar valores, comúnmente usado para cálculos de porcentajes o ajustes.</w:t>
       </w:r>
     </w:p>
     <w:p>
@@ -13926,23 +13685,7 @@
           <w:szCs w:val="20"/>
           <w:lang w:val="es-ES_tradnl" w:eastAsia="es-CO"/>
         </w:rPr>
-        <w:t xml:space="preserve">/ (división): </w:t>
-      </w:r>
-      <w:r>
-        <w:rPr>
-          <w:sz w:val="20"/>
-          <w:szCs w:val="20"/>
-          <w:lang w:val="es-ES_tradnl" w:eastAsia="es-CO"/>
-        </w:rPr>
-        <w:t xml:space="preserve">permite </w:t>
-      </w:r>
-      <w:r>
-        <w:rPr>
-          <w:sz w:val="20"/>
-          <w:szCs w:val="20"/>
-          <w:lang w:val="es-ES_tradnl" w:eastAsia="es-CO"/>
-        </w:rPr>
-        <w:t>dividir un valor entre otro para obtener proporciones o promedios.</w:t>
+        <w:t>/ (división): permite dividir un valor entre otro para obtener proporciones o promedios.</w:t>
       </w:r>
     </w:p>
     <w:p>
@@ -14138,14 +13881,14 @@
         <w:rPr>
           <w:sz w:val="20"/>
           <w:szCs w:val="20"/>
-          <w:lang w:val="es-ES_tradnl" w:eastAsia="es-CO"/>
-        </w:rPr>
-      </w:pPr>
-      <w:r>
-        <w:rPr>
-          <w:sz w:val="20"/>
-          <w:szCs w:val="20"/>
-          <w:lang w:val="es-ES_tradnl" w:eastAsia="es-CO"/>
+          <w:lang w:val="es-ES" w:eastAsia="es-CO"/>
+        </w:rPr>
+      </w:pPr>
+      <w:r>
+        <w:rPr>
+          <w:sz w:val="20"/>
+          <w:szCs w:val="20"/>
+          <w:lang w:val="es-ES" w:eastAsia="es-CO"/>
         </w:rPr>
         <w:t>Las funciones en SQL amplían las capacidades de las consultas al permitir transformar, calcular y analizar los datos directamente dentro de la base de datos. Su uso resulta fundamental para optimizar el tratamiento de la información y obtener resultados más precisos sin necesidad de procesamiento externo.</w:t>
       </w:r>
@@ -14280,42 +14023,24 @@
         <w:rPr>
           <w:sz w:val="20"/>
           <w:szCs w:val="20"/>
-          <w:lang w:val="es-ES_tradnl" w:eastAsia="es-CO"/>
-        </w:rPr>
-      </w:pPr>
-      <w:proofErr w:type="gramStart"/>
-      <w:r>
-        <w:rPr>
-          <w:sz w:val="20"/>
-          <w:szCs w:val="20"/>
-          <w:lang w:val="es-ES_tradnl" w:eastAsia="es-CO"/>
+          <w:lang w:val="es-ES" w:eastAsia="es-CO"/>
+        </w:rPr>
+      </w:pPr>
+      <w:r>
+        <w:rPr>
+          <w:sz w:val="20"/>
+          <w:szCs w:val="20"/>
+          <w:lang w:val="es-ES" w:eastAsia="es-CO"/>
         </w:rPr>
         <w:t>UPPER(</w:t>
       </w:r>
-      <w:proofErr w:type="gramEnd"/>
-      <w:r>
-        <w:rPr>
-          <w:sz w:val="20"/>
-          <w:szCs w:val="20"/>
-          <w:lang w:val="es-ES_tradnl" w:eastAsia="es-CO"/>
-        </w:rPr>
-        <w:t xml:space="preserve">): </w:t>
-      </w:r>
-      <w:r>
-        <w:rPr>
-          <w:sz w:val="20"/>
-          <w:szCs w:val="20"/>
-          <w:lang w:val="es-ES_tradnl" w:eastAsia="es-CO"/>
-        </w:rPr>
-        <w:t xml:space="preserve">convierte </w:t>
-      </w:r>
-      <w:r>
-        <w:rPr>
-          <w:sz w:val="20"/>
-          <w:szCs w:val="20"/>
-          <w:lang w:val="es-ES_tradnl" w:eastAsia="es-CO"/>
-        </w:rPr>
-        <w:t>el texto a mayúsculas, útil para estandarizar la información.</w:t>
+      <w:r>
+        <w:rPr>
+          <w:sz w:val="20"/>
+          <w:szCs w:val="20"/>
+          <w:lang w:val="es-ES" w:eastAsia="es-CO"/>
+        </w:rPr>
+        <w:t>): convierte el texto a mayúsculas, útil para estandarizar la información.</w:t>
       </w:r>
     </w:p>
     <w:p>
@@ -14328,42 +14053,24 @@
         <w:rPr>
           <w:sz w:val="20"/>
           <w:szCs w:val="20"/>
-          <w:lang w:val="es-ES_tradnl" w:eastAsia="es-CO"/>
-        </w:rPr>
-      </w:pPr>
-      <w:proofErr w:type="gramStart"/>
-      <w:r>
-        <w:rPr>
-          <w:sz w:val="20"/>
-          <w:szCs w:val="20"/>
-          <w:lang w:val="es-ES_tradnl" w:eastAsia="es-CO"/>
+          <w:lang w:val="es-ES" w:eastAsia="es-CO"/>
+        </w:rPr>
+      </w:pPr>
+      <w:r>
+        <w:rPr>
+          <w:sz w:val="20"/>
+          <w:szCs w:val="20"/>
+          <w:lang w:val="es-ES" w:eastAsia="es-CO"/>
         </w:rPr>
         <w:t>LOWER(</w:t>
       </w:r>
-      <w:proofErr w:type="gramEnd"/>
-      <w:r>
-        <w:rPr>
-          <w:sz w:val="20"/>
-          <w:szCs w:val="20"/>
-          <w:lang w:val="es-ES_tradnl" w:eastAsia="es-CO"/>
-        </w:rPr>
-        <w:t xml:space="preserve">): </w:t>
-      </w:r>
-      <w:r>
-        <w:rPr>
-          <w:sz w:val="20"/>
-          <w:szCs w:val="20"/>
-          <w:lang w:val="es-ES_tradnl" w:eastAsia="es-CO"/>
-        </w:rPr>
-        <w:t xml:space="preserve">convierte </w:t>
-      </w:r>
-      <w:r>
-        <w:rPr>
-          <w:sz w:val="20"/>
-          <w:szCs w:val="20"/>
-          <w:lang w:val="es-ES_tradnl" w:eastAsia="es-CO"/>
-        </w:rPr>
-        <w:t>el texto a minúsculas, facilitando comparaciones sin distinción entre mayúsculas y minúsculas.</w:t>
+      <w:r>
+        <w:rPr>
+          <w:sz w:val="20"/>
+          <w:szCs w:val="20"/>
+          <w:lang w:val="es-ES" w:eastAsia="es-CO"/>
+        </w:rPr>
+        <w:t>): convierte el texto a minúsculas, facilitando comparaciones sin distinción entre mayúsculas y minúsculas.</w:t>
       </w:r>
     </w:p>
     <w:p>
@@ -14376,42 +14083,24 @@
         <w:rPr>
           <w:sz w:val="20"/>
           <w:szCs w:val="20"/>
-          <w:lang w:val="es-ES_tradnl" w:eastAsia="es-CO"/>
-        </w:rPr>
-      </w:pPr>
-      <w:proofErr w:type="gramStart"/>
-      <w:r>
-        <w:rPr>
-          <w:sz w:val="20"/>
-          <w:szCs w:val="20"/>
-          <w:lang w:val="es-ES_tradnl" w:eastAsia="es-CO"/>
+          <w:lang w:val="es-ES" w:eastAsia="es-CO"/>
+        </w:rPr>
+      </w:pPr>
+      <w:r>
+        <w:rPr>
+          <w:sz w:val="20"/>
+          <w:szCs w:val="20"/>
+          <w:lang w:val="es-ES" w:eastAsia="es-CO"/>
         </w:rPr>
         <w:t>LENGTH(</w:t>
       </w:r>
-      <w:proofErr w:type="gramEnd"/>
-      <w:r>
-        <w:rPr>
-          <w:sz w:val="20"/>
-          <w:szCs w:val="20"/>
-          <w:lang w:val="es-ES_tradnl" w:eastAsia="es-CO"/>
-        </w:rPr>
-        <w:t xml:space="preserve">): </w:t>
-      </w:r>
-      <w:r>
-        <w:rPr>
-          <w:sz w:val="20"/>
-          <w:szCs w:val="20"/>
-          <w:lang w:val="es-ES_tradnl" w:eastAsia="es-CO"/>
-        </w:rPr>
-        <w:t xml:space="preserve">devuelve </w:t>
-      </w:r>
-      <w:r>
-        <w:rPr>
-          <w:sz w:val="20"/>
-          <w:szCs w:val="20"/>
-          <w:lang w:val="es-ES_tradnl" w:eastAsia="es-CO"/>
-        </w:rPr>
-        <w:t>la cantidad de caracteres de una cadena, permitiendo validar la longitud de los textos.</w:t>
+      <w:r>
+        <w:rPr>
+          <w:sz w:val="20"/>
+          <w:szCs w:val="20"/>
+          <w:lang w:val="es-ES" w:eastAsia="es-CO"/>
+        </w:rPr>
+        <w:t>): devuelve la cantidad de caracteres de una cadena, permitiendo validar la longitud de los textos.</w:t>
       </w:r>
     </w:p>
     <w:p>
@@ -14424,42 +14113,24 @@
         <w:rPr>
           <w:sz w:val="20"/>
           <w:szCs w:val="20"/>
-          <w:lang w:val="es-ES_tradnl" w:eastAsia="es-CO"/>
-        </w:rPr>
-      </w:pPr>
-      <w:proofErr w:type="gramStart"/>
-      <w:r>
-        <w:rPr>
-          <w:sz w:val="20"/>
-          <w:szCs w:val="20"/>
-          <w:lang w:val="es-ES_tradnl" w:eastAsia="es-CO"/>
+          <w:lang w:val="es-ES" w:eastAsia="es-CO"/>
+        </w:rPr>
+      </w:pPr>
+      <w:r>
+        <w:rPr>
+          <w:sz w:val="20"/>
+          <w:szCs w:val="20"/>
+          <w:lang w:val="es-ES" w:eastAsia="es-CO"/>
         </w:rPr>
         <w:t>SUBSTRING(</w:t>
       </w:r>
-      <w:proofErr w:type="gramEnd"/>
-      <w:r>
-        <w:rPr>
-          <w:sz w:val="20"/>
-          <w:szCs w:val="20"/>
-          <w:lang w:val="es-ES_tradnl" w:eastAsia="es-CO"/>
-        </w:rPr>
-        <w:t xml:space="preserve">): </w:t>
-      </w:r>
-      <w:r>
-        <w:rPr>
-          <w:sz w:val="20"/>
-          <w:szCs w:val="20"/>
-          <w:lang w:val="es-ES_tradnl" w:eastAsia="es-CO"/>
-        </w:rPr>
-        <w:t xml:space="preserve">extrae </w:t>
-      </w:r>
-      <w:r>
-        <w:rPr>
-          <w:sz w:val="20"/>
-          <w:szCs w:val="20"/>
-          <w:lang w:val="es-ES_tradnl" w:eastAsia="es-CO"/>
-        </w:rPr>
-        <w:t>una parte específica de una cadena de texto según la posición y longitud indicadas.</w:t>
+      <w:r>
+        <w:rPr>
+          <w:sz w:val="20"/>
+          <w:szCs w:val="20"/>
+          <w:lang w:val="es-ES" w:eastAsia="es-CO"/>
+        </w:rPr>
+        <w:t>): extrae una parte específica de una cadena de texto según la posición y longitud indicadas.</w:t>
       </w:r>
     </w:p>
     <w:p>
@@ -14620,42 +14291,24 @@
         <w:rPr>
           <w:sz w:val="20"/>
           <w:szCs w:val="20"/>
-          <w:lang w:val="es-ES_tradnl" w:eastAsia="es-CO"/>
-        </w:rPr>
-      </w:pPr>
-      <w:proofErr w:type="gramStart"/>
-      <w:r>
-        <w:rPr>
-          <w:sz w:val="20"/>
-          <w:szCs w:val="20"/>
-          <w:lang w:val="es-ES_tradnl" w:eastAsia="es-CO"/>
+          <w:lang w:val="es-ES" w:eastAsia="es-CO"/>
+        </w:rPr>
+      </w:pPr>
+      <w:r>
+        <w:rPr>
+          <w:sz w:val="20"/>
+          <w:szCs w:val="20"/>
+          <w:lang w:val="es-ES" w:eastAsia="es-CO"/>
         </w:rPr>
         <w:t>ROUND(</w:t>
       </w:r>
-      <w:proofErr w:type="gramEnd"/>
-      <w:r>
-        <w:rPr>
-          <w:sz w:val="20"/>
-          <w:szCs w:val="20"/>
-          <w:lang w:val="es-ES_tradnl" w:eastAsia="es-CO"/>
-        </w:rPr>
-        <w:t xml:space="preserve">): </w:t>
-      </w:r>
-      <w:r>
-        <w:rPr>
-          <w:sz w:val="20"/>
-          <w:szCs w:val="20"/>
-          <w:lang w:val="es-ES_tradnl" w:eastAsia="es-CO"/>
-        </w:rPr>
-        <w:t xml:space="preserve">redondea </w:t>
-      </w:r>
-      <w:r>
-        <w:rPr>
-          <w:sz w:val="20"/>
-          <w:szCs w:val="20"/>
-          <w:lang w:val="es-ES_tradnl" w:eastAsia="es-CO"/>
-        </w:rPr>
-        <w:t>un número al número de decimales especificado.</w:t>
+      <w:r>
+        <w:rPr>
+          <w:sz w:val="20"/>
+          <w:szCs w:val="20"/>
+          <w:lang w:val="es-ES" w:eastAsia="es-CO"/>
+        </w:rPr>
+        <w:t>): redondea un número al número de decimales especificado.</w:t>
       </w:r>
     </w:p>
     <w:p>
@@ -14668,42 +14321,24 @@
         <w:rPr>
           <w:sz w:val="20"/>
           <w:szCs w:val="20"/>
-          <w:lang w:val="es-ES_tradnl" w:eastAsia="es-CO"/>
-        </w:rPr>
-      </w:pPr>
-      <w:proofErr w:type="gramStart"/>
-      <w:r>
-        <w:rPr>
-          <w:sz w:val="20"/>
-          <w:szCs w:val="20"/>
-          <w:lang w:val="es-ES_tradnl" w:eastAsia="es-CO"/>
+          <w:lang w:val="es-ES" w:eastAsia="es-CO"/>
+        </w:rPr>
+      </w:pPr>
+      <w:r>
+        <w:rPr>
+          <w:sz w:val="20"/>
+          <w:szCs w:val="20"/>
+          <w:lang w:val="es-ES" w:eastAsia="es-CO"/>
         </w:rPr>
         <w:t>ABS(</w:t>
       </w:r>
-      <w:proofErr w:type="gramEnd"/>
-      <w:r>
-        <w:rPr>
-          <w:sz w:val="20"/>
-          <w:szCs w:val="20"/>
-          <w:lang w:val="es-ES_tradnl" w:eastAsia="es-CO"/>
-        </w:rPr>
-        <w:t xml:space="preserve">): </w:t>
-      </w:r>
-      <w:r>
-        <w:rPr>
-          <w:sz w:val="20"/>
-          <w:szCs w:val="20"/>
-          <w:lang w:val="es-ES_tradnl" w:eastAsia="es-CO"/>
-        </w:rPr>
-        <w:t xml:space="preserve">retorna </w:t>
-      </w:r>
-      <w:r>
-        <w:rPr>
-          <w:sz w:val="20"/>
-          <w:szCs w:val="20"/>
-          <w:lang w:val="es-ES_tradnl" w:eastAsia="es-CO"/>
-        </w:rPr>
-        <w:t>el valor absoluto de un número, eliminando el signo negativo.</w:t>
+      <w:r>
+        <w:rPr>
+          <w:sz w:val="20"/>
+          <w:szCs w:val="20"/>
+          <w:lang w:val="es-ES" w:eastAsia="es-CO"/>
+        </w:rPr>
+        <w:t>): retorna el valor absoluto de un número, eliminando el signo negativo.</w:t>
       </w:r>
     </w:p>
     <w:p>
@@ -14716,42 +14351,24 @@
         <w:rPr>
           <w:sz w:val="20"/>
           <w:szCs w:val="20"/>
-          <w:lang w:val="es-ES_tradnl" w:eastAsia="es-CO"/>
-        </w:rPr>
-      </w:pPr>
-      <w:proofErr w:type="gramStart"/>
-      <w:r>
-        <w:rPr>
-          <w:sz w:val="20"/>
-          <w:szCs w:val="20"/>
-          <w:lang w:val="es-ES_tradnl" w:eastAsia="es-CO"/>
+          <w:lang w:val="es-ES" w:eastAsia="es-CO"/>
+        </w:rPr>
+      </w:pPr>
+      <w:r>
+        <w:rPr>
+          <w:sz w:val="20"/>
+          <w:szCs w:val="20"/>
+          <w:lang w:val="es-ES" w:eastAsia="es-CO"/>
         </w:rPr>
         <w:t>SQRT(</w:t>
       </w:r>
-      <w:proofErr w:type="gramEnd"/>
-      <w:r>
-        <w:rPr>
-          <w:sz w:val="20"/>
-          <w:szCs w:val="20"/>
-          <w:lang w:val="es-ES_tradnl" w:eastAsia="es-CO"/>
-        </w:rPr>
-        <w:t xml:space="preserve">): </w:t>
-      </w:r>
-      <w:r>
-        <w:rPr>
-          <w:sz w:val="20"/>
-          <w:szCs w:val="20"/>
-          <w:lang w:val="es-ES_tradnl" w:eastAsia="es-CO"/>
-        </w:rPr>
-        <w:t xml:space="preserve">calcula </w:t>
-      </w:r>
-      <w:r>
-        <w:rPr>
-          <w:sz w:val="20"/>
-          <w:szCs w:val="20"/>
-          <w:lang w:val="es-ES_tradnl" w:eastAsia="es-CO"/>
-        </w:rPr>
-        <w:t>la raíz cuadrada de un valor numérico.</w:t>
+      <w:r>
+        <w:rPr>
+          <w:sz w:val="20"/>
+          <w:szCs w:val="20"/>
+          <w:lang w:val="es-ES" w:eastAsia="es-CO"/>
+        </w:rPr>
+        <w:t>): calcula la raíz cuadrada de un valor numérico.</w:t>
       </w:r>
     </w:p>
     <w:p>
@@ -14916,42 +14533,24 @@
         <w:rPr>
           <w:sz w:val="20"/>
           <w:szCs w:val="20"/>
-          <w:lang w:val="es-ES_tradnl" w:eastAsia="es-CO"/>
-        </w:rPr>
-      </w:pPr>
-      <w:proofErr w:type="gramStart"/>
-      <w:r>
-        <w:rPr>
-          <w:sz w:val="20"/>
-          <w:szCs w:val="20"/>
-          <w:lang w:val="es-ES_tradnl" w:eastAsia="es-CO"/>
+          <w:lang w:val="es-ES" w:eastAsia="es-CO"/>
+        </w:rPr>
+      </w:pPr>
+      <w:r>
+        <w:rPr>
+          <w:sz w:val="20"/>
+          <w:szCs w:val="20"/>
+          <w:lang w:val="es-ES" w:eastAsia="es-CO"/>
         </w:rPr>
         <w:t>NOW(</w:t>
       </w:r>
-      <w:proofErr w:type="gramEnd"/>
-      <w:r>
-        <w:rPr>
-          <w:sz w:val="20"/>
-          <w:szCs w:val="20"/>
-          <w:lang w:val="es-ES_tradnl" w:eastAsia="es-CO"/>
-        </w:rPr>
-        <w:t xml:space="preserve">): </w:t>
-      </w:r>
-      <w:r>
-        <w:rPr>
-          <w:sz w:val="20"/>
-          <w:szCs w:val="20"/>
-          <w:lang w:val="es-ES_tradnl" w:eastAsia="es-CO"/>
-        </w:rPr>
-        <w:t xml:space="preserve">devuelve </w:t>
-      </w:r>
-      <w:r>
-        <w:rPr>
-          <w:sz w:val="20"/>
-          <w:szCs w:val="20"/>
-          <w:lang w:val="es-ES_tradnl" w:eastAsia="es-CO"/>
-        </w:rPr>
-        <w:t>la fecha y hora actual del sistema.</w:t>
+      <w:r>
+        <w:rPr>
+          <w:sz w:val="20"/>
+          <w:szCs w:val="20"/>
+          <w:lang w:val="es-ES" w:eastAsia="es-CO"/>
+        </w:rPr>
+        <w:t>): devuelve la fecha y hora actual del sistema.</w:t>
       </w:r>
     </w:p>
     <w:p>
@@ -14964,42 +14563,24 @@
         <w:rPr>
           <w:sz w:val="20"/>
           <w:szCs w:val="20"/>
-          <w:lang w:val="es-ES_tradnl" w:eastAsia="es-CO"/>
-        </w:rPr>
-      </w:pPr>
-      <w:proofErr w:type="gramStart"/>
-      <w:r>
-        <w:rPr>
-          <w:sz w:val="20"/>
-          <w:szCs w:val="20"/>
-          <w:lang w:val="es-ES_tradnl" w:eastAsia="es-CO"/>
+          <w:lang w:val="es-ES" w:eastAsia="es-CO"/>
+        </w:rPr>
+      </w:pPr>
+      <w:r>
+        <w:rPr>
+          <w:sz w:val="20"/>
+          <w:szCs w:val="20"/>
+          <w:lang w:val="es-ES" w:eastAsia="es-CO"/>
         </w:rPr>
         <w:t>CURDATE(</w:t>
       </w:r>
-      <w:proofErr w:type="gramEnd"/>
-      <w:r>
-        <w:rPr>
-          <w:sz w:val="20"/>
-          <w:szCs w:val="20"/>
-          <w:lang w:val="es-ES_tradnl" w:eastAsia="es-CO"/>
-        </w:rPr>
-        <w:t xml:space="preserve">): </w:t>
-      </w:r>
-      <w:r>
-        <w:rPr>
-          <w:sz w:val="20"/>
-          <w:szCs w:val="20"/>
-          <w:lang w:val="es-ES_tradnl" w:eastAsia="es-CO"/>
-        </w:rPr>
-        <w:t xml:space="preserve">retorna </w:t>
-      </w:r>
-      <w:r>
-        <w:rPr>
-          <w:sz w:val="20"/>
-          <w:szCs w:val="20"/>
-          <w:lang w:val="es-ES_tradnl" w:eastAsia="es-CO"/>
-        </w:rPr>
-        <w:t>únicamente la fecha actual.</w:t>
+      <w:r>
+        <w:rPr>
+          <w:sz w:val="20"/>
+          <w:szCs w:val="20"/>
+          <w:lang w:val="es-ES" w:eastAsia="es-CO"/>
+        </w:rPr>
+        <w:t>): retorna únicamente la fecha actual.</w:t>
       </w:r>
     </w:p>
     <w:p>
@@ -15012,42 +14593,24 @@
         <w:rPr>
           <w:sz w:val="20"/>
           <w:szCs w:val="20"/>
-          <w:lang w:val="es-ES_tradnl" w:eastAsia="es-CO"/>
-        </w:rPr>
-      </w:pPr>
-      <w:proofErr w:type="gramStart"/>
-      <w:r>
-        <w:rPr>
-          <w:sz w:val="20"/>
-          <w:szCs w:val="20"/>
-          <w:lang w:val="es-ES_tradnl" w:eastAsia="es-CO"/>
+          <w:lang w:val="es-ES" w:eastAsia="es-CO"/>
+        </w:rPr>
+      </w:pPr>
+      <w:r>
+        <w:rPr>
+          <w:sz w:val="20"/>
+          <w:szCs w:val="20"/>
+          <w:lang w:val="es-ES" w:eastAsia="es-CO"/>
         </w:rPr>
         <w:t>YEAR(</w:t>
       </w:r>
-      <w:proofErr w:type="gramEnd"/>
-      <w:r>
-        <w:rPr>
-          <w:sz w:val="20"/>
-          <w:szCs w:val="20"/>
-          <w:lang w:val="es-ES_tradnl" w:eastAsia="es-CO"/>
-        </w:rPr>
-        <w:t xml:space="preserve">): </w:t>
-      </w:r>
-      <w:r>
-        <w:rPr>
-          <w:sz w:val="20"/>
-          <w:szCs w:val="20"/>
-          <w:lang w:val="es-ES_tradnl" w:eastAsia="es-CO"/>
-        </w:rPr>
-        <w:t xml:space="preserve">extrae </w:t>
-      </w:r>
-      <w:r>
-        <w:rPr>
-          <w:sz w:val="20"/>
-          <w:szCs w:val="20"/>
-          <w:lang w:val="es-ES_tradnl" w:eastAsia="es-CO"/>
-        </w:rPr>
-        <w:t>el año de una fecha determinada.</w:t>
+      <w:r>
+        <w:rPr>
+          <w:sz w:val="20"/>
+          <w:szCs w:val="20"/>
+          <w:lang w:val="es-ES" w:eastAsia="es-CO"/>
+        </w:rPr>
+        <w:t>): extrae el año de una fecha determinada.</w:t>
       </w:r>
     </w:p>
     <w:p>
@@ -15203,24 +14766,22 @@
         <w:rPr>
           <w:sz w:val="20"/>
           <w:szCs w:val="20"/>
-          <w:lang w:val="es-ES_tradnl" w:eastAsia="es-CO"/>
-        </w:rPr>
-      </w:pPr>
-      <w:proofErr w:type="gramStart"/>
-      <w:r>
-        <w:rPr>
-          <w:sz w:val="20"/>
-          <w:szCs w:val="20"/>
-          <w:lang w:val="es-ES_tradnl" w:eastAsia="es-CO"/>
+          <w:lang w:val="es-ES" w:eastAsia="es-CO"/>
+        </w:rPr>
+      </w:pPr>
+      <w:r>
+        <w:rPr>
+          <w:sz w:val="20"/>
+          <w:szCs w:val="20"/>
+          <w:lang w:val="es-ES" w:eastAsia="es-CO"/>
         </w:rPr>
         <w:t>COUNT(</w:t>
       </w:r>
-      <w:proofErr w:type="gramEnd"/>
-      <w:r>
-        <w:rPr>
-          <w:sz w:val="20"/>
-          <w:szCs w:val="20"/>
-          <w:lang w:val="es-ES_tradnl" w:eastAsia="es-CO"/>
+      <w:r>
+        <w:rPr>
+          <w:sz w:val="20"/>
+          <w:szCs w:val="20"/>
+          <w:lang w:val="es-ES" w:eastAsia="es-CO"/>
         </w:rPr>
         <w:t>)</w:t>
       </w:r>
@@ -15235,24 +14796,22 @@
         <w:rPr>
           <w:sz w:val="20"/>
           <w:szCs w:val="20"/>
-          <w:lang w:val="es-ES_tradnl" w:eastAsia="es-CO"/>
-        </w:rPr>
-      </w:pPr>
-      <w:proofErr w:type="gramStart"/>
-      <w:r>
-        <w:rPr>
-          <w:sz w:val="20"/>
-          <w:szCs w:val="20"/>
-          <w:lang w:val="es-ES_tradnl" w:eastAsia="es-CO"/>
+          <w:lang w:val="es-ES" w:eastAsia="es-CO"/>
+        </w:rPr>
+      </w:pPr>
+      <w:r>
+        <w:rPr>
+          <w:sz w:val="20"/>
+          <w:szCs w:val="20"/>
+          <w:lang w:val="es-ES" w:eastAsia="es-CO"/>
         </w:rPr>
         <w:t>USER(</w:t>
       </w:r>
-      <w:proofErr w:type="gramEnd"/>
-      <w:r>
-        <w:rPr>
-          <w:sz w:val="20"/>
-          <w:szCs w:val="20"/>
-          <w:lang w:val="es-ES_tradnl" w:eastAsia="es-CO"/>
+      <w:r>
+        <w:rPr>
+          <w:sz w:val="20"/>
+          <w:szCs w:val="20"/>
+          <w:lang w:val="es-ES" w:eastAsia="es-CO"/>
         </w:rPr>
         <w:t>)</w:t>
       </w:r>
@@ -15267,24 +14826,22 @@
         <w:rPr>
           <w:sz w:val="20"/>
           <w:szCs w:val="20"/>
-          <w:lang w:val="es-ES_tradnl" w:eastAsia="es-CO"/>
-        </w:rPr>
-      </w:pPr>
-      <w:proofErr w:type="gramStart"/>
-      <w:r>
-        <w:rPr>
-          <w:sz w:val="20"/>
-          <w:szCs w:val="20"/>
-          <w:lang w:val="es-ES_tradnl" w:eastAsia="es-CO"/>
+          <w:lang w:val="es-ES" w:eastAsia="es-CO"/>
+        </w:rPr>
+      </w:pPr>
+      <w:r>
+        <w:rPr>
+          <w:sz w:val="20"/>
+          <w:szCs w:val="20"/>
+          <w:lang w:val="es-ES" w:eastAsia="es-CO"/>
         </w:rPr>
         <w:t>VERSION(</w:t>
       </w:r>
-      <w:proofErr w:type="gramEnd"/>
-      <w:r>
-        <w:rPr>
-          <w:sz w:val="20"/>
-          <w:szCs w:val="20"/>
-          <w:lang w:val="es-ES_tradnl" w:eastAsia="es-CO"/>
+      <w:r>
+        <w:rPr>
+          <w:sz w:val="20"/>
+          <w:szCs w:val="20"/>
+          <w:lang w:val="es-ES" w:eastAsia="es-CO"/>
         </w:rPr>
         <w:t>)</w:t>
       </w:r>
@@ -15459,8 +15016,8 @@
           </mc:Choice>
           <mc:Fallback>
             <w:pict>
-              <v:shape w14:anchorId="25FB7C7A" id="Cuadro de texto 20" o:spid="_x0000_s1040" type="#_x0000_t202" style="width:2in;height:2in;visibility:visible;mso-wrap-style:none;mso-left-percent:-10001;mso-top-percent:-10001;mso-position-horizontal:absolute;mso-position-horizontal-relative:char;mso-position-vertical:absolute;mso-position-vertical-relative:line;mso-left-percent:-10001;mso-top-percent:-10001;v-text-anchor:top" o:gfxdata="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" fillcolor="#4f81bd [3204]" strokecolor="white [3201]" strokeweight="3pt">
-                <v:shadow on="t" color="black" opacity="24903f" origin=",.5" offset="0,.55556mm"/>
+              <v:shape id="Cuadro de texto 20" style="width:2in;height:2in;visibility:visible;mso-wrap-style:none;mso-left-percent:-10001;mso-top-percent:-10001;mso-position-horizontal:absolute;mso-position-horizontal-relative:char;mso-position-vertical:absolute;mso-position-vertical-relative:line;mso-left-percent:-10001;mso-top-percent:-10001;v-text-anchor:top" o:spid="_x0000_s1040" fillcolor="#4f81bd [3204]" strokecolor="white [3201]" strokeweight="3pt" type="#_x0000_t202" o:gfxdata="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" w14:anchorId="25FB7C7A">
+                <v:shadow on="t" color="black" opacity="24903f" offset="0,.55556mm" origin=",.5"/>
                 <v:textbox style="mso-fit-shape-to-text:t">
                   <w:txbxContent>
                     <w:p>
@@ -15972,6 +15529,7 @@
       </w:r>
       <w:r>
         <w:rPr>
+          <w:noProof/>
           <w:sz w:val="20"/>
           <w:szCs w:val="20"/>
           <w:lang w:val="es-ES_tradnl" w:eastAsia="es-CO"/>
@@ -16102,6 +15660,7 @@
       <w:commentRangeStart w:id="46"/>
       <w:r>
         <w:rPr>
+          <w:noProof/>
           <w:sz w:val="20"/>
           <w:szCs w:val="20"/>
           <w:lang w:val="es-ES_tradnl" w:eastAsia="es-CO"/>
@@ -16396,8 +15955,8 @@
           </mc:Choice>
           <mc:Fallback>
             <w:pict>
-              <v:shape w14:anchorId="242027FD" id="Cuadro de texto 21" o:spid="_x0000_s1041" type="#_x0000_t202" style="width:2in;height:2in;visibility:visible;mso-wrap-style:none;mso-left-percent:-10001;mso-top-percent:-10001;mso-position-horizontal:absolute;mso-position-horizontal-relative:char;mso-position-vertical:absolute;mso-position-vertical-relative:line;mso-left-percent:-10001;mso-top-percent:-10001;v-text-anchor:top" o:gfxdata="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" fillcolor="#4f81bd [3204]" strokecolor="white [3201]" strokeweight="3pt">
-                <v:shadow on="t" color="black" opacity="24903f" origin=",.5" offset="0,.55556mm"/>
+              <v:shape id="Cuadro de texto 21" style="width:2in;height:2in;visibility:visible;mso-wrap-style:none;mso-left-percent:-10001;mso-top-percent:-10001;mso-position-horizontal:absolute;mso-position-horizontal-relative:char;mso-position-vertical:absolute;mso-position-vertical-relative:line;mso-left-percent:-10001;mso-top-percent:-10001;v-text-anchor:top" o:spid="_x0000_s1041" fillcolor="#4f81bd [3204]" strokecolor="white [3201]" strokeweight="3pt" type="#_x0000_t202" o:gfxdata="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" w14:anchorId="242027FD">
+                <v:shadow on="t" color="black" opacity="24903f" offset="0,.55556mm" origin=",.5"/>
                 <v:textbox style="mso-fit-shape-to-text:t">
                   <w:txbxContent>
                     <w:p>
@@ -16642,15 +16201,7 @@
           <w:szCs w:val="20"/>
           <w:lang w:val="es-ES_tradnl" w:eastAsia="es-CO"/>
         </w:rPr>
-        <w:t>Las funciones básicas de agregación operan sobre un conjunto de registros y devuelven un único valor como resultado, calculado a partir de los datos contenidos en una columna específica</w:t>
-      </w:r>
-      <w:r>
-        <w:rPr>
-          <w:sz w:val="20"/>
-          <w:szCs w:val="20"/>
-          <w:lang w:val="es-ES_tradnl" w:eastAsia="es-CO"/>
-        </w:rPr>
-        <w:t>.</w:t>
+        <w:t>Las funciones básicas de agregación operan sobre un conjunto de registros y devuelven un único valor como resultado, calculado a partir de los datos contenidos en una columna específica.</w:t>
       </w:r>
     </w:p>
     <w:p>
@@ -16685,42 +16236,24 @@
         <w:rPr>
           <w:sz w:val="20"/>
           <w:szCs w:val="20"/>
-          <w:lang w:val="es-ES_tradnl" w:eastAsia="es-CO"/>
-        </w:rPr>
-      </w:pPr>
-      <w:proofErr w:type="gramStart"/>
-      <w:r>
-        <w:rPr>
-          <w:sz w:val="20"/>
-          <w:szCs w:val="20"/>
-          <w:lang w:val="es-ES_tradnl" w:eastAsia="es-CO"/>
+          <w:lang w:val="es-ES" w:eastAsia="es-CO"/>
+        </w:rPr>
+      </w:pPr>
+      <w:r>
+        <w:rPr>
+          <w:sz w:val="20"/>
+          <w:szCs w:val="20"/>
+          <w:lang w:val="es-ES" w:eastAsia="es-CO"/>
         </w:rPr>
         <w:t>MAX(</w:t>
       </w:r>
-      <w:proofErr w:type="gramEnd"/>
-      <w:r>
-        <w:rPr>
-          <w:sz w:val="20"/>
-          <w:szCs w:val="20"/>
-          <w:lang w:val="es-ES_tradnl" w:eastAsia="es-CO"/>
-        </w:rPr>
-        <w:t xml:space="preserve">): </w:t>
-      </w:r>
-      <w:r>
-        <w:rPr>
-          <w:sz w:val="20"/>
-          <w:szCs w:val="20"/>
-          <w:lang w:val="es-ES_tradnl" w:eastAsia="es-CO"/>
-        </w:rPr>
-        <w:t xml:space="preserve">devuelve </w:t>
-      </w:r>
-      <w:r>
-        <w:rPr>
-          <w:sz w:val="20"/>
-          <w:szCs w:val="20"/>
-          <w:lang w:val="es-ES_tradnl" w:eastAsia="es-CO"/>
-        </w:rPr>
-        <w:t>el valor más alto de una columna.</w:t>
+      <w:r>
+        <w:rPr>
+          <w:sz w:val="20"/>
+          <w:szCs w:val="20"/>
+          <w:lang w:val="es-ES" w:eastAsia="es-CO"/>
+        </w:rPr>
+        <w:t>): devuelve el valor más alto de una columna.</w:t>
       </w:r>
     </w:p>
     <w:p>
@@ -16733,42 +16266,24 @@
         <w:rPr>
           <w:sz w:val="20"/>
           <w:szCs w:val="20"/>
-          <w:lang w:val="es-ES_tradnl" w:eastAsia="es-CO"/>
-        </w:rPr>
-      </w:pPr>
-      <w:proofErr w:type="gramStart"/>
-      <w:r>
-        <w:rPr>
-          <w:sz w:val="20"/>
-          <w:szCs w:val="20"/>
-          <w:lang w:val="es-ES_tradnl" w:eastAsia="es-CO"/>
+          <w:lang w:val="es-ES" w:eastAsia="es-CO"/>
+        </w:rPr>
+      </w:pPr>
+      <w:r>
+        <w:rPr>
+          <w:sz w:val="20"/>
+          <w:szCs w:val="20"/>
+          <w:lang w:val="es-ES" w:eastAsia="es-CO"/>
         </w:rPr>
         <w:t>MIN(</w:t>
       </w:r>
-      <w:proofErr w:type="gramEnd"/>
-      <w:r>
-        <w:rPr>
-          <w:sz w:val="20"/>
-          <w:szCs w:val="20"/>
-          <w:lang w:val="es-ES_tradnl" w:eastAsia="es-CO"/>
-        </w:rPr>
-        <w:t xml:space="preserve">): </w:t>
-      </w:r>
-      <w:r>
-        <w:rPr>
-          <w:sz w:val="20"/>
-          <w:szCs w:val="20"/>
-          <w:lang w:val="es-ES_tradnl" w:eastAsia="es-CO"/>
-        </w:rPr>
-        <w:t xml:space="preserve">devuelve </w:t>
-      </w:r>
-      <w:r>
-        <w:rPr>
-          <w:sz w:val="20"/>
-          <w:szCs w:val="20"/>
-          <w:lang w:val="es-ES_tradnl" w:eastAsia="es-CO"/>
-        </w:rPr>
-        <w:t>el valor más bajo de una columna.</w:t>
+      <w:r>
+        <w:rPr>
+          <w:sz w:val="20"/>
+          <w:szCs w:val="20"/>
+          <w:lang w:val="es-ES" w:eastAsia="es-CO"/>
+        </w:rPr>
+        <w:t>): devuelve el valor más bajo de una columna.</w:t>
       </w:r>
     </w:p>
     <w:p>
@@ -16781,42 +16296,24 @@
         <w:rPr>
           <w:sz w:val="20"/>
           <w:szCs w:val="20"/>
-          <w:lang w:val="es-ES_tradnl" w:eastAsia="es-CO"/>
-        </w:rPr>
-      </w:pPr>
-      <w:proofErr w:type="gramStart"/>
-      <w:r>
-        <w:rPr>
-          <w:sz w:val="20"/>
-          <w:szCs w:val="20"/>
-          <w:lang w:val="es-ES_tradnl" w:eastAsia="es-CO"/>
+          <w:lang w:val="es-ES" w:eastAsia="es-CO"/>
+        </w:rPr>
+      </w:pPr>
+      <w:r>
+        <w:rPr>
+          <w:sz w:val="20"/>
+          <w:szCs w:val="20"/>
+          <w:lang w:val="es-ES" w:eastAsia="es-CO"/>
         </w:rPr>
         <w:t>AVG(</w:t>
       </w:r>
-      <w:proofErr w:type="gramEnd"/>
-      <w:r>
-        <w:rPr>
-          <w:sz w:val="20"/>
-          <w:szCs w:val="20"/>
-          <w:lang w:val="es-ES_tradnl" w:eastAsia="es-CO"/>
-        </w:rPr>
-        <w:t xml:space="preserve">): </w:t>
-      </w:r>
-      <w:r>
-        <w:rPr>
-          <w:sz w:val="20"/>
-          <w:szCs w:val="20"/>
-          <w:lang w:val="es-ES_tradnl" w:eastAsia="es-CO"/>
-        </w:rPr>
-        <w:t xml:space="preserve">calcula </w:t>
-      </w:r>
-      <w:r>
-        <w:rPr>
-          <w:sz w:val="20"/>
-          <w:szCs w:val="20"/>
-          <w:lang w:val="es-ES_tradnl" w:eastAsia="es-CO"/>
-        </w:rPr>
-        <w:t>el promedio de los valores numéricos.</w:t>
+      <w:r>
+        <w:rPr>
+          <w:sz w:val="20"/>
+          <w:szCs w:val="20"/>
+          <w:lang w:val="es-ES" w:eastAsia="es-CO"/>
+        </w:rPr>
+        <w:t>): calcula el promedio de los valores numéricos.</w:t>
       </w:r>
     </w:p>
     <w:p>
@@ -16829,42 +16326,24 @@
         <w:rPr>
           <w:sz w:val="20"/>
           <w:szCs w:val="20"/>
-          <w:lang w:val="es-ES_tradnl" w:eastAsia="es-CO"/>
-        </w:rPr>
-      </w:pPr>
-      <w:proofErr w:type="gramStart"/>
-      <w:r>
-        <w:rPr>
-          <w:sz w:val="20"/>
-          <w:szCs w:val="20"/>
-          <w:lang w:val="es-ES_tradnl" w:eastAsia="es-CO"/>
+          <w:lang w:val="es-ES" w:eastAsia="es-CO"/>
+        </w:rPr>
+      </w:pPr>
+      <w:r>
+        <w:rPr>
+          <w:sz w:val="20"/>
+          <w:szCs w:val="20"/>
+          <w:lang w:val="es-ES" w:eastAsia="es-CO"/>
         </w:rPr>
         <w:t>SUM(</w:t>
       </w:r>
-      <w:proofErr w:type="gramEnd"/>
-      <w:r>
-        <w:rPr>
-          <w:sz w:val="20"/>
-          <w:szCs w:val="20"/>
-          <w:lang w:val="es-ES_tradnl" w:eastAsia="es-CO"/>
-        </w:rPr>
-        <w:t xml:space="preserve">): </w:t>
-      </w:r>
-      <w:r>
-        <w:rPr>
-          <w:sz w:val="20"/>
-          <w:szCs w:val="20"/>
-          <w:lang w:val="es-ES_tradnl" w:eastAsia="es-CO"/>
-        </w:rPr>
-        <w:t xml:space="preserve">suma </w:t>
-      </w:r>
-      <w:r>
-        <w:rPr>
-          <w:sz w:val="20"/>
-          <w:szCs w:val="20"/>
-          <w:lang w:val="es-ES_tradnl" w:eastAsia="es-CO"/>
-        </w:rPr>
-        <w:t>los valores de una columna numérica.</w:t>
+      <w:r>
+        <w:rPr>
+          <w:sz w:val="20"/>
+          <w:szCs w:val="20"/>
+          <w:lang w:val="es-ES" w:eastAsia="es-CO"/>
+        </w:rPr>
+        <w:t>): suma los valores de una columna numérica.</w:t>
       </w:r>
     </w:p>
     <w:p>
@@ -16877,42 +16356,24 @@
         <w:rPr>
           <w:sz w:val="20"/>
           <w:szCs w:val="20"/>
-          <w:lang w:val="es-ES_tradnl" w:eastAsia="es-CO"/>
-        </w:rPr>
-      </w:pPr>
-      <w:proofErr w:type="gramStart"/>
-      <w:r>
-        <w:rPr>
-          <w:sz w:val="20"/>
-          <w:szCs w:val="20"/>
-          <w:lang w:val="es-ES_tradnl" w:eastAsia="es-CO"/>
+          <w:lang w:val="es-ES" w:eastAsia="es-CO"/>
+        </w:rPr>
+      </w:pPr>
+      <w:r>
+        <w:rPr>
+          <w:sz w:val="20"/>
+          <w:szCs w:val="20"/>
+          <w:lang w:val="es-ES" w:eastAsia="es-CO"/>
         </w:rPr>
         <w:t>COUNT(</w:t>
       </w:r>
-      <w:proofErr w:type="gramEnd"/>
-      <w:r>
-        <w:rPr>
-          <w:sz w:val="20"/>
-          <w:szCs w:val="20"/>
-          <w:lang w:val="es-ES_tradnl" w:eastAsia="es-CO"/>
-        </w:rPr>
-        <w:t xml:space="preserve">): </w:t>
-      </w:r>
-      <w:r>
-        <w:rPr>
-          <w:sz w:val="20"/>
-          <w:szCs w:val="20"/>
-          <w:lang w:val="es-ES_tradnl" w:eastAsia="es-CO"/>
-        </w:rPr>
-        <w:t xml:space="preserve">cuenta </w:t>
-      </w:r>
-      <w:r>
-        <w:rPr>
-          <w:sz w:val="20"/>
-          <w:szCs w:val="20"/>
-          <w:lang w:val="es-ES_tradnl" w:eastAsia="es-CO"/>
-        </w:rPr>
-        <w:t>la cantidad de registros.</w:t>
+      <w:r>
+        <w:rPr>
+          <w:sz w:val="20"/>
+          <w:szCs w:val="20"/>
+          <w:lang w:val="es-ES" w:eastAsia="es-CO"/>
+        </w:rPr>
+        <w:t>): cuenta la cantidad de registros.</w:t>
       </w:r>
     </w:p>
     <w:p>
@@ -17758,18 +17219,18 @@
         </w:drawing>
       </w:r>
       <w:commentRangeEnd w:id="53"/>
+      <w:r>
+        <w:rPr>
+          <w:rStyle w:val="Refdecomentario"/>
+        </w:rPr>
+        <w:commentReference w:id="53"/>
+      </w:r>
       <w:commentRangeEnd w:id="54"/>
       <w:r>
         <w:rPr>
           <w:rStyle w:val="Refdecomentario"/>
         </w:rPr>
         <w:commentReference w:id="54"/>
-      </w:r>
-      <w:r>
-        <w:rPr>
-          <w:rStyle w:val="Refdecomentario"/>
-        </w:rPr>
-        <w:commentReference w:id="53"/>
       </w:r>
     </w:p>
     <w:p>
@@ -17884,6 +17345,7 @@
       <w:r>
         <w:rPr>
           <w:bCs/>
+          <w:noProof/>
           <w:sz w:val="20"/>
           <w:szCs w:val="20"/>
           <w:lang w:val="es-ES_tradnl" w:eastAsia="es-CO"/>
@@ -17974,58 +17436,48 @@
     <w:p>
       <w:pPr>
         <w:rPr>
-          <w:bCs/>
-          <w:sz w:val="20"/>
-          <w:szCs w:val="20"/>
-          <w:lang w:val="es-ES_tradnl" w:eastAsia="es-CO"/>
-        </w:rPr>
-      </w:pPr>
-      <w:r>
-        <w:rPr>
-          <w:bCs/>
-          <w:sz w:val="20"/>
-          <w:szCs w:val="20"/>
-          <w:lang w:val="es-ES_tradnl" w:eastAsia="es-CO"/>
+          <w:sz w:val="20"/>
+          <w:szCs w:val="20"/>
+          <w:lang w:val="es-ES" w:eastAsia="es-CO"/>
+        </w:rPr>
+      </w:pPr>
+      <w:r>
+        <w:rPr>
+          <w:sz w:val="20"/>
+          <w:szCs w:val="20"/>
+          <w:lang w:val="es-ES" w:eastAsia="es-CO"/>
         </w:rPr>
         <w:t>El término NoSQL (</w:t>
       </w:r>
-      <w:proofErr w:type="spellStart"/>
-      <w:r>
-        <w:rPr>
-          <w:bCs/>
-          <w:sz w:val="20"/>
-          <w:szCs w:val="20"/>
-          <w:lang w:val="es-ES_tradnl" w:eastAsia="es-CO"/>
+      <w:r>
+        <w:rPr>
+          <w:sz w:val="20"/>
+          <w:szCs w:val="20"/>
+          <w:lang w:val="es-ES" w:eastAsia="es-CO"/>
         </w:rPr>
         <w:t>Not</w:t>
       </w:r>
-      <w:proofErr w:type="spellEnd"/>
-      <w:r>
-        <w:rPr>
-          <w:bCs/>
-          <w:sz w:val="20"/>
-          <w:szCs w:val="20"/>
-          <w:lang w:val="es-ES_tradnl" w:eastAsia="es-CO"/>
+      <w:r>
+        <w:rPr>
+          <w:sz w:val="20"/>
+          <w:szCs w:val="20"/>
+          <w:lang w:val="es-ES" w:eastAsia="es-CO"/>
         </w:rPr>
         <w:t xml:space="preserve"> </w:t>
       </w:r>
-      <w:proofErr w:type="spellStart"/>
-      <w:r>
-        <w:rPr>
-          <w:bCs/>
-          <w:sz w:val="20"/>
-          <w:szCs w:val="20"/>
-          <w:lang w:val="es-ES_tradnl" w:eastAsia="es-CO"/>
+      <w:r>
+        <w:rPr>
+          <w:sz w:val="20"/>
+          <w:szCs w:val="20"/>
+          <w:lang w:val="es-ES" w:eastAsia="es-CO"/>
         </w:rPr>
         <w:t>Only</w:t>
       </w:r>
-      <w:proofErr w:type="spellEnd"/>
-      <w:r>
-        <w:rPr>
-          <w:bCs/>
-          <w:sz w:val="20"/>
-          <w:szCs w:val="20"/>
-          <w:lang w:val="es-ES_tradnl" w:eastAsia="es-CO"/>
+      <w:r>
+        <w:rPr>
+          <w:sz w:val="20"/>
+          <w:szCs w:val="20"/>
+          <w:lang w:val="es-ES" w:eastAsia="es-CO"/>
         </w:rPr>
         <w:t xml:space="preserve"> SQL) no implica la ausencia del lenguaje SQL, sino una ampliación del paradigma de gestión de datos, permitiendo el uso de modelos alternativos que se adaptan mejor a aplicaciones modernas como redes sociales, sistemas de análisis en tiempo real y plataformas de comercio electrónico.</w:t>
       </w:r>
@@ -18126,8 +17578,8 @@
           </mc:Choice>
           <mc:Fallback>
             <w:pict>
-              <v:shape w14:anchorId="50B16C0A" id="Cuadro de texto 26" o:spid="_x0000_s1042" type="#_x0000_t202" style="width:2in;height:2in;visibility:visible;mso-wrap-style:none;mso-left-percent:-10001;mso-top-percent:-10001;mso-position-horizontal:absolute;mso-position-horizontal-relative:char;mso-position-vertical:absolute;mso-position-vertical-relative:line;mso-left-percent:-10001;mso-top-percent:-10001;v-text-anchor:top" o:gfxdata="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" fillcolor="#4f81bd [3204]" strokecolor="white [3201]" strokeweight="3pt">
-                <v:shadow on="t" color="black" opacity="24903f" origin=",.5" offset="0,.55556mm"/>
+              <v:shape id="Cuadro de texto 26" style="width:2in;height:2in;visibility:visible;mso-wrap-style:none;mso-left-percent:-10001;mso-top-percent:-10001;mso-position-horizontal:absolute;mso-position-horizontal-relative:char;mso-position-vertical:absolute;mso-position-vertical-relative:line;mso-left-percent:-10001;mso-top-percent:-10001;v-text-anchor:top" o:spid="_x0000_s1042" fillcolor="#4f81bd [3204]" strokecolor="white [3201]" strokeweight="3pt" type="#_x0000_t202" o:gfxdata="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" w14:anchorId="50B16C0A">
+                <v:shadow on="t" color="black" opacity="24903f" offset="0,.55556mm" origin=",.5"/>
                 <v:textbox style="mso-fit-shape-to-text:t">
                   <w:txbxContent>
                     <w:p>
@@ -18594,6 +18046,7 @@
       <w:commentRangeStart w:id="58"/>
       <w:r>
         <w:rPr>
+          <w:noProof/>
           <w:sz w:val="20"/>
           <w:szCs w:val="20"/>
           <w:lang w:val="es-ES_tradnl" w:eastAsia="es-CO"/>
@@ -18791,6 +18244,7 @@
       <w:commentRangeStart w:id="59"/>
       <w:r>
         <w:rPr>
+          <w:noProof/>
           <w:sz w:val="20"/>
           <w:szCs w:val="20"/>
           <w:lang w:val="es-ES_tradnl" w:eastAsia="es-CO"/>
@@ -18877,40 +18331,38 @@
           <w:numId w:val="10"/>
         </w:numPr>
         <w:rPr>
-          <w:b/>
-          <w:bCs/>
-          <w:sz w:val="20"/>
-          <w:szCs w:val="20"/>
-          <w:lang w:val="es-ES_tradnl" w:eastAsia="es-CO"/>
-        </w:rPr>
-      </w:pPr>
-      <w:r>
-        <w:rPr>
-          <w:sz w:val="20"/>
-          <w:szCs w:val="20"/>
-          <w:lang w:val="es-ES_tradnl" w:eastAsia="es-CO"/>
+          <w:b w:val="1"/>
+          <w:bCs w:val="1"/>
+          <w:sz w:val="20"/>
+          <w:szCs w:val="20"/>
+          <w:lang w:val="es-ES" w:eastAsia="es-CO"/>
+        </w:rPr>
+      </w:pPr>
+      <w:r>
+        <w:rPr>
+          <w:sz w:val="20"/>
+          <w:szCs w:val="20"/>
+          <w:lang w:val="es-ES" w:eastAsia="es-CO"/>
         </w:rPr>
         <w:t xml:space="preserve">Utilizadas en </w:t>
       </w:r>
-      <w:proofErr w:type="spellStart"/>
-      <w:r>
-        <w:rPr>
-          <w:i/>
-          <w:iCs/>
-          <w:sz w:val="20"/>
-          <w:szCs w:val="20"/>
-          <w:lang w:val="es-ES_tradnl" w:eastAsia="es-CO"/>
+      <w:r>
+        <w:rPr>
+          <w:i w:val="1"/>
+          <w:iCs w:val="1"/>
+          <w:sz w:val="20"/>
+          <w:szCs w:val="20"/>
+          <w:lang w:val="es-ES" w:eastAsia="es-CO"/>
         </w:rPr>
         <w:t>big</w:t>
       </w:r>
-      <w:proofErr w:type="spellEnd"/>
-      <w:r>
-        <w:rPr>
-          <w:i/>
-          <w:iCs/>
-          <w:sz w:val="20"/>
-          <w:szCs w:val="20"/>
-          <w:lang w:val="es-ES_tradnl" w:eastAsia="es-CO"/>
+      <w:r>
+        <w:rPr>
+          <w:i w:val="1"/>
+          <w:iCs w:val="1"/>
+          <w:sz w:val="20"/>
+          <w:szCs w:val="20"/>
+          <w:lang w:val="es-ES" w:eastAsia="es-CO"/>
         </w:rPr>
         <w:t xml:space="preserve"> data</w:t>
       </w:r>
@@ -18918,7 +18370,7 @@
         <w:rPr>
           <w:sz w:val="20"/>
           <w:szCs w:val="20"/>
-          <w:lang w:val="es-ES_tradnl" w:eastAsia="es-CO"/>
+          <w:lang w:val="es-ES" w:eastAsia="es-CO"/>
         </w:rPr>
         <w:t>.</w:t>
       </w:r>
@@ -19007,6 +18459,7 @@
       <w:r>
         <w:rPr>
           <w:rFonts w:ascii="Segoe UI Symbol" w:hAnsi="Segoe UI Symbol" w:cs="Segoe UI Symbol"/>
+          <w:noProof/>
           <w:sz w:val="20"/>
           <w:szCs w:val="20"/>
           <w:lang w:val="es-ES_tradnl" w:eastAsia="es-CO"/>
@@ -19210,8 +18663,8 @@
           </mc:Choice>
           <mc:Fallback>
             <w:pict>
-              <v:shape w14:anchorId="151A5946" id="Cuadro de texto 27" o:spid="_x0000_s1043" type="#_x0000_t202" style="width:2in;height:2in;visibility:visible;mso-wrap-style:none;mso-left-percent:-10001;mso-top-percent:-10001;mso-position-horizontal:absolute;mso-position-horizontal-relative:char;mso-position-vertical:absolute;mso-position-vertical-relative:line;mso-left-percent:-10001;mso-top-percent:-10001;v-text-anchor:top" o:gfxdata="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" fillcolor="#4f81bd [3204]" strokecolor="white [3201]" strokeweight="3pt">
-                <v:shadow on="t" color="black" opacity="24903f" origin=",.5" offset="0,.55556mm"/>
+              <v:shape id="Cuadro de texto 27" style="width:2in;height:2in;visibility:visible;mso-wrap-style:none;mso-left-percent:-10001;mso-top-percent:-10001;mso-position-horizontal:absolute;mso-position-horizontal-relative:char;mso-position-vertical:absolute;mso-position-vertical-relative:line;mso-left-percent:-10001;mso-top-percent:-10001;v-text-anchor:top" o:spid="_x0000_s1043" fillcolor="#4f81bd [3204]" strokecolor="white [3201]" strokeweight="3pt" type="#_x0000_t202" o:gfxdata="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" w14:anchorId="151A5946">
+                <v:shadow on="t" color="black" opacity="24903f" offset="0,.55556mm" origin=",.5"/>
                 <v:textbox style="mso-fit-shape-to-text:t">
                   <w:txbxContent>
                     <w:p>
@@ -19288,14 +18741,14 @@
         <w:rPr>
           <w:sz w:val="20"/>
           <w:szCs w:val="20"/>
-          <w:lang w:val="es-ES_tradnl" w:eastAsia="es-CO"/>
-        </w:rPr>
-      </w:pPr>
-      <w:r>
-        <w:rPr>
-          <w:sz w:val="20"/>
-          <w:szCs w:val="20"/>
-          <w:lang w:val="es-ES_tradnl" w:eastAsia="es-CO"/>
+          <w:lang w:val="es-ES" w:eastAsia="es-CO"/>
+        </w:rPr>
+      </w:pPr>
+      <w:r>
+        <w:rPr>
+          <w:sz w:val="20"/>
+          <w:szCs w:val="20"/>
+          <w:lang w:val="es-ES" w:eastAsia="es-CO"/>
         </w:rPr>
         <w:t xml:space="preserve">La instalación y configuración de una base de datos NoSQL requiere seguir una secuencia lógica que garantice su correcto funcionamiento y seguridad. Aunque el proceso varía según el motor utilizado, la mayoría de gestores comparten etapas comunes. A continuación, se presenta un paso a paso general, tomando como referencia gestores ampliamente </w:t>
       </w:r>
@@ -19304,7 +18757,7 @@
         <w:rPr>
           <w:sz w:val="20"/>
           <w:szCs w:val="20"/>
-          <w:lang w:val="es-ES_tradnl" w:eastAsia="es-CO"/>
+          <w:lang w:val="es-ES" w:eastAsia="es-CO"/>
         </w:rPr>
         <w:t>usados como MongoDB</w:t>
       </w:r>
@@ -19312,14 +18765,14 @@
         <w:rPr>
           <w:sz w:val="20"/>
           <w:szCs w:val="20"/>
-          <w:lang w:val="es-ES_tradnl" w:eastAsia="es-CO"/>
+          <w:lang w:val="es-ES" w:eastAsia="es-CO"/>
         </w:rPr>
         <w:t>:</w:t>
       </w:r>
       <w:commentRangeEnd w:id="61"/>
       <w:r>
         <w:rPr>
-          <w:rStyle w:val="Refdecomentario"/>
+          <w:rStyle w:val="CommentReference"/>
         </w:rPr>
         <w:commentReference w:id="61"/>
       </w:r>
@@ -19774,14 +19227,14 @@
         <w:rPr>
           <w:sz w:val="20"/>
           <w:szCs w:val="20"/>
-          <w:lang w:val="es-ES_tradnl" w:eastAsia="es-CO"/>
-        </w:rPr>
-      </w:pPr>
-      <w:r>
-        <w:rPr>
-          <w:sz w:val="20"/>
-          <w:szCs w:val="20"/>
-          <w:lang w:val="es-ES_tradnl" w:eastAsia="es-CO"/>
+          <w:lang w:val="es-ES" w:eastAsia="es-CO"/>
+        </w:rPr>
+      </w:pPr>
+      <w:r>
+        <w:rPr>
+          <w:sz w:val="20"/>
+          <w:szCs w:val="20"/>
+          <w:lang w:val="es-ES" w:eastAsia="es-CO"/>
         </w:rPr>
         <w:t>Configurar mecanismos de seguridad, como autenticación y cifrado, especialmente en entornos productivos, con el fin de proteger la información y prevenir accesos no autorizados.</w:t>
       </w:r>
@@ -19886,8 +19339,8 @@
           </mc:Choice>
           <mc:Fallback>
             <w:pict>
-              <v:shape w14:anchorId="7707E38D" id="Cuadro de texto 31" o:spid="_x0000_s1044" type="#_x0000_t202" style="width:2in;height:2in;visibility:visible;mso-wrap-style:none;mso-left-percent:-10001;mso-top-percent:-10001;mso-position-horizontal:absolute;mso-position-horizontal-relative:char;mso-position-vertical:absolute;mso-position-vertical-relative:line;mso-left-percent:-10001;mso-top-percent:-10001;v-text-anchor:top" o:gfxdata="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" fillcolor="#4f81bd [3204]" strokecolor="white [3201]" strokeweight="3pt">
-                <v:shadow on="t" color="black" opacity="24903f" origin=",.5" offset="0,.55556mm"/>
+              <v:shape id="Cuadro de texto 31" style="width:2in;height:2in;visibility:visible;mso-wrap-style:none;mso-left-percent:-10001;mso-top-percent:-10001;mso-position-horizontal:absolute;mso-position-horizontal-relative:char;mso-position-vertical:absolute;mso-position-vertical-relative:line;mso-left-percent:-10001;mso-top-percent:-10001;v-text-anchor:top" o:spid="_x0000_s1044" fillcolor="#4f81bd [3204]" strokecolor="white [3201]" strokeweight="3pt" type="#_x0000_t202" o:gfxdata="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" w14:anchorId="7707E38D">
+                <v:shadow on="t" color="black" opacity="24903f" offset="0,.55556mm" origin=",.5"/>
                 <v:textbox style="mso-fit-shape-to-text:t">
                   <w:txbxContent>
                     <w:p>
@@ -20364,15 +19817,7 @@
           <w:szCs w:val="20"/>
           <w:lang w:val="es-ES_tradnl" w:eastAsia="es-CO"/>
         </w:rPr>
-        <w:t>L</w:t>
-      </w:r>
-      <w:r>
-        <w:rPr>
-          <w:sz w:val="20"/>
-          <w:szCs w:val="20"/>
-          <w:lang w:val="es-ES_tradnl" w:eastAsia="es-CO"/>
-        </w:rPr>
-        <w:t>a inserción de documentos consiste en almacenar la información dentro de las colecciones en formato flexible, como JSON o BSON. Cada documento puede contener distintos campos, lo que permite manejar datos heterogéneos sin necesidad de esquemas rígidos</w:t>
+        <w:t>La inserción de documentos consiste en almacenar la información dentro de las colecciones en formato flexible, como JSON o BSON. Cada documento puede contener distintos campos, lo que permite manejar datos heterogéneos sin necesidad de esquemas rígidos</w:t>
       </w:r>
       <w:r>
         <w:rPr>
@@ -20562,8 +20007,8 @@
           </mc:Choice>
           <mc:Fallback>
             <w:pict>
-              <v:shape w14:anchorId="11799720" id="Cuadro de texto 32" o:spid="_x0000_s1045" type="#_x0000_t202" style="width:2in;height:2in;visibility:visible;mso-wrap-style:none;mso-left-percent:-10001;mso-top-percent:-10001;mso-position-horizontal:absolute;mso-position-horizontal-relative:char;mso-position-vertical:absolute;mso-position-vertical-relative:line;mso-left-percent:-10001;mso-top-percent:-10001;v-text-anchor:top" o:gfxdata="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" fillcolor="#4f81bd [3204]" strokecolor="white [3201]" strokeweight="3pt">
-                <v:shadow on="t" color="black" opacity="24903f" origin=",.5" offset="0,.55556mm"/>
+              <v:shape id="Cuadro de texto 32" style="width:2in;height:2in;visibility:visible;mso-wrap-style:none;mso-left-percent:-10001;mso-top-percent:-10001;mso-position-horizontal:absolute;mso-position-horizontal-relative:char;mso-position-vertical:absolute;mso-position-vertical-relative:line;mso-left-percent:-10001;mso-top-percent:-10001;v-text-anchor:top" o:spid="_x0000_s1045" fillcolor="#4f81bd [3204]" strokecolor="white [3201]" strokeweight="3pt" type="#_x0000_t202" o:gfxdata="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" w14:anchorId="11799720">
+                <v:shadow on="t" color="black" opacity="24903f" offset="0,.55556mm" origin=",.5"/>
                 <v:textbox style="mso-fit-shape-to-text:t">
                   <w:txbxContent>
                     <w:p>
@@ -20761,18 +20206,18 @@
         </w:drawing>
       </w:r>
       <w:commentRangeEnd w:id="66"/>
+      <w:r>
+        <w:rPr>
+          <w:rStyle w:val="Refdecomentario"/>
+        </w:rPr>
+        <w:commentReference w:id="66"/>
+      </w:r>
       <w:commentRangeEnd w:id="67"/>
       <w:r>
         <w:rPr>
           <w:rStyle w:val="Refdecomentario"/>
         </w:rPr>
         <w:commentReference w:id="67"/>
-      </w:r>
-      <w:r>
-        <w:rPr>
-          <w:rStyle w:val="Refdecomentario"/>
-        </w:rPr>
-        <w:commentReference w:id="66"/>
       </w:r>
     </w:p>
     <w:p>
@@ -20823,32 +20268,30 @@
         <w:rPr>
           <w:sz w:val="20"/>
           <w:szCs w:val="20"/>
-          <w:lang w:val="es-ES_tradnl" w:eastAsia="es-CO"/>
-        </w:rPr>
-      </w:pPr>
-      <w:r>
-        <w:rPr>
-          <w:sz w:val="20"/>
-          <w:szCs w:val="20"/>
-          <w:lang w:val="es-ES_tradnl" w:eastAsia="es-CO"/>
+          <w:lang w:val="es-ES" w:eastAsia="es-CO"/>
+        </w:rPr>
+      </w:pPr>
+      <w:r>
+        <w:rPr>
+          <w:sz w:val="20"/>
+          <w:szCs w:val="20"/>
+          <w:lang w:val="es-ES" w:eastAsia="es-CO"/>
         </w:rPr>
         <w:t>Las operaciones CRUD (</w:t>
       </w:r>
-      <w:proofErr w:type="spellStart"/>
-      <w:r>
-        <w:rPr>
-          <w:sz w:val="20"/>
-          <w:szCs w:val="20"/>
-          <w:lang w:val="es-ES_tradnl" w:eastAsia="es-CO"/>
+      <w:r>
+        <w:rPr>
+          <w:sz w:val="20"/>
+          <w:szCs w:val="20"/>
+          <w:lang w:val="es-ES" w:eastAsia="es-CO"/>
         </w:rPr>
         <w:t>Create</w:t>
       </w:r>
-      <w:proofErr w:type="spellEnd"/>
-      <w:r>
-        <w:rPr>
-          <w:sz w:val="20"/>
-          <w:szCs w:val="20"/>
-          <w:lang w:val="es-ES_tradnl" w:eastAsia="es-CO"/>
+      <w:r>
+        <w:rPr>
+          <w:sz w:val="20"/>
+          <w:szCs w:val="20"/>
+          <w:lang w:val="es-ES" w:eastAsia="es-CO"/>
         </w:rPr>
         <w:t>-crear</w:t>
       </w:r>
@@ -20856,25 +20299,23 @@
         <w:rPr>
           <w:sz w:val="20"/>
           <w:szCs w:val="20"/>
-          <w:lang w:val="es-ES_tradnl" w:eastAsia="es-CO"/>
+          <w:lang w:val="es-ES" w:eastAsia="es-CO"/>
         </w:rPr>
         <w:t xml:space="preserve">, </w:t>
       </w:r>
-      <w:proofErr w:type="spellStart"/>
-      <w:r>
-        <w:rPr>
-          <w:sz w:val="20"/>
-          <w:szCs w:val="20"/>
-          <w:lang w:val="es-ES_tradnl" w:eastAsia="es-CO"/>
+      <w:r>
+        <w:rPr>
+          <w:sz w:val="20"/>
+          <w:szCs w:val="20"/>
+          <w:lang w:val="es-ES" w:eastAsia="es-CO"/>
         </w:rPr>
         <w:t>Read</w:t>
       </w:r>
-      <w:proofErr w:type="spellEnd"/>
-      <w:r>
-        <w:rPr>
-          <w:sz w:val="20"/>
-          <w:szCs w:val="20"/>
-          <w:lang w:val="es-ES_tradnl" w:eastAsia="es-CO"/>
+      <w:r>
+        <w:rPr>
+          <w:sz w:val="20"/>
+          <w:szCs w:val="20"/>
+          <w:lang w:val="es-ES" w:eastAsia="es-CO"/>
         </w:rPr>
         <w:t>-leer</w:t>
       </w:r>
@@ -20882,25 +20323,23 @@
         <w:rPr>
           <w:sz w:val="20"/>
           <w:szCs w:val="20"/>
-          <w:lang w:val="es-ES_tradnl" w:eastAsia="es-CO"/>
+          <w:lang w:val="es-ES" w:eastAsia="es-CO"/>
         </w:rPr>
         <w:t xml:space="preserve">, </w:t>
       </w:r>
-      <w:proofErr w:type="spellStart"/>
-      <w:r>
-        <w:rPr>
-          <w:sz w:val="20"/>
-          <w:szCs w:val="20"/>
-          <w:lang w:val="es-ES_tradnl" w:eastAsia="es-CO"/>
+      <w:r>
+        <w:rPr>
+          <w:sz w:val="20"/>
+          <w:szCs w:val="20"/>
+          <w:lang w:val="es-ES" w:eastAsia="es-CO"/>
         </w:rPr>
         <w:t>Update</w:t>
       </w:r>
-      <w:proofErr w:type="spellEnd"/>
-      <w:r>
-        <w:rPr>
-          <w:sz w:val="20"/>
-          <w:szCs w:val="20"/>
-          <w:lang w:val="es-ES_tradnl" w:eastAsia="es-CO"/>
+      <w:r>
+        <w:rPr>
+          <w:sz w:val="20"/>
+          <w:szCs w:val="20"/>
+          <w:lang w:val="es-ES" w:eastAsia="es-CO"/>
         </w:rPr>
         <w:t>-actualizar</w:t>
       </w:r>
@@ -20908,25 +20347,23 @@
         <w:rPr>
           <w:sz w:val="20"/>
           <w:szCs w:val="20"/>
-          <w:lang w:val="es-ES_tradnl" w:eastAsia="es-CO"/>
+          <w:lang w:val="es-ES" w:eastAsia="es-CO"/>
         </w:rPr>
         <w:t xml:space="preserve">, </w:t>
       </w:r>
-      <w:proofErr w:type="spellStart"/>
-      <w:r>
-        <w:rPr>
-          <w:sz w:val="20"/>
-          <w:szCs w:val="20"/>
-          <w:lang w:val="es-ES_tradnl" w:eastAsia="es-CO"/>
+      <w:r>
+        <w:rPr>
+          <w:sz w:val="20"/>
+          <w:szCs w:val="20"/>
+          <w:lang w:val="es-ES" w:eastAsia="es-CO"/>
         </w:rPr>
         <w:t>Delete</w:t>
       </w:r>
-      <w:proofErr w:type="spellEnd"/>
-      <w:r>
-        <w:rPr>
-          <w:sz w:val="20"/>
-          <w:szCs w:val="20"/>
-          <w:lang w:val="es-ES_tradnl" w:eastAsia="es-CO"/>
+      <w:r>
+        <w:rPr>
+          <w:sz w:val="20"/>
+          <w:szCs w:val="20"/>
+          <w:lang w:val="es-ES" w:eastAsia="es-CO"/>
         </w:rPr>
         <w:t>-eliminar</w:t>
       </w:r>
@@ -20934,7 +20371,7 @@
         <w:rPr>
           <w:sz w:val="20"/>
           <w:szCs w:val="20"/>
-          <w:lang w:val="es-ES_tradnl" w:eastAsia="es-CO"/>
+          <w:lang w:val="es-ES" w:eastAsia="es-CO"/>
         </w:rPr>
         <w:t xml:space="preserve">) constituyen la base para la administración de la información en bases de datos NoSQL. Estas operaciones permiten crear, consultar, modificar y eliminar datos, y suelen implementarse mediante lenguajes como JavaScript, especialmente en motores orientados a documentos </w:t>
       </w:r>
@@ -20943,7 +20380,7 @@
         <w:rPr>
           <w:sz w:val="20"/>
           <w:szCs w:val="20"/>
-          <w:lang w:val="es-ES_tradnl" w:eastAsia="es-CO"/>
+          <w:lang w:val="es-ES" w:eastAsia="es-CO"/>
         </w:rPr>
         <w:t>como MongoDB</w:t>
       </w:r>
@@ -20951,7 +20388,7 @@
         <w:rPr>
           <w:sz w:val="20"/>
           <w:szCs w:val="20"/>
-          <w:lang w:val="es-ES_tradnl" w:eastAsia="es-CO"/>
+          <w:lang w:val="es-ES" w:eastAsia="es-CO"/>
         </w:rPr>
         <w:t>. A continuación</w:t>
       </w:r>
@@ -20959,7 +20396,7 @@
         <w:rPr>
           <w:sz w:val="20"/>
           <w:szCs w:val="20"/>
-          <w:lang w:val="es-ES_tradnl" w:eastAsia="es-CO"/>
+          <w:lang w:val="es-ES" w:eastAsia="es-CO"/>
         </w:rPr>
         <w:t>,</w:t>
       </w:r>
@@ -20967,7 +20404,7 @@
         <w:rPr>
           <w:sz w:val="20"/>
           <w:szCs w:val="20"/>
-          <w:lang w:val="es-ES_tradnl" w:eastAsia="es-CO"/>
+          <w:lang w:val="es-ES" w:eastAsia="es-CO"/>
         </w:rPr>
         <w:t xml:space="preserve"> la explicación de cada una</w:t>
       </w:r>
@@ -20975,14 +20412,14 @@
         <w:rPr>
           <w:sz w:val="20"/>
           <w:szCs w:val="20"/>
-          <w:lang w:val="es-ES_tradnl" w:eastAsia="es-CO"/>
+          <w:lang w:val="es-ES" w:eastAsia="es-CO"/>
         </w:rPr>
         <w:t>:</w:t>
       </w:r>
       <w:commentRangeEnd w:id="68"/>
       <w:r>
         <w:rPr>
-          <w:rStyle w:val="Refdecomentario"/>
+          <w:rStyle w:val="CommentReference"/>
         </w:rPr>
         <w:commentReference w:id="68"/>
       </w:r>
@@ -21059,43 +20496,40 @@
           <w:numId w:val="29"/>
         </w:numPr>
         <w:rPr>
-          <w:b/>
-          <w:bCs/>
-          <w:sz w:val="20"/>
-          <w:szCs w:val="20"/>
-          <w:lang w:val="es-ES_tradnl" w:eastAsia="es-CO"/>
-        </w:rPr>
-      </w:pPr>
-      <w:r>
-        <w:rPr>
-          <w:b/>
-          <w:bCs/>
-          <w:sz w:val="20"/>
-          <w:szCs w:val="20"/>
-          <w:lang w:val="es-ES_tradnl" w:eastAsia="es-CO"/>
-        </w:rPr>
-        <w:lastRenderedPageBreak/>
+          <w:b w:val="1"/>
+          <w:bCs w:val="1"/>
+          <w:sz w:val="20"/>
+          <w:szCs w:val="20"/>
+          <w:lang w:val="es-ES" w:eastAsia="es-CO"/>
+        </w:rPr>
+      </w:pPr>
+      <w:r>
+        <w:rPr>
+          <w:b w:val="1"/>
+          <w:bCs w:val="1"/>
+          <w:sz w:val="20"/>
+          <w:szCs w:val="20"/>
+          <w:lang w:val="es-ES" w:eastAsia="es-CO"/>
+        </w:rPr>
         <w:t xml:space="preserve">CREATE (Crear - </w:t>
       </w:r>
-      <w:proofErr w:type="spellStart"/>
-      <w:r>
-        <w:rPr>
-          <w:b/>
-          <w:bCs/>
-          <w:sz w:val="20"/>
-          <w:szCs w:val="20"/>
-          <w:lang w:val="es-ES_tradnl" w:eastAsia="es-CO"/>
+      <w:r>
+        <w:rPr>
+          <w:b w:val="1"/>
+          <w:bCs w:val="1"/>
+          <w:sz w:val="20"/>
+          <w:szCs w:val="20"/>
+          <w:lang w:val="es-ES" w:eastAsia="es-CO"/>
         </w:rPr>
         <w:t>JavaScrip</w:t>
       </w:r>
-      <w:proofErr w:type="spellEnd"/>
-      <w:r>
-        <w:rPr>
-          <w:b/>
-          <w:bCs/>
-          <w:sz w:val="20"/>
-          <w:szCs w:val="20"/>
-          <w:lang w:val="es-ES_tradnl" w:eastAsia="es-CO"/>
+      <w:r>
+        <w:rPr>
+          <w:b w:val="1"/>
+          <w:bCs w:val="1"/>
+          <w:sz w:val="20"/>
+          <w:szCs w:val="20"/>
+          <w:lang w:val="es-ES" w:eastAsia="es-CO"/>
         </w:rPr>
         <w:t>)</w:t>
       </w:r>
@@ -21225,42 +20659,40 @@
           <w:numId w:val="29"/>
         </w:numPr>
         <w:rPr>
-          <w:b/>
-          <w:bCs/>
-          <w:sz w:val="20"/>
-          <w:szCs w:val="20"/>
-          <w:lang w:val="es-ES_tradnl" w:eastAsia="es-CO"/>
-        </w:rPr>
-      </w:pPr>
-      <w:r>
-        <w:rPr>
-          <w:b/>
-          <w:bCs/>
-          <w:sz w:val="20"/>
-          <w:szCs w:val="20"/>
-          <w:lang w:val="es-ES_tradnl" w:eastAsia="es-CO"/>
+          <w:b w:val="1"/>
+          <w:bCs w:val="1"/>
+          <w:sz w:val="20"/>
+          <w:szCs w:val="20"/>
+          <w:lang w:val="es-ES" w:eastAsia="es-CO"/>
+        </w:rPr>
+      </w:pPr>
+      <w:r>
+        <w:rPr>
+          <w:b w:val="1"/>
+          <w:bCs w:val="1"/>
+          <w:sz w:val="20"/>
+          <w:szCs w:val="20"/>
+          <w:lang w:val="es-ES" w:eastAsia="es-CO"/>
         </w:rPr>
         <w:t xml:space="preserve">READ (Consultar - </w:t>
       </w:r>
-      <w:proofErr w:type="spellStart"/>
-      <w:r>
-        <w:rPr>
-          <w:b/>
-          <w:bCs/>
-          <w:sz w:val="20"/>
-          <w:szCs w:val="20"/>
-          <w:lang w:val="es-ES_tradnl" w:eastAsia="es-CO"/>
+      <w:r>
+        <w:rPr>
+          <w:b w:val="1"/>
+          <w:bCs w:val="1"/>
+          <w:sz w:val="20"/>
+          <w:szCs w:val="20"/>
+          <w:lang w:val="es-ES" w:eastAsia="es-CO"/>
         </w:rPr>
         <w:t>JavaScrip</w:t>
       </w:r>
-      <w:proofErr w:type="spellEnd"/>
-      <w:r>
-        <w:rPr>
-          <w:b/>
-          <w:bCs/>
-          <w:sz w:val="20"/>
-          <w:szCs w:val="20"/>
-          <w:lang w:val="es-ES_tradnl" w:eastAsia="es-CO"/>
+      <w:r>
+        <w:rPr>
+          <w:b w:val="1"/>
+          <w:bCs w:val="1"/>
+          <w:sz w:val="20"/>
+          <w:szCs w:val="20"/>
+          <w:lang w:val="es-ES" w:eastAsia="es-CO"/>
         </w:rPr>
         <w:t>)</w:t>
       </w:r>
@@ -21386,42 +20818,40 @@
           <w:numId w:val="29"/>
         </w:numPr>
         <w:rPr>
-          <w:b/>
-          <w:bCs/>
-          <w:sz w:val="20"/>
-          <w:szCs w:val="20"/>
-          <w:lang w:val="es-ES_tradnl" w:eastAsia="es-CO"/>
-        </w:rPr>
-      </w:pPr>
-      <w:r>
-        <w:rPr>
-          <w:b/>
-          <w:bCs/>
-          <w:sz w:val="20"/>
-          <w:szCs w:val="20"/>
-          <w:lang w:val="es-ES_tradnl" w:eastAsia="es-CO"/>
+          <w:b w:val="1"/>
+          <w:bCs w:val="1"/>
+          <w:sz w:val="20"/>
+          <w:szCs w:val="20"/>
+          <w:lang w:val="es-ES" w:eastAsia="es-CO"/>
+        </w:rPr>
+      </w:pPr>
+      <w:r>
+        <w:rPr>
+          <w:b w:val="1"/>
+          <w:bCs w:val="1"/>
+          <w:sz w:val="20"/>
+          <w:szCs w:val="20"/>
+          <w:lang w:val="es-ES" w:eastAsia="es-CO"/>
         </w:rPr>
         <w:t xml:space="preserve">UPDATE (Actualizar - </w:t>
       </w:r>
-      <w:proofErr w:type="spellStart"/>
-      <w:r>
-        <w:rPr>
-          <w:b/>
-          <w:bCs/>
-          <w:sz w:val="20"/>
-          <w:szCs w:val="20"/>
-          <w:lang w:val="es-ES_tradnl" w:eastAsia="es-CO"/>
+      <w:r>
+        <w:rPr>
+          <w:b w:val="1"/>
+          <w:bCs w:val="1"/>
+          <w:sz w:val="20"/>
+          <w:szCs w:val="20"/>
+          <w:lang w:val="es-ES" w:eastAsia="es-CO"/>
         </w:rPr>
         <w:t>JavaScrip</w:t>
       </w:r>
-      <w:proofErr w:type="spellEnd"/>
-      <w:r>
-        <w:rPr>
-          <w:b/>
-          <w:bCs/>
-          <w:sz w:val="20"/>
-          <w:szCs w:val="20"/>
-          <w:lang w:val="es-ES_tradnl" w:eastAsia="es-CO"/>
+      <w:r>
+        <w:rPr>
+          <w:b w:val="1"/>
+          <w:bCs w:val="1"/>
+          <w:sz w:val="20"/>
+          <w:szCs w:val="20"/>
+          <w:lang w:val="es-ES" w:eastAsia="es-CO"/>
         </w:rPr>
         <w:t>)</w:t>
       </w:r>
@@ -21547,42 +20977,40 @@
           <w:numId w:val="29"/>
         </w:numPr>
         <w:rPr>
-          <w:b/>
-          <w:bCs/>
-          <w:sz w:val="20"/>
-          <w:szCs w:val="20"/>
-          <w:lang w:val="es-ES_tradnl" w:eastAsia="es-CO"/>
-        </w:rPr>
-      </w:pPr>
-      <w:r>
-        <w:rPr>
-          <w:b/>
-          <w:bCs/>
-          <w:sz w:val="20"/>
-          <w:szCs w:val="20"/>
-          <w:lang w:val="es-ES_tradnl" w:eastAsia="es-CO"/>
+          <w:b w:val="1"/>
+          <w:bCs w:val="1"/>
+          <w:sz w:val="20"/>
+          <w:szCs w:val="20"/>
+          <w:lang w:val="es-ES" w:eastAsia="es-CO"/>
+        </w:rPr>
+      </w:pPr>
+      <w:r>
+        <w:rPr>
+          <w:b w:val="1"/>
+          <w:bCs w:val="1"/>
+          <w:sz w:val="20"/>
+          <w:szCs w:val="20"/>
+          <w:lang w:val="es-ES" w:eastAsia="es-CO"/>
         </w:rPr>
         <w:t xml:space="preserve">DELETE (Eliminar - </w:t>
       </w:r>
-      <w:proofErr w:type="spellStart"/>
-      <w:r>
-        <w:rPr>
-          <w:b/>
-          <w:bCs/>
-          <w:sz w:val="20"/>
-          <w:szCs w:val="20"/>
-          <w:lang w:val="es-ES_tradnl" w:eastAsia="es-CO"/>
+      <w:r>
+        <w:rPr>
+          <w:b w:val="1"/>
+          <w:bCs w:val="1"/>
+          <w:sz w:val="20"/>
+          <w:szCs w:val="20"/>
+          <w:lang w:val="es-ES" w:eastAsia="es-CO"/>
         </w:rPr>
         <w:t>JavaScrip</w:t>
       </w:r>
-      <w:proofErr w:type="spellEnd"/>
-      <w:r>
-        <w:rPr>
-          <w:b/>
-          <w:bCs/>
-          <w:sz w:val="20"/>
-          <w:szCs w:val="20"/>
-          <w:lang w:val="es-ES_tradnl" w:eastAsia="es-CO"/>
+      <w:r>
+        <w:rPr>
+          <w:b w:val="1"/>
+          <w:bCs w:val="1"/>
+          <w:sz w:val="20"/>
+          <w:szCs w:val="20"/>
+          <w:lang w:val="es-ES" w:eastAsia="es-CO"/>
         </w:rPr>
         <w:t>)</w:t>
       </w:r>
@@ -21776,32 +21204,30 @@
         <w:rPr>
           <w:sz w:val="20"/>
           <w:szCs w:val="20"/>
-          <w:lang w:val="es-ES_tradnl" w:eastAsia="es-CO"/>
-        </w:rPr>
-      </w:pPr>
-      <w:r>
-        <w:rPr>
-          <w:sz w:val="20"/>
-          <w:szCs w:val="20"/>
-          <w:lang w:val="es-ES_tradnl" w:eastAsia="es-CO"/>
+          <w:lang w:val="es-ES" w:eastAsia="es-CO"/>
+        </w:rPr>
+      </w:pPr>
+      <w:r>
+        <w:rPr>
+          <w:sz w:val="20"/>
+          <w:szCs w:val="20"/>
+          <w:lang w:val="es-ES" w:eastAsia="es-CO"/>
         </w:rPr>
         <w:t>$</w:t>
       </w:r>
-      <w:proofErr w:type="spellStart"/>
-      <w:r>
-        <w:rPr>
-          <w:sz w:val="20"/>
-          <w:szCs w:val="20"/>
-          <w:lang w:val="es-ES_tradnl" w:eastAsia="es-CO"/>
+      <w:r>
+        <w:rPr>
+          <w:sz w:val="20"/>
+          <w:szCs w:val="20"/>
+          <w:lang w:val="es-ES" w:eastAsia="es-CO"/>
         </w:rPr>
         <w:t>gt</w:t>
       </w:r>
-      <w:proofErr w:type="spellEnd"/>
-      <w:r>
-        <w:rPr>
-          <w:sz w:val="20"/>
-          <w:szCs w:val="20"/>
-          <w:lang w:val="es-ES_tradnl" w:eastAsia="es-CO"/>
+      <w:r>
+        <w:rPr>
+          <w:sz w:val="20"/>
+          <w:szCs w:val="20"/>
+          <w:lang w:val="es-ES" w:eastAsia="es-CO"/>
         </w:rPr>
         <w:t xml:space="preserve"> (mayor que)</w:t>
       </w:r>
@@ -21809,7 +21235,7 @@
         <w:rPr>
           <w:sz w:val="20"/>
           <w:szCs w:val="20"/>
-          <w:lang w:val="es-ES_tradnl" w:eastAsia="es-CO"/>
+          <w:lang w:val="es-ES" w:eastAsia="es-CO"/>
         </w:rPr>
         <w:t>.</w:t>
       </w:r>
@@ -21824,32 +21250,30 @@
         <w:rPr>
           <w:sz w:val="20"/>
           <w:szCs w:val="20"/>
-          <w:lang w:val="es-ES_tradnl" w:eastAsia="es-CO"/>
-        </w:rPr>
-      </w:pPr>
-      <w:r>
-        <w:rPr>
-          <w:sz w:val="20"/>
-          <w:szCs w:val="20"/>
-          <w:lang w:val="es-ES_tradnl" w:eastAsia="es-CO"/>
+          <w:lang w:val="es-ES" w:eastAsia="es-CO"/>
+        </w:rPr>
+      </w:pPr>
+      <w:r>
+        <w:rPr>
+          <w:sz w:val="20"/>
+          <w:szCs w:val="20"/>
+          <w:lang w:val="es-ES" w:eastAsia="es-CO"/>
         </w:rPr>
         <w:t>$</w:t>
       </w:r>
-      <w:proofErr w:type="spellStart"/>
-      <w:r>
-        <w:rPr>
-          <w:sz w:val="20"/>
-          <w:szCs w:val="20"/>
-          <w:lang w:val="es-ES_tradnl" w:eastAsia="es-CO"/>
+      <w:r>
+        <w:rPr>
+          <w:sz w:val="20"/>
+          <w:szCs w:val="20"/>
+          <w:lang w:val="es-ES" w:eastAsia="es-CO"/>
         </w:rPr>
         <w:t>lt</w:t>
       </w:r>
-      <w:proofErr w:type="spellEnd"/>
-      <w:r>
-        <w:rPr>
-          <w:sz w:val="20"/>
-          <w:szCs w:val="20"/>
-          <w:lang w:val="es-ES_tradnl" w:eastAsia="es-CO"/>
+      <w:r>
+        <w:rPr>
+          <w:sz w:val="20"/>
+          <w:szCs w:val="20"/>
+          <w:lang w:val="es-ES" w:eastAsia="es-CO"/>
         </w:rPr>
         <w:t xml:space="preserve"> (menor que)</w:t>
       </w:r>
@@ -21857,7 +21281,7 @@
         <w:rPr>
           <w:sz w:val="20"/>
           <w:szCs w:val="20"/>
-          <w:lang w:val="es-ES_tradnl" w:eastAsia="es-CO"/>
+          <w:lang w:val="es-ES" w:eastAsia="es-CO"/>
         </w:rPr>
         <w:t>.</w:t>
       </w:r>
@@ -21903,32 +21327,30 @@
         <w:rPr>
           <w:sz w:val="20"/>
           <w:szCs w:val="20"/>
-          <w:lang w:val="es-ES_tradnl" w:eastAsia="es-CO"/>
-        </w:rPr>
-      </w:pPr>
-      <w:r>
-        <w:rPr>
-          <w:sz w:val="20"/>
-          <w:szCs w:val="20"/>
-          <w:lang w:val="es-ES_tradnl" w:eastAsia="es-CO"/>
+          <w:lang w:val="es-ES" w:eastAsia="es-CO"/>
+        </w:rPr>
+      </w:pPr>
+      <w:r>
+        <w:rPr>
+          <w:sz w:val="20"/>
+          <w:szCs w:val="20"/>
+          <w:lang w:val="es-ES" w:eastAsia="es-CO"/>
         </w:rPr>
         <w:t>$</w:t>
       </w:r>
-      <w:proofErr w:type="spellStart"/>
-      <w:r>
-        <w:rPr>
-          <w:sz w:val="20"/>
-          <w:szCs w:val="20"/>
-          <w:lang w:val="es-ES_tradnl" w:eastAsia="es-CO"/>
+      <w:r>
+        <w:rPr>
+          <w:sz w:val="20"/>
+          <w:szCs w:val="20"/>
+          <w:lang w:val="es-ES" w:eastAsia="es-CO"/>
         </w:rPr>
         <w:t>or</w:t>
       </w:r>
-      <w:proofErr w:type="spellEnd"/>
-      <w:r>
-        <w:rPr>
-          <w:sz w:val="20"/>
-          <w:szCs w:val="20"/>
-          <w:lang w:val="es-ES_tradnl" w:eastAsia="es-CO"/>
+      <w:r>
+        <w:rPr>
+          <w:sz w:val="20"/>
+          <w:szCs w:val="20"/>
+          <w:lang w:val="es-ES" w:eastAsia="es-CO"/>
         </w:rPr>
         <w:t>.</w:t>
       </w:r>
@@ -21947,32 +21369,30 @@
         <w:rPr>
           <w:sz w:val="20"/>
           <w:szCs w:val="20"/>
-          <w:lang w:val="es-ES_tradnl" w:eastAsia="es-CO"/>
-        </w:rPr>
-      </w:pPr>
-      <w:r>
-        <w:rPr>
-          <w:sz w:val="20"/>
-          <w:szCs w:val="20"/>
-          <w:lang w:val="es-ES_tradnl" w:eastAsia="es-CO"/>
+          <w:lang w:val="es-ES" w:eastAsia="es-CO"/>
+        </w:rPr>
+      </w:pPr>
+      <w:r>
+        <w:rPr>
+          <w:sz w:val="20"/>
+          <w:szCs w:val="20"/>
+          <w:lang w:val="es-ES" w:eastAsia="es-CO"/>
         </w:rPr>
         <w:t>Ejemplo (</w:t>
       </w:r>
-      <w:proofErr w:type="spellStart"/>
-      <w:r>
-        <w:rPr>
-          <w:sz w:val="20"/>
-          <w:szCs w:val="20"/>
-          <w:lang w:val="es-ES_tradnl" w:eastAsia="es-CO"/>
+      <w:r>
+        <w:rPr>
+          <w:sz w:val="20"/>
+          <w:szCs w:val="20"/>
+          <w:lang w:val="es-ES" w:eastAsia="es-CO"/>
         </w:rPr>
         <w:t>JavaScrip</w:t>
       </w:r>
-      <w:proofErr w:type="spellEnd"/>
-      <w:r>
-        <w:rPr>
-          <w:sz w:val="20"/>
-          <w:szCs w:val="20"/>
-          <w:lang w:val="es-ES_tradnl" w:eastAsia="es-CO"/>
+      <w:r>
+        <w:rPr>
+          <w:sz w:val="20"/>
+          <w:szCs w:val="20"/>
+          <w:lang w:val="es-ES" w:eastAsia="es-CO"/>
         </w:rPr>
         <w:t>):</w:t>
       </w:r>
@@ -22147,6 +21567,7 @@
       <w:r>
         <w:rPr>
           <w:bCs/>
+          <w:noProof/>
           <w:sz w:val="20"/>
           <w:szCs w:val="20"/>
           <w:lang w:val="es-ES_tradnl" w:eastAsia="es-CO"/>
@@ -22360,8 +21781,8 @@
           </mc:Choice>
           <mc:Fallback>
             <w:pict>
-              <v:shape w14:anchorId="0F500679" id="Cuadro de texto 34" o:spid="_x0000_s1046" type="#_x0000_t202" style="width:2in;height:2in;visibility:visible;mso-wrap-style:none;mso-left-percent:-10001;mso-top-percent:-10001;mso-position-horizontal:absolute;mso-position-horizontal-relative:char;mso-position-vertical:absolute;mso-position-vertical-relative:line;mso-left-percent:-10001;mso-top-percent:-10001;v-text-anchor:top" o:gfxdata="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" fillcolor="#4f81bd [3204]" strokecolor="white [3201]" strokeweight="3pt">
-                <v:shadow on="t" color="black" opacity="24903f" origin=",.5" offset="0,.55556mm"/>
+              <v:shape id="Cuadro de texto 34" style="width:2in;height:2in;visibility:visible;mso-wrap-style:none;mso-left-percent:-10001;mso-top-percent:-10001;mso-position-horizontal:absolute;mso-position-horizontal-relative:char;mso-position-vertical:absolute;mso-position-vertical-relative:line;mso-left-percent:-10001;mso-top-percent:-10001;v-text-anchor:top" o:spid="_x0000_s1046" fillcolor="#4f81bd [3204]" strokecolor="white [3201]" strokeweight="3pt" type="#_x0000_t202" o:gfxdata="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" w14:anchorId="0F500679">
+                <v:shadow on="t" color="black" opacity="24903f" offset="0,.55556mm" origin=",.5"/>
                 <v:textbox style="mso-fit-shape-to-text:t">
                   <w:txbxContent>
                     <w:p>
@@ -22876,14 +22297,14 @@
         <w:rPr>
           <w:sz w:val="20"/>
           <w:szCs w:val="20"/>
-          <w:lang w:val="es-ES_tradnl" w:eastAsia="es-CO"/>
-        </w:rPr>
-      </w:pPr>
-      <w:r>
-        <w:rPr>
-          <w:sz w:val="20"/>
-          <w:szCs w:val="20"/>
-          <w:lang w:val="es-ES_tradnl" w:eastAsia="es-CO"/>
+          <w:lang w:val="es-ES" w:eastAsia="es-CO"/>
+        </w:rPr>
+      </w:pPr>
+      <w:r>
+        <w:rPr>
+          <w:sz w:val="20"/>
+          <w:szCs w:val="20"/>
+          <w:lang w:val="es-ES" w:eastAsia="es-CO"/>
         </w:rPr>
         <w:t>De acuerdo a los t</w:t>
       </w:r>
@@ -22891,7 +22312,7 @@
         <w:rPr>
           <w:sz w:val="20"/>
           <w:szCs w:val="20"/>
-          <w:lang w:val="es-ES_tradnl" w:eastAsia="es-CO"/>
+          <w:lang w:val="es-ES" w:eastAsia="es-CO"/>
         </w:rPr>
         <w:t>ipos de permisos</w:t>
       </w:r>
@@ -22899,7 +22320,7 @@
         <w:rPr>
           <w:sz w:val="20"/>
           <w:szCs w:val="20"/>
-          <w:lang w:val="es-ES_tradnl" w:eastAsia="es-CO"/>
+          <w:lang w:val="es-ES" w:eastAsia="es-CO"/>
         </w:rPr>
         <w:t xml:space="preserve"> </w:t>
       </w:r>
@@ -22908,14 +22329,14 @@
         <w:rPr>
           <w:sz w:val="20"/>
           <w:szCs w:val="20"/>
-          <w:lang w:val="es-ES_tradnl" w:eastAsia="es-CO"/>
+          <w:lang w:val="es-ES" w:eastAsia="es-CO"/>
         </w:rPr>
         <w:t>se encuentran:</w:t>
       </w:r>
       <w:commentRangeEnd w:id="78"/>
       <w:r>
         <w:rPr>
-          <w:rStyle w:val="Refdecomentario"/>
+          <w:rStyle w:val="CommentReference"/>
         </w:rPr>
         <w:commentReference w:id="78"/>
       </w:r>
@@ -23326,8 +22747,8 @@
           </mc:Choice>
           <mc:Fallback>
             <w:pict>
-              <v:shape w14:anchorId="3852DFBE" id="Cuadro de texto 35" o:spid="_x0000_s1047" type="#_x0000_t202" style="width:2in;height:2in;visibility:visible;mso-wrap-style:none;mso-left-percent:-10001;mso-top-percent:-10001;mso-position-horizontal:absolute;mso-position-horizontal-relative:char;mso-position-vertical:absolute;mso-position-vertical-relative:line;mso-left-percent:-10001;mso-top-percent:-10001;v-text-anchor:top" o:gfxdata="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" fillcolor="#4f81bd [3204]" strokecolor="white [3201]" strokeweight="3pt">
-                <v:shadow on="t" color="black" opacity="24903f" origin=",.5" offset="0,.55556mm"/>
+              <v:shape id="Cuadro de texto 35" style="width:2in;height:2in;visibility:visible;mso-wrap-style:none;mso-left-percent:-10001;mso-top-percent:-10001;mso-position-horizontal:absolute;mso-position-horizontal-relative:char;mso-position-vertical:absolute;mso-position-vertical-relative:line;mso-left-percent:-10001;mso-top-percent:-10001;v-text-anchor:top" o:spid="_x0000_s1047" fillcolor="#4f81bd [3204]" strokecolor="white [3201]" strokeweight="3pt" type="#_x0000_t202" o:gfxdata="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" w14:anchorId="3852DFBE">
+                <v:shadow on="t" color="black" opacity="24903f" offset="0,.55556mm" origin=",.5"/>
                 <v:textbox style="mso-fit-shape-to-text:t">
                   <w:txbxContent>
                     <w:p>
@@ -24087,8 +23508,8 @@
           </mc:Choice>
           <mc:Fallback>
             <w:pict>
-              <v:shape w14:anchorId="7B375F02" id="Cuadro de texto 36" o:spid="_x0000_s1048" type="#_x0000_t202" style="width:2in;height:2in;visibility:visible;mso-wrap-style:none;mso-left-percent:-10001;mso-top-percent:-10001;mso-position-horizontal:absolute;mso-position-horizontal-relative:char;mso-position-vertical:absolute;mso-position-vertical-relative:line;mso-left-percent:-10001;mso-top-percent:-10001;v-text-anchor:top" o:gfxdata="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" fillcolor="#4f81bd [3204]" strokecolor="white [3201]" strokeweight="3pt">
-                <v:shadow on="t" color="black" opacity="24903f" origin=",.5" offset="0,.55556mm"/>
+              <v:shape id="Cuadro de texto 36" style="width:2in;height:2in;visibility:visible;mso-wrap-style:none;mso-left-percent:-10001;mso-top-percent:-10001;mso-position-horizontal:absolute;mso-position-horizontal-relative:char;mso-position-vertical:absolute;mso-position-vertical-relative:line;mso-left-percent:-10001;mso-top-percent:-10001;v-text-anchor:top" o:spid="_x0000_s1048" fillcolor="#4f81bd [3204]" strokecolor="white [3201]" strokeweight="3pt" type="#_x0000_t202" o:gfxdata="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" w14:anchorId="7B375F02">
+                <v:shadow on="t" color="black" opacity="24903f" offset="0,.55556mm" origin=",.5"/>
                 <v:textbox style="mso-fit-shape-to-text:t">
                   <w:txbxContent>
                     <w:p>
@@ -24637,24 +24058,24 @@
         <w:rPr>
           <w:sz w:val="20"/>
           <w:szCs w:val="20"/>
-          <w:lang w:val="es-ES_tradnl" w:eastAsia="es-CO"/>
-        </w:rPr>
-      </w:pPr>
-      <w:r>
-        <w:rPr>
-          <w:sz w:val="20"/>
-          <w:szCs w:val="20"/>
-          <w:lang w:val="es-ES_tradnl" w:eastAsia="es-CO"/>
+          <w:lang w:val="es-ES" w:eastAsia="es-CO"/>
+        </w:rPr>
+      </w:pPr>
+      <w:r>
+        <w:rPr>
+          <w:sz w:val="20"/>
+          <w:szCs w:val="20"/>
+          <w:lang w:val="es-ES" w:eastAsia="es-CO"/>
         </w:rPr>
         <w:t xml:space="preserve">La aplicación de buenas prácticas en la gestión de copias de seguridad es fundamental para garantizar la protección, disponibilidad y recuperación oportuna de la información. Estas prácticas permiten reducir riesgos operativos, prevenir pérdidas de datos y asegurar que los respaldos sean confiables y funcionales cuando se requieran. A continuación, se presentan algunas recomendaciones esenciales que fortalecen la administración adecuada de los procesos de </w:t>
       </w:r>
       <w:r>
         <w:rPr>
-          <w:i/>
-          <w:iCs/>
-          <w:sz w:val="20"/>
-          <w:szCs w:val="20"/>
-          <w:lang w:val="es-ES_tradnl" w:eastAsia="es-CO"/>
+          <w:i w:val="1"/>
+          <w:iCs w:val="1"/>
+          <w:sz w:val="20"/>
+          <w:szCs w:val="20"/>
+          <w:lang w:val="es-ES" w:eastAsia="es-CO"/>
         </w:rPr>
         <w:t>backup</w:t>
       </w:r>
@@ -24662,7 +24083,7 @@
         <w:rPr>
           <w:sz w:val="20"/>
           <w:szCs w:val="20"/>
-          <w:lang w:val="es-ES_tradnl" w:eastAsia="es-CO"/>
+          <w:lang w:val="es-ES" w:eastAsia="es-CO"/>
         </w:rPr>
         <w:t>:</w:t>
       </w:r>
@@ -24785,34 +24206,34 @@
         <w:rPr>
           <w:sz w:val="20"/>
           <w:szCs w:val="20"/>
-          <w:lang w:val="es-ES_tradnl" w:eastAsia="es-CO"/>
-        </w:rPr>
-      </w:pPr>
-      <w:r>
-        <w:rPr>
-          <w:sz w:val="20"/>
-          <w:szCs w:val="20"/>
-          <w:lang w:val="es-ES_tradnl" w:eastAsia="es-CO"/>
+          <w:lang w:val="es-ES" w:eastAsia="es-CO"/>
+        </w:rPr>
+      </w:pPr>
+      <w:r>
+        <w:rPr>
+          <w:sz w:val="20"/>
+          <w:szCs w:val="20"/>
+          <w:lang w:val="es-ES" w:eastAsia="es-CO"/>
         </w:rPr>
         <w:t xml:space="preserve">Automatizar procesos de </w:t>
       </w:r>
       <w:r>
         <w:rPr>
-          <w:i/>
-          <w:iCs/>
-          <w:sz w:val="20"/>
-          <w:szCs w:val="20"/>
-          <w:lang w:val="es-ES_tradnl" w:eastAsia="es-CO"/>
+          <w:i w:val="1"/>
+          <w:iCs w:val="1"/>
+          <w:sz w:val="20"/>
+          <w:szCs w:val="20"/>
+          <w:lang w:val="es-ES" w:eastAsia="es-CO"/>
         </w:rPr>
         <w:t>backup</w:t>
       </w:r>
       <w:r>
         <w:rPr>
-          <w:i/>
-          <w:iCs/>
-          <w:sz w:val="20"/>
-          <w:szCs w:val="20"/>
-          <w:lang w:val="es-ES_tradnl" w:eastAsia="es-CO"/>
+          <w:i w:val="1"/>
+          <w:iCs w:val="1"/>
+          <w:sz w:val="20"/>
+          <w:szCs w:val="20"/>
+          <w:lang w:val="es-ES" w:eastAsia="es-CO"/>
         </w:rPr>
         <w:t>.</w:t>
       </w:r>
@@ -25008,18 +24429,18 @@
         </w:drawing>
       </w:r>
       <w:commentRangeEnd w:id="83"/>
+      <w:r>
+        <w:rPr>
+          <w:rStyle w:val="Refdecomentario"/>
+        </w:rPr>
+        <w:commentReference w:id="83"/>
+      </w:r>
       <w:commentRangeEnd w:id="84"/>
       <w:r>
         <w:rPr>
           <w:rStyle w:val="Refdecomentario"/>
         </w:rPr>
         <w:commentReference w:id="84"/>
-      </w:r>
-      <w:r>
-        <w:rPr>
-          <w:rStyle w:val="Refdecomentario"/>
-        </w:rPr>
-        <w:commentReference w:id="83"/>
       </w:r>
     </w:p>
     <w:p>
@@ -25253,7 +24674,7 @@
           </mc:Choice>
           <mc:Fallback>
             <w:pict>
-              <v:shape w14:anchorId="607CCE77" id="Cuadro de texto 49" o:spid="_x0000_s1049" type="#_x0000_t202" style="position:absolute;margin-left:377.55pt;margin-top:144.85pt;width:48pt;height:20.25pt;z-index:251677696;visibility:visible;mso-wrap-style:square;mso-width-percent:0;mso-height-percent:0;mso-wrap-distance-left:9pt;mso-wrap-distance-top:0;mso-wrap-distance-right:9pt;mso-wrap-distance-bottom:0;mso-position-horizontal:absolute;mso-position-horizontal-relative:margin;mso-position-vertical:absolute;mso-position-vertical-relative:text;mso-width-percent:0;mso-height-percent:0;mso-width-relative:margin;mso-height-relative:margin;v-text-anchor:top" o:gfxdata="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" fillcolor="white [3201]" stroked="f" strokeweight=".5pt">
+              <v:shape id="Cuadro de texto 49" style="position:absolute;margin-left:377.55pt;margin-top:144.85pt;width:48pt;height:20.25pt;z-index:251677696;visibility:visible;mso-wrap-style:square;mso-width-percent:0;mso-height-percent:0;mso-wrap-distance-left:9pt;mso-wrap-distance-top:0;mso-wrap-distance-right:9pt;mso-wrap-distance-bottom:0;mso-position-horizontal:absolute;mso-position-horizontal-relative:margin;mso-position-vertical:absolute;mso-position-vertical-relative:text;mso-width-percent:0;mso-height-percent:0;mso-width-relative:margin;mso-height-relative:margin;v-text-anchor:top" o:spid="_x0000_s1049" fillcolor="white [3201]" stroked="f" strokeweight=".5pt" type="#_x0000_t202" o:gfxdata="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" w14:anchorId="607CCE77">
                 <v:textbox>
                   <w:txbxContent>
                     <w:p>
@@ -25367,7 +24788,7 @@
           </mc:Choice>
           <mc:Fallback>
             <w:pict>
-              <v:shape w14:anchorId="200E3DFE" id="Cuadro de texto 60" o:spid="_x0000_s1050" type="#_x0000_t202" style="position:absolute;margin-left:282.4pt;margin-top:149.05pt;width:61.6pt;height:20.25pt;z-index:251676672;visibility:visible;mso-wrap-style:square;mso-width-percent:0;mso-height-percent:0;mso-wrap-distance-left:9pt;mso-wrap-distance-top:0;mso-wrap-distance-right:9pt;mso-wrap-distance-bottom:0;mso-position-horizontal:absolute;mso-position-horizontal-relative:margin;mso-position-vertical:absolute;mso-position-vertical-relative:text;mso-width-percent:0;mso-height-percent:0;mso-width-relative:margin;mso-height-relative:margin;v-text-anchor:top" o:gfxdata="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" fillcolor="white [3201]" stroked="f" strokeweight=".5pt">
+              <v:shape id="Cuadro de texto 60" style="position:absolute;margin-left:282.4pt;margin-top:149.05pt;width:61.6pt;height:20.25pt;z-index:251676672;visibility:visible;mso-wrap-style:square;mso-width-percent:0;mso-height-percent:0;mso-wrap-distance-left:9pt;mso-wrap-distance-top:0;mso-wrap-distance-right:9pt;mso-wrap-distance-bottom:0;mso-position-horizontal:absolute;mso-position-horizontal-relative:margin;mso-position-vertical:absolute;mso-position-vertical-relative:text;mso-width-percent:0;mso-height-percent:0;mso-width-relative:margin;mso-height-relative:margin;v-text-anchor:top" o:spid="_x0000_s1050" fillcolor="white [3201]" stroked="f" strokeweight=".5pt" type="#_x0000_t202" o:gfxdata="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" w14:anchorId="200E3DFE">
                 <v:textbox>
                   <w:txbxContent>
                     <w:p>
@@ -25481,7 +24902,7 @@
           </mc:Choice>
           <mc:Fallback>
             <w:pict>
-              <v:shape w14:anchorId="3772AB89" id="Cuadro de texto 57" o:spid="_x0000_s1051" type="#_x0000_t202" style="position:absolute;margin-left:92.55pt;margin-top:154.2pt;width:60pt;height:20.25pt;z-index:251674624;visibility:visible;mso-wrap-style:square;mso-width-percent:0;mso-height-percent:0;mso-wrap-distance-left:9pt;mso-wrap-distance-top:0;mso-wrap-distance-right:9pt;mso-wrap-distance-bottom:0;mso-position-horizontal:absolute;mso-position-horizontal-relative:margin;mso-position-vertical:absolute;mso-position-vertical-relative:text;mso-width-percent:0;mso-height-percent:0;mso-width-relative:margin;mso-height-relative:margin;v-text-anchor:top" o:gfxdata="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" fillcolor="white [3201]" stroked="f" strokeweight=".5pt">
+              <v:shape id="Cuadro de texto 57" style="position:absolute;margin-left:92.55pt;margin-top:154.2pt;width:60pt;height:20.25pt;z-index:251674624;visibility:visible;mso-wrap-style:square;mso-width-percent:0;mso-height-percent:0;mso-wrap-distance-left:9pt;mso-wrap-distance-top:0;mso-wrap-distance-right:9pt;mso-wrap-distance-bottom:0;mso-position-horizontal:absolute;mso-position-horizontal-relative:margin;mso-position-vertical:absolute;mso-position-vertical-relative:text;mso-width-percent:0;mso-height-percent:0;mso-width-relative:margin;mso-height-relative:margin;v-text-anchor:top" o:spid="_x0000_s1051" fillcolor="white [3201]" stroked="f" strokeweight=".5pt" type="#_x0000_t202" o:gfxdata="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" w14:anchorId="3772AB89">
                 <v:textbox>
                   <w:txbxContent>
                     <w:p>
@@ -25595,7 +25016,7 @@
           </mc:Choice>
           <mc:Fallback>
             <w:pict>
-              <v:shape w14:anchorId="2DB2F7B8" id="Cuadro de texto 50" o:spid="_x0000_s1052" type="#_x0000_t202" style="position:absolute;margin-left:-3pt;margin-top:135.45pt;width:1in;height:20.25pt;z-index:251673600;visibility:visible;mso-wrap-style:square;mso-width-percent:0;mso-height-percent:0;mso-wrap-distance-left:9pt;mso-wrap-distance-top:0;mso-wrap-distance-right:9pt;mso-wrap-distance-bottom:0;mso-position-horizontal:absolute;mso-position-horizontal-relative:margin;mso-position-vertical:absolute;mso-position-vertical-relative:text;mso-width-percent:0;mso-height-percent:0;mso-width-relative:margin;mso-height-relative:margin;v-text-anchor:top" o:gfxdata="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" fillcolor="white [3201]" stroked="f" strokeweight=".5pt">
+              <v:shape id="Cuadro de texto 50" style="position:absolute;margin-left:-3pt;margin-top:135.45pt;width:1in;height:20.25pt;z-index:251673600;visibility:visible;mso-wrap-style:square;mso-width-percent:0;mso-height-percent:0;mso-wrap-distance-left:9pt;mso-wrap-distance-top:0;mso-wrap-distance-right:9pt;mso-wrap-distance-bottom:0;mso-position-horizontal:absolute;mso-position-horizontal-relative:margin;mso-position-vertical:absolute;mso-position-vertical-relative:text;mso-width-percent:0;mso-height-percent:0;mso-width-relative:margin;mso-height-relative:margin;v-text-anchor:top" o:spid="_x0000_s1052" fillcolor="white [3201]" stroked="f" strokeweight=".5pt" type="#_x0000_t202" o:gfxdata="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" w14:anchorId="2DB2F7B8">
                 <v:textbox>
                   <w:txbxContent>
                     <w:p>
@@ -25709,7 +25130,7 @@
           </mc:Choice>
           <mc:Fallback>
             <w:pict>
-              <v:shape w14:anchorId="43EE140C" id="Cuadro de texto 56" o:spid="_x0000_s1053" type="#_x0000_t202" style="position:absolute;margin-left:171.3pt;margin-top:153.3pt;width:71.25pt;height:20.25pt;z-index:251675648;visibility:visible;mso-wrap-style:square;mso-width-percent:0;mso-height-percent:0;mso-wrap-distance-left:9pt;mso-wrap-distance-top:0;mso-wrap-distance-right:9pt;mso-wrap-distance-bottom:0;mso-position-horizontal:absolute;mso-position-horizontal-relative:margin;mso-position-vertical:absolute;mso-position-vertical-relative:text;mso-width-percent:0;mso-height-percent:0;mso-width-relative:margin;mso-height-relative:margin;v-text-anchor:top" o:gfxdata="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" fillcolor="white [3201]" stroked="f" strokeweight=".5pt">
+              <v:shape id="Cuadro de texto 56" style="position:absolute;margin-left:171.3pt;margin-top:153.3pt;width:71.25pt;height:20.25pt;z-index:251675648;visibility:visible;mso-wrap-style:square;mso-width-percent:0;mso-height-percent:0;mso-wrap-distance-left:9pt;mso-wrap-distance-top:0;mso-wrap-distance-right:9pt;mso-wrap-distance-bottom:0;mso-position-horizontal:absolute;mso-position-horizontal-relative:margin;mso-position-vertical:absolute;mso-position-vertical-relative:text;mso-width-percent:0;mso-height-percent:0;mso-width-relative:margin;mso-height-relative:margin;v-text-anchor:top" o:spid="_x0000_s1053" fillcolor="white [3201]" stroked="f" strokeweight=".5pt" type="#_x0000_t202" o:gfxdata="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" w14:anchorId="43EE140C">
                 <v:textbox>
                   <w:txbxContent>
                     <w:p>
@@ -25824,7 +25245,7 @@
           </mc:Choice>
           <mc:Fallback>
             <w:pict>
-              <v:shape w14:anchorId="23AB0D78" id="Cuadro de texto 58" o:spid="_x0000_s1054" type="#_x0000_t202" style="position:absolute;margin-left:0;margin-top:46.2pt;width:135.75pt;height:20.25pt;z-index:251672576;visibility:visible;mso-wrap-style:square;mso-width-percent:0;mso-height-percent:0;mso-wrap-distance-left:9pt;mso-wrap-distance-top:0;mso-wrap-distance-right:9pt;mso-wrap-distance-bottom:0;mso-position-horizontal:center;mso-position-horizontal-relative:margin;mso-position-vertical:absolute;mso-position-vertical-relative:text;mso-width-percent:0;mso-height-percent:0;mso-width-relative:margin;mso-height-relative:margin;v-text-anchor:top" o:gfxdata="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" fillcolor="white [3201]" stroked="f" strokeweight=".5pt">
+              <v:shape id="Cuadro de texto 58" style="position:absolute;margin-left:0;margin-top:46.2pt;width:135.75pt;height:20.25pt;z-index:251672576;visibility:visible;mso-wrap-style:square;mso-width-percent:0;mso-height-percent:0;mso-wrap-distance-left:9pt;mso-wrap-distance-top:0;mso-wrap-distance-right:9pt;mso-wrap-distance-bottom:0;mso-position-horizontal:center;mso-position-horizontal-relative:margin;mso-position-vertical:absolute;mso-position-vertical-relative:text;mso-width-percent:0;mso-height-percent:0;mso-width-relative:margin;mso-height-relative:margin;v-text-anchor:top" o:spid="_x0000_s1054" fillcolor="white [3201]" stroked="f" strokeweight=".5pt" type="#_x0000_t202" o:gfxdata="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" w14:anchorId="23AB0D78">
                 <v:textbox>
                   <w:txbxContent>
                     <w:p>
@@ -26165,12 +25586,12 @@
         <w:tblW w:w="0" w:type="auto"/>
         <w:tblInd w:w="421" w:type="dxa"/>
         <w:tblBorders>
-          <w:top w:val="single" w:sz="4" w:space="0" w:color="000000"/>
-          <w:left w:val="single" w:sz="4" w:space="0" w:color="000000"/>
-          <w:bottom w:val="single" w:sz="4" w:space="0" w:color="000000"/>
-          <w:right w:val="single" w:sz="4" w:space="0" w:color="000000"/>
-          <w:insideH w:val="single" w:sz="4" w:space="0" w:color="000000"/>
-          <w:insideV w:val="single" w:sz="4" w:space="0" w:color="000000"/>
+          <w:top w:val="single" w:color="000000" w:sz="4" w:space="0"/>
+          <w:left w:val="single" w:color="000000" w:sz="4" w:space="0"/>
+          <w:bottom w:val="single" w:color="000000" w:sz="4" w:space="0"/>
+          <w:right w:val="single" w:color="000000" w:sz="4" w:space="0"/>
+          <w:insideH w:val="single" w:color="000000" w:sz="4" w:space="0"/>
+          <w:insideV w:val="single" w:color="000000" w:sz="4" w:space="0"/>
         </w:tblBorders>
         <w:tblLook w:val="0400" w:firstRow="0" w:lastRow="0" w:firstColumn="0" w:lastColumn="0" w:noHBand="0" w:noVBand="1"/>
       </w:tblPr>
@@ -26606,12 +26027,12 @@
       <w:tblPr>
         <w:tblW w:w="9962" w:type="dxa"/>
         <w:tblBorders>
-          <w:top w:val="single" w:sz="4" w:space="0" w:color="000000"/>
-          <w:left w:val="single" w:sz="4" w:space="0" w:color="000000"/>
-          <w:bottom w:val="single" w:sz="4" w:space="0" w:color="000000"/>
-          <w:right w:val="single" w:sz="4" w:space="0" w:color="000000"/>
-          <w:insideH w:val="single" w:sz="4" w:space="0" w:color="000000"/>
-          <w:insideV w:val="single" w:sz="4" w:space="0" w:color="000000"/>
+          <w:top w:val="single" w:color="000000" w:sz="4" w:space="0"/>
+          <w:left w:val="single" w:color="000000" w:sz="4" w:space="0"/>
+          <w:bottom w:val="single" w:color="000000" w:sz="4" w:space="0"/>
+          <w:right w:val="single" w:color="000000" w:sz="4" w:space="0"/>
+          <w:insideH w:val="single" w:color="000000" w:sz="4" w:space="0"/>
+          <w:insideV w:val="single" w:color="000000" w:sz="4" w:space="0"/>
         </w:tblBorders>
         <w:tblLayout w:type="fixed"/>
         <w:tblLook w:val="0420" w:firstRow="1" w:lastRow="0" w:firstColumn="0" w:lastColumn="0" w:noHBand="0" w:noVBand="1"/>
@@ -26706,32 +26127,32 @@
           <w:p>
             <w:pPr>
               <w:rPr>
-                <w:b/>
-                <w:bCs/>
+                <w:b w:val="1"/>
+                <w:bCs w:val="1"/>
                 <w:sz w:val="20"/>
                 <w:szCs w:val="20"/>
-                <w:lang w:val="es-ES_tradnl"/>
+                <w:lang w:val="es-ES"/>
               </w:rPr>
             </w:pPr>
             <w:r>
               <w:rPr>
-                <w:b/>
-                <w:bCs/>
-                <w:i/>
-                <w:iCs/>
+                <w:b w:val="1"/>
+                <w:bCs w:val="1"/>
+                <w:i w:val="1"/>
+                <w:iCs w:val="1"/>
                 <w:sz w:val="20"/>
                 <w:szCs w:val="20"/>
-                <w:lang w:val="es-ES_tradnl"/>
+                <w:lang w:val="es-ES"/>
               </w:rPr>
               <w:t>Backup</w:t>
             </w:r>
             <w:r>
               <w:rPr>
-                <w:b/>
-                <w:bCs/>
+                <w:b w:val="1"/>
+                <w:bCs w:val="1"/>
                 <w:sz w:val="20"/>
                 <w:szCs w:val="20"/>
-                <w:lang w:val="es-ES_tradnl"/>
+                <w:lang w:val="es-ES"/>
               </w:rPr>
               <w:t>:</w:t>
             </w:r>
@@ -27415,6 +26836,136 @@
         <w:pStyle w:val="Normal0"/>
         <w:ind w:left="720" w:hanging="720"/>
         <w:rPr>
+          <w:color w:val="000000"/>
+          <w:sz w:val="20"/>
+          <w:szCs w:val="20"/>
+          <w:lang w:val="es-ES"/>
+        </w:rPr>
+      </w:pPr>
+      <w:r>
+        <w:rPr>
+          <w:color w:val="000000" w:themeColor="text1" w:themeTint="FF" w:themeShade="FF"/>
+          <w:sz w:val="20"/>
+          <w:szCs w:val="20"/>
+          <w:lang w:val="es-ES"/>
+        </w:rPr>
+        <w:t>Cormen</w:t>
+      </w:r>
+      <w:r>
+        <w:rPr>
+          <w:color w:val="000000" w:themeColor="text1" w:themeTint="FF" w:themeShade="FF"/>
+          <w:sz w:val="20"/>
+          <w:szCs w:val="20"/>
+          <w:lang w:val="es-ES"/>
+        </w:rPr>
+        <w:t xml:space="preserve">, T. H., </w:t>
+      </w:r>
+      <w:r>
+        <w:rPr>
+          <w:color w:val="000000" w:themeColor="text1" w:themeTint="FF" w:themeShade="FF"/>
+          <w:sz w:val="20"/>
+          <w:szCs w:val="20"/>
+          <w:lang w:val="es-ES"/>
+        </w:rPr>
+        <w:t>Leiserson</w:t>
+      </w:r>
+      <w:r>
+        <w:rPr>
+          <w:color w:val="000000" w:themeColor="text1" w:themeTint="FF" w:themeShade="FF"/>
+          <w:sz w:val="20"/>
+          <w:szCs w:val="20"/>
+          <w:lang w:val="es-ES"/>
+        </w:rPr>
+        <w:t xml:space="preserve">, C. E., Rivest, R. L. &amp; Stein, C. (2022). </w:t>
+      </w:r>
+      <w:r>
+        <w:rPr>
+          <w:i w:val="1"/>
+          <w:iCs w:val="1"/>
+          <w:color w:val="000000" w:themeColor="text1" w:themeTint="FF" w:themeShade="FF"/>
+          <w:sz w:val="20"/>
+          <w:szCs w:val="20"/>
+          <w:lang w:val="es-ES"/>
+        </w:rPr>
+        <w:t>Introduction</w:t>
+      </w:r>
+      <w:r>
+        <w:rPr>
+          <w:i w:val="1"/>
+          <w:iCs w:val="1"/>
+          <w:color w:val="000000" w:themeColor="text1" w:themeTint="FF" w:themeShade="FF"/>
+          <w:sz w:val="20"/>
+          <w:szCs w:val="20"/>
+          <w:lang w:val="es-ES"/>
+        </w:rPr>
+        <w:t xml:space="preserve"> </w:t>
+      </w:r>
+      <w:r>
+        <w:rPr>
+          <w:i w:val="1"/>
+          <w:iCs w:val="1"/>
+          <w:color w:val="000000" w:themeColor="text1" w:themeTint="FF" w:themeShade="FF"/>
+          <w:sz w:val="20"/>
+          <w:szCs w:val="20"/>
+          <w:lang w:val="es-ES"/>
+        </w:rPr>
+        <w:t>to</w:t>
+      </w:r>
+      <w:r>
+        <w:rPr>
+          <w:i w:val="1"/>
+          <w:iCs w:val="1"/>
+          <w:color w:val="000000" w:themeColor="text1" w:themeTint="FF" w:themeShade="FF"/>
+          <w:sz w:val="20"/>
+          <w:szCs w:val="20"/>
+          <w:lang w:val="es-ES"/>
+        </w:rPr>
+        <w:t xml:space="preserve"> </w:t>
+      </w:r>
+      <w:r>
+        <w:rPr>
+          <w:i w:val="1"/>
+          <w:iCs w:val="1"/>
+          <w:color w:val="000000" w:themeColor="text1" w:themeTint="FF" w:themeShade="FF"/>
+          <w:sz w:val="20"/>
+          <w:szCs w:val="20"/>
+          <w:lang w:val="es-ES"/>
+        </w:rPr>
+        <w:t>Algorithms</w:t>
+      </w:r>
+      <w:r>
+        <w:rPr>
+          <w:color w:val="000000" w:themeColor="text1" w:themeTint="FF" w:themeShade="FF"/>
+          <w:sz w:val="20"/>
+          <w:szCs w:val="20"/>
+          <w:lang w:val="es-ES"/>
+        </w:rPr>
+        <w:t xml:space="preserve"> (4th ed.). MIT </w:t>
+      </w:r>
+      <w:r>
+        <w:rPr>
+          <w:color w:val="000000" w:themeColor="text1" w:themeTint="FF" w:themeShade="FF"/>
+          <w:sz w:val="20"/>
+          <w:szCs w:val="20"/>
+          <w:lang w:val="es-ES"/>
+        </w:rPr>
+        <w:t>Press</w:t>
+      </w:r>
+      <w:r>
+        <w:rPr>
+          <w:color w:val="000000" w:themeColor="text1" w:themeTint="FF" w:themeShade="FF"/>
+          <w:sz w:val="20"/>
+          <w:szCs w:val="20"/>
+          <w:lang w:val="es-ES"/>
+        </w:rPr>
+        <w:t>.</w:t>
+      </w:r>
+    </w:p>
+    <w:p>
+      <w:pPr>
+        <w:pStyle w:val="Normal0"/>
+        <w:ind w:left="720" w:hanging="720"/>
+        <w:rPr>
           <w:bCs/>
           <w:color w:val="000000"/>
           <w:sz w:val="20"/>
@@ -27422,8 +26973,105 @@
           <w:lang w:val="es-ES_tradnl"/>
         </w:rPr>
       </w:pPr>
-      <w:proofErr w:type="spellStart"/>
-      <w:r>
+    </w:p>
+    <w:p>
+      <w:pPr>
+        <w:pStyle w:val="Normal0"/>
+        <w:ind w:left="720" w:hanging="720"/>
+        <w:rPr>
+          <w:color w:val="000000"/>
+          <w:sz w:val="20"/>
+          <w:szCs w:val="20"/>
+          <w:lang w:val="es-ES"/>
+        </w:rPr>
+      </w:pPr>
+      <w:r>
+        <w:rPr>
+          <w:color w:val="000000" w:themeColor="text1" w:themeTint="FF" w:themeShade="FF"/>
+          <w:sz w:val="20"/>
+          <w:szCs w:val="20"/>
+          <w:lang w:val="es-ES"/>
+        </w:rPr>
+        <w:t>GeeksforGeeks</w:t>
+      </w:r>
+      <w:r>
+        <w:rPr>
+          <w:color w:val="000000" w:themeColor="text1" w:themeTint="FF" w:themeShade="FF"/>
+          <w:sz w:val="20"/>
+          <w:szCs w:val="20"/>
+          <w:lang w:val="es-ES"/>
+        </w:rPr>
+        <w:t xml:space="preserve">. (s.f.). </w:t>
+      </w:r>
+      <w:r>
+        <w:rPr>
+          <w:i w:val="1"/>
+          <w:iCs w:val="1"/>
+          <w:color w:val="000000" w:themeColor="text1" w:themeTint="FF" w:themeShade="FF"/>
+          <w:sz w:val="20"/>
+          <w:szCs w:val="20"/>
+          <w:lang w:val="es-ES"/>
+        </w:rPr>
+        <w:t>Database</w:t>
+      </w:r>
+      <w:r>
+        <w:rPr>
+          <w:i w:val="1"/>
+          <w:iCs w:val="1"/>
+          <w:color w:val="000000" w:themeColor="text1" w:themeTint="FF" w:themeShade="FF"/>
+          <w:sz w:val="20"/>
+          <w:szCs w:val="20"/>
+          <w:lang w:val="es-ES"/>
+        </w:rPr>
+        <w:t xml:space="preserve"> Management </w:t>
+      </w:r>
+      <w:r>
+        <w:rPr>
+          <w:i w:val="1"/>
+          <w:iCs w:val="1"/>
+          <w:color w:val="000000" w:themeColor="text1" w:themeTint="FF" w:themeShade="FF"/>
+          <w:sz w:val="20"/>
+          <w:szCs w:val="20"/>
+          <w:lang w:val="es-ES"/>
+        </w:rPr>
+        <w:t>System</w:t>
+      </w:r>
+      <w:r>
+        <w:rPr>
+          <w:i w:val="1"/>
+          <w:iCs w:val="1"/>
+          <w:color w:val="000000" w:themeColor="text1" w:themeTint="FF" w:themeShade="FF"/>
+          <w:sz w:val="20"/>
+          <w:szCs w:val="20"/>
+          <w:lang w:val="es-ES"/>
+        </w:rPr>
+        <w:t xml:space="preserve"> Tutorial</w:t>
+      </w:r>
+      <w:r>
+        <w:rPr>
+          <w:color w:val="000000" w:themeColor="text1" w:themeTint="FF" w:themeShade="FF"/>
+          <w:sz w:val="20"/>
+          <w:szCs w:val="20"/>
+          <w:lang w:val="es-ES"/>
+        </w:rPr>
+        <w:t xml:space="preserve">. </w:t>
+      </w:r>
+      <w:hyperlink r:id="Rde9d0c101ee241aa">
+        <w:r>
+          <w:rPr>
+            <w:rStyle w:val="Hipervnculo"/>
+            <w:sz w:val="20"/>
+            <w:szCs w:val="20"/>
+            <w:lang w:val="es-ES"/>
+          </w:rPr>
+          <w:t>https://www.geeksforgeeks.org/dbms/</w:t>
+        </w:r>
+      </w:hyperlink>
+    </w:p>
+    <w:p>
+      <w:pPr>
+        <w:pStyle w:val="Normal0"/>
+        <w:ind w:left="720" w:hanging="720"/>
         <w:rPr>
           <w:bCs/>
           <w:color w:val="000000"/>
@@ -27431,10 +27079,172 @@
           <w:szCs w:val="20"/>
           <w:lang w:val="es-ES_tradnl"/>
         </w:rPr>
-        <w:t>Cormen</w:t>
-      </w:r>
-      <w:proofErr w:type="spellEnd"/>
-      <w:r>
+      </w:pPr>
+    </w:p>
+    <w:p>
+      <w:pPr>
+        <w:pStyle w:val="Normal0"/>
+        <w:ind w:left="720" w:hanging="720"/>
+        <w:rPr>
+          <w:color w:val="000000"/>
+          <w:sz w:val="20"/>
+          <w:szCs w:val="20"/>
+          <w:lang w:val="es-ES"/>
+        </w:rPr>
+      </w:pPr>
+      <w:r>
+        <w:rPr>
+          <w:color w:val="000000" w:themeColor="text1" w:themeTint="FF" w:themeShade="FF"/>
+          <w:sz w:val="20"/>
+          <w:szCs w:val="20"/>
+          <w:lang w:val="es-ES"/>
+        </w:rPr>
+        <w:t xml:space="preserve">IBM. (s.f.). </w:t>
+      </w:r>
+      <w:r>
+        <w:rPr>
+          <w:i w:val="1"/>
+          <w:iCs w:val="1"/>
+          <w:color w:val="000000" w:themeColor="text1" w:themeTint="FF" w:themeShade="FF"/>
+          <w:sz w:val="20"/>
+          <w:szCs w:val="20"/>
+          <w:lang w:val="es-ES"/>
+        </w:rPr>
+        <w:t>What</w:t>
+      </w:r>
+      <w:r>
+        <w:rPr>
+          <w:i w:val="1"/>
+          <w:iCs w:val="1"/>
+          <w:color w:val="000000" w:themeColor="text1" w:themeTint="FF" w:themeShade="FF"/>
+          <w:sz w:val="20"/>
+          <w:szCs w:val="20"/>
+          <w:lang w:val="es-ES"/>
+        </w:rPr>
+        <w:t xml:space="preserve"> </w:t>
+      </w:r>
+      <w:r>
+        <w:rPr>
+          <w:i w:val="1"/>
+          <w:iCs w:val="1"/>
+          <w:color w:val="000000" w:themeColor="text1" w:themeTint="FF" w:themeShade="FF"/>
+          <w:sz w:val="20"/>
+          <w:szCs w:val="20"/>
+          <w:lang w:val="es-ES"/>
+        </w:rPr>
+        <w:t>is</w:t>
+      </w:r>
+      <w:r>
+        <w:rPr>
+          <w:i w:val="1"/>
+          <w:iCs w:val="1"/>
+          <w:color w:val="000000" w:themeColor="text1" w:themeTint="FF" w:themeShade="FF"/>
+          <w:sz w:val="20"/>
+          <w:szCs w:val="20"/>
+          <w:lang w:val="es-ES"/>
+        </w:rPr>
+        <w:t xml:space="preserve"> NoSQL?</w:t>
+      </w:r>
+      <w:r>
+        <w:rPr>
+          <w:color w:val="000000" w:themeColor="text1" w:themeTint="FF" w:themeShade="FF"/>
+          <w:sz w:val="20"/>
+          <w:szCs w:val="20"/>
+          <w:lang w:val="es-ES"/>
+        </w:rPr>
+        <w:t xml:space="preserve"> </w:t>
+      </w:r>
+      <w:hyperlink r:id="Rd47d24c8e5254220">
+        <w:r>
+          <w:rPr>
+            <w:rStyle w:val="Hipervnculo"/>
+            <w:sz w:val="20"/>
+            <w:szCs w:val="20"/>
+            <w:lang w:val="es-ES"/>
+          </w:rPr>
+          <w:t>https://www.ibm.com/topics/nosql-databases</w:t>
+        </w:r>
+      </w:hyperlink>
+    </w:p>
+    <w:p>
+      <w:pPr>
+        <w:pStyle w:val="Normal0"/>
+        <w:rPr>
+          <w:b/>
+          <w:color w:val="000000"/>
+          <w:sz w:val="20"/>
+          <w:szCs w:val="20"/>
+          <w:lang w:val="es-ES_tradnl"/>
+        </w:rPr>
+      </w:pPr>
+    </w:p>
+    <w:p>
+      <w:pPr>
+        <w:pStyle w:val="Normal0"/>
+        <w:ind w:left="720" w:hanging="720"/>
+        <w:rPr>
+          <w:color w:val="000000"/>
+          <w:sz w:val="20"/>
+          <w:szCs w:val="20"/>
+          <w:lang w:val="es-ES"/>
+        </w:rPr>
+      </w:pPr>
+      <w:r>
+        <w:rPr>
+          <w:color w:val="000000" w:themeColor="text1" w:themeTint="FF" w:themeShade="FF"/>
+          <w:sz w:val="20"/>
+          <w:szCs w:val="20"/>
+          <w:lang w:val="es-ES"/>
+        </w:rPr>
+        <w:t xml:space="preserve">Microsoft. (s.f.). </w:t>
+      </w:r>
+      <w:r>
+        <w:rPr>
+          <w:i w:val="1"/>
+          <w:iCs w:val="1"/>
+          <w:color w:val="000000" w:themeColor="text1" w:themeTint="FF" w:themeShade="FF"/>
+          <w:sz w:val="20"/>
+          <w:szCs w:val="20"/>
+          <w:lang w:val="es-ES"/>
+        </w:rPr>
+        <w:t xml:space="preserve">SQL Server </w:t>
+      </w:r>
+      <w:r>
+        <w:rPr>
+          <w:i w:val="1"/>
+          <w:iCs w:val="1"/>
+          <w:color w:val="000000" w:themeColor="text1" w:themeTint="FF" w:themeShade="FF"/>
+          <w:sz w:val="20"/>
+          <w:szCs w:val="20"/>
+          <w:lang w:val="es-ES"/>
+        </w:rPr>
+        <w:t>Documentation</w:t>
+      </w:r>
+      <w:r>
+        <w:rPr>
+          <w:color w:val="000000" w:themeColor="text1" w:themeTint="FF" w:themeShade="FF"/>
+          <w:sz w:val="20"/>
+          <w:szCs w:val="20"/>
+          <w:lang w:val="es-ES"/>
+        </w:rPr>
+        <w:t xml:space="preserve">. </w:t>
+      </w:r>
+      <w:hyperlink r:id="Rf65928abec574d55">
+        <w:r>
+          <w:rPr>
+            <w:rStyle w:val="Hipervnculo"/>
+            <w:sz w:val="20"/>
+            <w:szCs w:val="20"/>
+            <w:lang w:val="es-ES"/>
+          </w:rPr>
+          <w:t>https://learn.microsoft.com/sql/</w:t>
+        </w:r>
+      </w:hyperlink>
+    </w:p>
+    <w:p>
+      <w:pPr>
+        <w:pStyle w:val="Normal0"/>
+        <w:ind w:left="720" w:hanging="720"/>
         <w:rPr>
           <w:bCs/>
           <w:color w:val="000000"/>
@@ -27442,10 +27252,12 @@
           <w:szCs w:val="20"/>
           <w:lang w:val="es-ES_tradnl"/>
         </w:rPr>
-        <w:t xml:space="preserve">, T. H., </w:t>
-      </w:r>
-      <w:proofErr w:type="spellStart"/>
-      <w:r>
+      </w:pPr>
+    </w:p>
+    <w:p>
+      <w:pPr>
+        <w:pStyle w:val="Normal0"/>
+        <w:ind w:left="720" w:hanging="720"/>
         <w:rPr>
           <w:bCs/>
           <w:color w:val="000000"/>
@@ -27453,9 +27265,7 @@
           <w:szCs w:val="20"/>
           <w:lang w:val="es-ES_tradnl"/>
         </w:rPr>
-        <w:t>Leiserson</w:t>
-      </w:r>
-      <w:proofErr w:type="spellEnd"/>
+      </w:pPr>
       <w:r>
         <w:rPr>
           <w:bCs/>
@@ -27464,9 +27274,8 @@
           <w:szCs w:val="20"/>
           <w:lang w:val="es-ES_tradnl"/>
         </w:rPr>
-        <w:t xml:space="preserve">, C. E., Rivest, R. L. &amp; Stein, C. (2022). </w:t>
-      </w:r>
-      <w:proofErr w:type="spellStart"/>
+        <w:t xml:space="preserve">MongoDB Inc. (s.f.). </w:t>
+      </w:r>
       <w:r>
         <w:rPr>
           <w:bCs/>
@@ -27477,61 +27286,8 @@
           <w:szCs w:val="20"/>
           <w:lang w:val="es-ES_tradnl"/>
         </w:rPr>
-        <w:t>Introduction</w:t>
-      </w:r>
-      <w:proofErr w:type="spellEnd"/>
-      <w:r>
-        <w:rPr>
-          <w:bCs/>
-          <w:i/>
-          <w:iCs/>
-          <w:color w:val="000000"/>
-          <w:sz w:val="20"/>
-          <w:szCs w:val="20"/>
-          <w:lang w:val="es-ES_tradnl"/>
-        </w:rPr>
-        <w:t xml:space="preserve"> </w:t>
-      </w:r>
-      <w:proofErr w:type="spellStart"/>
-      <w:r>
-        <w:rPr>
-          <w:bCs/>
-          <w:i/>
-          <w:iCs/>
-          <w:color w:val="000000"/>
-          <w:sz w:val="20"/>
-          <w:szCs w:val="20"/>
-          <w:lang w:val="es-ES_tradnl"/>
-        </w:rPr>
-        <w:t>to</w:t>
-      </w:r>
-      <w:proofErr w:type="spellEnd"/>
-      <w:r>
-        <w:rPr>
-          <w:bCs/>
-          <w:i/>
-          <w:iCs/>
-          <w:color w:val="000000"/>
-          <w:sz w:val="20"/>
-          <w:szCs w:val="20"/>
-          <w:lang w:val="es-ES_tradnl"/>
-        </w:rPr>
-        <w:t xml:space="preserve"> </w:t>
-      </w:r>
-      <w:proofErr w:type="spellStart"/>
-      <w:r>
-        <w:rPr>
-          <w:bCs/>
-          <w:i/>
-          <w:iCs/>
-          <w:color w:val="000000"/>
-          <w:sz w:val="20"/>
-          <w:szCs w:val="20"/>
-          <w:lang w:val="es-ES_tradnl"/>
-        </w:rPr>
-        <w:t>Algorithms</w:t>
-      </w:r>
-      <w:proofErr w:type="spellEnd"/>
+        <w:t>MongoDB Manual</w:t>
+      </w:r>
       <w:r>
         <w:rPr>
           <w:bCs/>
@@ -27540,424 +27296,9 @@
           <w:szCs w:val="20"/>
           <w:lang w:val="es-ES_tradnl"/>
         </w:rPr>
-        <w:t xml:space="preserve"> (4th ed.). MIT </w:t>
-      </w:r>
-      <w:proofErr w:type="spellStart"/>
-      <w:r>
-        <w:rPr>
-          <w:bCs/>
-          <w:color w:val="000000"/>
-          <w:sz w:val="20"/>
-          <w:szCs w:val="20"/>
-          <w:lang w:val="es-ES_tradnl"/>
-        </w:rPr>
-        <w:t>Press</w:t>
-      </w:r>
-      <w:proofErr w:type="spellEnd"/>
-      <w:r>
-        <w:rPr>
-          <w:bCs/>
-          <w:color w:val="000000"/>
-          <w:sz w:val="20"/>
-          <w:szCs w:val="20"/>
-          <w:lang w:val="es-ES_tradnl"/>
-        </w:rPr>
-        <w:t>.</w:t>
-      </w:r>
-    </w:p>
-    <w:p>
-      <w:pPr>
-        <w:pStyle w:val="Normal0"/>
-        <w:ind w:left="720" w:hanging="720"/>
-        <w:rPr>
-          <w:bCs/>
-          <w:color w:val="000000"/>
-          <w:sz w:val="20"/>
-          <w:szCs w:val="20"/>
-          <w:lang w:val="es-ES_tradnl"/>
-        </w:rPr>
-      </w:pPr>
-    </w:p>
-    <w:p>
-      <w:pPr>
-        <w:pStyle w:val="Normal0"/>
-        <w:ind w:left="720" w:hanging="720"/>
-        <w:rPr>
-          <w:bCs/>
-          <w:color w:val="000000"/>
-          <w:sz w:val="20"/>
-          <w:szCs w:val="20"/>
-          <w:lang w:val="es-ES_tradnl"/>
-        </w:rPr>
-      </w:pPr>
-      <w:proofErr w:type="spellStart"/>
-      <w:r>
-        <w:rPr>
-          <w:bCs/>
-          <w:color w:val="000000"/>
-          <w:sz w:val="20"/>
-          <w:szCs w:val="20"/>
-          <w:lang w:val="es-ES_tradnl"/>
-        </w:rPr>
-        <w:t>GeeksforGeeks</w:t>
-      </w:r>
-      <w:proofErr w:type="spellEnd"/>
-      <w:r>
-        <w:rPr>
-          <w:bCs/>
-          <w:color w:val="000000"/>
-          <w:sz w:val="20"/>
-          <w:szCs w:val="20"/>
-          <w:lang w:val="es-ES_tradnl"/>
-        </w:rPr>
-        <w:t xml:space="preserve">. (s.f.). </w:t>
-      </w:r>
-      <w:proofErr w:type="spellStart"/>
-      <w:r>
-        <w:rPr>
-          <w:bCs/>
-          <w:i/>
-          <w:iCs/>
-          <w:color w:val="000000"/>
-          <w:sz w:val="20"/>
-          <w:szCs w:val="20"/>
-          <w:lang w:val="es-ES_tradnl"/>
-        </w:rPr>
-        <w:t>Database</w:t>
-      </w:r>
-      <w:proofErr w:type="spellEnd"/>
-      <w:r>
-        <w:rPr>
-          <w:bCs/>
-          <w:i/>
-          <w:iCs/>
-          <w:color w:val="000000"/>
-          <w:sz w:val="20"/>
-          <w:szCs w:val="20"/>
-          <w:lang w:val="es-ES_tradnl"/>
-        </w:rPr>
-        <w:t xml:space="preserve"> Management </w:t>
-      </w:r>
-      <w:proofErr w:type="spellStart"/>
-      <w:r>
-        <w:rPr>
-          <w:bCs/>
-          <w:i/>
-          <w:iCs/>
-          <w:color w:val="000000"/>
-          <w:sz w:val="20"/>
-          <w:szCs w:val="20"/>
-          <w:lang w:val="es-ES_tradnl"/>
-        </w:rPr>
-        <w:t>System</w:t>
-      </w:r>
-      <w:proofErr w:type="spellEnd"/>
-      <w:r>
-        <w:rPr>
-          <w:bCs/>
-          <w:i/>
-          <w:iCs/>
-          <w:color w:val="000000"/>
-          <w:sz w:val="20"/>
-          <w:szCs w:val="20"/>
-          <w:lang w:val="es-ES_tradnl"/>
-        </w:rPr>
-        <w:t xml:space="preserve"> Tutorial</w:t>
-      </w:r>
-      <w:r>
-        <w:rPr>
-          <w:bCs/>
-          <w:color w:val="000000"/>
-          <w:sz w:val="20"/>
-          <w:szCs w:val="20"/>
-          <w:lang w:val="es-ES_tradnl"/>
-        </w:rPr>
         <w:t xml:space="preserve">. </w:t>
       </w:r>
-      <w:hyperlink r:id="rId79" w:tgtFrame="_new" w:history="1">
-        <w:r>
-          <w:rPr>
-            <w:rStyle w:val="Hipervnculo"/>
-            <w:bCs/>
-            <w:sz w:val="20"/>
-            <w:szCs w:val="20"/>
-            <w:lang w:val="es-ES_tradnl"/>
-          </w:rPr>
-          <w:t>https://www.geeksforgeeks.org/dbms/</w:t>
-        </w:r>
-      </w:hyperlink>
-    </w:p>
-    <w:p>
-      <w:pPr>
-        <w:pStyle w:val="Normal0"/>
-        <w:ind w:left="720" w:hanging="720"/>
-        <w:rPr>
-          <w:bCs/>
-          <w:color w:val="000000"/>
-          <w:sz w:val="20"/>
-          <w:szCs w:val="20"/>
-          <w:lang w:val="es-ES_tradnl"/>
-        </w:rPr>
-      </w:pPr>
-    </w:p>
-    <w:p>
-      <w:pPr>
-        <w:pStyle w:val="Normal0"/>
-        <w:ind w:left="720" w:hanging="720"/>
-        <w:rPr>
-          <w:bCs/>
-          <w:color w:val="000000"/>
-          <w:sz w:val="20"/>
-          <w:szCs w:val="20"/>
-          <w:lang w:val="es-ES_tradnl"/>
-        </w:rPr>
-      </w:pPr>
-      <w:r>
-        <w:rPr>
-          <w:bCs/>
-          <w:color w:val="000000"/>
-          <w:sz w:val="20"/>
-          <w:szCs w:val="20"/>
-          <w:lang w:val="es-ES_tradnl"/>
-        </w:rPr>
-        <w:t xml:space="preserve">IBM. (s.f.). </w:t>
-      </w:r>
-      <w:proofErr w:type="spellStart"/>
-      <w:r>
-        <w:rPr>
-          <w:bCs/>
-          <w:i/>
-          <w:iCs/>
-          <w:color w:val="000000"/>
-          <w:sz w:val="20"/>
-          <w:szCs w:val="20"/>
-          <w:lang w:val="es-ES_tradnl"/>
-        </w:rPr>
-        <w:t>What</w:t>
-      </w:r>
-      <w:proofErr w:type="spellEnd"/>
-      <w:r>
-        <w:rPr>
-          <w:bCs/>
-          <w:i/>
-          <w:iCs/>
-          <w:color w:val="000000"/>
-          <w:sz w:val="20"/>
-          <w:szCs w:val="20"/>
-          <w:lang w:val="es-ES_tradnl"/>
-        </w:rPr>
-        <w:t xml:space="preserve"> </w:t>
-      </w:r>
-      <w:proofErr w:type="spellStart"/>
-      <w:r>
-        <w:rPr>
-          <w:bCs/>
-          <w:i/>
-          <w:iCs/>
-          <w:color w:val="000000"/>
-          <w:sz w:val="20"/>
-          <w:szCs w:val="20"/>
-          <w:lang w:val="es-ES_tradnl"/>
-        </w:rPr>
-        <w:t>is</w:t>
-      </w:r>
-      <w:proofErr w:type="spellEnd"/>
-      <w:r>
-        <w:rPr>
-          <w:bCs/>
-          <w:i/>
-          <w:iCs/>
-          <w:color w:val="000000"/>
-          <w:sz w:val="20"/>
-          <w:szCs w:val="20"/>
-          <w:lang w:val="es-ES_tradnl"/>
-        </w:rPr>
-        <w:t xml:space="preserve"> NoSQL?</w:t>
-      </w:r>
-      <w:r>
-        <w:rPr>
-          <w:bCs/>
-          <w:color w:val="000000"/>
-          <w:sz w:val="20"/>
-          <w:szCs w:val="20"/>
-          <w:lang w:val="es-ES_tradnl"/>
-        </w:rPr>
-        <w:t xml:space="preserve"> </w:t>
-      </w:r>
-      <w:hyperlink r:id="rId80" w:tgtFrame="_new" w:history="1">
-        <w:r>
-          <w:rPr>
-            <w:rStyle w:val="Hipervnculo"/>
-            <w:bCs/>
-            <w:sz w:val="20"/>
-            <w:szCs w:val="20"/>
-            <w:lang w:val="es-ES_tradnl"/>
-          </w:rPr>
-          <w:t>https://www.</w:t>
-        </w:r>
-        <w:r>
-          <w:rPr>
-            <w:rStyle w:val="Hipervnculo"/>
-            <w:bCs/>
-            <w:sz w:val="20"/>
-            <w:szCs w:val="20"/>
-            <w:lang w:val="es-ES_tradnl"/>
-          </w:rPr>
-          <w:t>i</w:t>
-        </w:r>
-        <w:r>
-          <w:rPr>
-            <w:rStyle w:val="Hipervnculo"/>
-            <w:bCs/>
-            <w:sz w:val="20"/>
-            <w:szCs w:val="20"/>
-            <w:lang w:val="es-ES_tradnl"/>
-          </w:rPr>
-          <w:t>bm.com/topics/nosql-databases</w:t>
-        </w:r>
-      </w:hyperlink>
-    </w:p>
-    <w:p>
-      <w:pPr>
-        <w:pStyle w:val="Normal0"/>
-        <w:rPr>
-          <w:b/>
-          <w:color w:val="000000"/>
-          <w:sz w:val="20"/>
-          <w:szCs w:val="20"/>
-          <w:lang w:val="es-ES_tradnl"/>
-        </w:rPr>
-      </w:pPr>
-    </w:p>
-    <w:p>
-      <w:pPr>
-        <w:pStyle w:val="Normal0"/>
-        <w:ind w:left="720" w:hanging="720"/>
-        <w:rPr>
-          <w:bCs/>
-          <w:color w:val="000000"/>
-          <w:sz w:val="20"/>
-          <w:szCs w:val="20"/>
-          <w:lang w:val="es-ES_tradnl"/>
-        </w:rPr>
-      </w:pPr>
-      <w:r>
-        <w:rPr>
-          <w:bCs/>
-          <w:color w:val="000000"/>
-          <w:sz w:val="20"/>
-          <w:szCs w:val="20"/>
-          <w:lang w:val="es-ES_tradnl"/>
-        </w:rPr>
-        <w:t xml:space="preserve">Microsoft. (s.f.). </w:t>
-      </w:r>
-      <w:r>
-        <w:rPr>
-          <w:bCs/>
-          <w:i/>
-          <w:iCs/>
-          <w:color w:val="000000"/>
-          <w:sz w:val="20"/>
-          <w:szCs w:val="20"/>
-          <w:lang w:val="es-ES_tradnl"/>
-        </w:rPr>
-        <w:t xml:space="preserve">SQL Server </w:t>
-      </w:r>
-      <w:proofErr w:type="spellStart"/>
-      <w:r>
-        <w:rPr>
-          <w:bCs/>
-          <w:i/>
-          <w:iCs/>
-          <w:color w:val="000000"/>
-          <w:sz w:val="20"/>
-          <w:szCs w:val="20"/>
-          <w:lang w:val="es-ES_tradnl"/>
-        </w:rPr>
-        <w:t>Documentation</w:t>
-      </w:r>
-      <w:proofErr w:type="spellEnd"/>
-      <w:r>
-        <w:rPr>
-          <w:bCs/>
-          <w:color w:val="000000"/>
-          <w:sz w:val="20"/>
-          <w:szCs w:val="20"/>
-          <w:lang w:val="es-ES_tradnl"/>
-        </w:rPr>
-        <w:t xml:space="preserve">. </w:t>
-      </w:r>
-      <w:hyperlink r:id="rId81" w:history="1">
-        <w:r>
-          <w:rPr>
-            <w:rStyle w:val="Hipervnculo"/>
-            <w:bCs/>
-            <w:sz w:val="20"/>
-            <w:szCs w:val="20"/>
-            <w:lang w:val="es-ES_tradnl"/>
-          </w:rPr>
-          <w:t>https://learn.microsoft.com/sql/</w:t>
-        </w:r>
-      </w:hyperlink>
-    </w:p>
-    <w:p>
-      <w:pPr>
-        <w:pStyle w:val="Normal0"/>
-        <w:ind w:left="720" w:hanging="720"/>
-        <w:rPr>
-          <w:bCs/>
-          <w:color w:val="000000"/>
-          <w:sz w:val="20"/>
-          <w:szCs w:val="20"/>
-          <w:lang w:val="es-ES_tradnl"/>
-        </w:rPr>
-      </w:pPr>
-    </w:p>
-    <w:p>
-      <w:pPr>
-        <w:pStyle w:val="Normal0"/>
-        <w:ind w:left="720" w:hanging="720"/>
-        <w:rPr>
-          <w:bCs/>
-          <w:color w:val="000000"/>
-          <w:sz w:val="20"/>
-          <w:szCs w:val="20"/>
-          <w:lang w:val="es-ES_tradnl"/>
-        </w:rPr>
-      </w:pPr>
-      <w:r>
-        <w:rPr>
-          <w:bCs/>
-          <w:color w:val="000000"/>
-          <w:sz w:val="20"/>
-          <w:szCs w:val="20"/>
-          <w:lang w:val="es-ES_tradnl"/>
-        </w:rPr>
-        <w:t xml:space="preserve">MongoDB Inc. (s.f.). </w:t>
-      </w:r>
-      <w:r>
-        <w:rPr>
-          <w:bCs/>
-          <w:i/>
-          <w:iCs/>
-          <w:color w:val="000000"/>
-          <w:sz w:val="20"/>
-          <w:szCs w:val="20"/>
-          <w:lang w:val="es-ES_tradnl"/>
-        </w:rPr>
-        <w:t>MongoDB Manual</w:t>
-      </w:r>
-      <w:r>
-        <w:rPr>
-          <w:bCs/>
-          <w:color w:val="000000"/>
-          <w:sz w:val="20"/>
-          <w:szCs w:val="20"/>
-          <w:lang w:val="es-ES_tradnl"/>
-        </w:rPr>
-        <w:t xml:space="preserve">. </w:t>
-      </w:r>
-      <w:hyperlink r:id="rId82" w:tgtFrame="_new" w:history="1">
+      <w:hyperlink w:tgtFrame="_new" w:history="1" r:id="rId82">
         <w:r>
           <w:rPr>
             <w:rStyle w:val="Hipervnculo"/>
@@ -28026,7 +27367,7 @@
         </w:rPr>
         <w:t xml:space="preserve">. </w:t>
       </w:r>
-      <w:hyperlink r:id="rId83" w:tgtFrame="_new" w:history="1">
+      <w:hyperlink w:tgtFrame="_new" w:history="1" r:id="rId83">
         <w:r>
           <w:rPr>
             <w:rStyle w:val="Hipervnculo"/>
@@ -28057,6 +27398,91 @@
         <w:pStyle w:val="Normal0"/>
         <w:ind w:left="720" w:hanging="720"/>
         <w:rPr>
+          <w:color w:val="000000"/>
+          <w:sz w:val="20"/>
+          <w:szCs w:val="20"/>
+          <w:lang w:val="es-ES"/>
+        </w:rPr>
+      </w:pPr>
+      <w:r>
+        <w:rPr>
+          <w:color w:val="000000" w:themeColor="text1" w:themeTint="FF" w:themeShade="FF"/>
+          <w:sz w:val="20"/>
+          <w:szCs w:val="20"/>
+          <w:lang w:val="es-ES"/>
+        </w:rPr>
+        <w:t xml:space="preserve">Oracle. (s.f.). </w:t>
+      </w:r>
+      <w:r>
+        <w:rPr>
+          <w:i w:val="1"/>
+          <w:iCs w:val="1"/>
+          <w:color w:val="000000" w:themeColor="text1" w:themeTint="FF" w:themeShade="FF"/>
+          <w:sz w:val="20"/>
+          <w:szCs w:val="20"/>
+          <w:lang w:val="es-ES"/>
+        </w:rPr>
+        <w:t xml:space="preserve">Oracle </w:t>
+      </w:r>
+      <w:r>
+        <w:rPr>
+          <w:i w:val="1"/>
+          <w:iCs w:val="1"/>
+          <w:color w:val="000000" w:themeColor="text1" w:themeTint="FF" w:themeShade="FF"/>
+          <w:sz w:val="20"/>
+          <w:szCs w:val="20"/>
+          <w:lang w:val="es-ES"/>
+        </w:rPr>
+        <w:t>Database</w:t>
+      </w:r>
+      <w:r>
+        <w:rPr>
+          <w:i w:val="1"/>
+          <w:iCs w:val="1"/>
+          <w:color w:val="000000" w:themeColor="text1" w:themeTint="FF" w:themeShade="FF"/>
+          <w:sz w:val="20"/>
+          <w:szCs w:val="20"/>
+          <w:lang w:val="es-ES"/>
+        </w:rPr>
+        <w:t xml:space="preserve"> </w:t>
+      </w:r>
+      <w:r>
+        <w:rPr>
+          <w:i w:val="1"/>
+          <w:iCs w:val="1"/>
+          <w:color w:val="000000" w:themeColor="text1" w:themeTint="FF" w:themeShade="FF"/>
+          <w:sz w:val="20"/>
+          <w:szCs w:val="20"/>
+          <w:lang w:val="es-ES"/>
+        </w:rPr>
+        <w:t>Documentation</w:t>
+      </w:r>
+      <w:r>
+        <w:rPr>
+          <w:color w:val="000000" w:themeColor="text1" w:themeTint="FF" w:themeShade="FF"/>
+          <w:sz w:val="20"/>
+          <w:szCs w:val="20"/>
+          <w:lang w:val="es-ES"/>
+        </w:rPr>
+        <w:t xml:space="preserve">. </w:t>
+      </w:r>
+      <w:hyperlink r:id="R2c1fb0ba06fa4b82">
+        <w:r>
+          <w:rPr>
+            <w:rStyle w:val="Hipervnculo"/>
+            <w:sz w:val="20"/>
+            <w:szCs w:val="20"/>
+            <w:lang w:val="es-ES"/>
+          </w:rPr>
+          <w:t>https://docs.oracle.com/en/database/oracle/oracle-database/</w:t>
+        </w:r>
+      </w:hyperlink>
+    </w:p>
+    <w:p>
+      <w:pPr>
+        <w:pStyle w:val="Normal0"/>
+        <w:ind w:left="720" w:hanging="720"/>
+        <w:rPr>
           <w:bCs/>
           <w:color w:val="000000"/>
           <w:sz w:val="20"/>
@@ -28064,7 +27490,109 @@
           <w:lang w:val="es-ES_tradnl"/>
         </w:rPr>
       </w:pPr>
-      <w:r>
+    </w:p>
+    <w:p>
+      <w:pPr>
+        <w:pStyle w:val="Normal0"/>
+        <w:ind w:left="720" w:hanging="720"/>
+        <w:rPr>
+          <w:color w:val="000000"/>
+          <w:sz w:val="20"/>
+          <w:szCs w:val="20"/>
+          <w:lang w:val="es-ES"/>
+        </w:rPr>
+      </w:pPr>
+      <w:r>
+        <w:rPr>
+          <w:color w:val="000000" w:themeColor="text1" w:themeTint="FF" w:themeShade="FF"/>
+          <w:sz w:val="20"/>
+          <w:szCs w:val="20"/>
+          <w:lang w:val="es-ES"/>
+        </w:rPr>
+        <w:t xml:space="preserve">PostgreSQL Global </w:t>
+      </w:r>
+      <w:r>
+        <w:rPr>
+          <w:color w:val="000000" w:themeColor="text1" w:themeTint="FF" w:themeShade="FF"/>
+          <w:sz w:val="20"/>
+          <w:szCs w:val="20"/>
+          <w:lang w:val="es-ES"/>
+        </w:rPr>
+        <w:t>Development</w:t>
+      </w:r>
+      <w:r>
+        <w:rPr>
+          <w:color w:val="000000" w:themeColor="text1" w:themeTint="FF" w:themeShade="FF"/>
+          <w:sz w:val="20"/>
+          <w:szCs w:val="20"/>
+          <w:lang w:val="es-ES"/>
+        </w:rPr>
+        <w:t xml:space="preserve"> </w:t>
+      </w:r>
+      <w:r>
+        <w:rPr>
+          <w:color w:val="000000" w:themeColor="text1" w:themeTint="FF" w:themeShade="FF"/>
+          <w:sz w:val="20"/>
+          <w:szCs w:val="20"/>
+          <w:lang w:val="es-ES"/>
+        </w:rPr>
+        <w:t>Group</w:t>
+      </w:r>
+      <w:r>
+        <w:rPr>
+          <w:color w:val="000000" w:themeColor="text1" w:themeTint="FF" w:themeShade="FF"/>
+          <w:sz w:val="20"/>
+          <w:szCs w:val="20"/>
+          <w:lang w:val="es-ES"/>
+        </w:rPr>
+        <w:t xml:space="preserve">. (s.f.). </w:t>
+      </w:r>
+      <w:r>
+        <w:rPr>
+          <w:i w:val="1"/>
+          <w:iCs w:val="1"/>
+          <w:color w:val="000000" w:themeColor="text1" w:themeTint="FF" w:themeShade="FF"/>
+          <w:sz w:val="20"/>
+          <w:szCs w:val="20"/>
+          <w:lang w:val="es-ES"/>
+        </w:rPr>
+        <w:t xml:space="preserve">PostgreSQL </w:t>
+      </w:r>
+      <w:r>
+        <w:rPr>
+          <w:i w:val="1"/>
+          <w:iCs w:val="1"/>
+          <w:color w:val="000000" w:themeColor="text1" w:themeTint="FF" w:themeShade="FF"/>
+          <w:sz w:val="20"/>
+          <w:szCs w:val="20"/>
+          <w:lang w:val="es-ES"/>
+        </w:rPr>
+        <w:t>Documentation</w:t>
+      </w:r>
+      <w:r>
+        <w:rPr>
+          <w:color w:val="000000" w:themeColor="text1" w:themeTint="FF" w:themeShade="FF"/>
+          <w:sz w:val="20"/>
+          <w:szCs w:val="20"/>
+          <w:lang w:val="es-ES"/>
+        </w:rPr>
+        <w:t xml:space="preserve">. </w:t>
+      </w:r>
+      <w:hyperlink r:id="R47b57be4facd4256">
+        <w:r>
+          <w:rPr>
+            <w:rStyle w:val="Hipervnculo"/>
+            <w:sz w:val="20"/>
+            <w:szCs w:val="20"/>
+            <w:lang w:val="es-ES"/>
+          </w:rPr>
+          <w:t>https://www.postgresql.org/docs/</w:t>
+        </w:r>
+      </w:hyperlink>
+    </w:p>
+    <w:p>
+      <w:pPr>
+        <w:pStyle w:val="Normal0"/>
         <w:rPr>
           <w:bCs/>
           <w:color w:val="000000"/>
@@ -28072,7 +27600,29 @@
           <w:szCs w:val="20"/>
           <w:lang w:val="es-ES_tradnl"/>
         </w:rPr>
-        <w:t xml:space="preserve">Oracle. (s.f.). </w:t>
+      </w:pPr>
+    </w:p>
+    <w:p>
+      <w:pPr>
+        <w:pStyle w:val="Normal0"/>
+        <w:ind w:left="720" w:hanging="720"/>
+        <w:rPr>
+          <w:bCs/>
+          <w:color w:val="000000"/>
+          <w:sz w:val="20"/>
+          <w:szCs w:val="20"/>
+          <w:lang w:val="es-ES_tradnl"/>
+        </w:rPr>
+      </w:pPr>
+      <w:r>
+        <w:rPr>
+          <w:bCs/>
+          <w:color w:val="000000"/>
+          <w:sz w:val="20"/>
+          <w:szCs w:val="20"/>
+          <w:lang w:val="es-ES_tradnl"/>
+        </w:rPr>
+        <w:t xml:space="preserve">W3Schools. (s.f.). </w:t>
       </w:r>
       <w:r>
         <w:rPr>
@@ -28084,48 +27634,8 @@
           <w:szCs w:val="20"/>
           <w:lang w:val="es-ES_tradnl"/>
         </w:rPr>
-        <w:t xml:space="preserve">Oracle </w:t>
-      </w:r>
-      <w:proofErr w:type="spellStart"/>
-      <w:r>
-        <w:rPr>
-          <w:bCs/>
-          <w:i/>
-          <w:iCs/>
-          <w:color w:val="000000"/>
-          <w:sz w:val="20"/>
-          <w:szCs w:val="20"/>
-          <w:lang w:val="es-ES_tradnl"/>
-        </w:rPr>
-        <w:t>Database</w:t>
-      </w:r>
-      <w:proofErr w:type="spellEnd"/>
-      <w:r>
-        <w:rPr>
-          <w:bCs/>
-          <w:i/>
-          <w:iCs/>
-          <w:color w:val="000000"/>
-          <w:sz w:val="20"/>
-          <w:szCs w:val="20"/>
-          <w:lang w:val="es-ES_tradnl"/>
-        </w:rPr>
-        <w:t xml:space="preserve"> </w:t>
-      </w:r>
-      <w:proofErr w:type="spellStart"/>
-      <w:r>
-        <w:rPr>
-          <w:bCs/>
-          <w:i/>
-          <w:iCs/>
-          <w:color w:val="000000"/>
-          <w:sz w:val="20"/>
-          <w:szCs w:val="20"/>
-          <w:lang w:val="es-ES_tradnl"/>
-        </w:rPr>
-        <w:t>Documentation</w:t>
-      </w:r>
-      <w:proofErr w:type="spellEnd"/>
+        <w:t>SQL Tutorial</w:t>
+      </w:r>
       <w:r>
         <w:rPr>
           <w:bCs/>
@@ -28136,224 +27646,7 @@
         </w:rPr>
         <w:t xml:space="preserve">. </w:t>
       </w:r>
-      <w:hyperlink r:id="rId84" w:tgtFrame="_new" w:history="1">
-        <w:r>
-          <w:rPr>
-            <w:rStyle w:val="Hipervnculo"/>
-            <w:bCs/>
-            <w:sz w:val="20"/>
-            <w:szCs w:val="20"/>
-            <w:lang w:val="es-ES_tradnl"/>
-          </w:rPr>
-          <w:t>https://docs.oracle.com/en/database/or</w:t>
-        </w:r>
-        <w:r>
-          <w:rPr>
-            <w:rStyle w:val="Hipervnculo"/>
-            <w:bCs/>
-            <w:sz w:val="20"/>
-            <w:szCs w:val="20"/>
-            <w:lang w:val="es-ES_tradnl"/>
-          </w:rPr>
-          <w:t>a</w:t>
-        </w:r>
-        <w:r>
-          <w:rPr>
-            <w:rStyle w:val="Hipervnculo"/>
-            <w:bCs/>
-            <w:sz w:val="20"/>
-            <w:szCs w:val="20"/>
-            <w:lang w:val="es-ES_tradnl"/>
-          </w:rPr>
-          <w:t>cle/oracle-database/</w:t>
-        </w:r>
-      </w:hyperlink>
-    </w:p>
-    <w:p>
-      <w:pPr>
-        <w:pStyle w:val="Normal0"/>
-        <w:ind w:left="720" w:hanging="720"/>
-        <w:rPr>
-          <w:bCs/>
-          <w:color w:val="000000"/>
-          <w:sz w:val="20"/>
-          <w:szCs w:val="20"/>
-          <w:lang w:val="es-ES_tradnl"/>
-        </w:rPr>
-      </w:pPr>
-    </w:p>
-    <w:p>
-      <w:pPr>
-        <w:pStyle w:val="Normal0"/>
-        <w:ind w:left="720" w:hanging="720"/>
-        <w:rPr>
-          <w:bCs/>
-          <w:color w:val="000000"/>
-          <w:sz w:val="20"/>
-          <w:szCs w:val="20"/>
-          <w:lang w:val="es-ES_tradnl"/>
-        </w:rPr>
-      </w:pPr>
-      <w:r>
-        <w:rPr>
-          <w:bCs/>
-          <w:color w:val="000000"/>
-          <w:sz w:val="20"/>
-          <w:szCs w:val="20"/>
-          <w:lang w:val="es-ES_tradnl"/>
-        </w:rPr>
-        <w:t xml:space="preserve">PostgreSQL Global </w:t>
-      </w:r>
-      <w:proofErr w:type="spellStart"/>
-      <w:r>
-        <w:rPr>
-          <w:bCs/>
-          <w:color w:val="000000"/>
-          <w:sz w:val="20"/>
-          <w:szCs w:val="20"/>
-          <w:lang w:val="es-ES_tradnl"/>
-        </w:rPr>
-        <w:t>Development</w:t>
-      </w:r>
-      <w:proofErr w:type="spellEnd"/>
-      <w:r>
-        <w:rPr>
-          <w:bCs/>
-          <w:color w:val="000000"/>
-          <w:sz w:val="20"/>
-          <w:szCs w:val="20"/>
-          <w:lang w:val="es-ES_tradnl"/>
-        </w:rPr>
-        <w:t xml:space="preserve"> </w:t>
-      </w:r>
-      <w:proofErr w:type="spellStart"/>
-      <w:r>
-        <w:rPr>
-          <w:bCs/>
-          <w:color w:val="000000"/>
-          <w:sz w:val="20"/>
-          <w:szCs w:val="20"/>
-          <w:lang w:val="es-ES_tradnl"/>
-        </w:rPr>
-        <w:t>Group</w:t>
-      </w:r>
-      <w:proofErr w:type="spellEnd"/>
-      <w:r>
-        <w:rPr>
-          <w:bCs/>
-          <w:color w:val="000000"/>
-          <w:sz w:val="20"/>
-          <w:szCs w:val="20"/>
-          <w:lang w:val="es-ES_tradnl"/>
-        </w:rPr>
-        <w:t xml:space="preserve">. (s.f.). </w:t>
-      </w:r>
-      <w:r>
-        <w:rPr>
-          <w:bCs/>
-          <w:i/>
-          <w:iCs/>
-          <w:color w:val="000000"/>
-          <w:sz w:val="20"/>
-          <w:szCs w:val="20"/>
-          <w:lang w:val="es-ES_tradnl"/>
-        </w:rPr>
-        <w:t xml:space="preserve">PostgreSQL </w:t>
-      </w:r>
-      <w:proofErr w:type="spellStart"/>
-      <w:r>
-        <w:rPr>
-          <w:bCs/>
-          <w:i/>
-          <w:iCs/>
-          <w:color w:val="000000"/>
-          <w:sz w:val="20"/>
-          <w:szCs w:val="20"/>
-          <w:lang w:val="es-ES_tradnl"/>
-        </w:rPr>
-        <w:t>Documentation</w:t>
-      </w:r>
-      <w:proofErr w:type="spellEnd"/>
-      <w:r>
-        <w:rPr>
-          <w:bCs/>
-          <w:color w:val="000000"/>
-          <w:sz w:val="20"/>
-          <w:szCs w:val="20"/>
-          <w:lang w:val="es-ES_tradnl"/>
-        </w:rPr>
-        <w:t xml:space="preserve">. </w:t>
-      </w:r>
-      <w:hyperlink r:id="rId85" w:tgtFrame="_new" w:history="1">
-        <w:r>
-          <w:rPr>
-            <w:rStyle w:val="Hipervnculo"/>
-            <w:bCs/>
-            <w:sz w:val="20"/>
-            <w:szCs w:val="20"/>
-            <w:lang w:val="es-ES_tradnl"/>
-          </w:rPr>
-          <w:t>https://www.postgresql.org/docs/</w:t>
-        </w:r>
-      </w:hyperlink>
-    </w:p>
-    <w:p>
-      <w:pPr>
-        <w:pStyle w:val="Normal0"/>
-        <w:rPr>
-          <w:bCs/>
-          <w:color w:val="000000"/>
-          <w:sz w:val="20"/>
-          <w:szCs w:val="20"/>
-          <w:lang w:val="es-ES_tradnl"/>
-        </w:rPr>
-      </w:pPr>
-    </w:p>
-    <w:p>
-      <w:pPr>
-        <w:pStyle w:val="Normal0"/>
-        <w:ind w:left="720" w:hanging="720"/>
-        <w:rPr>
-          <w:bCs/>
-          <w:color w:val="000000"/>
-          <w:sz w:val="20"/>
-          <w:szCs w:val="20"/>
-          <w:lang w:val="es-ES_tradnl"/>
-        </w:rPr>
-      </w:pPr>
-      <w:r>
-        <w:rPr>
-          <w:bCs/>
-          <w:color w:val="000000"/>
-          <w:sz w:val="20"/>
-          <w:szCs w:val="20"/>
-          <w:lang w:val="es-ES_tradnl"/>
-        </w:rPr>
-        <w:t xml:space="preserve">W3Schools. (s.f.). </w:t>
-      </w:r>
-      <w:r>
-        <w:rPr>
-          <w:bCs/>
-          <w:i/>
-          <w:iCs/>
-          <w:color w:val="000000"/>
-          <w:sz w:val="20"/>
-          <w:szCs w:val="20"/>
-          <w:lang w:val="es-ES_tradnl"/>
-        </w:rPr>
-        <w:t>SQL Tutorial</w:t>
-      </w:r>
-      <w:r>
-        <w:rPr>
-          <w:bCs/>
-          <w:color w:val="000000"/>
-          <w:sz w:val="20"/>
-          <w:szCs w:val="20"/>
-          <w:lang w:val="es-ES_tradnl"/>
-        </w:rPr>
-        <w:t xml:space="preserve">. </w:t>
-      </w:r>
-      <w:hyperlink r:id="rId86" w:tgtFrame="_new" w:history="1">
+      <w:hyperlink w:tgtFrame="_new" w:history="1" r:id="rId86">
         <w:r>
           <w:rPr>
             <w:rStyle w:val="Hipervnculo"/>
@@ -28447,12 +27740,12 @@
         <w:tblW w:w="9967" w:type="dxa"/>
         <w:tblInd w:w="0" w:type="dxa"/>
         <w:tblBorders>
-          <w:top w:val="single" w:sz="4" w:space="0" w:color="000000"/>
-          <w:left w:val="single" w:sz="4" w:space="0" w:color="000000"/>
-          <w:bottom w:val="single" w:sz="4" w:space="0" w:color="000000"/>
-          <w:right w:val="single" w:sz="4" w:space="0" w:color="000000"/>
-          <w:insideH w:val="single" w:sz="4" w:space="0" w:color="000000"/>
-          <w:insideV w:val="single" w:sz="4" w:space="0" w:color="000000"/>
+          <w:top w:val="single" w:color="000000" w:sz="4" w:space="0"/>
+          <w:left w:val="single" w:color="000000" w:sz="4" w:space="0"/>
+          <w:bottom w:val="single" w:color="000000" w:sz="4" w:space="0"/>
+          <w:right w:val="single" w:color="000000" w:sz="4" w:space="0"/>
+          <w:insideH w:val="single" w:color="000000" w:sz="4" w:space="0"/>
+          <w:insideV w:val="single" w:color="000000" w:sz="4" w:space="0"/>
         </w:tblBorders>
         <w:tblLayout w:type="fixed"/>
         <w:tblLook w:val="04A0" w:firstRow="1" w:lastRow="0" w:firstColumn="1" w:lastColumn="0" w:noHBand="0" w:noVBand="1"/>
@@ -28473,6 +27766,7 @@
               <w:left w:val="nil"/>
             </w:tcBorders>
             <w:shd w:val="clear" w:color="auto" w:fill="auto"/>
+            <w:tcMar/>
           </w:tcPr>
           <w:p>
             <w:pPr>
@@ -28489,6 +27783,7 @@
           <w:tcPr>
             <w:tcW w:w="1878" w:type="dxa"/>
             <w:shd w:val="clear" w:color="auto" w:fill="auto"/>
+            <w:tcMar/>
             <w:vAlign w:val="center"/>
           </w:tcPr>
           <w:p>
@@ -28514,6 +27809,7 @@
           <w:tcPr>
             <w:tcW w:w="1710" w:type="dxa"/>
             <w:shd w:val="clear" w:color="auto" w:fill="auto"/>
+            <w:tcMar/>
             <w:vAlign w:val="center"/>
           </w:tcPr>
           <w:p>
@@ -28539,6 +27835,7 @@
           <w:tcPr>
             <w:tcW w:w="3078" w:type="dxa"/>
             <w:shd w:val="clear" w:color="auto" w:fill="auto"/>
+            <w:tcMar/>
             <w:vAlign w:val="center"/>
           </w:tcPr>
           <w:p>
@@ -28564,6 +27861,7 @@
           <w:tcPr>
             <w:tcW w:w="2029" w:type="dxa"/>
             <w:shd w:val="clear" w:color="auto" w:fill="auto"/>
+            <w:tcMar/>
             <w:vAlign w:val="center"/>
           </w:tcPr>
           <w:p>
@@ -28594,6 +27892,7 @@
           <w:tcPr>
             <w:tcW w:w="1272" w:type="dxa"/>
             <w:shd w:val="clear" w:color="auto" w:fill="auto"/>
+            <w:tcMar/>
           </w:tcPr>
           <w:p>
             <w:pPr>
@@ -28618,34 +27917,36 @@
           <w:tcPr>
             <w:tcW w:w="1878" w:type="dxa"/>
             <w:shd w:val="clear" w:color="auto" w:fill="auto"/>
+            <w:tcMar/>
           </w:tcPr>
           <w:p>
             <w:pPr>
               <w:pStyle w:val="Normal0"/>
               <w:rPr>
                 <w:b w:val="0"/>
+                <w:bCs w:val="0"/>
                 <w:sz w:val="20"/>
                 <w:szCs w:val="20"/>
-                <w:lang w:val="es-ES_tradnl"/>
+                <w:lang w:val="es-ES"/>
               </w:rPr>
             </w:pPr>
-            <w:proofErr w:type="spellStart"/>
             <w:r>
               <w:rPr>
                 <w:b w:val="0"/>
+                <w:bCs w:val="0"/>
                 <w:sz w:val="20"/>
                 <w:szCs w:val="20"/>
-                <w:lang w:val="es-ES_tradnl"/>
+                <w:lang w:val="es-ES"/>
               </w:rPr>
               <w:t>Sebastian</w:t>
             </w:r>
-            <w:proofErr w:type="spellEnd"/>
             <w:r>
               <w:rPr>
                 <w:b w:val="0"/>
+                <w:bCs w:val="0"/>
                 <w:sz w:val="20"/>
                 <w:szCs w:val="20"/>
-                <w:lang w:val="es-ES_tradnl"/>
+                <w:lang w:val="es-ES"/>
               </w:rPr>
               <w:t xml:space="preserve"> Trujillo Afanador</w:t>
             </w:r>
@@ -28655,34 +27956,38 @@
           <w:tcPr>
             <w:tcW w:w="1710" w:type="dxa"/>
             <w:shd w:val="clear" w:color="auto" w:fill="auto"/>
+            <w:tcMar/>
           </w:tcPr>
           <w:p>
             <w:pPr>
               <w:pStyle w:val="Normal0"/>
               <w:rPr>
                 <w:b w:val="0"/>
+                <w:bCs w:val="0"/>
                 <w:sz w:val="20"/>
                 <w:szCs w:val="20"/>
-                <w:lang w:val="es-ES_tradnl"/>
+                <w:lang w:val="es-ES"/>
               </w:rPr>
             </w:pPr>
             <w:r>
               <w:rPr>
                 <w:b w:val="0"/>
+                <w:bCs w:val="0"/>
                 <w:sz w:val="20"/>
                 <w:szCs w:val="20"/>
-                <w:lang w:val="es-ES_tradnl"/>
+                <w:lang w:val="es-ES"/>
               </w:rPr>
               <w:t xml:space="preserve">Desarrollador </w:t>
             </w:r>
             <w:r>
               <w:rPr>
                 <w:b w:val="0"/>
-                <w:i/>
-                <w:iCs/>
+                <w:bCs w:val="0"/>
+                <w:i w:val="1"/>
+                <w:iCs w:val="1"/>
                 <w:sz w:val="20"/>
                 <w:szCs w:val="20"/>
-                <w:lang w:val="es-ES_tradnl"/>
+                <w:lang w:val="es-ES"/>
               </w:rPr>
               <w:t>full stack</w:t>
             </w:r>
@@ -28692,6 +27997,7 @@
           <w:tcPr>
             <w:tcW w:w="3078" w:type="dxa"/>
             <w:shd w:val="clear" w:color="auto" w:fill="auto"/>
+            <w:tcMar/>
           </w:tcPr>
           <w:p>
             <w:pPr>
@@ -28717,6 +28023,7 @@
           <w:tcPr>
             <w:tcW w:w="2029" w:type="dxa"/>
             <w:shd w:val="clear" w:color="auto" w:fill="auto"/>
+            <w:tcMar/>
           </w:tcPr>
           <w:p>
             <w:pPr>
@@ -28747,6 +28054,7 @@
           <w:tcPr>
             <w:tcW w:w="1272" w:type="dxa"/>
             <w:shd w:val="clear" w:color="auto" w:fill="auto"/>
+            <w:tcMar/>
           </w:tcPr>
           <w:p>
             <w:pPr>
@@ -28771,6 +28079,7 @@
           <w:tcPr>
             <w:tcW w:w="1878" w:type="dxa"/>
             <w:shd w:val="clear" w:color="auto" w:fill="auto"/>
+            <w:tcMar/>
           </w:tcPr>
           <w:p>
             <w:pPr>
@@ -28796,6 +28105,7 @@
           <w:tcPr>
             <w:tcW w:w="1710" w:type="dxa"/>
             <w:shd w:val="clear" w:color="auto" w:fill="auto"/>
+            <w:tcMar/>
           </w:tcPr>
           <w:p>
             <w:pPr>
@@ -28821,6 +28131,7 @@
           <w:tcPr>
             <w:tcW w:w="3078" w:type="dxa"/>
             <w:shd w:val="clear" w:color="auto" w:fill="auto"/>
+            <w:tcMar/>
           </w:tcPr>
           <w:p>
             <w:pPr>
@@ -28846,6 +28157,7 @@
           <w:tcPr>
             <w:tcW w:w="2029" w:type="dxa"/>
             <w:shd w:val="clear" w:color="auto" w:fill="auto"/>
+            <w:tcMar/>
           </w:tcPr>
           <w:p>
             <w:pPr>
@@ -28942,12 +28254,12 @@
         <w:tblW w:w="9915" w:type="dxa"/>
         <w:tblInd w:w="0" w:type="dxa"/>
         <w:tblBorders>
-          <w:top w:val="single" w:sz="4" w:space="0" w:color="000000"/>
-          <w:left w:val="single" w:sz="4" w:space="0" w:color="000000"/>
-          <w:bottom w:val="single" w:sz="4" w:space="0" w:color="000000"/>
-          <w:right w:val="single" w:sz="4" w:space="0" w:color="000000"/>
-          <w:insideH w:val="single" w:sz="4" w:space="0" w:color="000000"/>
-          <w:insideV w:val="single" w:sz="4" w:space="0" w:color="000000"/>
+          <w:top w:val="single" w:color="000000" w:sz="4" w:space="0"/>
+          <w:left w:val="single" w:color="000000" w:sz="4" w:space="0"/>
+          <w:bottom w:val="single" w:color="000000" w:sz="4" w:space="0"/>
+          <w:right w:val="single" w:color="000000" w:sz="4" w:space="0"/>
+          <w:insideH w:val="single" w:color="000000" w:sz="4" w:space="0"/>
+          <w:insideV w:val="single" w:color="000000" w:sz="4" w:space="0"/>
         </w:tblBorders>
         <w:tblLayout w:type="fixed"/>
         <w:tblLook w:val="04A0" w:firstRow="1" w:lastRow="0" w:firstColumn="1" w:lastColumn="0" w:noHBand="0" w:noVBand="1"/>
@@ -29227,7 +28539,7 @@
     <w:sectPr>
       <w:headerReference w:type="default" r:id="rId87"/>
       <w:footerReference w:type="default" r:id="rId88"/>
-      <w:pgSz w:w="12240" w:h="15840"/>
+      <w:pgSz w:w="12240" w:h="15840" w:orient="portrait"/>
       <w:pgMar w:top="1701" w:right="1134" w:bottom="1134" w:left="1134" w:header="720" w:footer="0" w:gutter="0"/>
       <w:pgNumType w:start="1"/>
       <w:cols w:space="720"/>
@@ -29238,7 +28550,7 @@
 
 <file path=word/comments.xml><?xml version="1.0" encoding="utf-8"?>
 <w:comments xmlns:wpc="http://schemas.microsoft.com/office/word/2010/wordprocessingCanvas" xmlns:cx="http://schemas.microsoft.com/office/drawing/2014/chartex" xmlns:cx1="http://schemas.microsoft.com/office/drawing/2015/9/8/chartex" xmlns:cx2="http://schemas.microsoft.com/office/drawing/2015/10/21/chartex" xmlns:cx3="http://schemas.microsoft.com/office/drawing/2016/5/9/chartex" xmlns:cx4="http://schemas.microsoft.com/office/drawing/2016/5/10/chartex" xmlns:cx5="http://schemas.microsoft.com/office/drawing/2016/5/11/chartex" xmlns:cx6="http://schemas.microsoft.com/office/drawing/2016/5/12/chartex" xmlns:cx7="http://schemas.microsoft.com/office/drawing/2016/5/13/chartex" xmlns:cx8="http://schemas.microsoft.com/office/drawing/2016/5/14/chartex" xmlns:mc="http://schemas.openxmlformats.org/markup-compatibility/2006" xmlns:aink="http://schemas.microsoft.com/office/drawing/2016/ink" xmlns:am3d="http://schemas.microsoft.com/office/drawing/2017/model3d" xmlns:o="urn:schemas-microsoft-com:office:office" xmlns:r="http://schemas.openxmlformats.org/officeDocument/2006/relationships" xmlns:m="http://schemas.openxmlformats.org/officeDocument/2006/math" xmlns:v="urn:schemas-microsoft-com:vml" xmlns:wp14="http://schemas.microsoft.com/office/word/2010/wordprocessingDrawing" xmlns:wp="http://schemas.openxmlformats.org/drawingml/2006/wordprocessingDrawing" xmlns:w10="urn:schemas-microsoft-com:office:word" xmlns:w="http://schemas.openxmlformats.org/wordprocessingml/2006/main" xmlns:w14="http://schemas.microsoft.com/office/word/2010/wordml" xmlns:w15="http://schemas.microsoft.com/office/word/2012/wordml" xmlns:w16cex="http://schemas.microsoft.com/office/word/2018/wordml/cex" xmlns:w16cid="http://schemas.microsoft.com/office/word/2016/wordml/cid" xmlns:w16="http://schemas.microsoft.com/office/word/2018/wordml" xmlns:w16sdtdh="http://schemas.microsoft.com/office/word/2020/wordml/sdtdatahash" xmlns:w16se="http://schemas.microsoft.com/office/word/2015/wordml/symex" xmlns:wpg="http://schemas.microsoft.com/office/word/2010/wordprocessingGroup" xmlns:wpi="http://schemas.microsoft.com/office/word/2010/wordprocessingInk" xmlns:wne="http://schemas.microsoft.com/office/word/2006/wordml" xmlns:wps="http://schemas.microsoft.com/office/word/2010/wordprocessingShape" mc:Ignorable="w14 w15 w16se w16cid w16 w16cex w16sdtdh wp14">
-  <w:comment w:id="0" w:author="Andrés Felipe Velandia Espitia" w:date="2026-04-15T23:35:00Z" w:initials="AFVE">
+  <w:comment w:initials="AFVE" w:author="Andrés Felipe Velandia Espitia" w:date="2026-04-15T23:35:00Z" w:id="0">
     <w:p>
       <w:pPr>
         <w:pStyle w:val="Textocomentario"/>
@@ -29249,7 +28561,7 @@
         </w:rPr>
         <w:annotationRef/>
       </w:r>
-      <w:hyperlink r:id="rId1" w:anchor="fromView=search&amp;page=1&amp;position=0&amp;uuid=cc144b6c-7df5-4eb3-a400-10e9ba9768a1&amp;query=bases+de+datos+software" w:history="1">
+      <w:hyperlink w:history="1" w:anchor="fromView=search&amp;page=1&amp;position=0&amp;uuid=cc144b6c-7df5-4eb3-a400-10e9ba9768a1&amp;query=bases+de+datos+software" r:id="rId1">
         <w:r>
           <w:rPr>
             <w:rStyle w:val="Hipervnculo"/>
@@ -29262,7 +28574,7 @@
       </w:r>
     </w:p>
   </w:comment>
-  <w:comment w:id="1" w:author="Andrés Felipe Velandia Espitia" w:date="2026-04-15T23:39:00Z" w:initials="AFVE">
+  <w:comment w:initials="AFVE" w:author="Andrés Felipe Velandia Espitia" w:date="2026-04-15T23:39:00Z" w:id="1">
     <w:p>
       <w:pPr>
         <w:pStyle w:val="Textocomentario"/>
@@ -29278,7 +28590,7 @@
       </w:r>
     </w:p>
   </w:comment>
-  <w:comment w:id="2" w:author="Andrés Felipe Velandia Espitia" w:date="2026-04-15T23:41:00Z" w:initials="AFVE">
+  <w:comment w:initials="AFVE" w:author="Andrés Felipe Velandia Espitia" w:date="2026-04-15T23:41:00Z" w:id="2">
     <w:p>
       <w:pPr>
         <w:pStyle w:val="Textocomentario"/>
@@ -29294,7 +28606,7 @@
       </w:r>
     </w:p>
   </w:comment>
-  <w:comment w:id="3" w:author="Andrés Felipe Velandia Espitia" w:date="2026-04-15T23:44:00Z" w:initials="AFVE">
+  <w:comment w:initials="AFVE" w:author="Andrés Felipe Velandia Espitia" w:date="2026-04-15T23:44:00Z" w:id="3">
     <w:p>
       <w:pPr>
         <w:pStyle w:val="Textocomentario"/>
@@ -29310,7 +28622,7 @@
       </w:r>
     </w:p>
   </w:comment>
-  <w:comment w:id="4" w:author="Andrés Felipe Velandia Espitia" w:date="2026-04-16T00:06:00Z" w:initials="AFVE">
+  <w:comment w:initials="AFVE" w:author="Andrés Felipe Velandia Espitia" w:date="2026-04-16T00:06:00Z" w:id="4">
     <w:p>
       <w:pPr>
         <w:pStyle w:val="Textocomentario"/>
@@ -29326,7 +28638,7 @@
       </w:r>
     </w:p>
   </w:comment>
-  <w:comment w:id="5" w:author="Andrés Felipe Velandia Espitia" w:date="2026-04-16T00:16:00Z" w:initials="AFVE">
+  <w:comment w:initials="AFVE" w:author="Andrés Felipe Velandia Espitia" w:date="2026-04-16T00:16:00Z" w:id="5">
     <w:p>
       <w:pPr>
         <w:pStyle w:val="Textocomentario"/>
@@ -29355,7 +28667,7 @@
       </w:pPr>
     </w:p>
   </w:comment>
-  <w:comment w:id="6" w:author="Andrés Felipe Velandia Espitia" w:date="2026-04-16T00:15:00Z" w:initials="AFVE">
+  <w:comment w:initials="AFVE" w:author="Andrés Felipe Velandia Espitia" w:date="2026-04-16T00:15:00Z" w:id="6">
     <w:p>
       <w:pPr>
         <w:pStyle w:val="Textocomentario"/>
@@ -29369,7 +28681,7 @@
       <w:r>
         <w:t xml:space="preserve">Se tiene el siguiente enlace de la imagen generada en IA: </w:t>
       </w:r>
-      <w:hyperlink r:id="rId2" w:history="1">
+      <w:hyperlink w:history="1" r:id="rId2">
         <w:r>
           <w:rPr>
             <w:rStyle w:val="Hipervnculo"/>
@@ -29392,7 +28704,7 @@
       </w:r>
     </w:p>
   </w:comment>
-  <w:comment w:id="7" w:author="Andrés Felipe Velandia Espitia" w:date="2026-04-16T00:17:00Z" w:initials="AFVE">
+  <w:comment w:initials="AFVE" w:author="Andrés Felipe Velandia Espitia" w:date="2026-04-16T00:17:00Z" w:id="7">
     <w:p>
       <w:pPr>
         <w:pStyle w:val="Textocomentario"/>
@@ -29403,7 +28715,7 @@
         </w:rPr>
         <w:annotationRef/>
       </w:r>
-      <w:hyperlink r:id="rId3" w:anchor="fromView=search&amp;page=1&amp;position=5&amp;uuid=4ad1880a-fd62-4dae-b126-350188b0c9ac&amp;query=lenguaje+SQL" w:history="1">
+      <w:hyperlink w:history="1" w:anchor="fromView=search&amp;page=1&amp;position=5&amp;uuid=4ad1880a-fd62-4dae-b126-350188b0c9ac&amp;query=lenguaje+SQL" r:id="rId3">
         <w:r>
           <w:rPr>
             <w:rStyle w:val="Hipervnculo"/>
@@ -29416,7 +28728,7 @@
       </w:r>
     </w:p>
   </w:comment>
-  <w:comment w:id="8" w:author="Andrés Felipe Velandia Espitia" w:date="2026-04-16T00:19:00Z" w:initials="AFVE">
+  <w:comment w:initials="AFVE" w:author="Andrés Felipe Velandia Espitia" w:date="2026-04-16T00:19:00Z" w:id="8">
     <w:p>
       <w:pPr>
         <w:pStyle w:val="Textocomentario"/>
@@ -29432,7 +28744,7 @@
       </w:r>
     </w:p>
   </w:comment>
-  <w:comment w:id="9" w:author="Andrés Felipe Velandia Espitia" w:date="2026-04-16T00:23:00Z" w:initials="AFVE">
+  <w:comment w:initials="AFVE" w:author="Andrés Felipe Velandia Espitia" w:date="2026-04-16T00:23:00Z" w:id="9">
     <w:p>
       <w:pPr>
         <w:pStyle w:val="Textocomentario"/>
@@ -29448,7 +28760,7 @@
       </w:r>
     </w:p>
   </w:comment>
-  <w:comment w:id="10" w:author="Andrés Felipe Velandia Espitia" w:date="2026-04-16T00:27:00Z" w:initials="AFVE">
+  <w:comment w:initials="AFVE" w:author="Andrés Felipe Velandia Espitia" w:date="2026-04-16T00:27:00Z" w:id="10">
     <w:p>
       <w:pPr>
         <w:pStyle w:val="Textocomentario"/>
@@ -29464,7 +28776,7 @@
       </w:r>
     </w:p>
   </w:comment>
-  <w:comment w:id="11" w:author="Andrés Felipe Velandia Espitia" w:date="2026-04-16T00:33:00Z" w:initials="AFVE">
+  <w:comment w:initials="AFVE" w:author="Andrés Felipe Velandia Espitia" w:date="2026-04-16T00:33:00Z" w:id="11">
     <w:p>
       <w:pPr>
         <w:pStyle w:val="Textocomentario"/>
@@ -29485,7 +28797,7 @@
       <w:proofErr w:type="gramEnd"/>
     </w:p>
   </w:comment>
-  <w:comment w:id="12" w:author="Andrés Felipe Velandia Espitia" w:date="2026-04-16T00:39:00Z" w:initials="AFVE">
+  <w:comment w:initials="AFVE" w:author="Andrés Felipe Velandia Espitia" w:date="2026-04-16T00:39:00Z" w:id="12">
     <w:p>
       <w:pPr>
         <w:pStyle w:val="Textocomentario"/>
@@ -29501,7 +28813,7 @@
       </w:r>
     </w:p>
   </w:comment>
-  <w:comment w:id="13" w:author="Andrés Felipe Velandia Espitia" w:date="2026-04-16T00:42:00Z" w:initials="AFVE">
+  <w:comment w:initials="AFVE" w:author="Andrés Felipe Velandia Espitia" w:date="2026-04-16T00:42:00Z" w:id="13">
     <w:p>
       <w:pPr>
         <w:pStyle w:val="Textocomentario"/>
@@ -29517,7 +28829,7 @@
       </w:r>
     </w:p>
   </w:comment>
-  <w:comment w:id="14" w:author="Andrés Felipe Velandia Espitia" w:date="2026-04-16T00:45:00Z" w:initials="AFVE">
+  <w:comment w:initials="AFVE" w:author="Andrés Felipe Velandia Espitia" w:date="2026-04-16T00:45:00Z" w:id="14">
     <w:p>
       <w:pPr>
         <w:pStyle w:val="Textocomentario"/>
@@ -29533,7 +28845,7 @@
       </w:r>
     </w:p>
   </w:comment>
-  <w:comment w:id="15" w:author="Andrés Felipe Velandia Espitia" w:date="2026-04-16T00:47:00Z" w:initials="AFVE">
+  <w:comment w:initials="AFVE" w:author="Andrés Felipe Velandia Espitia" w:date="2026-04-16T00:47:00Z" w:id="15">
     <w:p>
       <w:pPr>
         <w:pStyle w:val="Textocomentario"/>
@@ -29602,7 +28914,7 @@
       </w:r>
     </w:p>
   </w:comment>
-  <w:comment w:id="16" w:author="Andrés Felipe Velandia Espitia" w:date="2026-04-16T00:48:00Z" w:initials="AFVE">
+  <w:comment w:initials="AFVE" w:author="Andrés Felipe Velandia Espitia" w:date="2026-04-16T00:48:00Z" w:id="16">
     <w:p>
       <w:pPr>
         <w:pStyle w:val="Textocomentario"/>
@@ -29653,7 +28965,7 @@
       </w:r>
     </w:p>
   </w:comment>
-  <w:comment w:id="17" w:author="Andrés Felipe Velandia Espitia" w:date="2026-04-16T00:48:00Z" w:initials="AFVE">
+  <w:comment w:initials="AFVE" w:author="Andrés Felipe Velandia Espitia" w:date="2026-04-16T00:48:00Z" w:id="17">
     <w:p>
       <w:pPr>
         <w:pStyle w:val="Textocomentario"/>
@@ -29686,7 +28998,7 @@
       </w:r>
     </w:p>
   </w:comment>
-  <w:comment w:id="18" w:author="Andrés Felipe Velandia Espitia" w:date="2026-04-16T00:49:00Z" w:initials="AFVE">
+  <w:comment w:initials="AFVE" w:author="Andrés Felipe Velandia Espitia" w:date="2026-04-16T00:49:00Z" w:id="18">
     <w:p>
       <w:pPr>
         <w:pStyle w:val="Textocomentario"/>
@@ -29719,7 +29031,7 @@
       </w:r>
     </w:p>
   </w:comment>
-  <w:comment w:id="19" w:author="Andrés Felipe Velandia Espitia" w:date="2026-04-16T00:55:00Z" w:initials="AFVE">
+  <w:comment w:initials="AFVE" w:author="Andrés Felipe Velandia Espitia" w:date="2026-04-16T00:55:00Z" w:id="19">
     <w:p>
       <w:pPr>
         <w:pStyle w:val="Textocomentario"/>
@@ -29743,7 +29055,7 @@
       </w:r>
     </w:p>
   </w:comment>
-  <w:comment w:id="20" w:author="Andrés Felipe Velandia Espitia" w:date="2026-04-16T00:54:00Z" w:initials="AFVE">
+  <w:comment w:initials="AFVE" w:author="Andrés Felipe Velandia Espitia" w:date="2026-04-16T00:54:00Z" w:id="20">
     <w:p>
       <w:pPr>
         <w:pStyle w:val="Textocomentario"/>
@@ -29757,7 +29069,7 @@
       <w:r>
         <w:t xml:space="preserve">Se tiene el siguiente enlace de la imagen generada en IA: </w:t>
       </w:r>
-      <w:hyperlink r:id="rId4" w:history="1">
+      <w:hyperlink w:history="1" r:id="rId4">
         <w:r>
           <w:rPr>
             <w:rStyle w:val="Hipervnculo"/>
@@ -29783,7 +29095,7 @@
       </w:r>
     </w:p>
   </w:comment>
-  <w:comment w:id="21" w:author="Andrés Felipe Velandia Espitia" w:date="2026-04-16T01:01:00Z" w:initials="AFVE">
+  <w:comment w:initials="AFVE" w:author="Andrés Felipe Velandia Espitia" w:date="2026-04-16T01:01:00Z" w:id="21">
     <w:p>
       <w:pPr>
         <w:pStyle w:val="Textocomentario"/>
@@ -29799,7 +29111,7 @@
       </w:r>
     </w:p>
   </w:comment>
-  <w:comment w:id="22" w:author="Andrés Felipe Velandia Espitia" w:date="2026-04-16T01:09:00Z" w:initials="AFVE">
+  <w:comment w:initials="AFVE" w:author="Andrés Felipe Velandia Espitia" w:date="2026-04-16T01:09:00Z" w:id="22">
     <w:p>
       <w:pPr>
         <w:pStyle w:val="Textocomentario"/>
@@ -29861,7 +29173,7 @@
       </w:pPr>
     </w:p>
   </w:comment>
-  <w:comment w:id="23" w:author="Andrés Felipe Velandia Espitia" w:date="2026-04-16T01:09:00Z" w:initials="AFVE">
+  <w:comment w:initials="AFVE" w:author="Andrés Felipe Velandia Espitia" w:date="2026-04-16T01:09:00Z" w:id="23">
     <w:p>
       <w:pPr>
         <w:pStyle w:val="Textocomentario"/>
@@ -29917,7 +29229,7 @@
       </w:pPr>
     </w:p>
   </w:comment>
-  <w:comment w:id="24" w:author="Andrés Felipe Velandia Espitia" w:date="2026-04-16T01:10:00Z" w:initials="AFVE">
+  <w:comment w:initials="AFVE" w:author="Andrés Felipe Velandia Espitia" w:date="2026-04-16T01:10:00Z" w:id="24">
     <w:p>
       <w:pPr>
         <w:pStyle w:val="Textocomentario"/>
@@ -29950,7 +29262,7 @@
       </w:r>
     </w:p>
   </w:comment>
-  <w:comment w:id="25" w:author="Andrés Felipe Velandia Espitia" w:date="2026-04-16T17:03:00Z" w:initials="AFVE">
+  <w:comment w:initials="AFVE" w:author="Andrés Felipe Velandia Espitia" w:date="2026-04-16T17:03:00Z" w:id="25">
     <w:p>
       <w:pPr>
         <w:pStyle w:val="Textocomentario"/>
@@ -29961,7 +29273,7 @@
         </w:rPr>
         <w:annotationRef/>
       </w:r>
-      <w:hyperlink r:id="rId5" w:history="1">
+      <w:hyperlink w:history="1" w:anchor="fromView=search&amp;page=1&amp;position=4&amp;uuid=5b21c7e1-9fd1-4057-802e-a7ddeb25a6e1&amp;query=datos+SQL" r:id="rId5">
         <w:r>
           <w:rPr>
             <w:rStyle w:val="Hipervnculo"/>
@@ -29974,7 +29286,7 @@
       </w:r>
     </w:p>
   </w:comment>
-  <w:comment w:id="26" w:author="Andrés Felipe Velandia Espitia" w:date="2026-04-16T17:27:00Z" w:initials="AFVE">
+  <w:comment w:initials="AFVE" w:author="Andrés Felipe Velandia Espitia" w:date="2026-04-16T17:27:00Z" w:id="26">
     <w:p>
       <w:pPr>
         <w:pStyle w:val="Textocomentario"/>
@@ -29990,7 +29302,7 @@
       </w:r>
     </w:p>
   </w:comment>
-  <w:comment w:id="27" w:author="Andrés Felipe Velandia Espitia" w:date="2026-04-16T17:28:00Z" w:initials="AFVE">
+  <w:comment w:initials="AFVE" w:author="Andrés Felipe Velandia Espitia" w:date="2026-04-16T17:28:00Z" w:id="27">
     <w:p>
       <w:pPr>
         <w:pStyle w:val="Textocomentario"/>
@@ -30037,7 +29349,7 @@
       </w:pPr>
     </w:p>
   </w:comment>
-  <w:comment w:id="28" w:author="Andrés Felipe Velandia Espitia" w:date="2026-04-16T17:28:00Z" w:initials="AFVE">
+  <w:comment w:initials="AFVE" w:author="Andrés Felipe Velandia Espitia" w:date="2026-04-16T17:28:00Z" w:id="28">
     <w:p>
       <w:pPr>
         <w:pStyle w:val="Textocomentario"/>
@@ -30115,7 +29427,7 @@
       </w:r>
     </w:p>
   </w:comment>
-  <w:comment w:id="29" w:author="Andrés Felipe Velandia Espitia" w:date="2026-04-16T17:31:00Z" w:initials="AFVE">
+  <w:comment w:initials="AFVE" w:author="Andrés Felipe Velandia Espitia" w:date="2026-04-16T17:31:00Z" w:id="29">
     <w:p>
       <w:pPr>
         <w:pStyle w:val="Textocomentario"/>
@@ -30176,7 +29488,7 @@
       </w:r>
     </w:p>
   </w:comment>
-  <w:comment w:id="30" w:author="Andrés Felipe Velandia Espitia" w:date="2026-04-16T17:32:00Z" w:initials="AFVE">
+  <w:comment w:initials="AFVE" w:author="Andrés Felipe Velandia Espitia" w:date="2026-04-16T17:32:00Z" w:id="30">
     <w:p>
       <w:pPr>
         <w:rPr>
@@ -30229,7 +29541,7 @@
       </w:r>
     </w:p>
   </w:comment>
-  <w:comment w:id="31" w:author="Andrés Felipe Velandia Espitia" w:date="2026-04-16T17:35:00Z" w:initials="AFVE">
+  <w:comment w:initials="AFVE" w:author="Andrés Felipe Velandia Espitia" w:date="2026-04-16T17:35:00Z" w:id="31">
     <w:p>
       <w:pPr>
         <w:pStyle w:val="Textocomentario"/>
@@ -30464,7 +29776,7 @@
       </w:r>
     </w:p>
   </w:comment>
-  <w:comment w:id="32" w:author="Andrés Felipe Velandia Espitia" w:date="2026-04-16T17:36:00Z" w:initials="AFVE">
+  <w:comment w:initials="AFVE" w:author="Andrés Felipe Velandia Espitia" w:date="2026-04-16T17:36:00Z" w:id="32">
     <w:p>
       <w:pPr>
         <w:pStyle w:val="Textocomentario"/>
@@ -30508,7 +29820,7 @@
       </w:r>
     </w:p>
   </w:comment>
-  <w:comment w:id="33" w:author="Andrés Felipe Velandia Espitia" w:date="2026-04-16T17:36:00Z" w:initials="AFVE">
+  <w:comment w:initials="AFVE" w:author="Andrés Felipe Velandia Espitia" w:date="2026-04-16T17:36:00Z" w:id="33">
     <w:p>
       <w:pPr>
         <w:pStyle w:val="Textocomentario"/>
@@ -30542,7 +29854,7 @@
       </w:r>
     </w:p>
   </w:comment>
-  <w:comment w:id="34" w:author="Andrés Felipe Velandia Espitia" w:date="2026-04-16T17:56:00Z" w:initials="AFVE">
+  <w:comment w:initials="AFVE" w:author="Andrés Felipe Velandia Espitia" w:date="2026-04-16T17:56:00Z" w:id="34">
     <w:p>
       <w:pPr>
         <w:pStyle w:val="Textocomentario"/>
@@ -30558,7 +29870,7 @@
       </w:r>
     </w:p>
   </w:comment>
-  <w:comment w:id="35" w:author="Andrés Felipe Velandia Espitia" w:date="2026-04-16T17:57:00Z" w:initials="AFVE">
+  <w:comment w:initials="AFVE" w:author="Andrés Felipe Velandia Espitia" w:date="2026-04-16T17:57:00Z" w:id="35">
     <w:p>
       <w:pPr>
         <w:pStyle w:val="Textocomentario"/>
@@ -30592,7 +29904,7 @@
       </w:r>
     </w:p>
   </w:comment>
-  <w:comment w:id="36" w:author="Andrés Felipe Velandia Espitia" w:date="2026-04-16T18:08:00Z" w:initials="AFVE">
+  <w:comment w:initials="AFVE" w:author="Andrés Felipe Velandia Espitia" w:date="2026-04-16T18:08:00Z" w:id="36">
     <w:p>
       <w:pPr>
         <w:pStyle w:val="Textocomentario"/>
@@ -30632,7 +29944,7 @@
       </w:r>
     </w:p>
   </w:comment>
-  <w:comment w:id="37" w:author="Andrés Felipe Velandia Espitia" w:date="2026-04-16T18:09:00Z" w:initials="AFVE">
+  <w:comment w:initials="AFVE" w:author="Andrés Felipe Velandia Espitia" w:date="2026-04-16T18:09:00Z" w:id="37">
     <w:p>
       <w:pPr>
         <w:pStyle w:val="Textocomentario"/>
@@ -30666,7 +29978,7 @@
       </w:r>
     </w:p>
   </w:comment>
-  <w:comment w:id="38" w:author="Andrés Felipe Velandia Espitia" w:date="2026-04-16T19:06:00Z" w:initials="AFVE">
+  <w:comment w:initials="AFVE" w:author="Andrés Felipe Velandia Espitia" w:date="2026-04-16T19:06:00Z" w:id="38">
     <w:p>
       <w:pPr>
         <w:pStyle w:val="Textocomentario"/>
@@ -30682,7 +29994,7 @@
       </w:r>
     </w:p>
   </w:comment>
-  <w:comment w:id="39" w:author="Andrés Felipe Velandia Espitia" w:date="2026-04-16T19:05:00Z" w:initials="AFVE">
+  <w:comment w:initials="AFVE" w:author="Andrés Felipe Velandia Espitia" w:date="2026-04-16T19:05:00Z" w:id="39">
     <w:p>
       <w:pPr>
         <w:pStyle w:val="Textocomentario"/>
@@ -30738,7 +30050,7 @@
       </w:pPr>
     </w:p>
   </w:comment>
-  <w:comment w:id="40" w:author="Andrés Felipe Velandia Espitia" w:date="2026-04-16T19:10:00Z" w:initials="AFVE">
+  <w:comment w:initials="AFVE" w:author="Andrés Felipe Velandia Espitia" w:date="2026-04-16T19:10:00Z" w:id="40">
     <w:p>
       <w:pPr>
         <w:pStyle w:val="Textocomentario"/>
@@ -30789,7 +30101,7 @@
       </w:r>
     </w:p>
   </w:comment>
-  <w:comment w:id="41" w:author="Andrés Felipe Velandia Espitia" w:date="2026-04-16T19:11:00Z" w:initials="AFVE">
+  <w:comment w:initials="AFVE" w:author="Andrés Felipe Velandia Espitia" w:date="2026-04-16T19:11:00Z" w:id="41">
     <w:p>
       <w:pPr>
         <w:pStyle w:val="Textocomentario"/>
@@ -30850,7 +30162,7 @@
       </w:r>
     </w:p>
   </w:comment>
-  <w:comment w:id="42" w:author="Andrés Felipe Velandia Espitia" w:date="2026-04-16T19:12:00Z" w:initials="AFVE">
+  <w:comment w:initials="AFVE" w:author="Andrés Felipe Velandia Espitia" w:date="2026-04-16T19:12:00Z" w:id="42">
     <w:p>
       <w:pPr>
         <w:pStyle w:val="Textocomentario"/>
@@ -30906,7 +30218,7 @@
       </w:pPr>
     </w:p>
   </w:comment>
-  <w:comment w:id="43" w:author="Andrés Felipe Velandia Espitia" w:date="2026-04-16T19:17:00Z" w:initials="AFVE">
+  <w:comment w:initials="AFVE" w:author="Andrés Felipe Velandia Espitia" w:date="2026-04-16T19:17:00Z" w:id="43">
     <w:p>
       <w:pPr>
         <w:pStyle w:val="Textocomentario"/>
@@ -30999,7 +30311,7 @@
       </w:r>
     </w:p>
   </w:comment>
-  <w:comment w:id="44" w:author="Andrés Felipe Velandia Espitia" w:date="2026-04-16T19:17:00Z" w:initials="AFVE">
+  <w:comment w:initials="AFVE" w:author="Andrés Felipe Velandia Espitia" w:date="2026-04-16T19:17:00Z" w:id="44">
     <w:p>
       <w:pPr>
         <w:pStyle w:val="Textocomentario"/>
@@ -31084,7 +30396,7 @@
       </w:r>
     </w:p>
   </w:comment>
-  <w:comment w:id="45" w:author="Andrés Felipe Velandia Espitia" w:date="2026-04-16T19:23:00Z" w:initials="AFVE">
+  <w:comment w:initials="AFVE" w:author="Andrés Felipe Velandia Espitia" w:date="2026-04-16T19:23:00Z" w:id="45">
     <w:p>
       <w:pPr>
         <w:pStyle w:val="Textocomentario"/>
@@ -31153,7 +30465,7 @@
       </w:r>
     </w:p>
   </w:comment>
-  <w:comment w:id="46" w:author="Andrés Felipe Velandia Espitia" w:date="2026-04-16T19:26:00Z" w:initials="AFVE">
+  <w:comment w:initials="AFVE" w:author="Andrés Felipe Velandia Espitia" w:date="2026-04-16T19:26:00Z" w:id="46">
     <w:p>
       <w:pPr>
         <w:pStyle w:val="Textocomentario"/>
@@ -31231,7 +30543,7 @@
       </w:r>
     </w:p>
   </w:comment>
-  <w:comment w:id="47" w:author="Andrés Felipe Velandia Espitia" w:date="2026-04-16T19:20:00Z" w:initials="AFVE">
+  <w:comment w:initials="AFVE" w:author="Andrés Felipe Velandia Espitia" w:date="2026-04-16T19:20:00Z" w:id="47">
     <w:p>
       <w:pPr>
         <w:pStyle w:val="Textocomentario"/>
@@ -31265,7 +30577,7 @@
       </w:r>
     </w:p>
   </w:comment>
-  <w:comment w:id="48" w:author="Andrés Felipe Velandia Espitia" w:date="2026-04-16T21:47:00Z" w:initials="AFVE">
+  <w:comment w:initials="AFVE" w:author="Andrés Felipe Velandia Espitia" w:date="2026-04-16T21:47:00Z" w:id="48">
     <w:p>
       <w:pPr>
         <w:pStyle w:val="Textocomentario"/>
@@ -31281,7 +30593,7 @@
       </w:r>
     </w:p>
   </w:comment>
-  <w:comment w:id="49" w:author="Andrés Felipe Velandia Espitia" w:date="2026-04-16T21:50:00Z" w:initials="AFVE">
+  <w:comment w:initials="AFVE" w:author="Andrés Felipe Velandia Espitia" w:date="2026-04-16T21:50:00Z" w:id="49">
     <w:p>
       <w:pPr>
         <w:pStyle w:val="Textocomentario"/>
@@ -31332,7 +30644,7 @@
       </w:r>
     </w:p>
   </w:comment>
-  <w:comment w:id="50" w:author="Andrés Felipe Velandia Espitia" w:date="2026-04-16T21:45:00Z" w:initials="AFVE">
+  <w:comment w:initials="AFVE" w:author="Andrés Felipe Velandia Espitia" w:date="2026-04-16T21:45:00Z" w:id="50">
     <w:p>
       <w:pPr>
         <w:pStyle w:val="Textocomentario"/>
@@ -31467,7 +30779,7 @@
       </w:r>
     </w:p>
   </w:comment>
-  <w:comment w:id="51" w:author="Andrés Felipe Velandia Espitia" w:date="2026-04-16T21:45:00Z" w:initials="AFVE">
+  <w:comment w:initials="AFVE" w:author="Andrés Felipe Velandia Espitia" w:date="2026-04-16T21:45:00Z" w:id="51">
     <w:p>
       <w:pPr>
         <w:pStyle w:val="Textocomentario"/>
@@ -31529,7 +30841,7 @@
       </w:r>
     </w:p>
   </w:comment>
-  <w:comment w:id="52" w:author="Andrés Felipe Velandia Espitia" w:date="2026-04-16T21:46:00Z" w:initials="AFVE">
+  <w:comment w:initials="AFVE" w:author="Andrés Felipe Velandia Espitia" w:date="2026-04-16T21:46:00Z" w:id="52">
     <w:p>
       <w:pPr>
         <w:pStyle w:val="Textocomentario"/>
@@ -31563,7 +30875,7 @@
       </w:r>
     </w:p>
   </w:comment>
-  <w:comment w:id="54" w:author="Andrés Felipe Velandia Espitia" w:date="2026-04-16T21:52:00Z" w:initials="AFVE">
+  <w:comment w:initials="AFVE" w:author="Andrés Felipe Velandia Espitia" w:date="2026-04-16T21:52:00Z" w:id="53">
     <w:p>
       <w:pPr>
         <w:pStyle w:val="Textocomentario"/>
@@ -31590,45 +30902,27 @@
     </w:p>
     <w:p>
       <w:r>
-        <w:t>WHERE</w:t>
-      </w:r>
-      <w:r>
-        <w:t xml:space="preserve"> (filtro)</w:t>
-      </w:r>
-    </w:p>
-    <w:p>
-      <w:r>
-        <w:t>JOIN</w:t>
-      </w:r>
-      <w:r>
-        <w:t xml:space="preserve"> (combinación de tablas)</w:t>
-      </w:r>
-    </w:p>
-    <w:p>
-      <w:r>
-        <w:t>GROUP B</w:t>
-      </w:r>
-      <w:r>
-        <w:t>Y (agrupación)</w:t>
-      </w:r>
-    </w:p>
-    <w:p>
-      <w:r>
-        <w:t>Funciones (</w:t>
-      </w:r>
-      <w:r>
-        <w:t>SUM, AVG, MAX</w:t>
-      </w:r>
-      <w:r>
-        <w:t>)</w:t>
-      </w:r>
-    </w:p>
-    <w:p>
-      <w:r>
-        <w:t>ORDER BY</w:t>
-      </w:r>
-      <w:r>
-        <w:t xml:space="preserve"> (ordenamiento)</w:t>
+        <w:t>WHERE (filtro)</w:t>
+      </w:r>
+    </w:p>
+    <w:p>
+      <w:r>
+        <w:t>JOIN (combinación de tablas)</w:t>
+      </w:r>
+    </w:p>
+    <w:p>
+      <w:r>
+        <w:t>GROUP BY (agrupación)</w:t>
+      </w:r>
+    </w:p>
+    <w:p>
+      <w:r>
+        <w:t>Funciones (SUM, AVG, MAX)</w:t>
+      </w:r>
+    </w:p>
+    <w:p>
+      <w:r>
+        <w:t>ORDER BY (ordenamiento)</w:t>
       </w:r>
     </w:p>
     <w:p>
@@ -31637,7 +30931,7 @@
       </w:r>
     </w:p>
   </w:comment>
-  <w:comment w:id="53" w:author="Andrés Felipe Velandia Espitia" w:date="2026-04-16T21:52:00Z" w:initials="AFVE">
+  <w:comment w:initials="AFVE" w:author="Andrés Felipe Velandia Espitia" w:date="2026-04-16T21:52:00Z" w:id="54">
     <w:p>
       <w:pPr>
         <w:pStyle w:val="Textocomentario"/>
@@ -31661,7 +30955,7 @@
       </w:r>
     </w:p>
   </w:comment>
-  <w:comment w:id="55" w:author="Andrés Felipe Velandia Espitia" w:date="2026-04-16T21:55:00Z" w:initials="AFVE">
+  <w:comment w:initials="AFVE" w:author="Andrés Felipe Velandia Espitia" w:date="2026-04-16T21:55:00Z" w:id="55">
     <w:p>
       <w:pPr>
         <w:pStyle w:val="Textocomentario"/>
@@ -31672,7 +30966,7 @@
         </w:rPr>
         <w:annotationRef/>
       </w:r>
-      <w:hyperlink r:id="rId6" w:history="1">
+      <w:hyperlink w:history="1" w:anchor="fromView=search&amp;page=1&amp;position=10&amp;uuid=39165178-bd43-4806-8716-c99790bd7e02&amp;query=NoSQL" r:id="rId6">
         <w:r>
           <w:rPr>
             <w:rStyle w:val="Hipervnculo"/>
@@ -31685,7 +30979,7 @@
       </w:r>
     </w:p>
   </w:comment>
-  <w:comment w:id="56" w:author="Andrés Felipe Velandia Espitia" w:date="2026-04-16T22:41:00Z" w:initials="AFVE">
+  <w:comment w:initials="AFVE" w:author="Andrés Felipe Velandia Espitia" w:date="2026-04-16T22:41:00Z" w:id="56">
     <w:p>
       <w:pPr>
         <w:pStyle w:val="Textocomentario"/>
@@ -31704,7 +30998,7 @@
       </w:r>
     </w:p>
   </w:comment>
-  <w:comment w:id="57" w:author="Andrés Felipe Velandia Espitia" w:date="2026-04-16T22:42:00Z" w:initials="AFVE">
+  <w:comment w:initials="AFVE" w:author="Andrés Felipe Velandia Espitia" w:date="2026-04-16T22:42:00Z" w:id="57">
     <w:p>
       <w:pPr>
         <w:pStyle w:val="Textocomentario"/>
@@ -31759,7 +31053,7 @@
       </w:r>
     </w:p>
   </w:comment>
-  <w:comment w:id="58" w:author="Andrés Felipe Velandia Espitia" w:date="2026-04-16T22:49:00Z" w:initials="AFVE">
+  <w:comment w:initials="AFVE" w:author="Andrés Felipe Velandia Espitia" w:date="2026-04-16T22:49:00Z" w:id="58">
     <w:p>
       <w:pPr>
         <w:pStyle w:val="Textocomentario"/>
@@ -31783,7 +31077,7 @@
       </w:r>
     </w:p>
   </w:comment>
-  <w:comment w:id="59" w:author="Andrés Felipe Velandia Espitia" w:date="2026-04-16T22:50:00Z" w:initials="AFVE">
+  <w:comment w:initials="AFVE" w:author="Andrés Felipe Velandia Espitia" w:date="2026-04-16T22:50:00Z" w:id="59">
     <w:p>
       <w:pPr>
         <w:pStyle w:val="Textocomentario"/>
@@ -31812,7 +31106,7 @@
       </w:r>
     </w:p>
   </w:comment>
-  <w:comment w:id="60" w:author="Andrés Felipe Velandia Espitia" w:date="2026-04-16T22:52:00Z" w:initials="AFVE">
+  <w:comment w:initials="AFVE" w:author="Andrés Felipe Velandia Espitia" w:date="2026-04-16T22:52:00Z" w:id="60">
     <w:p>
       <w:pPr>
         <w:pStyle w:val="Textocomentario"/>
@@ -31854,7 +31148,7 @@
       <w:proofErr w:type="spellEnd"/>
     </w:p>
   </w:comment>
-  <w:comment w:id="61" w:author="Andrés Felipe Velandia Espitia" w:date="2026-04-16T22:55:00Z" w:initials="AFVE">
+  <w:comment w:initials="AFVE" w:author="Andrés Felipe Velandia Espitia" w:date="2026-04-16T22:55:00Z" w:id="61">
     <w:p>
       <w:pPr>
         <w:pStyle w:val="Textocomentario"/>
@@ -31870,7 +31164,7 @@
       </w:r>
     </w:p>
   </w:comment>
-  <w:comment w:id="62" w:author="Andrés Felipe Velandia Espitia" w:date="2026-04-16T23:04:00Z" w:initials="AFVE">
+  <w:comment w:initials="AFVE" w:author="Andrés Felipe Velandia Espitia" w:date="2026-04-16T23:04:00Z" w:id="62">
     <w:p>
       <w:pPr>
         <w:pStyle w:val="Textocomentario"/>
@@ -31886,7 +31180,7 @@
       </w:r>
     </w:p>
   </w:comment>
-  <w:comment w:id="63" w:author="Andrés Felipe Velandia Espitia" w:date="2026-04-16T23:04:00Z" w:initials="AFVE">
+  <w:comment w:initials="AFVE" w:author="Andrés Felipe Velandia Espitia" w:date="2026-04-16T23:04:00Z" w:id="63">
     <w:p>
       <w:pPr>
         <w:rPr>
@@ -31916,7 +31210,7 @@
       </w:pPr>
     </w:p>
   </w:comment>
-  <w:comment w:id="64" w:author="Andrés Felipe Velandia Espitia" w:date="2026-04-16T23:05:00Z" w:initials="AFVE">
+  <w:comment w:initials="AFVE" w:author="Andrés Felipe Velandia Espitia" w:date="2026-04-16T23:05:00Z" w:id="64">
     <w:p>
       <w:pPr>
         <w:rPr>
@@ -31958,7 +31252,7 @@
       </w:pPr>
     </w:p>
   </w:comment>
-  <w:comment w:id="65" w:author="Andrés Felipe Velandia Espitia" w:date="2026-04-16T23:05:00Z" w:initials="AFVE">
+  <w:comment w:initials="AFVE" w:author="Andrés Felipe Velandia Espitia" w:date="2026-04-16T23:05:00Z" w:id="65">
     <w:p>
       <w:pPr>
         <w:rPr>
@@ -32044,7 +31338,7 @@
       </w:pPr>
     </w:p>
   </w:comment>
-  <w:comment w:id="67" w:author="Andrés Felipe Velandia Espitia" w:date="2026-04-16T23:09:00Z" w:initials="AFVE">
+  <w:comment w:initials="AFVE" w:author="Andrés Felipe Velandia Espitia" w:date="2026-04-16T23:09:00Z" w:id="66">
     <w:p>
       <w:pPr>
         <w:pStyle w:val="Textocomentario"/>
@@ -32610,7 +31904,7 @@
         </w:numPr>
         <w:spacing w:before="100" w:beforeAutospacing="1" w:after="100" w:afterAutospacing="1" w:line="240" w:lineRule="auto"/>
         <w:rPr>
-          <w:rFonts w:ascii="Times New Roman" w:eastAsia="Times New Roman" w:hAnsi="Times New Roman" w:cs="Times New Roman"/>
+          <w:rFonts w:ascii="Times New Roman" w:hAnsi="Times New Roman" w:eastAsia="Times New Roman" w:cs="Times New Roman"/>
           <w:sz w:val="24"/>
           <w:szCs w:val="24"/>
           <w:lang w:eastAsia="es-CO"/>
@@ -32632,7 +31926,7 @@
       </w:pPr>
     </w:p>
   </w:comment>
-  <w:comment w:id="66" w:author="Andrés Felipe Velandia Espitia" w:date="2026-04-16T23:09:00Z" w:initials="AFVE">
+  <w:comment w:initials="AFVE" w:author="Andrés Felipe Velandia Espitia" w:date="2026-04-16T23:09:00Z" w:id="67">
     <w:p>
       <w:pPr>
         <w:pStyle w:val="Textocomentario"/>
@@ -32662,7 +31956,7 @@
       </w:r>
     </w:p>
   </w:comment>
-  <w:comment w:id="68" w:author="Andrés Felipe Velandia Espitia" w:date="2026-04-16T23:18:00Z" w:initials="AFVE">
+  <w:comment w:initials="AFVE" w:author="Andrés Felipe Velandia Espitia" w:date="2026-04-16T23:18:00Z" w:id="68">
     <w:p>
       <w:pPr>
         <w:pStyle w:val="Textocomentario"/>
@@ -32678,7 +31972,7 @@
       </w:r>
     </w:p>
   </w:comment>
-  <w:comment w:id="69" w:author="Andrés Felipe Velandia Espitia" w:date="2026-04-16T23:19:00Z" w:initials="AFVE">
+  <w:comment w:initials="AFVE" w:author="Andrés Felipe Velandia Espitia" w:date="2026-04-16T23:19:00Z" w:id="69">
     <w:p>
       <w:pPr>
         <w:rPr>
@@ -32755,7 +32049,7 @@
       </w:pPr>
     </w:p>
   </w:comment>
-  <w:comment w:id="70" w:author="Andrés Felipe Velandia Espitia" w:date="2026-04-16T23:19:00Z" w:initials="AFVE">
+  <w:comment w:initials="AFVE" w:author="Andrés Felipe Velandia Espitia" w:date="2026-04-16T23:19:00Z" w:id="70">
     <w:p>
       <w:pPr>
         <w:rPr>
@@ -32818,7 +32112,7 @@
       </w:r>
     </w:p>
   </w:comment>
-  <w:comment w:id="71" w:author="Andrés Felipe Velandia Espitia" w:date="2026-04-16T23:20:00Z" w:initials="AFVE">
+  <w:comment w:initials="AFVE" w:author="Andrés Felipe Velandia Espitia" w:date="2026-04-16T23:20:00Z" w:id="71">
     <w:p>
       <w:pPr>
         <w:rPr>
@@ -32895,7 +32189,7 @@
       </w:pPr>
     </w:p>
   </w:comment>
-  <w:comment w:id="72" w:author="Andrés Felipe Velandia Espitia" w:date="2026-04-16T23:21:00Z" w:initials="AFVE">
+  <w:comment w:initials="AFVE" w:author="Andrés Felipe Velandia Espitia" w:date="2026-04-16T23:21:00Z" w:id="72">
     <w:p>
       <w:pPr>
         <w:rPr>
@@ -32940,7 +32234,7 @@
       </w:r>
     </w:p>
   </w:comment>
-  <w:comment w:id="73" w:author="Andrés Felipe Velandia Espitia" w:date="2026-04-16T23:21:00Z" w:initials="AFVE">
+  <w:comment w:initials="AFVE" w:author="Andrés Felipe Velandia Espitia" w:date="2026-04-16T23:21:00Z" w:id="73">
     <w:p>
       <w:pPr>
         <w:rPr>
@@ -33053,7 +32347,7 @@
       </w:pPr>
     </w:p>
   </w:comment>
-  <w:comment w:id="74" w:author="Andrés Felipe Velandia Espitia" w:date="2026-04-16T23:23:00Z" w:initials="AFVE">
+  <w:comment w:initials="AFVE" w:author="Andrés Felipe Velandia Espitia" w:date="2026-04-16T23:23:00Z" w:id="74">
     <w:p>
       <w:pPr>
         <w:pStyle w:val="Textocomentario"/>
@@ -33064,7 +32358,7 @@
         </w:rPr>
         <w:annotationRef/>
       </w:r>
-      <w:hyperlink r:id="rId7" w:history="1">
+      <w:hyperlink w:history="1" w:anchor="fromView=search&amp;page=1&amp;position=0&amp;uuid=6b312f26-9832-424b-9795-d80a759c8c05&amp;query=pruebas+algoritmos" r:id="rId7">
         <w:r>
           <w:rPr>
             <w:rStyle w:val="Hipervnculo"/>
@@ -33077,7 +32371,7 @@
       </w:r>
     </w:p>
   </w:comment>
-  <w:comment w:id="75" w:author="Andrés Felipe Velandia Espitia" w:date="2026-04-16T23:35:00Z" w:initials="AFVE">
+  <w:comment w:initials="AFVE" w:author="Andrés Felipe Velandia Espitia" w:date="2026-04-16T23:35:00Z" w:id="75">
     <w:p>
       <w:pPr>
         <w:pStyle w:val="Textocomentario"/>
@@ -33093,7 +32387,7 @@
       </w:r>
     </w:p>
   </w:comment>
-  <w:comment w:id="76" w:author="Andrés Felipe Velandia Espitia" w:date="2026-04-16T23:36:00Z" w:initials="AFVE">
+  <w:comment w:initials="AFVE" w:author="Andrés Felipe Velandia Espitia" w:date="2026-04-16T23:36:00Z" w:id="76">
     <w:p>
       <w:pPr>
         <w:rPr>
@@ -33123,7 +32417,7 @@
       </w:pPr>
     </w:p>
   </w:comment>
-  <w:comment w:id="77" w:author="Andrés Felipe Velandia Espitia" w:date="2026-04-16T23:36:00Z" w:initials="AFVE">
+  <w:comment w:initials="AFVE" w:author="Andrés Felipe Velandia Espitia" w:date="2026-04-16T23:36:00Z" w:id="77">
     <w:p>
       <w:pPr>
         <w:spacing w:line="240" w:lineRule="auto"/>
@@ -33154,7 +32448,7 @@
       </w:pPr>
     </w:p>
   </w:comment>
-  <w:comment w:id="78" w:author="Andrés Felipe Velandia Espitia" w:date="2026-04-16T23:37:00Z" w:initials="AFVE">
+  <w:comment w:initials="AFVE" w:author="Andrés Felipe Velandia Espitia" w:date="2026-04-16T23:37:00Z" w:id="78">
     <w:p>
       <w:pPr>
         <w:pStyle w:val="Textocomentario"/>
@@ -33170,7 +32464,7 @@
       </w:r>
     </w:p>
   </w:comment>
-  <w:comment w:id="79" w:author="Andrés Felipe Velandia Espitia" w:date="2026-04-16T23:43:00Z" w:initials="AFVE">
+  <w:comment w:initials="AFVE" w:author="Andrés Felipe Velandia Espitia" w:date="2026-04-16T23:43:00Z" w:id="79">
     <w:p>
       <w:pPr>
         <w:pStyle w:val="Textocomentario"/>
@@ -33186,7 +32480,7 @@
       </w:r>
     </w:p>
   </w:comment>
-  <w:comment w:id="80" w:author="Andrés Felipe Velandia Espitia" w:date="2026-04-16T23:49:00Z" w:initials="AFVE">
+  <w:comment w:initials="AFVE" w:author="Andrés Felipe Velandia Espitia" w:date="2026-04-16T23:49:00Z" w:id="80">
     <w:p>
       <w:pPr>
         <w:pStyle w:val="Textocomentario"/>
@@ -33202,7 +32496,7 @@
       </w:r>
     </w:p>
   </w:comment>
-  <w:comment w:id="81" w:author="Andrés Felipe Velandia Espitia" w:date="2026-04-16T23:51:00Z" w:initials="AFVE">
+  <w:comment w:initials="AFVE" w:author="Andrés Felipe Velandia Espitia" w:date="2026-04-16T23:51:00Z" w:id="81">
     <w:p>
       <w:pPr>
         <w:rPr>
@@ -33288,7 +32582,7 @@
       </w:pPr>
     </w:p>
   </w:comment>
-  <w:comment w:id="82" w:author="Andrés Felipe Velandia Espitia" w:date="2026-04-16T23:51:00Z" w:initials="AFVE">
+  <w:comment w:initials="AFVE" w:author="Andrés Felipe Velandia Espitia" w:date="2026-04-16T23:51:00Z" w:id="82">
     <w:p>
       <w:pPr>
         <w:rPr>
@@ -33369,7 +32663,7 @@
       <w:proofErr w:type="spellEnd"/>
     </w:p>
   </w:comment>
-  <w:comment w:id="84" w:author="Andrés Felipe Velandia Espitia" w:date="2026-04-16T23:56:00Z" w:initials="AFVE">
+  <w:comment w:initials="AFVE" w:author="Andrés Felipe Velandia Espitia" w:date="2026-04-16T23:56:00Z" w:id="83">
     <w:p>
       <w:pPr>
         <w:pStyle w:val="Textocomentario"/>
@@ -33507,7 +32801,7 @@
       </w:r>
     </w:p>
   </w:comment>
-  <w:comment w:id="83" w:author="Andrés Felipe Velandia Espitia" w:date="2026-04-16T23:55:00Z" w:initials="AFVE">
+  <w:comment w:initials="AFVE" w:author="Andrés Felipe Velandia Espitia" w:date="2026-04-16T23:55:00Z" w:id="84">
     <w:p>
       <w:pPr>
         <w:pStyle w:val="Textocomentario"/>
@@ -33533,20 +32827,11 @@
         <w:annotationRef/>
       </w:r>
       <w:r>
-        <w:t>Figura 5 que incluye un d</w:t>
-      </w:r>
-      <w:r>
-        <w:t xml:space="preserve">iagrama circular que representa el ciclo de seguridad en bases de datos, incluyendo el control de acceso mediante asignación y revocación de permisos, validación de la integridad de los datos, ejecución de pruebas, realización de copias de seguridad y procesos de recuperación. El ciclo </w:t>
-      </w:r>
-      <w:r>
-        <w:t>refleja</w:t>
-      </w:r>
-      <w:r>
-        <w:t xml:space="preserve"> la continuidad de estas actividades para garantizar la protección de la información. </w:t>
+        <w:t xml:space="preserve">Figura 5 que incluye un diagrama circular que representa el ciclo de seguridad en bases de datos, incluyendo el control de acceso mediante asignación y revocación de permisos, validación de la integridad de los datos, ejecución de pruebas, realización de copias de seguridad y procesos de recuperación. El ciclo refleja la continuidad de estas actividades para garantizar la protección de la información. </w:t>
       </w:r>
     </w:p>
   </w:comment>
-  <w:comment w:id="85" w:author="Andrés Felipe Velandia Espitia" w:date="2026-04-17T00:13:00Z" w:initials="AFVE">
+  <w:comment w:initials="AFVE" w:author="Andrés Felipe Velandia Espitia" w:date="2026-04-17T00:13:00Z" w:id="85">
     <w:p>
       <w:pPr>
         <w:pStyle w:val="Textocomentario"/>
@@ -33898,7 +33183,7 @@
       <w:ind w:left="-2" w:hanging="2"/>
       <w:jc w:val="right"/>
       <w:rPr>
-        <w:rFonts w:ascii="Times New Roman" w:eastAsia="Times New Roman" w:hAnsi="Times New Roman" w:cs="Times New Roman"/>
+        <w:rFonts w:ascii="Times New Roman" w:hAnsi="Times New Roman" w:eastAsia="Times New Roman" w:cs="Times New Roman"/>
         <w:sz w:val="24"/>
         <w:szCs w:val="24"/>
       </w:rPr>
@@ -33909,7 +33194,7 @@
       <w:pStyle w:val="Normal0"/>
       <w:spacing w:line="240" w:lineRule="auto"/>
       <w:rPr>
-        <w:rFonts w:ascii="Times New Roman" w:eastAsia="Times New Roman" w:hAnsi="Times New Roman" w:cs="Times New Roman"/>
+        <w:rFonts w:ascii="Times New Roman" w:hAnsi="Times New Roman" w:eastAsia="Times New Roman" w:cs="Times New Roman"/>
         <w:sz w:val="24"/>
         <w:szCs w:val="24"/>
       </w:rPr>
@@ -33974,7 +33259,7 @@
 </file>
 
 <file path=word/header1.xml><?xml version="1.0" encoding="utf-8"?>
-<w:hdr xmlns:wpc="http://schemas.microsoft.com/office/word/2010/wordprocessingCanvas" xmlns:cx="http://schemas.microsoft.com/office/drawing/2014/chartex" xmlns:cx1="http://schemas.microsoft.com/office/drawing/2015/9/8/chartex" xmlns:cx2="http://schemas.microsoft.com/office/drawing/2015/10/21/chartex" xmlns:cx3="http://schemas.microsoft.com/office/drawing/2016/5/9/chartex" xmlns:cx4="http://schemas.microsoft.com/office/drawing/2016/5/10/chartex" xmlns:cx5="http://schemas.microsoft.com/office/drawing/2016/5/11/chartex" xmlns:cx6="http://schemas.microsoft.com/office/drawing/2016/5/12/chartex" xmlns:cx7="http://schemas.microsoft.com/office/drawing/2016/5/13/chartex" xmlns:cx8="http://schemas.microsoft.com/office/drawing/2016/5/14/chartex" xmlns:mc="http://schemas.openxmlformats.org/markup-compatibility/2006" xmlns:aink="http://schemas.microsoft.com/office/drawing/2016/ink" xmlns:am3d="http://schemas.microsoft.com/office/drawing/2017/model3d" xmlns:o="urn:schemas-microsoft-com:office:office" xmlns:r="http://schemas.openxmlformats.org/officeDocument/2006/relationships" xmlns:m="http://schemas.openxmlformats.org/officeDocument/2006/math" xmlns:v="urn:schemas-microsoft-com:vml" xmlns:wp14="http://schemas.microsoft.com/office/word/2010/wordprocessingDrawing" xmlns:wp="http://schemas.openxmlformats.org/drawingml/2006/wordprocessingDrawing" xmlns:w10="urn:schemas-microsoft-com:office:word" xmlns:w="http://schemas.openxmlformats.org/wordprocessingml/2006/main" xmlns:w14="http://schemas.microsoft.com/office/word/2010/wordml" xmlns:w15="http://schemas.microsoft.com/office/word/2012/wordml" xmlns:w16cex="http://schemas.microsoft.com/office/word/2018/wordml/cex" xmlns:w16cid="http://schemas.microsoft.com/office/word/2016/wordml/cid" xmlns:w16="http://schemas.microsoft.com/office/word/2018/wordml" xmlns:w16sdtdh="http://schemas.microsoft.com/office/word/2020/wordml/sdtdatahash" xmlns:w16se="http://schemas.microsoft.com/office/word/2015/wordml/symex" xmlns:wpg="http://schemas.microsoft.com/office/word/2010/wordprocessingGroup" xmlns:wpi="http://schemas.microsoft.com/office/word/2010/wordprocessingInk" xmlns:wne="http://schemas.microsoft.com/office/word/2006/wordml" xmlns:wps="http://schemas.microsoft.com/office/word/2010/wordprocessingShape" mc:Ignorable="w14 w15 w16se w16cid w16 w16cex w16sdtdh wp14">
+<w:hdr xmlns:wpc="http://schemas.microsoft.com/office/word/2010/wordprocessingCanvas" xmlns:cx="http://schemas.microsoft.com/office/drawing/2014/chartex" xmlns:cx1="http://schemas.microsoft.com/office/drawing/2015/9/8/chartex" xmlns:cx2="http://schemas.microsoft.com/office/drawing/2015/10/21/chartex" xmlns:cx3="http://schemas.microsoft.com/office/drawing/2016/5/9/chartex" xmlns:cx4="http://schemas.microsoft.com/office/drawing/2016/5/10/chartex" xmlns:cx5="http://schemas.microsoft.com/office/drawing/2016/5/11/chartex" xmlns:cx6="http://schemas.microsoft.com/office/drawing/2016/5/12/chartex" xmlns:cx7="http://schemas.microsoft.com/office/drawing/2016/5/13/chartex" xmlns:cx8="http://schemas.microsoft.com/office/drawing/2016/5/14/chartex" xmlns:mc="http://schemas.openxmlformats.org/markup-compatibility/2006" xmlns:aink="http://schemas.microsoft.com/office/drawing/2016/ink" xmlns:am3d="http://schemas.microsoft.com/office/drawing/2017/model3d" xmlns:o="urn:schemas-microsoft-com:office:office" xmlns:r="http://schemas.openxmlformats.org/officeDocument/2006/relationships" xmlns:m="http://schemas.openxmlformats.org/officeDocument/2006/math" xmlns:v="urn:schemas-microsoft-com:vml" xmlns:wp14="http://schemas.microsoft.com/office/word/2010/wordprocessingDrawing" xmlns:wp="http://schemas.openxmlformats.org/drawingml/2006/wordprocessingDrawing" xmlns:w10="urn:schemas-microsoft-com:office:word" xmlns:w="http://schemas.openxmlformats.org/wordprocessingml/2006/main" xmlns:w14="http://schemas.microsoft.com/office/word/2010/wordml" xmlns:w15="http://schemas.microsoft.com/office/word/2012/wordml" xmlns:w16cex="http://schemas.microsoft.com/office/word/2018/wordml/cex" xmlns:w16cid="http://schemas.microsoft.com/office/word/2016/wordml/cid" xmlns:w16="http://schemas.microsoft.com/office/word/2018/wordml" xmlns:w16sdtdh="http://schemas.microsoft.com/office/word/2020/wordml/sdtdatahash" xmlns:w16se="http://schemas.microsoft.com/office/word/2015/wordml/symex" xmlns:wpg="http://schemas.microsoft.com/office/word/2010/wordprocessingGroup" xmlns:wpi="http://schemas.microsoft.com/office/word/2010/wordprocessingInk" xmlns:wne="http://schemas.microsoft.com/office/word/2006/wordml" xmlns:wps="http://schemas.microsoft.com/office/word/2010/wordprocessingShape" xmlns:a="http://schemas.openxmlformats.org/drawingml/2006/main" xmlns:adec="http://schemas.microsoft.com/office/drawing/2017/decorative" xmlns:pic="http://schemas.openxmlformats.org/drawingml/2006/picture" xmlns:a14="http://schemas.microsoft.com/office/drawing/2010/main" mc:Ignorable="w14 w15 w16se w16cid w16 w16cex w16sdtdh wp14">
   <w:p>
     <w:pPr>
       <w:pStyle w:val="Normal0"/>
@@ -34093,7 +33378,7 @@
         <w:ind w:left="720" w:hanging="360"/>
       </w:pPr>
       <w:rPr>
-        <w:rFonts w:ascii="Wingdings" w:hAnsi="Wingdings" w:hint="default"/>
+        <w:rFonts w:hint="default" w:ascii="Wingdings" w:hAnsi="Wingdings"/>
       </w:rPr>
     </w:lvl>
     <w:lvl w:ilvl="1" w:tplc="540A0003" w:tentative="1">
@@ -34105,7 +33390,7 @@
         <w:ind w:left="1440" w:hanging="360"/>
       </w:pPr>
       <w:rPr>
-        <w:rFonts w:ascii="Courier New" w:hAnsi="Courier New" w:cs="Courier New" w:hint="default"/>
+        <w:rFonts w:hint="default" w:ascii="Courier New" w:hAnsi="Courier New" w:cs="Courier New"/>
       </w:rPr>
     </w:lvl>
     <w:lvl w:ilvl="2" w:tplc="540A0005" w:tentative="1">
@@ -34117,7 +33402,7 @@
         <w:ind w:left="2160" w:hanging="360"/>
       </w:pPr>
       <w:rPr>
-        <w:rFonts w:ascii="Wingdings" w:hAnsi="Wingdings" w:hint="default"/>
+        <w:rFonts w:hint="default" w:ascii="Wingdings" w:hAnsi="Wingdings"/>
       </w:rPr>
     </w:lvl>
     <w:lvl w:ilvl="3" w:tplc="540A0001" w:tentative="1">
@@ -34129,7 +33414,7 @@
         <w:ind w:left="2880" w:hanging="360"/>
       </w:pPr>
       <w:rPr>
-        <w:rFonts w:ascii="Symbol" w:hAnsi="Symbol" w:hint="default"/>
+        <w:rFonts w:hint="default" w:ascii="Symbol" w:hAnsi="Symbol"/>
       </w:rPr>
     </w:lvl>
     <w:lvl w:ilvl="4" w:tplc="540A0003" w:tentative="1">
@@ -34141,7 +33426,7 @@
         <w:ind w:left="3600" w:hanging="360"/>
       </w:pPr>
       <w:rPr>
-        <w:rFonts w:ascii="Courier New" w:hAnsi="Courier New" w:cs="Courier New" w:hint="default"/>
+        <w:rFonts w:hint="default" w:ascii="Courier New" w:hAnsi="Courier New" w:cs="Courier New"/>
       </w:rPr>
     </w:lvl>
     <w:lvl w:ilvl="5" w:tplc="540A0005" w:tentative="1">
@@ -34153,7 +33438,7 @@
         <w:ind w:left="4320" w:hanging="360"/>
       </w:pPr>
       <w:rPr>
-        <w:rFonts w:ascii="Wingdings" w:hAnsi="Wingdings" w:hint="default"/>
+        <w:rFonts w:hint="default" w:ascii="Wingdings" w:hAnsi="Wingdings"/>
       </w:rPr>
     </w:lvl>
     <w:lvl w:ilvl="6" w:tplc="540A0001" w:tentative="1">
@@ -34165,7 +33450,7 @@
         <w:ind w:left="5040" w:hanging="360"/>
       </w:pPr>
       <w:rPr>
-        <w:rFonts w:ascii="Symbol" w:hAnsi="Symbol" w:hint="default"/>
+        <w:rFonts w:hint="default" w:ascii="Symbol" w:hAnsi="Symbol"/>
       </w:rPr>
     </w:lvl>
     <w:lvl w:ilvl="7" w:tplc="540A0003" w:tentative="1">
@@ -34177,7 +33462,7 @@
         <w:ind w:left="5760" w:hanging="360"/>
       </w:pPr>
       <w:rPr>
-        <w:rFonts w:ascii="Courier New" w:hAnsi="Courier New" w:cs="Courier New" w:hint="default"/>
+        <w:rFonts w:hint="default" w:ascii="Courier New" w:hAnsi="Courier New" w:cs="Courier New"/>
       </w:rPr>
     </w:lvl>
     <w:lvl w:ilvl="8" w:tplc="540A0005" w:tentative="1">
@@ -34189,7 +33474,7 @@
         <w:ind w:left="6480" w:hanging="360"/>
       </w:pPr>
       <w:rPr>
-        <w:rFonts w:ascii="Wingdings" w:hAnsi="Wingdings" w:hint="default"/>
+        <w:rFonts w:hint="default" w:ascii="Wingdings" w:hAnsi="Wingdings"/>
       </w:rPr>
     </w:lvl>
   </w:abstractNum>
@@ -34410,7 +33695,7 @@
         <w:ind w:left="720" w:hanging="360"/>
       </w:pPr>
       <w:rPr>
-        <w:rFonts w:ascii="Wingdings" w:hAnsi="Wingdings" w:hint="default"/>
+        <w:rFonts w:hint="default" w:ascii="Wingdings" w:hAnsi="Wingdings"/>
       </w:rPr>
     </w:lvl>
     <w:lvl w:ilvl="1" w:tplc="240A0003" w:tentative="1">
@@ -34422,7 +33707,7 @@
         <w:ind w:left="1440" w:hanging="360"/>
       </w:pPr>
       <w:rPr>
-        <w:rFonts w:ascii="Courier New" w:hAnsi="Courier New" w:cs="Courier New" w:hint="default"/>
+        <w:rFonts w:hint="default" w:ascii="Courier New" w:hAnsi="Courier New" w:cs="Courier New"/>
       </w:rPr>
     </w:lvl>
     <w:lvl w:ilvl="2" w:tplc="240A0005" w:tentative="1">
@@ -34434,7 +33719,7 @@
         <w:ind w:left="2160" w:hanging="360"/>
       </w:pPr>
       <w:rPr>
-        <w:rFonts w:ascii="Wingdings" w:hAnsi="Wingdings" w:hint="default"/>
+        <w:rFonts w:hint="default" w:ascii="Wingdings" w:hAnsi="Wingdings"/>
       </w:rPr>
     </w:lvl>
     <w:lvl w:ilvl="3" w:tplc="240A0001" w:tentative="1">
@@ -34446,7 +33731,7 @@
         <w:ind w:left="2880" w:hanging="360"/>
       </w:pPr>
       <w:rPr>
-        <w:rFonts w:ascii="Symbol" w:hAnsi="Symbol" w:hint="default"/>
+        <w:rFonts w:hint="default" w:ascii="Symbol" w:hAnsi="Symbol"/>
       </w:rPr>
     </w:lvl>
     <w:lvl w:ilvl="4" w:tplc="240A0003" w:tentative="1">
@@ -34458,7 +33743,7 @@
         <w:ind w:left="3600" w:hanging="360"/>
       </w:pPr>
       <w:rPr>
-        <w:rFonts w:ascii="Courier New" w:hAnsi="Courier New" w:cs="Courier New" w:hint="default"/>
+        <w:rFonts w:hint="default" w:ascii="Courier New" w:hAnsi="Courier New" w:cs="Courier New"/>
       </w:rPr>
     </w:lvl>
     <w:lvl w:ilvl="5" w:tplc="240A0005" w:tentative="1">
@@ -34470,7 +33755,7 @@
         <w:ind w:left="4320" w:hanging="360"/>
       </w:pPr>
       <w:rPr>
-        <w:rFonts w:ascii="Wingdings" w:hAnsi="Wingdings" w:hint="default"/>
+        <w:rFonts w:hint="default" w:ascii="Wingdings" w:hAnsi="Wingdings"/>
       </w:rPr>
     </w:lvl>
     <w:lvl w:ilvl="6" w:tplc="240A0001" w:tentative="1">
@@ -34482,7 +33767,7 @@
         <w:ind w:left="5040" w:hanging="360"/>
       </w:pPr>
       <w:rPr>
-        <w:rFonts w:ascii="Symbol" w:hAnsi="Symbol" w:hint="default"/>
+        <w:rFonts w:hint="default" w:ascii="Symbol" w:hAnsi="Symbol"/>
       </w:rPr>
     </w:lvl>
     <w:lvl w:ilvl="7" w:tplc="240A0003" w:tentative="1">
@@ -34494,7 +33779,7 @@
         <w:ind w:left="5760" w:hanging="360"/>
       </w:pPr>
       <w:rPr>
-        <w:rFonts w:ascii="Courier New" w:hAnsi="Courier New" w:cs="Courier New" w:hint="default"/>
+        <w:rFonts w:hint="default" w:ascii="Courier New" w:hAnsi="Courier New" w:cs="Courier New"/>
       </w:rPr>
     </w:lvl>
     <w:lvl w:ilvl="8" w:tplc="240A0005" w:tentative="1">
@@ -34506,7 +33791,7 @@
         <w:ind w:left="6480" w:hanging="360"/>
       </w:pPr>
       <w:rPr>
-        <w:rFonts w:ascii="Wingdings" w:hAnsi="Wingdings" w:hint="default"/>
+        <w:rFonts w:hint="default" w:ascii="Wingdings" w:hAnsi="Wingdings"/>
       </w:rPr>
     </w:lvl>
   </w:abstractNum>
@@ -34523,7 +33808,7 @@
         <w:ind w:left="720" w:hanging="360"/>
       </w:pPr>
       <w:rPr>
-        <w:rFonts w:ascii="Symbol" w:hAnsi="Symbol" w:hint="default"/>
+        <w:rFonts w:hint="default" w:ascii="Symbol" w:hAnsi="Symbol"/>
       </w:rPr>
     </w:lvl>
     <w:lvl w:ilvl="1" w:tplc="540A0003" w:tentative="1">
@@ -34535,7 +33820,7 @@
         <w:ind w:left="1440" w:hanging="360"/>
       </w:pPr>
       <w:rPr>
-        <w:rFonts w:ascii="Courier New" w:hAnsi="Courier New" w:cs="Courier New" w:hint="default"/>
+        <w:rFonts w:hint="default" w:ascii="Courier New" w:hAnsi="Courier New" w:cs="Courier New"/>
       </w:rPr>
     </w:lvl>
     <w:lvl w:ilvl="2" w:tplc="540A0005" w:tentative="1">
@@ -34547,7 +33832,7 @@
         <w:ind w:left="2160" w:hanging="360"/>
       </w:pPr>
       <w:rPr>
-        <w:rFonts w:ascii="Wingdings" w:hAnsi="Wingdings" w:hint="default"/>
+        <w:rFonts w:hint="default" w:ascii="Wingdings" w:hAnsi="Wingdings"/>
       </w:rPr>
     </w:lvl>
     <w:lvl w:ilvl="3" w:tplc="540A0001" w:tentative="1">
@@ -34559,7 +33844,7 @@
         <w:ind w:left="2880" w:hanging="360"/>
       </w:pPr>
       <w:rPr>
-        <w:rFonts w:ascii="Symbol" w:hAnsi="Symbol" w:hint="default"/>
+        <w:rFonts w:hint="default" w:ascii="Symbol" w:hAnsi="Symbol"/>
       </w:rPr>
     </w:lvl>
     <w:lvl w:ilvl="4" w:tplc="540A0003" w:tentative="1">
@@ -34571,7 +33856,7 @@
         <w:ind w:left="3600" w:hanging="360"/>
       </w:pPr>
       <w:rPr>
-        <w:rFonts w:ascii="Courier New" w:hAnsi="Courier New" w:cs="Courier New" w:hint="default"/>
+        <w:rFonts w:hint="default" w:ascii="Courier New" w:hAnsi="Courier New" w:cs="Courier New"/>
       </w:rPr>
     </w:lvl>
     <w:lvl w:ilvl="5" w:tplc="540A0005" w:tentative="1">
@@ -34583,7 +33868,7 @@
         <w:ind w:left="4320" w:hanging="360"/>
       </w:pPr>
       <w:rPr>
-        <w:rFonts w:ascii="Wingdings" w:hAnsi="Wingdings" w:hint="default"/>
+        <w:rFonts w:hint="default" w:ascii="Wingdings" w:hAnsi="Wingdings"/>
       </w:rPr>
     </w:lvl>
     <w:lvl w:ilvl="6" w:tplc="540A0001" w:tentative="1">
@@ -34595,7 +33880,7 @@
         <w:ind w:left="5040" w:hanging="360"/>
       </w:pPr>
       <w:rPr>
-        <w:rFonts w:ascii="Symbol" w:hAnsi="Symbol" w:hint="default"/>
+        <w:rFonts w:hint="default" w:ascii="Symbol" w:hAnsi="Symbol"/>
       </w:rPr>
     </w:lvl>
     <w:lvl w:ilvl="7" w:tplc="540A0003" w:tentative="1">
@@ -34607,7 +33892,7 @@
         <w:ind w:left="5760" w:hanging="360"/>
       </w:pPr>
       <w:rPr>
-        <w:rFonts w:ascii="Courier New" w:hAnsi="Courier New" w:cs="Courier New" w:hint="default"/>
+        <w:rFonts w:hint="default" w:ascii="Courier New" w:hAnsi="Courier New" w:cs="Courier New"/>
       </w:rPr>
     </w:lvl>
     <w:lvl w:ilvl="8" w:tplc="540A0005" w:tentative="1">
@@ -34619,7 +33904,7 @@
         <w:ind w:left="6480" w:hanging="360"/>
       </w:pPr>
       <w:rPr>
-        <w:rFonts w:ascii="Wingdings" w:hAnsi="Wingdings" w:hint="default"/>
+        <w:rFonts w:hint="default" w:ascii="Wingdings" w:hAnsi="Wingdings"/>
       </w:rPr>
     </w:lvl>
   </w:abstractNum>
@@ -34636,7 +33921,7 @@
         <w:ind w:left="720" w:hanging="360"/>
       </w:pPr>
       <w:rPr>
-        <w:rFonts w:ascii="Wingdings" w:hAnsi="Wingdings" w:hint="default"/>
+        <w:rFonts w:hint="default" w:ascii="Wingdings" w:hAnsi="Wingdings"/>
       </w:rPr>
     </w:lvl>
     <w:lvl w:ilvl="1" w:tplc="540A0003" w:tentative="1">
@@ -34648,7 +33933,7 @@
         <w:ind w:left="1440" w:hanging="360"/>
       </w:pPr>
       <w:rPr>
-        <w:rFonts w:ascii="Courier New" w:hAnsi="Courier New" w:cs="Courier New" w:hint="default"/>
+        <w:rFonts w:hint="default" w:ascii="Courier New" w:hAnsi="Courier New" w:cs="Courier New"/>
       </w:rPr>
     </w:lvl>
     <w:lvl w:ilvl="2" w:tplc="540A0005" w:tentative="1">
@@ -34660,7 +33945,7 @@
         <w:ind w:left="2160" w:hanging="360"/>
       </w:pPr>
       <w:rPr>
-        <w:rFonts w:ascii="Wingdings" w:hAnsi="Wingdings" w:hint="default"/>
+        <w:rFonts w:hint="default" w:ascii="Wingdings" w:hAnsi="Wingdings"/>
       </w:rPr>
     </w:lvl>
     <w:lvl w:ilvl="3" w:tplc="540A0001" w:tentative="1">
@@ -34672,7 +33957,7 @@
         <w:ind w:left="2880" w:hanging="360"/>
       </w:pPr>
       <w:rPr>
-        <w:rFonts w:ascii="Symbol" w:hAnsi="Symbol" w:hint="default"/>
+        <w:rFonts w:hint="default" w:ascii="Symbol" w:hAnsi="Symbol"/>
       </w:rPr>
     </w:lvl>
     <w:lvl w:ilvl="4" w:tplc="540A0003" w:tentative="1">
@@ -34684,7 +33969,7 @@
         <w:ind w:left="3600" w:hanging="360"/>
       </w:pPr>
       <w:rPr>
-        <w:rFonts w:ascii="Courier New" w:hAnsi="Courier New" w:cs="Courier New" w:hint="default"/>
+        <w:rFonts w:hint="default" w:ascii="Courier New" w:hAnsi="Courier New" w:cs="Courier New"/>
       </w:rPr>
     </w:lvl>
     <w:lvl w:ilvl="5" w:tplc="540A0005" w:tentative="1">
@@ -34696,7 +33981,7 @@
         <w:ind w:left="4320" w:hanging="360"/>
       </w:pPr>
       <w:rPr>
-        <w:rFonts w:ascii="Wingdings" w:hAnsi="Wingdings" w:hint="default"/>
+        <w:rFonts w:hint="default" w:ascii="Wingdings" w:hAnsi="Wingdings"/>
       </w:rPr>
     </w:lvl>
     <w:lvl w:ilvl="6" w:tplc="540A0001" w:tentative="1">
@@ -34708,7 +33993,7 @@
         <w:ind w:left="5040" w:hanging="360"/>
       </w:pPr>
       <w:rPr>
-        <w:rFonts w:ascii="Symbol" w:hAnsi="Symbol" w:hint="default"/>
+        <w:rFonts w:hint="default" w:ascii="Symbol" w:hAnsi="Symbol"/>
       </w:rPr>
     </w:lvl>
     <w:lvl w:ilvl="7" w:tplc="540A0003" w:tentative="1">
@@ -34720,7 +34005,7 @@
         <w:ind w:left="5760" w:hanging="360"/>
       </w:pPr>
       <w:rPr>
-        <w:rFonts w:ascii="Courier New" w:hAnsi="Courier New" w:cs="Courier New" w:hint="default"/>
+        <w:rFonts w:hint="default" w:ascii="Courier New" w:hAnsi="Courier New" w:cs="Courier New"/>
       </w:rPr>
     </w:lvl>
     <w:lvl w:ilvl="8" w:tplc="540A0005" w:tentative="1">
@@ -34732,7 +34017,7 @@
         <w:ind w:left="6480" w:hanging="360"/>
       </w:pPr>
       <w:rPr>
-        <w:rFonts w:ascii="Wingdings" w:hAnsi="Wingdings" w:hint="default"/>
+        <w:rFonts w:hint="default" w:ascii="Wingdings" w:hAnsi="Wingdings"/>
       </w:rPr>
     </w:lvl>
   </w:abstractNum>
@@ -34749,7 +34034,7 @@
         <w:ind w:left="720" w:hanging="360"/>
       </w:pPr>
       <w:rPr>
-        <w:rFonts w:ascii="Wingdings" w:hAnsi="Wingdings" w:hint="default"/>
+        <w:rFonts w:hint="default" w:ascii="Wingdings" w:hAnsi="Wingdings"/>
       </w:rPr>
     </w:lvl>
     <w:lvl w:ilvl="1" w:tplc="540A0003" w:tentative="1">
@@ -34761,7 +34046,7 @@
         <w:ind w:left="1440" w:hanging="360"/>
       </w:pPr>
       <w:rPr>
-        <w:rFonts w:ascii="Courier New" w:hAnsi="Courier New" w:cs="Courier New" w:hint="default"/>
+        <w:rFonts w:hint="default" w:ascii="Courier New" w:hAnsi="Courier New" w:cs="Courier New"/>
       </w:rPr>
     </w:lvl>
     <w:lvl w:ilvl="2" w:tplc="540A0005" w:tentative="1">
@@ -34773,7 +34058,7 @@
         <w:ind w:left="2160" w:hanging="360"/>
       </w:pPr>
       <w:rPr>
-        <w:rFonts w:ascii="Wingdings" w:hAnsi="Wingdings" w:hint="default"/>
+        <w:rFonts w:hint="default" w:ascii="Wingdings" w:hAnsi="Wingdings"/>
       </w:rPr>
     </w:lvl>
     <w:lvl w:ilvl="3" w:tplc="540A0001" w:tentative="1">
@@ -34785,7 +34070,7 @@
         <w:ind w:left="2880" w:hanging="360"/>
       </w:pPr>
       <w:rPr>
-        <w:rFonts w:ascii="Symbol" w:hAnsi="Symbol" w:hint="default"/>
+        <w:rFonts w:hint="default" w:ascii="Symbol" w:hAnsi="Symbol"/>
       </w:rPr>
     </w:lvl>
     <w:lvl w:ilvl="4" w:tplc="540A0003" w:tentative="1">
@@ -34797,7 +34082,7 @@
         <w:ind w:left="3600" w:hanging="360"/>
       </w:pPr>
       <w:rPr>
-        <w:rFonts w:ascii="Courier New" w:hAnsi="Courier New" w:cs="Courier New" w:hint="default"/>
+        <w:rFonts w:hint="default" w:ascii="Courier New" w:hAnsi="Courier New" w:cs="Courier New"/>
       </w:rPr>
     </w:lvl>
     <w:lvl w:ilvl="5" w:tplc="540A0005" w:tentative="1">
@@ -34809,7 +34094,7 @@
         <w:ind w:left="4320" w:hanging="360"/>
       </w:pPr>
       <w:rPr>
-        <w:rFonts w:ascii="Wingdings" w:hAnsi="Wingdings" w:hint="default"/>
+        <w:rFonts w:hint="default" w:ascii="Wingdings" w:hAnsi="Wingdings"/>
       </w:rPr>
     </w:lvl>
     <w:lvl w:ilvl="6" w:tplc="540A0001" w:tentative="1">
@@ -34821,7 +34106,7 @@
         <w:ind w:left="5040" w:hanging="360"/>
       </w:pPr>
       <w:rPr>
-        <w:rFonts w:ascii="Symbol" w:hAnsi="Symbol" w:hint="default"/>
+        <w:rFonts w:hint="default" w:ascii="Symbol" w:hAnsi="Symbol"/>
       </w:rPr>
     </w:lvl>
     <w:lvl w:ilvl="7" w:tplc="540A0003" w:tentative="1">
@@ -34833,7 +34118,7 @@
         <w:ind w:left="5760" w:hanging="360"/>
       </w:pPr>
       <w:rPr>
-        <w:rFonts w:ascii="Courier New" w:hAnsi="Courier New" w:cs="Courier New" w:hint="default"/>
+        <w:rFonts w:hint="default" w:ascii="Courier New" w:hAnsi="Courier New" w:cs="Courier New"/>
       </w:rPr>
     </w:lvl>
     <w:lvl w:ilvl="8" w:tplc="540A0005" w:tentative="1">
@@ -34845,7 +34130,7 @@
         <w:ind w:left="6480" w:hanging="360"/>
       </w:pPr>
       <w:rPr>
-        <w:rFonts w:ascii="Wingdings" w:hAnsi="Wingdings" w:hint="default"/>
+        <w:rFonts w:hint="default" w:ascii="Wingdings" w:hAnsi="Wingdings"/>
       </w:rPr>
     </w:lvl>
   </w:abstractNum>
@@ -34862,7 +34147,7 @@
         <w:ind w:left="720" w:hanging="360"/>
       </w:pPr>
       <w:rPr>
-        <w:rFonts w:ascii="Wingdings" w:hAnsi="Wingdings" w:hint="default"/>
+        <w:rFonts w:hint="default" w:ascii="Wingdings" w:hAnsi="Wingdings"/>
       </w:rPr>
     </w:lvl>
     <w:lvl w:ilvl="1" w:tplc="540A0003" w:tentative="1">
@@ -34874,7 +34159,7 @@
         <w:ind w:left="1440" w:hanging="360"/>
       </w:pPr>
       <w:rPr>
-        <w:rFonts w:ascii="Courier New" w:hAnsi="Courier New" w:cs="Courier New" w:hint="default"/>
+        <w:rFonts w:hint="default" w:ascii="Courier New" w:hAnsi="Courier New" w:cs="Courier New"/>
       </w:rPr>
     </w:lvl>
     <w:lvl w:ilvl="2" w:tplc="540A0005" w:tentative="1">
@@ -34886,7 +34171,7 @@
         <w:ind w:left="2160" w:hanging="360"/>
       </w:pPr>
       <w:rPr>
-        <w:rFonts w:ascii="Wingdings" w:hAnsi="Wingdings" w:hint="default"/>
+        <w:rFonts w:hint="default" w:ascii="Wingdings" w:hAnsi="Wingdings"/>
       </w:rPr>
     </w:lvl>
     <w:lvl w:ilvl="3" w:tplc="540A0001" w:tentative="1">
@@ -34898,7 +34183,7 @@
         <w:ind w:left="2880" w:hanging="360"/>
       </w:pPr>
       <w:rPr>
-        <w:rFonts w:ascii="Symbol" w:hAnsi="Symbol" w:hint="default"/>
+        <w:rFonts w:hint="default" w:ascii="Symbol" w:hAnsi="Symbol"/>
       </w:rPr>
     </w:lvl>
     <w:lvl w:ilvl="4" w:tplc="540A0003" w:tentative="1">
@@ -34910,7 +34195,7 @@
         <w:ind w:left="3600" w:hanging="360"/>
       </w:pPr>
       <w:rPr>
-        <w:rFonts w:ascii="Courier New" w:hAnsi="Courier New" w:cs="Courier New" w:hint="default"/>
+        <w:rFonts w:hint="default" w:ascii="Courier New" w:hAnsi="Courier New" w:cs="Courier New"/>
       </w:rPr>
     </w:lvl>
     <w:lvl w:ilvl="5" w:tplc="540A0005" w:tentative="1">
@@ -34922,7 +34207,7 @@
         <w:ind w:left="4320" w:hanging="360"/>
       </w:pPr>
       <w:rPr>
-        <w:rFonts w:ascii="Wingdings" w:hAnsi="Wingdings" w:hint="default"/>
+        <w:rFonts w:hint="default" w:ascii="Wingdings" w:hAnsi="Wingdings"/>
       </w:rPr>
     </w:lvl>
     <w:lvl w:ilvl="6" w:tplc="540A0001" w:tentative="1">
@@ -34934,7 +34219,7 @@
         <w:ind w:left="5040" w:hanging="360"/>
       </w:pPr>
       <w:rPr>
-        <w:rFonts w:ascii="Symbol" w:hAnsi="Symbol" w:hint="default"/>
+        <w:rFonts w:hint="default" w:ascii="Symbol" w:hAnsi="Symbol"/>
       </w:rPr>
     </w:lvl>
     <w:lvl w:ilvl="7" w:tplc="540A0003" w:tentative="1">
@@ -34946,7 +34231,7 @@
         <w:ind w:left="5760" w:hanging="360"/>
       </w:pPr>
       <w:rPr>
-        <w:rFonts w:ascii="Courier New" w:hAnsi="Courier New" w:cs="Courier New" w:hint="default"/>
+        <w:rFonts w:hint="default" w:ascii="Courier New" w:hAnsi="Courier New" w:cs="Courier New"/>
       </w:rPr>
     </w:lvl>
     <w:lvl w:ilvl="8" w:tplc="540A0005" w:tentative="1">
@@ -34958,7 +34243,7 @@
         <w:ind w:left="6480" w:hanging="360"/>
       </w:pPr>
       <w:rPr>
-        <w:rFonts w:ascii="Wingdings" w:hAnsi="Wingdings" w:hint="default"/>
+        <w:rFonts w:hint="default" w:ascii="Wingdings" w:hAnsi="Wingdings"/>
       </w:rPr>
     </w:lvl>
   </w:abstractNum>
@@ -35090,7 +34375,7 @@
         <w:ind w:left="720" w:hanging="360"/>
       </w:pPr>
       <w:rPr>
-        <w:rFonts w:ascii="Wingdings" w:hAnsi="Wingdings" w:hint="default"/>
+        <w:rFonts w:hint="default" w:ascii="Wingdings" w:hAnsi="Wingdings"/>
       </w:rPr>
     </w:lvl>
     <w:lvl w:ilvl="1" w:tplc="540A0003" w:tentative="1">
@@ -35102,7 +34387,7 @@
         <w:ind w:left="1440" w:hanging="360"/>
       </w:pPr>
       <w:rPr>
-        <w:rFonts w:ascii="Courier New" w:hAnsi="Courier New" w:cs="Courier New" w:hint="default"/>
+        <w:rFonts w:hint="default" w:ascii="Courier New" w:hAnsi="Courier New" w:cs="Courier New"/>
       </w:rPr>
     </w:lvl>
     <w:lvl w:ilvl="2" w:tplc="540A0005" w:tentative="1">
@@ -35114,7 +34399,7 @@
         <w:ind w:left="2160" w:hanging="360"/>
       </w:pPr>
       <w:rPr>
-        <w:rFonts w:ascii="Wingdings" w:hAnsi="Wingdings" w:hint="default"/>
+        <w:rFonts w:hint="default" w:ascii="Wingdings" w:hAnsi="Wingdings"/>
       </w:rPr>
     </w:lvl>
     <w:lvl w:ilvl="3" w:tplc="540A0001" w:tentative="1">
@@ -35126,7 +34411,7 @@
         <w:ind w:left="2880" w:hanging="360"/>
       </w:pPr>
       <w:rPr>
-        <w:rFonts w:ascii="Symbol" w:hAnsi="Symbol" w:hint="default"/>
+        <w:rFonts w:hint="default" w:ascii="Symbol" w:hAnsi="Symbol"/>
       </w:rPr>
     </w:lvl>
     <w:lvl w:ilvl="4" w:tplc="540A0003" w:tentative="1">
@@ -35138,7 +34423,7 @@
         <w:ind w:left="3600" w:hanging="360"/>
       </w:pPr>
       <w:rPr>
-        <w:rFonts w:ascii="Courier New" w:hAnsi="Courier New" w:cs="Courier New" w:hint="default"/>
+        <w:rFonts w:hint="default" w:ascii="Courier New" w:hAnsi="Courier New" w:cs="Courier New"/>
       </w:rPr>
     </w:lvl>
     <w:lvl w:ilvl="5" w:tplc="540A0005" w:tentative="1">
@@ -35150,7 +34435,7 @@
         <w:ind w:left="4320" w:hanging="360"/>
       </w:pPr>
       <w:rPr>
-        <w:rFonts w:ascii="Wingdings" w:hAnsi="Wingdings" w:hint="default"/>
+        <w:rFonts w:hint="default" w:ascii="Wingdings" w:hAnsi="Wingdings"/>
       </w:rPr>
     </w:lvl>
     <w:lvl w:ilvl="6" w:tplc="540A0001" w:tentative="1">
@@ -35162,7 +34447,7 @@
         <w:ind w:left="5040" w:hanging="360"/>
       </w:pPr>
       <w:rPr>
-        <w:rFonts w:ascii="Symbol" w:hAnsi="Symbol" w:hint="default"/>
+        <w:rFonts w:hint="default" w:ascii="Symbol" w:hAnsi="Symbol"/>
       </w:rPr>
     </w:lvl>
     <w:lvl w:ilvl="7" w:tplc="540A0003" w:tentative="1">
@@ -35174,7 +34459,7 @@
         <w:ind w:left="5760" w:hanging="360"/>
       </w:pPr>
       <w:rPr>
-        <w:rFonts w:ascii="Courier New" w:hAnsi="Courier New" w:cs="Courier New" w:hint="default"/>
+        <w:rFonts w:hint="default" w:ascii="Courier New" w:hAnsi="Courier New" w:cs="Courier New"/>
       </w:rPr>
     </w:lvl>
     <w:lvl w:ilvl="8" w:tplc="540A0005" w:tentative="1">
@@ -35186,7 +34471,7 @@
         <w:ind w:left="6480" w:hanging="360"/>
       </w:pPr>
       <w:rPr>
-        <w:rFonts w:ascii="Wingdings" w:hAnsi="Wingdings" w:hint="default"/>
+        <w:rFonts w:hint="default" w:ascii="Wingdings" w:hAnsi="Wingdings"/>
       </w:rPr>
     </w:lvl>
   </w:abstractNum>
@@ -35203,7 +34488,7 @@
         <w:ind w:left="720" w:hanging="360"/>
       </w:pPr>
       <w:rPr>
-        <w:rFonts w:ascii="Courier New" w:hAnsi="Courier New" w:cs="Courier New" w:hint="default"/>
+        <w:rFonts w:hint="default" w:ascii="Courier New" w:hAnsi="Courier New" w:cs="Courier New"/>
       </w:rPr>
     </w:lvl>
     <w:lvl w:ilvl="1" w:tplc="540A0003" w:tentative="1">
@@ -35215,7 +34500,7 @@
         <w:ind w:left="1440" w:hanging="360"/>
       </w:pPr>
       <w:rPr>
-        <w:rFonts w:ascii="Courier New" w:hAnsi="Courier New" w:cs="Courier New" w:hint="default"/>
+        <w:rFonts w:hint="default" w:ascii="Courier New" w:hAnsi="Courier New" w:cs="Courier New"/>
       </w:rPr>
     </w:lvl>
     <w:lvl w:ilvl="2" w:tplc="540A0005" w:tentative="1">
@@ -35227,7 +34512,7 @@
         <w:ind w:left="2160" w:hanging="360"/>
       </w:pPr>
       <w:rPr>
-        <w:rFonts w:ascii="Wingdings" w:hAnsi="Wingdings" w:hint="default"/>
+        <w:rFonts w:hint="default" w:ascii="Wingdings" w:hAnsi="Wingdings"/>
       </w:rPr>
     </w:lvl>
     <w:lvl w:ilvl="3" w:tplc="540A0001" w:tentative="1">
@@ -35239,7 +34524,7 @@
         <w:ind w:left="2880" w:hanging="360"/>
       </w:pPr>
       <w:rPr>
-        <w:rFonts w:ascii="Symbol" w:hAnsi="Symbol" w:hint="default"/>
+        <w:rFonts w:hint="default" w:ascii="Symbol" w:hAnsi="Symbol"/>
       </w:rPr>
     </w:lvl>
     <w:lvl w:ilvl="4" w:tplc="540A0003" w:tentative="1">
@@ -35251,7 +34536,7 @@
         <w:ind w:left="3600" w:hanging="360"/>
       </w:pPr>
       <w:rPr>
-        <w:rFonts w:ascii="Courier New" w:hAnsi="Courier New" w:cs="Courier New" w:hint="default"/>
+        <w:rFonts w:hint="default" w:ascii="Courier New" w:hAnsi="Courier New" w:cs="Courier New"/>
       </w:rPr>
     </w:lvl>
     <w:lvl w:ilvl="5" w:tplc="540A0005" w:tentative="1">
@@ -35263,7 +34548,7 @@
         <w:ind w:left="4320" w:hanging="360"/>
       </w:pPr>
       <w:rPr>
-        <w:rFonts w:ascii="Wingdings" w:hAnsi="Wingdings" w:hint="default"/>
+        <w:rFonts w:hint="default" w:ascii="Wingdings" w:hAnsi="Wingdings"/>
       </w:rPr>
     </w:lvl>
     <w:lvl w:ilvl="6" w:tplc="540A0001" w:tentative="1">
@@ -35275,7 +34560,7 @@
         <w:ind w:left="5040" w:hanging="360"/>
       </w:pPr>
       <w:rPr>
-        <w:rFonts w:ascii="Symbol" w:hAnsi="Symbol" w:hint="default"/>
+        <w:rFonts w:hint="default" w:ascii="Symbol" w:hAnsi="Symbol"/>
       </w:rPr>
     </w:lvl>
     <w:lvl w:ilvl="7" w:tplc="540A0003" w:tentative="1">
@@ -35287,7 +34572,7 @@
         <w:ind w:left="5760" w:hanging="360"/>
       </w:pPr>
       <w:rPr>
-        <w:rFonts w:ascii="Courier New" w:hAnsi="Courier New" w:cs="Courier New" w:hint="default"/>
+        <w:rFonts w:hint="default" w:ascii="Courier New" w:hAnsi="Courier New" w:cs="Courier New"/>
       </w:rPr>
     </w:lvl>
     <w:lvl w:ilvl="8" w:tplc="540A0005" w:tentative="1">
@@ -35299,7 +34584,7 @@
         <w:ind w:left="6480" w:hanging="360"/>
       </w:pPr>
       <w:rPr>
-        <w:rFonts w:ascii="Wingdings" w:hAnsi="Wingdings" w:hint="default"/>
+        <w:rFonts w:hint="default" w:ascii="Wingdings" w:hAnsi="Wingdings"/>
       </w:rPr>
     </w:lvl>
   </w:abstractNum>
@@ -35316,7 +34601,7 @@
         <w:ind w:left="720" w:hanging="360"/>
       </w:pPr>
       <w:rPr>
-        <w:rFonts w:ascii="Symbol" w:hAnsi="Symbol" w:hint="default"/>
+        <w:rFonts w:hint="default" w:ascii="Symbol" w:hAnsi="Symbol"/>
       </w:rPr>
     </w:lvl>
     <w:lvl w:ilvl="1" w:tplc="240A0003" w:tentative="1">
@@ -35328,7 +34613,7 @@
         <w:ind w:left="1440" w:hanging="360"/>
       </w:pPr>
       <w:rPr>
-        <w:rFonts w:ascii="Courier New" w:hAnsi="Courier New" w:cs="Courier New" w:hint="default"/>
+        <w:rFonts w:hint="default" w:ascii="Courier New" w:hAnsi="Courier New" w:cs="Courier New"/>
       </w:rPr>
     </w:lvl>
     <w:lvl w:ilvl="2" w:tplc="240A0005" w:tentative="1">
@@ -35340,7 +34625,7 @@
         <w:ind w:left="2160" w:hanging="360"/>
       </w:pPr>
       <w:rPr>
-        <w:rFonts w:ascii="Wingdings" w:hAnsi="Wingdings" w:hint="default"/>
+        <w:rFonts w:hint="default" w:ascii="Wingdings" w:hAnsi="Wingdings"/>
       </w:rPr>
     </w:lvl>
     <w:lvl w:ilvl="3" w:tplc="240A0001" w:tentative="1">
@@ -35352,7 +34637,7 @@
         <w:ind w:left="2880" w:hanging="360"/>
       </w:pPr>
       <w:rPr>
-        <w:rFonts w:ascii="Symbol" w:hAnsi="Symbol" w:hint="default"/>
+        <w:rFonts w:hint="default" w:ascii="Symbol" w:hAnsi="Symbol"/>
       </w:rPr>
     </w:lvl>
     <w:lvl w:ilvl="4" w:tplc="240A0003" w:tentative="1">
@@ -35364,7 +34649,7 @@
         <w:ind w:left="3600" w:hanging="360"/>
       </w:pPr>
       <w:rPr>
-        <w:rFonts w:ascii="Courier New" w:hAnsi="Courier New" w:cs="Courier New" w:hint="default"/>
+        <w:rFonts w:hint="default" w:ascii="Courier New" w:hAnsi="Courier New" w:cs="Courier New"/>
       </w:rPr>
     </w:lvl>
     <w:lvl w:ilvl="5" w:tplc="240A0005" w:tentative="1">
@@ -35376,7 +34661,7 @@
         <w:ind w:left="4320" w:hanging="360"/>
       </w:pPr>
       <w:rPr>
-        <w:rFonts w:ascii="Wingdings" w:hAnsi="Wingdings" w:hint="default"/>
+        <w:rFonts w:hint="default" w:ascii="Wingdings" w:hAnsi="Wingdings"/>
       </w:rPr>
     </w:lvl>
     <w:lvl w:ilvl="6" w:tplc="240A0001" w:tentative="1">
@@ -35388,7 +34673,7 @@
         <w:ind w:left="5040" w:hanging="360"/>
       </w:pPr>
       <w:rPr>
-        <w:rFonts w:ascii="Symbol" w:hAnsi="Symbol" w:hint="default"/>
+        <w:rFonts w:hint="default" w:ascii="Symbol" w:hAnsi="Symbol"/>
       </w:rPr>
     </w:lvl>
     <w:lvl w:ilvl="7" w:tplc="240A0003" w:tentative="1">
@@ -35400,7 +34685,7 @@
         <w:ind w:left="5760" w:hanging="360"/>
       </w:pPr>
       <w:rPr>
-        <w:rFonts w:ascii="Courier New" w:hAnsi="Courier New" w:cs="Courier New" w:hint="default"/>
+        <w:rFonts w:hint="default" w:ascii="Courier New" w:hAnsi="Courier New" w:cs="Courier New"/>
       </w:rPr>
     </w:lvl>
     <w:lvl w:ilvl="8" w:tplc="240A0005" w:tentative="1">
@@ -35412,7 +34697,7 @@
         <w:ind w:left="6480" w:hanging="360"/>
       </w:pPr>
       <w:rPr>
-        <w:rFonts w:ascii="Wingdings" w:hAnsi="Wingdings" w:hint="default"/>
+        <w:rFonts w:hint="default" w:ascii="Wingdings" w:hAnsi="Wingdings"/>
       </w:rPr>
     </w:lvl>
   </w:abstractNum>
@@ -35432,7 +34717,7 @@
         <w:ind w:left="720" w:hanging="360"/>
       </w:pPr>
       <w:rPr>
-        <w:rFonts w:ascii="Symbol" w:hAnsi="Symbol" w:hint="default"/>
+        <w:rFonts w:hint="default" w:ascii="Symbol" w:hAnsi="Symbol"/>
         <w:sz w:val="20"/>
       </w:rPr>
     </w:lvl>
@@ -35448,7 +34733,7 @@
         <w:ind w:left="1440" w:hanging="360"/>
       </w:pPr>
       <w:rPr>
-        <w:rFonts w:ascii="Courier New" w:hAnsi="Courier New" w:hint="default"/>
+        <w:rFonts w:hint="default" w:ascii="Courier New" w:hAnsi="Courier New"/>
         <w:sz w:val="20"/>
       </w:rPr>
     </w:lvl>
@@ -35464,7 +34749,7 @@
         <w:ind w:left="2160" w:hanging="360"/>
       </w:pPr>
       <w:rPr>
-        <w:rFonts w:ascii="Wingdings" w:hAnsi="Wingdings" w:hint="default"/>
+        <w:rFonts w:hint="default" w:ascii="Wingdings" w:hAnsi="Wingdings"/>
         <w:sz w:val="20"/>
       </w:rPr>
     </w:lvl>
@@ -35480,7 +34765,7 @@
         <w:ind w:left="2880" w:hanging="360"/>
       </w:pPr>
       <w:rPr>
-        <w:rFonts w:ascii="Wingdings" w:hAnsi="Wingdings" w:hint="default"/>
+        <w:rFonts w:hint="default" w:ascii="Wingdings" w:hAnsi="Wingdings"/>
         <w:sz w:val="20"/>
       </w:rPr>
     </w:lvl>
@@ -35496,7 +34781,7 @@
         <w:ind w:left="3600" w:hanging="360"/>
       </w:pPr>
       <w:rPr>
-        <w:rFonts w:ascii="Wingdings" w:hAnsi="Wingdings" w:hint="default"/>
+        <w:rFonts w:hint="default" w:ascii="Wingdings" w:hAnsi="Wingdings"/>
         <w:sz w:val="20"/>
       </w:rPr>
     </w:lvl>
@@ -35512,7 +34797,7 @@
         <w:ind w:left="4320" w:hanging="360"/>
       </w:pPr>
       <w:rPr>
-        <w:rFonts w:ascii="Wingdings" w:hAnsi="Wingdings" w:hint="default"/>
+        <w:rFonts w:hint="default" w:ascii="Wingdings" w:hAnsi="Wingdings"/>
         <w:sz w:val="20"/>
       </w:rPr>
     </w:lvl>
@@ -35528,7 +34813,7 @@
         <w:ind w:left="5040" w:hanging="360"/>
       </w:pPr>
       <w:rPr>
-        <w:rFonts w:ascii="Wingdings" w:hAnsi="Wingdings" w:hint="default"/>
+        <w:rFonts w:hint="default" w:ascii="Wingdings" w:hAnsi="Wingdings"/>
         <w:sz w:val="20"/>
       </w:rPr>
     </w:lvl>
@@ -35544,7 +34829,7 @@
         <w:ind w:left="5760" w:hanging="360"/>
       </w:pPr>
       <w:rPr>
-        <w:rFonts w:ascii="Wingdings" w:hAnsi="Wingdings" w:hint="default"/>
+        <w:rFonts w:hint="default" w:ascii="Wingdings" w:hAnsi="Wingdings"/>
         <w:sz w:val="20"/>
       </w:rPr>
     </w:lvl>
@@ -35560,7 +34845,7 @@
         <w:ind w:left="6480" w:hanging="360"/>
       </w:pPr>
       <w:rPr>
-        <w:rFonts w:ascii="Wingdings" w:hAnsi="Wingdings" w:hint="default"/>
+        <w:rFonts w:hint="default" w:ascii="Wingdings" w:hAnsi="Wingdings"/>
         <w:sz w:val="20"/>
       </w:rPr>
     </w:lvl>
@@ -35578,7 +34863,7 @@
         <w:ind w:left="720" w:hanging="360"/>
       </w:pPr>
       <w:rPr>
-        <w:rFonts w:ascii="Wingdings" w:hAnsi="Wingdings" w:hint="default"/>
+        <w:rFonts w:hint="default" w:ascii="Wingdings" w:hAnsi="Wingdings"/>
       </w:rPr>
     </w:lvl>
     <w:lvl w:ilvl="1" w:tplc="540A0003" w:tentative="1">
@@ -35590,7 +34875,7 @@
         <w:ind w:left="1440" w:hanging="360"/>
       </w:pPr>
       <w:rPr>
-        <w:rFonts w:ascii="Courier New" w:hAnsi="Courier New" w:cs="Courier New" w:hint="default"/>
+        <w:rFonts w:hint="default" w:ascii="Courier New" w:hAnsi="Courier New" w:cs="Courier New"/>
       </w:rPr>
     </w:lvl>
     <w:lvl w:ilvl="2" w:tplc="540A0005" w:tentative="1">
@@ -35602,7 +34887,7 @@
         <w:ind w:left="2160" w:hanging="360"/>
       </w:pPr>
       <w:rPr>
-        <w:rFonts w:ascii="Wingdings" w:hAnsi="Wingdings" w:hint="default"/>
+        <w:rFonts w:hint="default" w:ascii="Wingdings" w:hAnsi="Wingdings"/>
       </w:rPr>
     </w:lvl>
     <w:lvl w:ilvl="3" w:tplc="540A0001" w:tentative="1">
@@ -35614,7 +34899,7 @@
         <w:ind w:left="2880" w:hanging="360"/>
       </w:pPr>
       <w:rPr>
-        <w:rFonts w:ascii="Symbol" w:hAnsi="Symbol" w:hint="default"/>
+        <w:rFonts w:hint="default" w:ascii="Symbol" w:hAnsi="Symbol"/>
       </w:rPr>
     </w:lvl>
     <w:lvl w:ilvl="4" w:tplc="540A0003" w:tentative="1">
@@ -35626,7 +34911,7 @@
         <w:ind w:left="3600" w:hanging="360"/>
       </w:pPr>
       <w:rPr>
-        <w:rFonts w:ascii="Courier New" w:hAnsi="Courier New" w:cs="Courier New" w:hint="default"/>
+        <w:rFonts w:hint="default" w:ascii="Courier New" w:hAnsi="Courier New" w:cs="Courier New"/>
       </w:rPr>
     </w:lvl>
     <w:lvl w:ilvl="5" w:tplc="540A0005" w:tentative="1">
@@ -35638,7 +34923,7 @@
         <w:ind w:left="4320" w:hanging="360"/>
       </w:pPr>
       <w:rPr>
-        <w:rFonts w:ascii="Wingdings" w:hAnsi="Wingdings" w:hint="default"/>
+        <w:rFonts w:hint="default" w:ascii="Wingdings" w:hAnsi="Wingdings"/>
       </w:rPr>
     </w:lvl>
     <w:lvl w:ilvl="6" w:tplc="540A0001" w:tentative="1">
@@ -35650,7 +34935,7 @@
         <w:ind w:left="5040" w:hanging="360"/>
       </w:pPr>
       <w:rPr>
-        <w:rFonts w:ascii="Symbol" w:hAnsi="Symbol" w:hint="default"/>
+        <w:rFonts w:hint="default" w:ascii="Symbol" w:hAnsi="Symbol"/>
       </w:rPr>
     </w:lvl>
     <w:lvl w:ilvl="7" w:tplc="540A0003" w:tentative="1">
@@ -35662,7 +34947,7 @@
         <w:ind w:left="5760" w:hanging="360"/>
       </w:pPr>
       <w:rPr>
-        <w:rFonts w:ascii="Courier New" w:hAnsi="Courier New" w:cs="Courier New" w:hint="default"/>
+        <w:rFonts w:hint="default" w:ascii="Courier New" w:hAnsi="Courier New" w:cs="Courier New"/>
       </w:rPr>
     </w:lvl>
     <w:lvl w:ilvl="8" w:tplc="540A0005" w:tentative="1">
@@ -35674,7 +34959,7 @@
         <w:ind w:left="6480" w:hanging="360"/>
       </w:pPr>
       <w:rPr>
-        <w:rFonts w:ascii="Wingdings" w:hAnsi="Wingdings" w:hint="default"/>
+        <w:rFonts w:hint="default" w:ascii="Wingdings" w:hAnsi="Wingdings"/>
       </w:rPr>
     </w:lvl>
   </w:abstractNum>
@@ -35780,7 +35065,7 @@
         <w:ind w:left="720" w:hanging="360"/>
       </w:pPr>
       <w:rPr>
-        <w:rFonts w:ascii="Wingdings" w:hAnsi="Wingdings" w:hint="default"/>
+        <w:rFonts w:hint="default" w:ascii="Wingdings" w:hAnsi="Wingdings"/>
       </w:rPr>
     </w:lvl>
     <w:lvl w:ilvl="1" w:tplc="240A0003" w:tentative="1">
@@ -35792,7 +35077,7 @@
         <w:ind w:left="1440" w:hanging="360"/>
       </w:pPr>
       <w:rPr>
-        <w:rFonts w:ascii="Courier New" w:hAnsi="Courier New" w:cs="Courier New" w:hint="default"/>
+        <w:rFonts w:hint="default" w:ascii="Courier New" w:hAnsi="Courier New" w:cs="Courier New"/>
       </w:rPr>
     </w:lvl>
     <w:lvl w:ilvl="2" w:tplc="240A0005" w:tentative="1">
@@ -35804,7 +35089,7 @@
         <w:ind w:left="2160" w:hanging="360"/>
       </w:pPr>
       <w:rPr>
-        <w:rFonts w:ascii="Wingdings" w:hAnsi="Wingdings" w:hint="default"/>
+        <w:rFonts w:hint="default" w:ascii="Wingdings" w:hAnsi="Wingdings"/>
       </w:rPr>
     </w:lvl>
     <w:lvl w:ilvl="3" w:tplc="240A0001" w:tentative="1">
@@ -35816,7 +35101,7 @@
         <w:ind w:left="2880" w:hanging="360"/>
       </w:pPr>
       <w:rPr>
-        <w:rFonts w:ascii="Symbol" w:hAnsi="Symbol" w:hint="default"/>
+        <w:rFonts w:hint="default" w:ascii="Symbol" w:hAnsi="Symbol"/>
       </w:rPr>
     </w:lvl>
     <w:lvl w:ilvl="4" w:tplc="240A0003" w:tentative="1">
@@ -35828,7 +35113,7 @@
         <w:ind w:left="3600" w:hanging="360"/>
       </w:pPr>
       <w:rPr>
-        <w:rFonts w:ascii="Courier New" w:hAnsi="Courier New" w:cs="Courier New" w:hint="default"/>
+        <w:rFonts w:hint="default" w:ascii="Courier New" w:hAnsi="Courier New" w:cs="Courier New"/>
       </w:rPr>
     </w:lvl>
     <w:lvl w:ilvl="5" w:tplc="240A0005" w:tentative="1">
@@ -35840,7 +35125,7 @@
         <w:ind w:left="4320" w:hanging="360"/>
       </w:pPr>
       <w:rPr>
-        <w:rFonts w:ascii="Wingdings" w:hAnsi="Wingdings" w:hint="default"/>
+        <w:rFonts w:hint="default" w:ascii="Wingdings" w:hAnsi="Wingdings"/>
       </w:rPr>
     </w:lvl>
     <w:lvl w:ilvl="6" w:tplc="240A0001" w:tentative="1">
@@ -35852,7 +35137,7 @@
         <w:ind w:left="5040" w:hanging="360"/>
       </w:pPr>
       <w:rPr>
-        <w:rFonts w:ascii="Symbol" w:hAnsi="Symbol" w:hint="default"/>
+        <w:rFonts w:hint="default" w:ascii="Symbol" w:hAnsi="Symbol"/>
       </w:rPr>
     </w:lvl>
     <w:lvl w:ilvl="7" w:tplc="240A0003" w:tentative="1">
@@ -35864,7 +35149,7 @@
         <w:ind w:left="5760" w:hanging="360"/>
       </w:pPr>
       <w:rPr>
-        <w:rFonts w:ascii="Courier New" w:hAnsi="Courier New" w:cs="Courier New" w:hint="default"/>
+        <w:rFonts w:hint="default" w:ascii="Courier New" w:hAnsi="Courier New" w:cs="Courier New"/>
       </w:rPr>
     </w:lvl>
     <w:lvl w:ilvl="8" w:tplc="240A0005" w:tentative="1">
@@ -35876,7 +35161,7 @@
         <w:ind w:left="6480" w:hanging="360"/>
       </w:pPr>
       <w:rPr>
-        <w:rFonts w:ascii="Wingdings" w:hAnsi="Wingdings" w:hint="default"/>
+        <w:rFonts w:hint="default" w:ascii="Wingdings" w:hAnsi="Wingdings"/>
       </w:rPr>
     </w:lvl>
   </w:abstractNum>
@@ -35893,7 +35178,7 @@
         <w:ind w:left="720" w:hanging="360"/>
       </w:pPr>
       <w:rPr>
-        <w:rFonts w:ascii="Symbol" w:hAnsi="Symbol" w:hint="default"/>
+        <w:rFonts w:hint="default" w:ascii="Symbol" w:hAnsi="Symbol"/>
       </w:rPr>
     </w:lvl>
     <w:lvl w:ilvl="1" w:tplc="240A0003" w:tentative="1">
@@ -35905,7 +35190,7 @@
         <w:ind w:left="1440" w:hanging="360"/>
       </w:pPr>
       <w:rPr>
-        <w:rFonts w:ascii="Courier New" w:hAnsi="Courier New" w:cs="Courier New" w:hint="default"/>
+        <w:rFonts w:hint="default" w:ascii="Courier New" w:hAnsi="Courier New" w:cs="Courier New"/>
       </w:rPr>
     </w:lvl>
     <w:lvl w:ilvl="2" w:tplc="240A0005" w:tentative="1">
@@ -35917,7 +35202,7 @@
         <w:ind w:left="2160" w:hanging="360"/>
       </w:pPr>
       <w:rPr>
-        <w:rFonts w:ascii="Wingdings" w:hAnsi="Wingdings" w:hint="default"/>
+        <w:rFonts w:hint="default" w:ascii="Wingdings" w:hAnsi="Wingdings"/>
       </w:rPr>
     </w:lvl>
     <w:lvl w:ilvl="3" w:tplc="240A0001" w:tentative="1">
@@ -35929,7 +35214,7 @@
         <w:ind w:left="2880" w:hanging="360"/>
       </w:pPr>
       <w:rPr>
-        <w:rFonts w:ascii="Symbol" w:hAnsi="Symbol" w:hint="default"/>
+        <w:rFonts w:hint="default" w:ascii="Symbol" w:hAnsi="Symbol"/>
       </w:rPr>
     </w:lvl>
     <w:lvl w:ilvl="4" w:tplc="240A0003" w:tentative="1">
@@ -35941,7 +35226,7 @@
         <w:ind w:left="3600" w:hanging="360"/>
       </w:pPr>
       <w:rPr>
-        <w:rFonts w:ascii="Courier New" w:hAnsi="Courier New" w:cs="Courier New" w:hint="default"/>
+        <w:rFonts w:hint="default" w:ascii="Courier New" w:hAnsi="Courier New" w:cs="Courier New"/>
       </w:rPr>
     </w:lvl>
     <w:lvl w:ilvl="5" w:tplc="240A0005" w:tentative="1">
@@ -35953,7 +35238,7 @@
         <w:ind w:left="4320" w:hanging="360"/>
       </w:pPr>
       <w:rPr>
-        <w:rFonts w:ascii="Wingdings" w:hAnsi="Wingdings" w:hint="default"/>
+        <w:rFonts w:hint="default" w:ascii="Wingdings" w:hAnsi="Wingdings"/>
       </w:rPr>
     </w:lvl>
     <w:lvl w:ilvl="6" w:tplc="240A0001" w:tentative="1">
@@ -35965,7 +35250,7 @@
         <w:ind w:left="5040" w:hanging="360"/>
       </w:pPr>
       <w:rPr>
-        <w:rFonts w:ascii="Symbol" w:hAnsi="Symbol" w:hint="default"/>
+        <w:rFonts w:hint="default" w:ascii="Symbol" w:hAnsi="Symbol"/>
       </w:rPr>
     </w:lvl>
     <w:lvl w:ilvl="7" w:tplc="240A0003" w:tentative="1">
@@ -35977,7 +35262,7 @@
         <w:ind w:left="5760" w:hanging="360"/>
       </w:pPr>
       <w:rPr>
-        <w:rFonts w:ascii="Courier New" w:hAnsi="Courier New" w:cs="Courier New" w:hint="default"/>
+        <w:rFonts w:hint="default" w:ascii="Courier New" w:hAnsi="Courier New" w:cs="Courier New"/>
       </w:rPr>
     </w:lvl>
     <w:lvl w:ilvl="8" w:tplc="240A0005" w:tentative="1">
@@ -35989,7 +35274,7 @@
         <w:ind w:left="6480" w:hanging="360"/>
       </w:pPr>
       <w:rPr>
-        <w:rFonts w:ascii="Wingdings" w:hAnsi="Wingdings" w:hint="default"/>
+        <w:rFonts w:hint="default" w:ascii="Wingdings" w:hAnsi="Wingdings"/>
       </w:rPr>
     </w:lvl>
   </w:abstractNum>
@@ -36006,7 +35291,7 @@
         <w:ind w:left="720" w:hanging="360"/>
       </w:pPr>
       <w:rPr>
-        <w:rFonts w:ascii="Wingdings" w:hAnsi="Wingdings" w:hint="default"/>
+        <w:rFonts w:hint="default" w:ascii="Wingdings" w:hAnsi="Wingdings"/>
       </w:rPr>
     </w:lvl>
     <w:lvl w:ilvl="1" w:tplc="240A0003" w:tentative="1">
@@ -36018,7 +35303,7 @@
         <w:ind w:left="1440" w:hanging="360"/>
       </w:pPr>
       <w:rPr>
-        <w:rFonts w:ascii="Courier New" w:hAnsi="Courier New" w:cs="Courier New" w:hint="default"/>
+        <w:rFonts w:hint="default" w:ascii="Courier New" w:hAnsi="Courier New" w:cs="Courier New"/>
       </w:rPr>
     </w:lvl>
     <w:lvl w:ilvl="2" w:tplc="240A0005" w:tentative="1">
@@ -36030,7 +35315,7 @@
         <w:ind w:left="2160" w:hanging="360"/>
       </w:pPr>
       <w:rPr>
-        <w:rFonts w:ascii="Wingdings" w:hAnsi="Wingdings" w:hint="default"/>
+        <w:rFonts w:hint="default" w:ascii="Wingdings" w:hAnsi="Wingdings"/>
       </w:rPr>
     </w:lvl>
     <w:lvl w:ilvl="3" w:tplc="240A0001" w:tentative="1">
@@ -36042,7 +35327,7 @@
         <w:ind w:left="2880" w:hanging="360"/>
       </w:pPr>
       <w:rPr>
-        <w:rFonts w:ascii="Symbol" w:hAnsi="Symbol" w:hint="default"/>
+        <w:rFonts w:hint="default" w:ascii="Symbol" w:hAnsi="Symbol"/>
       </w:rPr>
     </w:lvl>
     <w:lvl w:ilvl="4" w:tplc="240A0003" w:tentative="1">
@@ -36054,7 +35339,7 @@
         <w:ind w:left="3600" w:hanging="360"/>
       </w:pPr>
       <w:rPr>
-        <w:rFonts w:ascii="Courier New" w:hAnsi="Courier New" w:cs="Courier New" w:hint="default"/>
+        <w:rFonts w:hint="default" w:ascii="Courier New" w:hAnsi="Courier New" w:cs="Courier New"/>
       </w:rPr>
     </w:lvl>
     <w:lvl w:ilvl="5" w:tplc="240A0005" w:tentative="1">
@@ -36066,7 +35351,7 @@
         <w:ind w:left="4320" w:hanging="360"/>
       </w:pPr>
       <w:rPr>
-        <w:rFonts w:ascii="Wingdings" w:hAnsi="Wingdings" w:hint="default"/>
+        <w:rFonts w:hint="default" w:ascii="Wingdings" w:hAnsi="Wingdings"/>
       </w:rPr>
     </w:lvl>
     <w:lvl w:ilvl="6" w:tplc="240A0001" w:tentative="1">
@@ -36078,7 +35363,7 @@
         <w:ind w:left="5040" w:hanging="360"/>
       </w:pPr>
       <w:rPr>
-        <w:rFonts w:ascii="Symbol" w:hAnsi="Symbol" w:hint="default"/>
+        <w:rFonts w:hint="default" w:ascii="Symbol" w:hAnsi="Symbol"/>
       </w:rPr>
     </w:lvl>
     <w:lvl w:ilvl="7" w:tplc="240A0003" w:tentative="1">
@@ -36090,7 +35375,7 @@
         <w:ind w:left="5760" w:hanging="360"/>
       </w:pPr>
       <w:rPr>
-        <w:rFonts w:ascii="Courier New" w:hAnsi="Courier New" w:cs="Courier New" w:hint="default"/>
+        <w:rFonts w:hint="default" w:ascii="Courier New" w:hAnsi="Courier New" w:cs="Courier New"/>
       </w:rPr>
     </w:lvl>
     <w:lvl w:ilvl="8" w:tplc="240A0005" w:tentative="1">
@@ -36102,7 +35387,7 @@
         <w:ind w:left="6480" w:hanging="360"/>
       </w:pPr>
       <w:rPr>
-        <w:rFonts w:ascii="Wingdings" w:hAnsi="Wingdings" w:hint="default"/>
+        <w:rFonts w:hint="default" w:ascii="Wingdings" w:hAnsi="Wingdings"/>
       </w:rPr>
     </w:lvl>
   </w:abstractNum>
@@ -36119,7 +35404,7 @@
         <w:ind w:left="720" w:hanging="360"/>
       </w:pPr>
       <w:rPr>
-        <w:rFonts w:ascii="Wingdings" w:hAnsi="Wingdings" w:hint="default"/>
+        <w:rFonts w:hint="default" w:ascii="Wingdings" w:hAnsi="Wingdings"/>
       </w:rPr>
     </w:lvl>
     <w:lvl w:ilvl="1" w:tplc="540A0003" w:tentative="1">
@@ -36131,7 +35416,7 @@
         <w:ind w:left="1440" w:hanging="360"/>
       </w:pPr>
       <w:rPr>
-        <w:rFonts w:ascii="Courier New" w:hAnsi="Courier New" w:cs="Courier New" w:hint="default"/>
+        <w:rFonts w:hint="default" w:ascii="Courier New" w:hAnsi="Courier New" w:cs="Courier New"/>
       </w:rPr>
     </w:lvl>
     <w:lvl w:ilvl="2" w:tplc="540A0005" w:tentative="1">
@@ -36143,7 +35428,7 @@
         <w:ind w:left="2160" w:hanging="360"/>
       </w:pPr>
       <w:rPr>
-        <w:rFonts w:ascii="Wingdings" w:hAnsi="Wingdings" w:hint="default"/>
+        <w:rFonts w:hint="default" w:ascii="Wingdings" w:hAnsi="Wingdings"/>
       </w:rPr>
     </w:lvl>
     <w:lvl w:ilvl="3" w:tplc="540A0001" w:tentative="1">
@@ -36155,7 +35440,7 @@
         <w:ind w:left="2880" w:hanging="360"/>
       </w:pPr>
       <w:rPr>
-        <w:rFonts w:ascii="Symbol" w:hAnsi="Symbol" w:hint="default"/>
+        <w:rFonts w:hint="default" w:ascii="Symbol" w:hAnsi="Symbol"/>
       </w:rPr>
     </w:lvl>
     <w:lvl w:ilvl="4" w:tplc="540A0003" w:tentative="1">
@@ -36167,7 +35452,7 @@
         <w:ind w:left="3600" w:hanging="360"/>
       </w:pPr>
       <w:rPr>
-        <w:rFonts w:ascii="Courier New" w:hAnsi="Courier New" w:cs="Courier New" w:hint="default"/>
+        <w:rFonts w:hint="default" w:ascii="Courier New" w:hAnsi="Courier New" w:cs="Courier New"/>
       </w:rPr>
     </w:lvl>
     <w:lvl w:ilvl="5" w:tplc="540A0005" w:tentative="1">
@@ -36179,7 +35464,7 @@
         <w:ind w:left="4320" w:hanging="360"/>
       </w:pPr>
       <w:rPr>
-        <w:rFonts w:ascii="Wingdings" w:hAnsi="Wingdings" w:hint="default"/>
+        <w:rFonts w:hint="default" w:ascii="Wingdings" w:hAnsi="Wingdings"/>
       </w:rPr>
     </w:lvl>
     <w:lvl w:ilvl="6" w:tplc="540A0001" w:tentative="1">
@@ -36191,7 +35476,7 @@
         <w:ind w:left="5040" w:hanging="360"/>
       </w:pPr>
       <w:rPr>
-        <w:rFonts w:ascii="Symbol" w:hAnsi="Symbol" w:hint="default"/>
+        <w:rFonts w:hint="default" w:ascii="Symbol" w:hAnsi="Symbol"/>
       </w:rPr>
     </w:lvl>
     <w:lvl w:ilvl="7" w:tplc="540A0003" w:tentative="1">
@@ -36203,7 +35488,7 @@
         <w:ind w:left="5760" w:hanging="360"/>
       </w:pPr>
       <w:rPr>
-        <w:rFonts w:ascii="Courier New" w:hAnsi="Courier New" w:cs="Courier New" w:hint="default"/>
+        <w:rFonts w:hint="default" w:ascii="Courier New" w:hAnsi="Courier New" w:cs="Courier New"/>
       </w:rPr>
     </w:lvl>
     <w:lvl w:ilvl="8" w:tplc="540A0005" w:tentative="1">
@@ -36215,7 +35500,7 @@
         <w:ind w:left="6480" w:hanging="360"/>
       </w:pPr>
       <w:rPr>
-        <w:rFonts w:ascii="Wingdings" w:hAnsi="Wingdings" w:hint="default"/>
+        <w:rFonts w:hint="default" w:ascii="Wingdings" w:hAnsi="Wingdings"/>
       </w:rPr>
     </w:lvl>
   </w:abstractNum>
@@ -36232,7 +35517,7 @@
         <w:ind w:left="720" w:hanging="360"/>
       </w:pPr>
       <w:rPr>
-        <w:rFonts w:ascii="Wingdings" w:hAnsi="Wingdings" w:hint="default"/>
+        <w:rFonts w:hint="default" w:ascii="Wingdings" w:hAnsi="Wingdings"/>
       </w:rPr>
     </w:lvl>
     <w:lvl w:ilvl="1" w:tplc="540A0003" w:tentative="1">
@@ -36244,7 +35529,7 @@
         <w:ind w:left="1440" w:hanging="360"/>
       </w:pPr>
       <w:rPr>
-        <w:rFonts w:ascii="Courier New" w:hAnsi="Courier New" w:cs="Courier New" w:hint="default"/>
+        <w:rFonts w:hint="default" w:ascii="Courier New" w:hAnsi="Courier New" w:cs="Courier New"/>
       </w:rPr>
     </w:lvl>
     <w:lvl w:ilvl="2" w:tplc="540A0005" w:tentative="1">
@@ -36256,7 +35541,7 @@
         <w:ind w:left="2160" w:hanging="360"/>
       </w:pPr>
       <w:rPr>
-        <w:rFonts w:ascii="Wingdings" w:hAnsi="Wingdings" w:hint="default"/>
+        <w:rFonts w:hint="default" w:ascii="Wingdings" w:hAnsi="Wingdings"/>
       </w:rPr>
     </w:lvl>
     <w:lvl w:ilvl="3" w:tplc="540A0001" w:tentative="1">
@@ -36268,7 +35553,7 @@
         <w:ind w:left="2880" w:hanging="360"/>
       </w:pPr>
       <w:rPr>
-        <w:rFonts w:ascii="Symbol" w:hAnsi="Symbol" w:hint="default"/>
+        <w:rFonts w:hint="default" w:ascii="Symbol" w:hAnsi="Symbol"/>
       </w:rPr>
     </w:lvl>
     <w:lvl w:ilvl="4" w:tplc="540A0003" w:tentative="1">
@@ -36280,7 +35565,7 @@
         <w:ind w:left="3600" w:hanging="360"/>
       </w:pPr>
       <w:rPr>
-        <w:rFonts w:ascii="Courier New" w:hAnsi="Courier New" w:cs="Courier New" w:hint="default"/>
+        <w:rFonts w:hint="default" w:ascii="Courier New" w:hAnsi="Courier New" w:cs="Courier New"/>
       </w:rPr>
     </w:lvl>
     <w:lvl w:ilvl="5" w:tplc="540A0005" w:tentative="1">
@@ -36292,7 +35577,7 @@
         <w:ind w:left="4320" w:hanging="360"/>
       </w:pPr>
       <w:rPr>
-        <w:rFonts w:ascii="Wingdings" w:hAnsi="Wingdings" w:hint="default"/>
+        <w:rFonts w:hint="default" w:ascii="Wingdings" w:hAnsi="Wingdings"/>
       </w:rPr>
     </w:lvl>
     <w:lvl w:ilvl="6" w:tplc="540A0001" w:tentative="1">
@@ -36304,7 +35589,7 @@
         <w:ind w:left="5040" w:hanging="360"/>
       </w:pPr>
       <w:rPr>
-        <w:rFonts w:ascii="Symbol" w:hAnsi="Symbol" w:hint="default"/>
+        <w:rFonts w:hint="default" w:ascii="Symbol" w:hAnsi="Symbol"/>
       </w:rPr>
     </w:lvl>
     <w:lvl w:ilvl="7" w:tplc="540A0003" w:tentative="1">
@@ -36316,7 +35601,7 @@
         <w:ind w:left="5760" w:hanging="360"/>
       </w:pPr>
       <w:rPr>
-        <w:rFonts w:ascii="Courier New" w:hAnsi="Courier New" w:cs="Courier New" w:hint="default"/>
+        <w:rFonts w:hint="default" w:ascii="Courier New" w:hAnsi="Courier New" w:cs="Courier New"/>
       </w:rPr>
     </w:lvl>
     <w:lvl w:ilvl="8" w:tplc="540A0005" w:tentative="1">
@@ -36328,7 +35613,7 @@
         <w:ind w:left="6480" w:hanging="360"/>
       </w:pPr>
       <w:rPr>
-        <w:rFonts w:ascii="Wingdings" w:hAnsi="Wingdings" w:hint="default"/>
+        <w:rFonts w:hint="default" w:ascii="Wingdings" w:hAnsi="Wingdings"/>
       </w:rPr>
     </w:lvl>
   </w:abstractNum>
@@ -36345,7 +35630,7 @@
         <w:ind w:left="720" w:hanging="360"/>
       </w:pPr>
       <w:rPr>
-        <w:rFonts w:ascii="Symbol" w:hAnsi="Symbol" w:hint="default"/>
+        <w:rFonts w:hint="default" w:ascii="Symbol" w:hAnsi="Symbol"/>
       </w:rPr>
     </w:lvl>
     <w:lvl w:ilvl="1" w:tplc="540A0003" w:tentative="1">
@@ -36357,7 +35642,7 @@
         <w:ind w:left="1440" w:hanging="360"/>
       </w:pPr>
       <w:rPr>
-        <w:rFonts w:ascii="Courier New" w:hAnsi="Courier New" w:cs="Courier New" w:hint="default"/>
+        <w:rFonts w:hint="default" w:ascii="Courier New" w:hAnsi="Courier New" w:cs="Courier New"/>
       </w:rPr>
     </w:lvl>
     <w:lvl w:ilvl="2" w:tplc="540A0005" w:tentative="1">
@@ -36369,7 +35654,7 @@
         <w:ind w:left="2160" w:hanging="360"/>
       </w:pPr>
       <w:rPr>
-        <w:rFonts w:ascii="Wingdings" w:hAnsi="Wingdings" w:hint="default"/>
+        <w:rFonts w:hint="default" w:ascii="Wingdings" w:hAnsi="Wingdings"/>
       </w:rPr>
     </w:lvl>
     <w:lvl w:ilvl="3" w:tplc="540A0001" w:tentative="1">
@@ -36381,7 +35666,7 @@
         <w:ind w:left="2880" w:hanging="360"/>
       </w:pPr>
       <w:rPr>
-        <w:rFonts w:ascii="Symbol" w:hAnsi="Symbol" w:hint="default"/>
+        <w:rFonts w:hint="default" w:ascii="Symbol" w:hAnsi="Symbol"/>
       </w:rPr>
     </w:lvl>
     <w:lvl w:ilvl="4" w:tplc="540A0003" w:tentative="1">
@@ -36393,7 +35678,7 @@
         <w:ind w:left="3600" w:hanging="360"/>
       </w:pPr>
       <w:rPr>
-        <w:rFonts w:ascii="Courier New" w:hAnsi="Courier New" w:cs="Courier New" w:hint="default"/>
+        <w:rFonts w:hint="default" w:ascii="Courier New" w:hAnsi="Courier New" w:cs="Courier New"/>
       </w:rPr>
     </w:lvl>
     <w:lvl w:ilvl="5" w:tplc="540A0005" w:tentative="1">
@@ -36405,7 +35690,7 @@
         <w:ind w:left="4320" w:hanging="360"/>
       </w:pPr>
       <w:rPr>
-        <w:rFonts w:ascii="Wingdings" w:hAnsi="Wingdings" w:hint="default"/>
+        <w:rFonts w:hint="default" w:ascii="Wingdings" w:hAnsi="Wingdings"/>
       </w:rPr>
     </w:lvl>
     <w:lvl w:ilvl="6" w:tplc="540A0001" w:tentative="1">
@@ -36417,7 +35702,7 @@
         <w:ind w:left="5040" w:hanging="360"/>
       </w:pPr>
       <w:rPr>
-        <w:rFonts w:ascii="Symbol" w:hAnsi="Symbol" w:hint="default"/>
+        <w:rFonts w:hint="default" w:ascii="Symbol" w:hAnsi="Symbol"/>
       </w:rPr>
     </w:lvl>
     <w:lvl w:ilvl="7" w:tplc="540A0003" w:tentative="1">
@@ -36429,7 +35714,7 @@
         <w:ind w:left="5760" w:hanging="360"/>
       </w:pPr>
       <w:rPr>
-        <w:rFonts w:ascii="Courier New" w:hAnsi="Courier New" w:cs="Courier New" w:hint="default"/>
+        <w:rFonts w:hint="default" w:ascii="Courier New" w:hAnsi="Courier New" w:cs="Courier New"/>
       </w:rPr>
     </w:lvl>
     <w:lvl w:ilvl="8" w:tplc="540A0005" w:tentative="1">
@@ -36441,7 +35726,7 @@
         <w:ind w:left="6480" w:hanging="360"/>
       </w:pPr>
       <w:rPr>
-        <w:rFonts w:ascii="Wingdings" w:hAnsi="Wingdings" w:hint="default"/>
+        <w:rFonts w:hint="default" w:ascii="Wingdings" w:hAnsi="Wingdings"/>
       </w:rPr>
     </w:lvl>
   </w:abstractNum>
@@ -36458,7 +35743,7 @@
         <w:ind w:left="720" w:hanging="360"/>
       </w:pPr>
       <w:rPr>
-        <w:rFonts w:ascii="Symbol" w:hAnsi="Symbol" w:hint="default"/>
+        <w:rFonts w:hint="default" w:ascii="Symbol" w:hAnsi="Symbol"/>
       </w:rPr>
     </w:lvl>
     <w:lvl w:ilvl="1" w:tplc="240A0003" w:tentative="1">
@@ -36470,7 +35755,7 @@
         <w:ind w:left="1440" w:hanging="360"/>
       </w:pPr>
       <w:rPr>
-        <w:rFonts w:ascii="Courier New" w:hAnsi="Courier New" w:cs="Courier New" w:hint="default"/>
+        <w:rFonts w:hint="default" w:ascii="Courier New" w:hAnsi="Courier New" w:cs="Courier New"/>
       </w:rPr>
     </w:lvl>
     <w:lvl w:ilvl="2" w:tplc="240A0005" w:tentative="1">
@@ -36482,7 +35767,7 @@
         <w:ind w:left="2160" w:hanging="360"/>
       </w:pPr>
       <w:rPr>
-        <w:rFonts w:ascii="Wingdings" w:hAnsi="Wingdings" w:hint="default"/>
+        <w:rFonts w:hint="default" w:ascii="Wingdings" w:hAnsi="Wingdings"/>
       </w:rPr>
     </w:lvl>
     <w:lvl w:ilvl="3" w:tplc="240A0001" w:tentative="1">
@@ -36494,7 +35779,7 @@
         <w:ind w:left="2880" w:hanging="360"/>
       </w:pPr>
       <w:rPr>
-        <w:rFonts w:ascii="Symbol" w:hAnsi="Symbol" w:hint="default"/>
+        <w:rFonts w:hint="default" w:ascii="Symbol" w:hAnsi="Symbol"/>
       </w:rPr>
     </w:lvl>
     <w:lvl w:ilvl="4" w:tplc="240A0003" w:tentative="1">
@@ -36506,7 +35791,7 @@
         <w:ind w:left="3600" w:hanging="360"/>
       </w:pPr>
       <w:rPr>
-        <w:rFonts w:ascii="Courier New" w:hAnsi="Courier New" w:cs="Courier New" w:hint="default"/>
+        <w:rFonts w:hint="default" w:ascii="Courier New" w:hAnsi="Courier New" w:cs="Courier New"/>
       </w:rPr>
     </w:lvl>
     <w:lvl w:ilvl="5" w:tplc="240A0005" w:tentative="1">
@@ -36518,7 +35803,7 @@
         <w:ind w:left="4320" w:hanging="360"/>
       </w:pPr>
       <w:rPr>
-        <w:rFonts w:ascii="Wingdings" w:hAnsi="Wingdings" w:hint="default"/>
+        <w:rFonts w:hint="default" w:ascii="Wingdings" w:hAnsi="Wingdings"/>
       </w:rPr>
     </w:lvl>
     <w:lvl w:ilvl="6" w:tplc="240A0001" w:tentative="1">
@@ -36530,7 +35815,7 @@
         <w:ind w:left="5040" w:hanging="360"/>
       </w:pPr>
       <w:rPr>
-        <w:rFonts w:ascii="Symbol" w:hAnsi="Symbol" w:hint="default"/>
+        <w:rFonts w:hint="default" w:ascii="Symbol" w:hAnsi="Symbol"/>
       </w:rPr>
     </w:lvl>
     <w:lvl w:ilvl="7" w:tplc="240A0003" w:tentative="1">
@@ -36542,7 +35827,7 @@
         <w:ind w:left="5760" w:hanging="360"/>
       </w:pPr>
       <w:rPr>
-        <w:rFonts w:ascii="Courier New" w:hAnsi="Courier New" w:cs="Courier New" w:hint="default"/>
+        <w:rFonts w:hint="default" w:ascii="Courier New" w:hAnsi="Courier New" w:cs="Courier New"/>
       </w:rPr>
     </w:lvl>
     <w:lvl w:ilvl="8" w:tplc="240A0005" w:tentative="1">
@@ -36554,7 +35839,7 @@
         <w:ind w:left="6480" w:hanging="360"/>
       </w:pPr>
       <w:rPr>
-        <w:rFonts w:ascii="Wingdings" w:hAnsi="Wingdings" w:hint="default"/>
+        <w:rFonts w:hint="default" w:ascii="Wingdings" w:hAnsi="Wingdings"/>
       </w:rPr>
     </w:lvl>
   </w:abstractNum>
@@ -36571,7 +35856,7 @@
         <w:ind w:left="720" w:hanging="360"/>
       </w:pPr>
       <w:rPr>
-        <w:rFonts w:ascii="Wingdings" w:hAnsi="Wingdings" w:hint="default"/>
+        <w:rFonts w:hint="default" w:ascii="Wingdings" w:hAnsi="Wingdings"/>
       </w:rPr>
     </w:lvl>
     <w:lvl w:ilvl="1" w:tplc="540A0003" w:tentative="1">
@@ -36583,7 +35868,7 @@
         <w:ind w:left="1440" w:hanging="360"/>
       </w:pPr>
       <w:rPr>
-        <w:rFonts w:ascii="Courier New" w:hAnsi="Courier New" w:cs="Courier New" w:hint="default"/>
+        <w:rFonts w:hint="default" w:ascii="Courier New" w:hAnsi="Courier New" w:cs="Courier New"/>
       </w:rPr>
     </w:lvl>
     <w:lvl w:ilvl="2" w:tplc="540A0005" w:tentative="1">
@@ -36595,7 +35880,7 @@
         <w:ind w:left="2160" w:hanging="360"/>
       </w:pPr>
       <w:rPr>
-        <w:rFonts w:ascii="Wingdings" w:hAnsi="Wingdings" w:hint="default"/>
+        <w:rFonts w:hint="default" w:ascii="Wingdings" w:hAnsi="Wingdings"/>
       </w:rPr>
     </w:lvl>
     <w:lvl w:ilvl="3" w:tplc="540A0001" w:tentative="1">
@@ -36607,7 +35892,7 @@
         <w:ind w:left="2880" w:hanging="360"/>
       </w:pPr>
       <w:rPr>
-        <w:rFonts w:ascii="Symbol" w:hAnsi="Symbol" w:hint="default"/>
+        <w:rFonts w:hint="default" w:ascii="Symbol" w:hAnsi="Symbol"/>
       </w:rPr>
     </w:lvl>
     <w:lvl w:ilvl="4" w:tplc="540A0003" w:tentative="1">
@@ -36619,7 +35904,7 @@
         <w:ind w:left="3600" w:hanging="360"/>
       </w:pPr>
       <w:rPr>
-        <w:rFonts w:ascii="Courier New" w:hAnsi="Courier New" w:cs="Courier New" w:hint="default"/>
+        <w:rFonts w:hint="default" w:ascii="Courier New" w:hAnsi="Courier New" w:cs="Courier New"/>
       </w:rPr>
     </w:lvl>
     <w:lvl w:ilvl="5" w:tplc="540A0005" w:tentative="1">
@@ -36631,7 +35916,7 @@
         <w:ind w:left="4320" w:hanging="360"/>
       </w:pPr>
       <w:rPr>
-        <w:rFonts w:ascii="Wingdings" w:hAnsi="Wingdings" w:hint="default"/>
+        <w:rFonts w:hint="default" w:ascii="Wingdings" w:hAnsi="Wingdings"/>
       </w:rPr>
     </w:lvl>
     <w:lvl w:ilvl="6" w:tplc="540A0001" w:tentative="1">
@@ -36643,7 +35928,7 @@
         <w:ind w:left="5040" w:hanging="360"/>
       </w:pPr>
       <w:rPr>
-        <w:rFonts w:ascii="Symbol" w:hAnsi="Symbol" w:hint="default"/>
+        <w:rFonts w:hint="default" w:ascii="Symbol" w:hAnsi="Symbol"/>
       </w:rPr>
     </w:lvl>
     <w:lvl w:ilvl="7" w:tplc="540A0003" w:tentative="1">
@@ -36655,7 +35940,7 @@
         <w:ind w:left="5760" w:hanging="360"/>
       </w:pPr>
       <w:rPr>
-        <w:rFonts w:ascii="Courier New" w:hAnsi="Courier New" w:cs="Courier New" w:hint="default"/>
+        <w:rFonts w:hint="default" w:ascii="Courier New" w:hAnsi="Courier New" w:cs="Courier New"/>
       </w:rPr>
     </w:lvl>
     <w:lvl w:ilvl="8" w:tplc="540A0005" w:tentative="1">
@@ -36667,7 +35952,7 @@
         <w:ind w:left="6480" w:hanging="360"/>
       </w:pPr>
       <w:rPr>
-        <w:rFonts w:ascii="Wingdings" w:hAnsi="Wingdings" w:hint="default"/>
+        <w:rFonts w:hint="default" w:ascii="Wingdings" w:hAnsi="Wingdings"/>
       </w:rPr>
     </w:lvl>
   </w:abstractNum>
@@ -36687,7 +35972,7 @@
         <w:ind w:left="720" w:hanging="360"/>
       </w:pPr>
       <w:rPr>
-        <w:rFonts w:ascii="Wingdings" w:hAnsi="Wingdings" w:hint="default"/>
+        <w:rFonts w:hint="default" w:ascii="Wingdings" w:hAnsi="Wingdings"/>
         <w:sz w:val="20"/>
       </w:rPr>
     </w:lvl>
@@ -36703,7 +35988,7 @@
         <w:ind w:left="1440" w:hanging="360"/>
       </w:pPr>
       <w:rPr>
-        <w:rFonts w:ascii="Courier New" w:hAnsi="Courier New" w:hint="default"/>
+        <w:rFonts w:hint="default" w:ascii="Courier New" w:hAnsi="Courier New"/>
         <w:sz w:val="20"/>
       </w:rPr>
     </w:lvl>
@@ -36719,7 +36004,7 @@
         <w:ind w:left="2160" w:hanging="360"/>
       </w:pPr>
       <w:rPr>
-        <w:rFonts w:ascii="Wingdings" w:hAnsi="Wingdings" w:hint="default"/>
+        <w:rFonts w:hint="default" w:ascii="Wingdings" w:hAnsi="Wingdings"/>
         <w:sz w:val="20"/>
       </w:rPr>
     </w:lvl>
@@ -36735,7 +36020,7 @@
         <w:ind w:left="2880" w:hanging="360"/>
       </w:pPr>
       <w:rPr>
-        <w:rFonts w:ascii="Wingdings" w:hAnsi="Wingdings" w:hint="default"/>
+        <w:rFonts w:hint="default" w:ascii="Wingdings" w:hAnsi="Wingdings"/>
         <w:sz w:val="20"/>
       </w:rPr>
     </w:lvl>
@@ -36751,7 +36036,7 @@
         <w:ind w:left="3600" w:hanging="360"/>
       </w:pPr>
       <w:rPr>
-        <w:rFonts w:ascii="Wingdings" w:hAnsi="Wingdings" w:hint="default"/>
+        <w:rFonts w:hint="default" w:ascii="Wingdings" w:hAnsi="Wingdings"/>
         <w:sz w:val="20"/>
       </w:rPr>
     </w:lvl>
@@ -36767,7 +36052,7 @@
         <w:ind w:left="4320" w:hanging="360"/>
       </w:pPr>
       <w:rPr>
-        <w:rFonts w:ascii="Wingdings" w:hAnsi="Wingdings" w:hint="default"/>
+        <w:rFonts w:hint="default" w:ascii="Wingdings" w:hAnsi="Wingdings"/>
         <w:sz w:val="20"/>
       </w:rPr>
     </w:lvl>
@@ -36783,7 +36068,7 @@
         <w:ind w:left="5040" w:hanging="360"/>
       </w:pPr>
       <w:rPr>
-        <w:rFonts w:ascii="Wingdings" w:hAnsi="Wingdings" w:hint="default"/>
+        <w:rFonts w:hint="default" w:ascii="Wingdings" w:hAnsi="Wingdings"/>
         <w:sz w:val="20"/>
       </w:rPr>
     </w:lvl>
@@ -36799,7 +36084,7 @@
         <w:ind w:left="5760" w:hanging="360"/>
       </w:pPr>
       <w:rPr>
-        <w:rFonts w:ascii="Wingdings" w:hAnsi="Wingdings" w:hint="default"/>
+        <w:rFonts w:hint="default" w:ascii="Wingdings" w:hAnsi="Wingdings"/>
         <w:sz w:val="20"/>
       </w:rPr>
     </w:lvl>
@@ -36815,7 +36100,7 @@
         <w:ind w:left="6480" w:hanging="360"/>
       </w:pPr>
       <w:rPr>
-        <w:rFonts w:ascii="Wingdings" w:hAnsi="Wingdings" w:hint="default"/>
+        <w:rFonts w:hint="default" w:ascii="Wingdings" w:hAnsi="Wingdings"/>
         <w:sz w:val="20"/>
       </w:rPr>
     </w:lvl>
@@ -36833,7 +36118,7 @@
         <w:ind w:left="720" w:hanging="360"/>
       </w:pPr>
       <w:rPr>
-        <w:rFonts w:ascii="Wingdings" w:hAnsi="Wingdings" w:hint="default"/>
+        <w:rFonts w:hint="default" w:ascii="Wingdings" w:hAnsi="Wingdings"/>
       </w:rPr>
     </w:lvl>
     <w:lvl w:ilvl="1" w:tplc="240A0003" w:tentative="1">
@@ -36845,7 +36130,7 @@
         <w:ind w:left="1440" w:hanging="360"/>
       </w:pPr>
       <w:rPr>
-        <w:rFonts w:ascii="Courier New" w:hAnsi="Courier New" w:cs="Courier New" w:hint="default"/>
+        <w:rFonts w:hint="default" w:ascii="Courier New" w:hAnsi="Courier New" w:cs="Courier New"/>
       </w:rPr>
     </w:lvl>
     <w:lvl w:ilvl="2" w:tplc="240A0005" w:tentative="1">
@@ -36857,7 +36142,7 @@
         <w:ind w:left="2160" w:hanging="360"/>
       </w:pPr>
       <w:rPr>
-        <w:rFonts w:ascii="Wingdings" w:hAnsi="Wingdings" w:hint="default"/>
+        <w:rFonts w:hint="default" w:ascii="Wingdings" w:hAnsi="Wingdings"/>
       </w:rPr>
     </w:lvl>
     <w:lvl w:ilvl="3" w:tplc="240A0001" w:tentative="1">
@@ -36869,7 +36154,7 @@
         <w:ind w:left="2880" w:hanging="360"/>
       </w:pPr>
       <w:rPr>
-        <w:rFonts w:ascii="Symbol" w:hAnsi="Symbol" w:hint="default"/>
+        <w:rFonts w:hint="default" w:ascii="Symbol" w:hAnsi="Symbol"/>
       </w:rPr>
     </w:lvl>
     <w:lvl w:ilvl="4" w:tplc="240A0003" w:tentative="1">
@@ -36881,7 +36166,7 @@
         <w:ind w:left="3600" w:hanging="360"/>
       </w:pPr>
       <w:rPr>
-        <w:rFonts w:ascii="Courier New" w:hAnsi="Courier New" w:cs="Courier New" w:hint="default"/>
+        <w:rFonts w:hint="default" w:ascii="Courier New" w:hAnsi="Courier New" w:cs="Courier New"/>
       </w:rPr>
     </w:lvl>
     <w:lvl w:ilvl="5" w:tplc="240A0005" w:tentative="1">
@@ -36893,7 +36178,7 @@
         <w:ind w:left="4320" w:hanging="360"/>
       </w:pPr>
       <w:rPr>
-        <w:rFonts w:ascii="Wingdings" w:hAnsi="Wingdings" w:hint="default"/>
+        <w:rFonts w:hint="default" w:ascii="Wingdings" w:hAnsi="Wingdings"/>
       </w:rPr>
     </w:lvl>
     <w:lvl w:ilvl="6" w:tplc="240A0001" w:tentative="1">
@@ -36905,7 +36190,7 @@
         <w:ind w:left="5040" w:hanging="360"/>
       </w:pPr>
       <w:rPr>
-        <w:rFonts w:ascii="Symbol" w:hAnsi="Symbol" w:hint="default"/>
+        <w:rFonts w:hint="default" w:ascii="Symbol" w:hAnsi="Symbol"/>
       </w:rPr>
     </w:lvl>
     <w:lvl w:ilvl="7" w:tplc="240A0003" w:tentative="1">
@@ -36917,7 +36202,7 @@
         <w:ind w:left="5760" w:hanging="360"/>
       </w:pPr>
       <w:rPr>
-        <w:rFonts w:ascii="Courier New" w:hAnsi="Courier New" w:cs="Courier New" w:hint="default"/>
+        <w:rFonts w:hint="default" w:ascii="Courier New" w:hAnsi="Courier New" w:cs="Courier New"/>
       </w:rPr>
     </w:lvl>
     <w:lvl w:ilvl="8" w:tplc="240A0005" w:tentative="1">
@@ -36929,7 +36214,7 @@
         <w:ind w:left="6480" w:hanging="360"/>
       </w:pPr>
       <w:rPr>
-        <w:rFonts w:ascii="Wingdings" w:hAnsi="Wingdings" w:hint="default"/>
+        <w:rFonts w:hint="default" w:ascii="Wingdings" w:hAnsi="Wingdings"/>
       </w:rPr>
     </w:lvl>
   </w:abstractNum>
@@ -37035,7 +36320,7 @@
         <w:ind w:left="720" w:hanging="360"/>
       </w:pPr>
       <w:rPr>
-        <w:rFonts w:ascii="Symbol" w:hAnsi="Symbol" w:hint="default"/>
+        <w:rFonts w:hint="default" w:ascii="Symbol" w:hAnsi="Symbol"/>
       </w:rPr>
     </w:lvl>
     <w:lvl w:ilvl="1" w:tplc="540A0003" w:tentative="1">
@@ -37047,7 +36332,7 @@
         <w:ind w:left="1440" w:hanging="360"/>
       </w:pPr>
       <w:rPr>
-        <w:rFonts w:ascii="Courier New" w:hAnsi="Courier New" w:cs="Courier New" w:hint="default"/>
+        <w:rFonts w:hint="default" w:ascii="Courier New" w:hAnsi="Courier New" w:cs="Courier New"/>
       </w:rPr>
     </w:lvl>
     <w:lvl w:ilvl="2" w:tplc="540A0005" w:tentative="1">
@@ -37059,7 +36344,7 @@
         <w:ind w:left="2160" w:hanging="360"/>
       </w:pPr>
       <w:rPr>
-        <w:rFonts w:ascii="Wingdings" w:hAnsi="Wingdings" w:hint="default"/>
+        <w:rFonts w:hint="default" w:ascii="Wingdings" w:hAnsi="Wingdings"/>
       </w:rPr>
     </w:lvl>
     <w:lvl w:ilvl="3" w:tplc="540A0001" w:tentative="1">
@@ -37071,7 +36356,7 @@
         <w:ind w:left="2880" w:hanging="360"/>
       </w:pPr>
       <w:rPr>
-        <w:rFonts w:ascii="Symbol" w:hAnsi="Symbol" w:hint="default"/>
+        <w:rFonts w:hint="default" w:ascii="Symbol" w:hAnsi="Symbol"/>
       </w:rPr>
     </w:lvl>
     <w:lvl w:ilvl="4" w:tplc="540A0003" w:tentative="1">
@@ -37083,7 +36368,7 @@
         <w:ind w:left="3600" w:hanging="360"/>
       </w:pPr>
       <w:rPr>
-        <w:rFonts w:ascii="Courier New" w:hAnsi="Courier New" w:cs="Courier New" w:hint="default"/>
+        <w:rFonts w:hint="default" w:ascii="Courier New" w:hAnsi="Courier New" w:cs="Courier New"/>
       </w:rPr>
     </w:lvl>
     <w:lvl w:ilvl="5" w:tplc="540A0005" w:tentative="1">
@@ -37095,7 +36380,7 @@
         <w:ind w:left="4320" w:hanging="360"/>
       </w:pPr>
       <w:rPr>
-        <w:rFonts w:ascii="Wingdings" w:hAnsi="Wingdings" w:hint="default"/>
+        <w:rFonts w:hint="default" w:ascii="Wingdings" w:hAnsi="Wingdings"/>
       </w:rPr>
     </w:lvl>
     <w:lvl w:ilvl="6" w:tplc="540A0001" w:tentative="1">
@@ -37107,7 +36392,7 @@
         <w:ind w:left="5040" w:hanging="360"/>
       </w:pPr>
       <w:rPr>
-        <w:rFonts w:ascii="Symbol" w:hAnsi="Symbol" w:hint="default"/>
+        <w:rFonts w:hint="default" w:ascii="Symbol" w:hAnsi="Symbol"/>
       </w:rPr>
     </w:lvl>
     <w:lvl w:ilvl="7" w:tplc="540A0003" w:tentative="1">
@@ -37119,7 +36404,7 @@
         <w:ind w:left="5760" w:hanging="360"/>
       </w:pPr>
       <w:rPr>
-        <w:rFonts w:ascii="Courier New" w:hAnsi="Courier New" w:cs="Courier New" w:hint="default"/>
+        <w:rFonts w:hint="default" w:ascii="Courier New" w:hAnsi="Courier New" w:cs="Courier New"/>
       </w:rPr>
     </w:lvl>
     <w:lvl w:ilvl="8" w:tplc="540A0005" w:tentative="1">
@@ -37131,7 +36416,7 @@
         <w:ind w:left="6480" w:hanging="360"/>
       </w:pPr>
       <w:rPr>
-        <w:rFonts w:ascii="Wingdings" w:hAnsi="Wingdings" w:hint="default"/>
+        <w:rFonts w:hint="default" w:ascii="Wingdings" w:hAnsi="Wingdings"/>
       </w:rPr>
     </w:lvl>
   </w:abstractNum>
@@ -37148,7 +36433,7 @@
         <w:ind w:left="720" w:hanging="360"/>
       </w:pPr>
       <w:rPr>
-        <w:rFonts w:ascii="Arial" w:eastAsia="Arial" w:hAnsi="Arial" w:cs="Arial" w:hint="default"/>
+        <w:rFonts w:hint="default" w:ascii="Arial" w:hAnsi="Arial" w:eastAsia="Arial" w:cs="Arial"/>
       </w:rPr>
     </w:lvl>
     <w:lvl w:ilvl="1" w:tplc="540A0003" w:tentative="1">
@@ -37160,7 +36445,7 @@
         <w:ind w:left="1440" w:hanging="360"/>
       </w:pPr>
       <w:rPr>
-        <w:rFonts w:ascii="Courier New" w:hAnsi="Courier New" w:cs="Courier New" w:hint="default"/>
+        <w:rFonts w:hint="default" w:ascii="Courier New" w:hAnsi="Courier New" w:cs="Courier New"/>
       </w:rPr>
     </w:lvl>
     <w:lvl w:ilvl="2" w:tplc="540A0005" w:tentative="1">
@@ -37172,7 +36457,7 @@
         <w:ind w:left="2160" w:hanging="360"/>
       </w:pPr>
       <w:rPr>
-        <w:rFonts w:ascii="Wingdings" w:hAnsi="Wingdings" w:hint="default"/>
+        <w:rFonts w:hint="default" w:ascii="Wingdings" w:hAnsi="Wingdings"/>
       </w:rPr>
     </w:lvl>
     <w:lvl w:ilvl="3" w:tplc="540A0001" w:tentative="1">
@@ -37184,7 +36469,7 @@
         <w:ind w:left="2880" w:hanging="360"/>
       </w:pPr>
       <w:rPr>
-        <w:rFonts w:ascii="Symbol" w:hAnsi="Symbol" w:hint="default"/>
+        <w:rFonts w:hint="default" w:ascii="Symbol" w:hAnsi="Symbol"/>
       </w:rPr>
     </w:lvl>
     <w:lvl w:ilvl="4" w:tplc="540A0003" w:tentative="1">
@@ -37196,7 +36481,7 @@
         <w:ind w:left="3600" w:hanging="360"/>
       </w:pPr>
       <w:rPr>
-        <w:rFonts w:ascii="Courier New" w:hAnsi="Courier New" w:cs="Courier New" w:hint="default"/>
+        <w:rFonts w:hint="default" w:ascii="Courier New" w:hAnsi="Courier New" w:cs="Courier New"/>
       </w:rPr>
     </w:lvl>
     <w:lvl w:ilvl="5" w:tplc="540A0005" w:tentative="1">
@@ -37208,7 +36493,7 @@
         <w:ind w:left="4320" w:hanging="360"/>
       </w:pPr>
       <w:rPr>
-        <w:rFonts w:ascii="Wingdings" w:hAnsi="Wingdings" w:hint="default"/>
+        <w:rFonts w:hint="default" w:ascii="Wingdings" w:hAnsi="Wingdings"/>
       </w:rPr>
     </w:lvl>
     <w:lvl w:ilvl="6" w:tplc="540A0001" w:tentative="1">
@@ -37220,7 +36505,7 @@
         <w:ind w:left="5040" w:hanging="360"/>
       </w:pPr>
       <w:rPr>
-        <w:rFonts w:ascii="Symbol" w:hAnsi="Symbol" w:hint="default"/>
+        <w:rFonts w:hint="default" w:ascii="Symbol" w:hAnsi="Symbol"/>
       </w:rPr>
     </w:lvl>
     <w:lvl w:ilvl="7" w:tplc="540A0003" w:tentative="1">
@@ -37232,7 +36517,7 @@
         <w:ind w:left="5760" w:hanging="360"/>
       </w:pPr>
       <w:rPr>
-        <w:rFonts w:ascii="Courier New" w:hAnsi="Courier New" w:cs="Courier New" w:hint="default"/>
+        <w:rFonts w:hint="default" w:ascii="Courier New" w:hAnsi="Courier New" w:cs="Courier New"/>
       </w:rPr>
     </w:lvl>
     <w:lvl w:ilvl="8" w:tplc="540A0005" w:tentative="1">
@@ -37244,7 +36529,7 @@
         <w:ind w:left="6480" w:hanging="360"/>
       </w:pPr>
       <w:rPr>
-        <w:rFonts w:ascii="Wingdings" w:hAnsi="Wingdings" w:hint="default"/>
+        <w:rFonts w:hint="default" w:ascii="Wingdings" w:hAnsi="Wingdings"/>
       </w:rPr>
     </w:lvl>
   </w:abstractNum>
@@ -37261,7 +36546,7 @@
         <w:ind w:left="720" w:hanging="360"/>
       </w:pPr>
       <w:rPr>
-        <w:rFonts w:ascii="Symbol" w:hAnsi="Symbol" w:hint="default"/>
+        <w:rFonts w:hint="default" w:ascii="Symbol" w:hAnsi="Symbol"/>
       </w:rPr>
     </w:lvl>
     <w:lvl w:ilvl="1" w:tplc="540A0003" w:tentative="1">
@@ -37273,7 +36558,7 @@
         <w:ind w:left="1440" w:hanging="360"/>
       </w:pPr>
       <w:rPr>
-        <w:rFonts w:ascii="Courier New" w:hAnsi="Courier New" w:cs="Courier New" w:hint="default"/>
+        <w:rFonts w:hint="default" w:ascii="Courier New" w:hAnsi="Courier New" w:cs="Courier New"/>
       </w:rPr>
     </w:lvl>
     <w:lvl w:ilvl="2" w:tplc="540A0005" w:tentative="1">
@@ -37285,7 +36570,7 @@
         <w:ind w:left="2160" w:hanging="360"/>
       </w:pPr>
       <w:rPr>
-        <w:rFonts w:ascii="Wingdings" w:hAnsi="Wingdings" w:hint="default"/>
+        <w:rFonts w:hint="default" w:ascii="Wingdings" w:hAnsi="Wingdings"/>
       </w:rPr>
     </w:lvl>
     <w:lvl w:ilvl="3" w:tplc="540A0001" w:tentative="1">
@@ -37297,7 +36582,7 @@
         <w:ind w:left="2880" w:hanging="360"/>
       </w:pPr>
       <w:rPr>
-        <w:rFonts w:ascii="Symbol" w:hAnsi="Symbol" w:hint="default"/>
+        <w:rFonts w:hint="default" w:ascii="Symbol" w:hAnsi="Symbol"/>
       </w:rPr>
     </w:lvl>
     <w:lvl w:ilvl="4" w:tplc="540A0003" w:tentative="1">
@@ -37309,7 +36594,7 @@
         <w:ind w:left="3600" w:hanging="360"/>
       </w:pPr>
       <w:rPr>
-        <w:rFonts w:ascii="Courier New" w:hAnsi="Courier New" w:cs="Courier New" w:hint="default"/>
+        <w:rFonts w:hint="default" w:ascii="Courier New" w:hAnsi="Courier New" w:cs="Courier New"/>
       </w:rPr>
     </w:lvl>
     <w:lvl w:ilvl="5" w:tplc="540A0005" w:tentative="1">
@@ -37321,7 +36606,7 @@
         <w:ind w:left="4320" w:hanging="360"/>
       </w:pPr>
       <w:rPr>
-        <w:rFonts w:ascii="Wingdings" w:hAnsi="Wingdings" w:hint="default"/>
+        <w:rFonts w:hint="default" w:ascii="Wingdings" w:hAnsi="Wingdings"/>
       </w:rPr>
     </w:lvl>
     <w:lvl w:ilvl="6" w:tplc="540A0001" w:tentative="1">
@@ -37333,7 +36618,7 @@
         <w:ind w:left="5040" w:hanging="360"/>
       </w:pPr>
       <w:rPr>
-        <w:rFonts w:ascii="Symbol" w:hAnsi="Symbol" w:hint="default"/>
+        <w:rFonts w:hint="default" w:ascii="Symbol" w:hAnsi="Symbol"/>
       </w:rPr>
     </w:lvl>
     <w:lvl w:ilvl="7" w:tplc="540A0003" w:tentative="1">
@@ -37345,7 +36630,7 @@
         <w:ind w:left="5760" w:hanging="360"/>
       </w:pPr>
       <w:rPr>
-        <w:rFonts w:ascii="Courier New" w:hAnsi="Courier New" w:cs="Courier New" w:hint="default"/>
+        <w:rFonts w:hint="default" w:ascii="Courier New" w:hAnsi="Courier New" w:cs="Courier New"/>
       </w:rPr>
     </w:lvl>
     <w:lvl w:ilvl="8" w:tplc="540A0005" w:tentative="1">
@@ -37357,7 +36642,7 @@
         <w:ind w:left="6480" w:hanging="360"/>
       </w:pPr>
       <w:rPr>
-        <w:rFonts w:ascii="Wingdings" w:hAnsi="Wingdings" w:hint="default"/>
+        <w:rFonts w:hint="default" w:ascii="Wingdings" w:hAnsi="Wingdings"/>
       </w:rPr>
     </w:lvl>
   </w:abstractNum>
@@ -37374,7 +36659,7 @@
         <w:ind w:left="720" w:hanging="360"/>
       </w:pPr>
       <w:rPr>
-        <w:rFonts w:ascii="Symbol" w:hAnsi="Symbol" w:hint="default"/>
+        <w:rFonts w:hint="default" w:ascii="Symbol" w:hAnsi="Symbol"/>
       </w:rPr>
     </w:lvl>
     <w:lvl w:ilvl="1" w:tplc="540A0003" w:tentative="1">
@@ -37386,7 +36671,7 @@
         <w:ind w:left="1440" w:hanging="360"/>
       </w:pPr>
       <w:rPr>
-        <w:rFonts w:ascii="Courier New" w:hAnsi="Courier New" w:cs="Courier New" w:hint="default"/>
+        <w:rFonts w:hint="default" w:ascii="Courier New" w:hAnsi="Courier New" w:cs="Courier New"/>
       </w:rPr>
     </w:lvl>
     <w:lvl w:ilvl="2" w:tplc="540A0005" w:tentative="1">
@@ -37398,7 +36683,7 @@
         <w:ind w:left="2160" w:hanging="360"/>
       </w:pPr>
       <w:rPr>
-        <w:rFonts w:ascii="Wingdings" w:hAnsi="Wingdings" w:hint="default"/>
+        <w:rFonts w:hint="default" w:ascii="Wingdings" w:hAnsi="Wingdings"/>
       </w:rPr>
     </w:lvl>
     <w:lvl w:ilvl="3" w:tplc="540A0001" w:tentative="1">
@@ -37410,7 +36695,7 @@
         <w:ind w:left="2880" w:hanging="360"/>
       </w:pPr>
       <w:rPr>
-        <w:rFonts w:ascii="Symbol" w:hAnsi="Symbol" w:hint="default"/>
+        <w:rFonts w:hint="default" w:ascii="Symbol" w:hAnsi="Symbol"/>
       </w:rPr>
     </w:lvl>
     <w:lvl w:ilvl="4" w:tplc="540A0003" w:tentative="1">
@@ -37422,7 +36707,7 @@
         <w:ind w:left="3600" w:hanging="360"/>
       </w:pPr>
       <w:rPr>
-        <w:rFonts w:ascii="Courier New" w:hAnsi="Courier New" w:cs="Courier New" w:hint="default"/>
+        <w:rFonts w:hint="default" w:ascii="Courier New" w:hAnsi="Courier New" w:cs="Courier New"/>
       </w:rPr>
     </w:lvl>
     <w:lvl w:ilvl="5" w:tplc="540A0005" w:tentative="1">
@@ -37434,7 +36719,7 @@
         <w:ind w:left="4320" w:hanging="360"/>
       </w:pPr>
       <w:rPr>
-        <w:rFonts w:ascii="Wingdings" w:hAnsi="Wingdings" w:hint="default"/>
+        <w:rFonts w:hint="default" w:ascii="Wingdings" w:hAnsi="Wingdings"/>
       </w:rPr>
     </w:lvl>
     <w:lvl w:ilvl="6" w:tplc="540A0001" w:tentative="1">
@@ -37446,7 +36731,7 @@
         <w:ind w:left="5040" w:hanging="360"/>
       </w:pPr>
       <w:rPr>
-        <w:rFonts w:ascii="Symbol" w:hAnsi="Symbol" w:hint="default"/>
+        <w:rFonts w:hint="default" w:ascii="Symbol" w:hAnsi="Symbol"/>
       </w:rPr>
     </w:lvl>
     <w:lvl w:ilvl="7" w:tplc="540A0003" w:tentative="1">
@@ -37458,7 +36743,7 @@
         <w:ind w:left="5760" w:hanging="360"/>
       </w:pPr>
       <w:rPr>
-        <w:rFonts w:ascii="Courier New" w:hAnsi="Courier New" w:cs="Courier New" w:hint="default"/>
+        <w:rFonts w:hint="default" w:ascii="Courier New" w:hAnsi="Courier New" w:cs="Courier New"/>
       </w:rPr>
     </w:lvl>
     <w:lvl w:ilvl="8" w:tplc="540A0005" w:tentative="1">
@@ -37470,7 +36755,7 @@
         <w:ind w:left="6480" w:hanging="360"/>
       </w:pPr>
       <w:rPr>
-        <w:rFonts w:ascii="Wingdings" w:hAnsi="Wingdings" w:hint="default"/>
+        <w:rFonts w:hint="default" w:ascii="Wingdings" w:hAnsi="Wingdings"/>
       </w:rPr>
     </w:lvl>
   </w:abstractNum>
@@ -37487,7 +36772,7 @@
         <w:ind w:left="720" w:hanging="360"/>
       </w:pPr>
       <w:rPr>
-        <w:rFonts w:ascii="Wingdings" w:hAnsi="Wingdings" w:hint="default"/>
+        <w:rFonts w:hint="default" w:ascii="Wingdings" w:hAnsi="Wingdings"/>
       </w:rPr>
     </w:lvl>
     <w:lvl w:ilvl="1" w:tplc="540A0003" w:tentative="1">
@@ -37499,7 +36784,7 @@
         <w:ind w:left="1440" w:hanging="360"/>
       </w:pPr>
       <w:rPr>
-        <w:rFonts w:ascii="Courier New" w:hAnsi="Courier New" w:cs="Courier New" w:hint="default"/>
+        <w:rFonts w:hint="default" w:ascii="Courier New" w:hAnsi="Courier New" w:cs="Courier New"/>
       </w:rPr>
     </w:lvl>
     <w:lvl w:ilvl="2" w:tplc="540A0005" w:tentative="1">
@@ -37511,7 +36796,7 @@
         <w:ind w:left="2160" w:hanging="360"/>
       </w:pPr>
       <w:rPr>
-        <w:rFonts w:ascii="Wingdings" w:hAnsi="Wingdings" w:hint="default"/>
+        <w:rFonts w:hint="default" w:ascii="Wingdings" w:hAnsi="Wingdings"/>
       </w:rPr>
     </w:lvl>
     <w:lvl w:ilvl="3" w:tplc="540A0001" w:tentative="1">
@@ -37523,7 +36808,7 @@
         <w:ind w:left="2880" w:hanging="360"/>
       </w:pPr>
       <w:rPr>
-        <w:rFonts w:ascii="Symbol" w:hAnsi="Symbol" w:hint="default"/>
+        <w:rFonts w:hint="default" w:ascii="Symbol" w:hAnsi="Symbol"/>
       </w:rPr>
     </w:lvl>
     <w:lvl w:ilvl="4" w:tplc="540A0003" w:tentative="1">
@@ -37535,7 +36820,7 @@
         <w:ind w:left="3600" w:hanging="360"/>
       </w:pPr>
       <w:rPr>
-        <w:rFonts w:ascii="Courier New" w:hAnsi="Courier New" w:cs="Courier New" w:hint="default"/>
+        <w:rFonts w:hint="default" w:ascii="Courier New" w:hAnsi="Courier New" w:cs="Courier New"/>
       </w:rPr>
     </w:lvl>
     <w:lvl w:ilvl="5" w:tplc="540A0005" w:tentative="1">
@@ -37547,7 +36832,7 @@
         <w:ind w:left="4320" w:hanging="360"/>
       </w:pPr>
       <w:rPr>
-        <w:rFonts w:ascii="Wingdings" w:hAnsi="Wingdings" w:hint="default"/>
+        <w:rFonts w:hint="default" w:ascii="Wingdings" w:hAnsi="Wingdings"/>
       </w:rPr>
     </w:lvl>
     <w:lvl w:ilvl="6" w:tplc="540A0001" w:tentative="1">
@@ -37559,7 +36844,7 @@
         <w:ind w:left="5040" w:hanging="360"/>
       </w:pPr>
       <w:rPr>
-        <w:rFonts w:ascii="Symbol" w:hAnsi="Symbol" w:hint="default"/>
+        <w:rFonts w:hint="default" w:ascii="Symbol" w:hAnsi="Symbol"/>
       </w:rPr>
     </w:lvl>
     <w:lvl w:ilvl="7" w:tplc="540A0003" w:tentative="1">
@@ -37571,7 +36856,7 @@
         <w:ind w:left="5760" w:hanging="360"/>
       </w:pPr>
       <w:rPr>
-        <w:rFonts w:ascii="Courier New" w:hAnsi="Courier New" w:cs="Courier New" w:hint="default"/>
+        <w:rFonts w:hint="default" w:ascii="Courier New" w:hAnsi="Courier New" w:cs="Courier New"/>
       </w:rPr>
     </w:lvl>
     <w:lvl w:ilvl="8" w:tplc="540A0005" w:tentative="1">
@@ -37583,7 +36868,7 @@
         <w:ind w:left="6480" w:hanging="360"/>
       </w:pPr>
       <w:rPr>
-        <w:rFonts w:ascii="Wingdings" w:hAnsi="Wingdings" w:hint="default"/>
+        <w:rFonts w:hint="default" w:ascii="Wingdings" w:hAnsi="Wingdings"/>
       </w:rPr>
     </w:lvl>
   </w:abstractNum>
@@ -37600,7 +36885,7 @@
         <w:ind w:left="720" w:hanging="360"/>
       </w:pPr>
       <w:rPr>
-        <w:rFonts w:ascii="Wingdings" w:hAnsi="Wingdings" w:hint="default"/>
+        <w:rFonts w:hint="default" w:ascii="Wingdings" w:hAnsi="Wingdings"/>
       </w:rPr>
     </w:lvl>
     <w:lvl w:ilvl="1" w:tplc="540A0003" w:tentative="1">
@@ -37612,7 +36897,7 @@
         <w:ind w:left="1440" w:hanging="360"/>
       </w:pPr>
       <w:rPr>
-        <w:rFonts w:ascii="Courier New" w:hAnsi="Courier New" w:cs="Courier New" w:hint="default"/>
+        <w:rFonts w:hint="default" w:ascii="Courier New" w:hAnsi="Courier New" w:cs="Courier New"/>
       </w:rPr>
     </w:lvl>
     <w:lvl w:ilvl="2" w:tplc="540A0005" w:tentative="1">
@@ -37624,7 +36909,7 @@
         <w:ind w:left="2160" w:hanging="360"/>
       </w:pPr>
       <w:rPr>
-        <w:rFonts w:ascii="Wingdings" w:hAnsi="Wingdings" w:hint="default"/>
+        <w:rFonts w:hint="default" w:ascii="Wingdings" w:hAnsi="Wingdings"/>
       </w:rPr>
     </w:lvl>
     <w:lvl w:ilvl="3" w:tplc="540A0001" w:tentative="1">
@@ -37636,7 +36921,7 @@
         <w:ind w:left="2880" w:hanging="360"/>
       </w:pPr>
       <w:rPr>
-        <w:rFonts w:ascii="Symbol" w:hAnsi="Symbol" w:hint="default"/>
+        <w:rFonts w:hint="default" w:ascii="Symbol" w:hAnsi="Symbol"/>
       </w:rPr>
     </w:lvl>
     <w:lvl w:ilvl="4" w:tplc="540A0003" w:tentative="1">
@@ -37648,7 +36933,7 @@
         <w:ind w:left="3600" w:hanging="360"/>
       </w:pPr>
       <w:rPr>
-        <w:rFonts w:ascii="Courier New" w:hAnsi="Courier New" w:cs="Courier New" w:hint="default"/>
+        <w:rFonts w:hint="default" w:ascii="Courier New" w:hAnsi="Courier New" w:cs="Courier New"/>
       </w:rPr>
     </w:lvl>
     <w:lvl w:ilvl="5" w:tplc="540A0005" w:tentative="1">
@@ -37660,7 +36945,7 @@
         <w:ind w:left="4320" w:hanging="360"/>
       </w:pPr>
       <w:rPr>
-        <w:rFonts w:ascii="Wingdings" w:hAnsi="Wingdings" w:hint="default"/>
+        <w:rFonts w:hint="default" w:ascii="Wingdings" w:hAnsi="Wingdings"/>
       </w:rPr>
     </w:lvl>
     <w:lvl w:ilvl="6" w:tplc="540A0001" w:tentative="1">
@@ -37672,7 +36957,7 @@
         <w:ind w:left="5040" w:hanging="360"/>
       </w:pPr>
       <w:rPr>
-        <w:rFonts w:ascii="Symbol" w:hAnsi="Symbol" w:hint="default"/>
+        <w:rFonts w:hint="default" w:ascii="Symbol" w:hAnsi="Symbol"/>
       </w:rPr>
     </w:lvl>
     <w:lvl w:ilvl="7" w:tplc="540A0003" w:tentative="1">
@@ -37684,7 +36969,7 @@
         <w:ind w:left="5760" w:hanging="360"/>
       </w:pPr>
       <w:rPr>
-        <w:rFonts w:ascii="Courier New" w:hAnsi="Courier New" w:cs="Courier New" w:hint="default"/>
+        <w:rFonts w:hint="default" w:ascii="Courier New" w:hAnsi="Courier New" w:cs="Courier New"/>
       </w:rPr>
     </w:lvl>
     <w:lvl w:ilvl="8" w:tplc="540A0005" w:tentative="1">
@@ -37696,7 +36981,7 @@
         <w:ind w:left="6480" w:hanging="360"/>
       </w:pPr>
       <w:rPr>
-        <w:rFonts w:ascii="Wingdings" w:hAnsi="Wingdings" w:hint="default"/>
+        <w:rFonts w:hint="default" w:ascii="Wingdings" w:hAnsi="Wingdings"/>
       </w:rPr>
     </w:lvl>
   </w:abstractNum>
@@ -37716,7 +37001,7 @@
         <w:ind w:left="720" w:hanging="360"/>
       </w:pPr>
       <w:rPr>
-        <w:rFonts w:ascii="Symbol" w:hAnsi="Symbol" w:hint="default"/>
+        <w:rFonts w:hint="default" w:ascii="Symbol" w:hAnsi="Symbol"/>
         <w:sz w:val="20"/>
       </w:rPr>
     </w:lvl>
@@ -37732,7 +37017,7 @@
         <w:ind w:left="1440" w:hanging="360"/>
       </w:pPr>
       <w:rPr>
-        <w:rFonts w:ascii="Courier New" w:hAnsi="Courier New" w:hint="default"/>
+        <w:rFonts w:hint="default" w:ascii="Courier New" w:hAnsi="Courier New"/>
         <w:sz w:val="20"/>
       </w:rPr>
     </w:lvl>
@@ -37748,7 +37033,7 @@
         <w:ind w:left="2160" w:hanging="360"/>
       </w:pPr>
       <w:rPr>
-        <w:rFonts w:ascii="Wingdings" w:hAnsi="Wingdings" w:hint="default"/>
+        <w:rFonts w:hint="default" w:ascii="Wingdings" w:hAnsi="Wingdings"/>
         <w:sz w:val="20"/>
       </w:rPr>
     </w:lvl>
@@ -37764,7 +37049,7 @@
         <w:ind w:left="2880" w:hanging="360"/>
       </w:pPr>
       <w:rPr>
-        <w:rFonts w:ascii="Wingdings" w:hAnsi="Wingdings" w:hint="default"/>
+        <w:rFonts w:hint="default" w:ascii="Wingdings" w:hAnsi="Wingdings"/>
         <w:sz w:val="20"/>
       </w:rPr>
     </w:lvl>
@@ -37780,7 +37065,7 @@
         <w:ind w:left="3600" w:hanging="360"/>
       </w:pPr>
       <w:rPr>
-        <w:rFonts w:ascii="Wingdings" w:hAnsi="Wingdings" w:hint="default"/>
+        <w:rFonts w:hint="default" w:ascii="Wingdings" w:hAnsi="Wingdings"/>
         <w:sz w:val="20"/>
       </w:rPr>
     </w:lvl>
@@ -37796,7 +37081,7 @@
         <w:ind w:left="4320" w:hanging="360"/>
       </w:pPr>
       <w:rPr>
-        <w:rFonts w:ascii="Wingdings" w:hAnsi="Wingdings" w:hint="default"/>
+        <w:rFonts w:hint="default" w:ascii="Wingdings" w:hAnsi="Wingdings"/>
         <w:sz w:val="20"/>
       </w:rPr>
     </w:lvl>
@@ -37812,7 +37097,7 @@
         <w:ind w:left="5040" w:hanging="360"/>
       </w:pPr>
       <w:rPr>
-        <w:rFonts w:ascii="Wingdings" w:hAnsi="Wingdings" w:hint="default"/>
+        <w:rFonts w:hint="default" w:ascii="Wingdings" w:hAnsi="Wingdings"/>
         <w:sz w:val="20"/>
       </w:rPr>
     </w:lvl>
@@ -37828,7 +37113,7 @@
         <w:ind w:left="5760" w:hanging="360"/>
       </w:pPr>
       <w:rPr>
-        <w:rFonts w:ascii="Wingdings" w:hAnsi="Wingdings" w:hint="default"/>
+        <w:rFonts w:hint="default" w:ascii="Wingdings" w:hAnsi="Wingdings"/>
         <w:sz w:val="20"/>
       </w:rPr>
     </w:lvl>
@@ -37844,7 +37129,7 @@
         <w:ind w:left="6480" w:hanging="360"/>
       </w:pPr>
       <w:rPr>
-        <w:rFonts w:ascii="Wingdings" w:hAnsi="Wingdings" w:hint="default"/>
+        <w:rFonts w:hint="default" w:ascii="Wingdings" w:hAnsi="Wingdings"/>
         <w:sz w:val="20"/>
       </w:rPr>
     </w:lvl>
@@ -37862,7 +37147,7 @@
         <w:ind w:left="720" w:hanging="360"/>
       </w:pPr>
       <w:rPr>
-        <w:rFonts w:ascii="Wingdings" w:hAnsi="Wingdings" w:hint="default"/>
+        <w:rFonts w:hint="default" w:ascii="Wingdings" w:hAnsi="Wingdings"/>
       </w:rPr>
     </w:lvl>
     <w:lvl w:ilvl="1" w:tplc="240A0003" w:tentative="1">
@@ -37874,7 +37159,7 @@
         <w:ind w:left="1440" w:hanging="360"/>
       </w:pPr>
       <w:rPr>
-        <w:rFonts w:ascii="Courier New" w:hAnsi="Courier New" w:cs="Courier New" w:hint="default"/>
+        <w:rFonts w:hint="default" w:ascii="Courier New" w:hAnsi="Courier New" w:cs="Courier New"/>
       </w:rPr>
     </w:lvl>
     <w:lvl w:ilvl="2" w:tplc="240A0005" w:tentative="1">
@@ -37886,7 +37171,7 @@
         <w:ind w:left="2160" w:hanging="360"/>
       </w:pPr>
       <w:rPr>
-        <w:rFonts w:ascii="Wingdings" w:hAnsi="Wingdings" w:hint="default"/>
+        <w:rFonts w:hint="default" w:ascii="Wingdings" w:hAnsi="Wingdings"/>
       </w:rPr>
     </w:lvl>
     <w:lvl w:ilvl="3" w:tplc="240A0001" w:tentative="1">
@@ -37898,7 +37183,7 @@
         <w:ind w:left="2880" w:hanging="360"/>
       </w:pPr>
       <w:rPr>
-        <w:rFonts w:ascii="Symbol" w:hAnsi="Symbol" w:hint="default"/>
+        <w:rFonts w:hint="default" w:ascii="Symbol" w:hAnsi="Symbol"/>
       </w:rPr>
     </w:lvl>
     <w:lvl w:ilvl="4" w:tplc="240A0003" w:tentative="1">
@@ -37910,7 +37195,7 @@
         <w:ind w:left="3600" w:hanging="360"/>
       </w:pPr>
       <w:rPr>
-        <w:rFonts w:ascii="Courier New" w:hAnsi="Courier New" w:cs="Courier New" w:hint="default"/>
+        <w:rFonts w:hint="default" w:ascii="Courier New" w:hAnsi="Courier New" w:cs="Courier New"/>
       </w:rPr>
     </w:lvl>
     <w:lvl w:ilvl="5" w:tplc="240A0005" w:tentative="1">
@@ -37922,7 +37207,7 @@
         <w:ind w:left="4320" w:hanging="360"/>
       </w:pPr>
       <w:rPr>
-        <w:rFonts w:ascii="Wingdings" w:hAnsi="Wingdings" w:hint="default"/>
+        <w:rFonts w:hint="default" w:ascii="Wingdings" w:hAnsi="Wingdings"/>
       </w:rPr>
     </w:lvl>
     <w:lvl w:ilvl="6" w:tplc="240A0001" w:tentative="1">
@@ -37934,7 +37219,7 @@
         <w:ind w:left="5040" w:hanging="360"/>
       </w:pPr>
       <w:rPr>
-        <w:rFonts w:ascii="Symbol" w:hAnsi="Symbol" w:hint="default"/>
+        <w:rFonts w:hint="default" w:ascii="Symbol" w:hAnsi="Symbol"/>
       </w:rPr>
     </w:lvl>
     <w:lvl w:ilvl="7" w:tplc="240A0003" w:tentative="1">
@@ -37946,7 +37231,7 @@
         <w:ind w:left="5760" w:hanging="360"/>
       </w:pPr>
       <w:rPr>
-        <w:rFonts w:ascii="Courier New" w:hAnsi="Courier New" w:cs="Courier New" w:hint="default"/>
+        <w:rFonts w:hint="default" w:ascii="Courier New" w:hAnsi="Courier New" w:cs="Courier New"/>
       </w:rPr>
     </w:lvl>
     <w:lvl w:ilvl="8" w:tplc="240A0005" w:tentative="1">
@@ -37958,7 +37243,7 @@
         <w:ind w:left="6480" w:hanging="360"/>
       </w:pPr>
       <w:rPr>
-        <w:rFonts w:ascii="Wingdings" w:hAnsi="Wingdings" w:hint="default"/>
+        <w:rFonts w:hint="default" w:ascii="Wingdings" w:hAnsi="Wingdings"/>
       </w:rPr>
     </w:lvl>
   </w:abstractNum>
@@ -37975,7 +37260,7 @@
         <w:ind w:left="720" w:hanging="360"/>
       </w:pPr>
       <w:rPr>
-        <w:rFonts w:ascii="Wingdings" w:hAnsi="Wingdings" w:hint="default"/>
+        <w:rFonts w:hint="default" w:ascii="Wingdings" w:hAnsi="Wingdings"/>
       </w:rPr>
     </w:lvl>
     <w:lvl w:ilvl="1" w:tplc="540A0003" w:tentative="1">
@@ -37987,7 +37272,7 @@
         <w:ind w:left="1440" w:hanging="360"/>
       </w:pPr>
       <w:rPr>
-        <w:rFonts w:ascii="Courier New" w:hAnsi="Courier New" w:cs="Courier New" w:hint="default"/>
+        <w:rFonts w:hint="default" w:ascii="Courier New" w:hAnsi="Courier New" w:cs="Courier New"/>
       </w:rPr>
     </w:lvl>
     <w:lvl w:ilvl="2" w:tplc="540A0005" w:tentative="1">
@@ -37999,7 +37284,7 @@
         <w:ind w:left="2160" w:hanging="360"/>
       </w:pPr>
       <w:rPr>
-        <w:rFonts w:ascii="Wingdings" w:hAnsi="Wingdings" w:hint="default"/>
+        <w:rFonts w:hint="default" w:ascii="Wingdings" w:hAnsi="Wingdings"/>
       </w:rPr>
     </w:lvl>
     <w:lvl w:ilvl="3" w:tplc="540A0001" w:tentative="1">
@@ -38011,7 +37296,7 @@
         <w:ind w:left="2880" w:hanging="360"/>
       </w:pPr>
       <w:rPr>
-        <w:rFonts w:ascii="Symbol" w:hAnsi="Symbol" w:hint="default"/>
+        <w:rFonts w:hint="default" w:ascii="Symbol" w:hAnsi="Symbol"/>
       </w:rPr>
     </w:lvl>
     <w:lvl w:ilvl="4" w:tplc="540A0003" w:tentative="1">
@@ -38023,7 +37308,7 @@
         <w:ind w:left="3600" w:hanging="360"/>
       </w:pPr>
       <w:rPr>
-        <w:rFonts w:ascii="Courier New" w:hAnsi="Courier New" w:cs="Courier New" w:hint="default"/>
+        <w:rFonts w:hint="default" w:ascii="Courier New" w:hAnsi="Courier New" w:cs="Courier New"/>
       </w:rPr>
     </w:lvl>
     <w:lvl w:ilvl="5" w:tplc="540A0005" w:tentative="1">
@@ -38035,7 +37320,7 @@
         <w:ind w:left="4320" w:hanging="360"/>
       </w:pPr>
       <w:rPr>
-        <w:rFonts w:ascii="Wingdings" w:hAnsi="Wingdings" w:hint="default"/>
+        <w:rFonts w:hint="default" w:ascii="Wingdings" w:hAnsi="Wingdings"/>
       </w:rPr>
     </w:lvl>
     <w:lvl w:ilvl="6" w:tplc="540A0001" w:tentative="1">
@@ -38047,7 +37332,7 @@
         <w:ind w:left="5040" w:hanging="360"/>
       </w:pPr>
       <w:rPr>
-        <w:rFonts w:ascii="Symbol" w:hAnsi="Symbol" w:hint="default"/>
+        <w:rFonts w:hint="default" w:ascii="Symbol" w:hAnsi="Symbol"/>
       </w:rPr>
     </w:lvl>
     <w:lvl w:ilvl="7" w:tplc="540A0003" w:tentative="1">
@@ -38059,7 +37344,7 @@
         <w:ind w:left="5760" w:hanging="360"/>
       </w:pPr>
       <w:rPr>
-        <w:rFonts w:ascii="Courier New" w:hAnsi="Courier New" w:cs="Courier New" w:hint="default"/>
+        <w:rFonts w:hint="default" w:ascii="Courier New" w:hAnsi="Courier New" w:cs="Courier New"/>
       </w:rPr>
     </w:lvl>
     <w:lvl w:ilvl="8" w:tplc="540A0005" w:tentative="1">
@@ -38071,7 +37356,7 @@
         <w:ind w:left="6480" w:hanging="360"/>
       </w:pPr>
       <w:rPr>
-        <w:rFonts w:ascii="Wingdings" w:hAnsi="Wingdings" w:hint="default"/>
+        <w:rFonts w:hint="default" w:ascii="Wingdings" w:hAnsi="Wingdings"/>
       </w:rPr>
     </w:lvl>
   </w:abstractNum>
@@ -38197,7 +37482,7 @@
   <w:docDefaults>
     <w:rPrDefault>
       <w:rPr>
-        <w:rFonts w:ascii="Arial" w:eastAsia="Arial" w:hAnsi="Arial" w:cs="Arial"/>
+        <w:rFonts w:ascii="Arial" w:hAnsi="Arial" w:eastAsia="Arial" w:cs="Arial"/>
         <w:lang w:val="en-US" w:eastAsia="en-US" w:bidi="ar-SA"/>
       </w:rPr>
     </w:rPrDefault>
@@ -38206,14 +37491,14 @@
   <w:latentStyles w:defLockedState="0" w:defUIPriority="99" w:defSemiHidden="0" w:defUnhideWhenUsed="0" w:defQFormat="0" w:count="376">
     <w:lsdException w:name="Normal" w:uiPriority="0" w:qFormat="1"/>
     <w:lsdException w:name="heading 1" w:uiPriority="9" w:qFormat="1"/>
-    <w:lsdException w:name="heading 2" w:semiHidden="1" w:uiPriority="9" w:unhideWhenUsed="1" w:qFormat="1"/>
-    <w:lsdException w:name="heading 3" w:semiHidden="1" w:uiPriority="9" w:unhideWhenUsed="1" w:qFormat="1"/>
-    <w:lsdException w:name="heading 4" w:semiHidden="1" w:uiPriority="9" w:unhideWhenUsed="1" w:qFormat="1"/>
-    <w:lsdException w:name="heading 5" w:semiHidden="1" w:uiPriority="9" w:unhideWhenUsed="1" w:qFormat="1"/>
-    <w:lsdException w:name="heading 6" w:semiHidden="1" w:uiPriority="9" w:unhideWhenUsed="1" w:qFormat="1"/>
-    <w:lsdException w:name="heading 7" w:semiHidden="1" w:uiPriority="9" w:unhideWhenUsed="1" w:qFormat="1"/>
-    <w:lsdException w:name="heading 8" w:semiHidden="1" w:uiPriority="9" w:unhideWhenUsed="1" w:qFormat="1"/>
-    <w:lsdException w:name="heading 9" w:semiHidden="1" w:uiPriority="9" w:unhideWhenUsed="1" w:qFormat="1"/>
+    <w:lsdException w:name="heading 2" w:uiPriority="9" w:semiHidden="1" w:unhideWhenUsed="1" w:qFormat="1"/>
+    <w:lsdException w:name="heading 3" w:uiPriority="9" w:semiHidden="1" w:unhideWhenUsed="1" w:qFormat="1"/>
+    <w:lsdException w:name="heading 4" w:uiPriority="9" w:semiHidden="1" w:unhideWhenUsed="1" w:qFormat="1"/>
+    <w:lsdException w:name="heading 5" w:uiPriority="9" w:semiHidden="1" w:unhideWhenUsed="1" w:qFormat="1"/>
+    <w:lsdException w:name="heading 6" w:uiPriority="9" w:semiHidden="1" w:unhideWhenUsed="1" w:qFormat="1"/>
+    <w:lsdException w:name="heading 7" w:uiPriority="9" w:semiHidden="1" w:unhideWhenUsed="1" w:qFormat="1"/>
+    <w:lsdException w:name="heading 8" w:uiPriority="9" w:semiHidden="1" w:unhideWhenUsed="1" w:qFormat="1"/>
+    <w:lsdException w:name="heading 9" w:uiPriority="9" w:semiHidden="1" w:unhideWhenUsed="1" w:qFormat="1"/>
     <w:lsdException w:name="index 1" w:semiHidden="1" w:unhideWhenUsed="1"/>
     <w:lsdException w:name="index 2" w:semiHidden="1" w:unhideWhenUsed="1"/>
     <w:lsdException w:name="index 3" w:semiHidden="1" w:unhideWhenUsed="1"/>
@@ -38223,22 +37508,22 @@
     <w:lsdException w:name="index 7" w:semiHidden="1" w:unhideWhenUsed="1"/>
     <w:lsdException w:name="index 8" w:semiHidden="1" w:unhideWhenUsed="1"/>
     <w:lsdException w:name="index 9" w:semiHidden="1" w:unhideWhenUsed="1"/>
-    <w:lsdException w:name="toc 1" w:semiHidden="1" w:uiPriority="39" w:unhideWhenUsed="1"/>
-    <w:lsdException w:name="toc 2" w:semiHidden="1" w:uiPriority="39" w:unhideWhenUsed="1"/>
-    <w:lsdException w:name="toc 3" w:semiHidden="1" w:uiPriority="39" w:unhideWhenUsed="1"/>
-    <w:lsdException w:name="toc 4" w:semiHidden="1" w:uiPriority="39" w:unhideWhenUsed="1"/>
-    <w:lsdException w:name="toc 5" w:semiHidden="1" w:uiPriority="39" w:unhideWhenUsed="1"/>
-    <w:lsdException w:name="toc 6" w:semiHidden="1" w:uiPriority="39" w:unhideWhenUsed="1"/>
-    <w:lsdException w:name="toc 7" w:semiHidden="1" w:uiPriority="39" w:unhideWhenUsed="1"/>
-    <w:lsdException w:name="toc 8" w:semiHidden="1" w:uiPriority="39" w:unhideWhenUsed="1"/>
-    <w:lsdException w:name="toc 9" w:semiHidden="1" w:uiPriority="39" w:unhideWhenUsed="1"/>
+    <w:lsdException w:name="toc 1" w:uiPriority="39" w:semiHidden="1" w:unhideWhenUsed="1"/>
+    <w:lsdException w:name="toc 2" w:uiPriority="39" w:semiHidden="1" w:unhideWhenUsed="1"/>
+    <w:lsdException w:name="toc 3" w:uiPriority="39" w:semiHidden="1" w:unhideWhenUsed="1"/>
+    <w:lsdException w:name="toc 4" w:uiPriority="39" w:semiHidden="1" w:unhideWhenUsed="1"/>
+    <w:lsdException w:name="toc 5" w:uiPriority="39" w:semiHidden="1" w:unhideWhenUsed="1"/>
+    <w:lsdException w:name="toc 6" w:uiPriority="39" w:semiHidden="1" w:unhideWhenUsed="1"/>
+    <w:lsdException w:name="toc 7" w:uiPriority="39" w:semiHidden="1" w:unhideWhenUsed="1"/>
+    <w:lsdException w:name="toc 8" w:uiPriority="39" w:semiHidden="1" w:unhideWhenUsed="1"/>
+    <w:lsdException w:name="toc 9" w:uiPriority="39" w:semiHidden="1" w:unhideWhenUsed="1"/>
     <w:lsdException w:name="Normal Indent" w:semiHidden="1" w:unhideWhenUsed="1"/>
     <w:lsdException w:name="footnote text" w:semiHidden="1" w:unhideWhenUsed="1"/>
     <w:lsdException w:name="annotation text" w:semiHidden="1" w:unhideWhenUsed="1" w:qFormat="1"/>
     <w:lsdException w:name="header" w:unhideWhenUsed="1" w:qFormat="1"/>
     <w:lsdException w:name="footer" w:unhideWhenUsed="1" w:qFormat="1"/>
     <w:lsdException w:name="index heading" w:semiHidden="1" w:unhideWhenUsed="1"/>
-    <w:lsdException w:name="caption" w:semiHidden="1" w:uiPriority="35" w:unhideWhenUsed="1" w:qFormat="1"/>
+    <w:lsdException w:name="caption" w:uiPriority="35" w:semiHidden="1" w:unhideWhenUsed="1" w:qFormat="1"/>
     <w:lsdException w:name="table of figures" w:semiHidden="1" w:unhideWhenUsed="1"/>
     <w:lsdException w:name="envelope address" w:semiHidden="1" w:unhideWhenUsed="1"/>
     <w:lsdException w:name="envelope return" w:semiHidden="1" w:unhideWhenUsed="1"/>
@@ -38269,7 +37554,7 @@
     <w:lsdException w:name="Title" w:uiPriority="10" w:qFormat="1"/>
     <w:lsdException w:name="Closing" w:semiHidden="1" w:unhideWhenUsed="1"/>
     <w:lsdException w:name="Signature" w:semiHidden="1" w:unhideWhenUsed="1"/>
-    <w:lsdException w:name="Default Paragraph Font" w:semiHidden="1" w:uiPriority="1" w:unhideWhenUsed="1"/>
+    <w:lsdException w:name="Default Paragraph Font" w:uiPriority="1" w:semiHidden="1" w:unhideWhenUsed="1"/>
     <w:lsdException w:name="Body Text" w:semiHidden="1" w:unhideWhenUsed="1"/>
     <w:lsdException w:name="Body Text Indent" w:semiHidden="1" w:unhideWhenUsed="1"/>
     <w:lsdException w:name="List Continue" w:semiHidden="1" w:unhideWhenUsed="1"/>
@@ -38466,8 +37751,8 @@
     <w:lsdException w:name="Subtle Reference" w:uiPriority="31" w:qFormat="1"/>
     <w:lsdException w:name="Intense Reference" w:uiPriority="32" w:qFormat="1"/>
     <w:lsdException w:name="Book Title" w:uiPriority="33" w:qFormat="1"/>
-    <w:lsdException w:name="Bibliography" w:semiHidden="1" w:uiPriority="37" w:unhideWhenUsed="1"/>
-    <w:lsdException w:name="TOC Heading" w:semiHidden="1" w:uiPriority="39" w:unhideWhenUsed="1" w:qFormat="1"/>
+    <w:lsdException w:name="Bibliography" w:uiPriority="37" w:semiHidden="1" w:unhideWhenUsed="1"/>
+    <w:lsdException w:name="TOC Heading" w:uiPriority="39" w:semiHidden="1" w:unhideWhenUsed="1" w:qFormat="1"/>
     <w:lsdException w:name="Plain Table 1" w:uiPriority="41"/>
     <w:lsdException w:name="Plain Table 2" w:uiPriority="42"/>
     <w:lsdException w:name="Plain Table 3" w:uiPriority="43"/>
@@ -38578,7 +37863,7 @@
     <w:lsdException w:name="Unresolved Mention" w:semiHidden="1" w:unhideWhenUsed="1"/>
     <w:lsdException w:name="Smart Link" w:semiHidden="1" w:unhideWhenUsed="1"/>
   </w:latentStyles>
-  <w:style w:type="paragraph" w:default="1" w:styleId="Normal">
+  <w:style w:type="paragraph" w:styleId="Normal" w:default="1">
     <w:name w:val="Normal"/>
     <w:qFormat/>
     <w:pPr>
@@ -38704,13 +37989,13 @@
       <w:color w:val="666666"/>
     </w:rPr>
   </w:style>
-  <w:style w:type="character" w:default="1" w:styleId="Fuentedeprrafopredeter">
+  <w:style w:type="character" w:styleId="Fuentedeprrafopredeter" w:default="1">
     <w:name w:val="Default Paragraph Font"/>
     <w:uiPriority w:val="1"/>
     <w:semiHidden/>
     <w:unhideWhenUsed/>
   </w:style>
-  <w:style w:type="table" w:default="1" w:styleId="Tablanormal">
+  <w:style w:type="table" w:styleId="Tablanormal" w:default="1">
     <w:name w:val="Normal Table"/>
     <w:uiPriority w:val="99"/>
     <w:semiHidden/>
@@ -38725,7 +38010,7 @@
       </w:tblCellMar>
     </w:tblPr>
   </w:style>
-  <w:style w:type="numbering" w:default="1" w:styleId="Sinlista">
+  <w:style w:type="numbering" w:styleId="Sinlista" w:default="1">
     <w:name w:val="No List"/>
     <w:uiPriority w:val="99"/>
     <w:semiHidden/>
@@ -38804,7 +38089,7 @@
       <w:szCs w:val="20"/>
     </w:rPr>
   </w:style>
-  <w:style w:type="paragraph" w:customStyle="1" w:styleId="Normal0">
+  <w:style w:type="paragraph" w:styleId="Normal0" w:customStyle="1">
     <w:name w:val="Normal0"/>
     <w:qFormat/>
     <w:pPr>
@@ -38858,7 +38143,7 @@
       <w:spacing w:before="100" w:beforeAutospacing="1" w:after="100" w:afterAutospacing="1" w:line="240" w:lineRule="auto"/>
     </w:pPr>
     <w:rPr>
-      <w:rFonts w:ascii="Times New Roman" w:eastAsia="Times New Roman" w:hAnsi="Times New Roman" w:cs="Times New Roman"/>
+      <w:rFonts w:ascii="Times New Roman" w:hAnsi="Times New Roman" w:eastAsia="Times New Roman" w:cs="Times New Roman"/>
       <w:sz w:val="24"/>
       <w:szCs w:val="24"/>
     </w:rPr>
@@ -38917,16 +38202,16 @@
     <w:uiPriority w:val="39"/>
     <w:tblPr>
       <w:tblBorders>
-        <w:top w:val="single" w:sz="4" w:space="0" w:color="auto"/>
-        <w:left w:val="single" w:sz="4" w:space="0" w:color="auto"/>
-        <w:bottom w:val="single" w:sz="4" w:space="0" w:color="auto"/>
-        <w:right w:val="single" w:sz="4" w:space="0" w:color="auto"/>
-        <w:insideH w:val="single" w:sz="4" w:space="0" w:color="auto"/>
-        <w:insideV w:val="single" w:sz="4" w:space="0" w:color="auto"/>
+        <w:top w:val="single" w:color="auto" w:sz="4" w:space="0"/>
+        <w:left w:val="single" w:color="auto" w:sz="4" w:space="0"/>
+        <w:bottom w:val="single" w:color="auto" w:sz="4" w:space="0"/>
+        <w:right w:val="single" w:color="auto" w:sz="4" w:space="0"/>
+        <w:insideH w:val="single" w:color="auto" w:sz="4" w:space="0"/>
+        <w:insideV w:val="single" w:color="auto" w:sz="4" w:space="0"/>
       </w:tblBorders>
     </w:tblPr>
   </w:style>
-  <w:style w:type="table" w:customStyle="1" w:styleId="NormalTable0">
+  <w:style w:type="table" w:styleId="NormalTable0" w:customStyle="1">
     <w:name w:val="Normal Table0"/>
     <w:uiPriority w:val="99"/>
     <w:semiHidden/>
@@ -38941,7 +38226,7 @@
       </w:tblCellMar>
     </w:tblPr>
   </w:style>
-  <w:style w:type="paragraph" w:customStyle="1" w:styleId="heading10">
+  <w:style w:type="paragraph" w:styleId="heading10" w:customStyle="1">
     <w:name w:val="heading 10"/>
     <w:basedOn w:val="Normal0"/>
     <w:next w:val="Normal0"/>
@@ -38958,7 +38243,7 @@
       <w:szCs w:val="40"/>
     </w:rPr>
   </w:style>
-  <w:style w:type="paragraph" w:customStyle="1" w:styleId="heading20">
+  <w:style w:type="paragraph" w:styleId="heading20" w:customStyle="1">
     <w:name w:val="heading 20"/>
     <w:basedOn w:val="Normal0"/>
     <w:next w:val="Normal0"/>
@@ -38977,7 +38262,7 @@
       <w:szCs w:val="32"/>
     </w:rPr>
   </w:style>
-  <w:style w:type="paragraph" w:customStyle="1" w:styleId="heading30">
+  <w:style w:type="paragraph" w:styleId="heading30" w:customStyle="1">
     <w:name w:val="heading 30"/>
     <w:basedOn w:val="Normal0"/>
     <w:next w:val="Normal0"/>
@@ -38997,7 +38282,7 @@
       <w:szCs w:val="28"/>
     </w:rPr>
   </w:style>
-  <w:style w:type="paragraph" w:customStyle="1" w:styleId="heading40">
+  <w:style w:type="paragraph" w:styleId="heading40" w:customStyle="1">
     <w:name w:val="heading 40"/>
     <w:basedOn w:val="Normal0"/>
     <w:next w:val="Normal0"/>
@@ -39017,7 +38302,7 @@
       <w:szCs w:val="24"/>
     </w:rPr>
   </w:style>
-  <w:style w:type="paragraph" w:customStyle="1" w:styleId="heading50">
+  <w:style w:type="paragraph" w:styleId="heading50" w:customStyle="1">
     <w:name w:val="heading 50"/>
     <w:basedOn w:val="Normal0"/>
     <w:next w:val="Normal0"/>
@@ -39035,7 +38320,7 @@
       <w:color w:val="666666"/>
     </w:rPr>
   </w:style>
-  <w:style w:type="paragraph" w:customStyle="1" w:styleId="heading60">
+  <w:style w:type="paragraph" w:styleId="heading60" w:customStyle="1">
     <w:name w:val="heading 60"/>
     <w:basedOn w:val="Normal0"/>
     <w:next w:val="Normal0"/>
@@ -39054,7 +38339,7 @@
       <w:color w:val="666666"/>
     </w:rPr>
   </w:style>
-  <w:style w:type="table" w:customStyle="1" w:styleId="NormalTable1">
+  <w:style w:type="table" w:styleId="NormalTable1" w:customStyle="1">
     <w:name w:val="Normal Table1"/>
     <w:qFormat/>
     <w:tblPr>
@@ -39066,7 +38351,7 @@
       </w:tblCellMar>
     </w:tblPr>
   </w:style>
-  <w:style w:type="paragraph" w:customStyle="1" w:styleId="Title0">
+  <w:style w:type="paragraph" w:styleId="Title0" w:customStyle="1">
     <w:name w:val="Title0"/>
     <w:basedOn w:val="Normal0"/>
     <w:next w:val="Normal0"/>
@@ -39082,7 +38367,7 @@
       <w:szCs w:val="52"/>
     </w:rPr>
   </w:style>
-  <w:style w:type="table" w:customStyle="1" w:styleId="TableNormal1">
+  <w:style w:type="table" w:styleId="TableNormal1" w:customStyle="1">
     <w:name w:val="Table Normal1"/>
     <w:qFormat/>
     <w:tblPr>
@@ -39094,7 +38379,7 @@
       </w:tblCellMar>
     </w:tblPr>
   </w:style>
-  <w:style w:type="table" w:customStyle="1" w:styleId="Style22">
+  <w:style w:type="table" w:styleId="Style22" w:customStyle="1">
     <w:name w:val="_Style 22"/>
     <w:basedOn w:val="NormalTable0"/>
     <w:qFormat/>
@@ -39107,7 +38392,7 @@
       </w:tblCellMar>
     </w:tblPr>
   </w:style>
-  <w:style w:type="table" w:customStyle="1" w:styleId="Style23">
+  <w:style w:type="table" w:styleId="Style23" w:customStyle="1">
     <w:name w:val="_Style 23"/>
     <w:basedOn w:val="NormalTable0"/>
     <w:qFormat/>
@@ -39120,7 +38405,7 @@
       </w:tblCellMar>
     </w:tblPr>
   </w:style>
-  <w:style w:type="table" w:customStyle="1" w:styleId="Style24">
+  <w:style w:type="table" w:styleId="Style24" w:customStyle="1">
     <w:name w:val="_Style 24"/>
     <w:basedOn w:val="NormalTable0"/>
     <w:qFormat/>
@@ -39133,21 +38418,21 @@
       </w:tblCellMar>
     </w:tblPr>
   </w:style>
-  <w:style w:type="character" w:customStyle="1" w:styleId="EncabezadoCar">
+  <w:style w:type="character" w:styleId="EncabezadoCar" w:customStyle="1">
     <w:name w:val="Encabezado Car"/>
     <w:basedOn w:val="Fuentedeprrafopredeter"/>
     <w:link w:val="Encabezado"/>
     <w:uiPriority w:val="99"/>
     <w:qFormat/>
   </w:style>
-  <w:style w:type="character" w:customStyle="1" w:styleId="PiedepginaCar">
+  <w:style w:type="character" w:styleId="PiedepginaCar" w:customStyle="1">
     <w:name w:val="Pie de página Car"/>
     <w:basedOn w:val="Fuentedeprrafopredeter"/>
     <w:link w:val="Piedepgina"/>
     <w:uiPriority w:val="99"/>
     <w:qFormat/>
   </w:style>
-  <w:style w:type="character" w:customStyle="1" w:styleId="Listavistosa-nfasis1Car">
+  <w:style w:type="character" w:styleId="Listavistosa-nfasis1Car" w:customStyle="1">
     <w:name w:val="Lista vistosa - Énfasis 1 Car"/>
     <w:uiPriority w:val="34"/>
     <w:qFormat/>
@@ -39180,7 +38465,7 @@
       <w:tblPr/>
       <w:tcPr>
         <w:tcBorders>
-          <w:bottom w:val="single" w:sz="12" w:space="0" w:color="FFFFFF" w:themeColor="background1"/>
+          <w:bottom w:val="single" w:color="FFFFFF" w:themeColor="background1" w:sz="12" w:space="0"/>
         </w:tcBorders>
         <w:shd w:val="clear" w:color="auto" w:fill="9E3A38" w:themeFill="accent2" w:themeFillShade="CC"/>
       </w:tcPr>
@@ -39189,7 +38474,7 @@
       <w:tblPr/>
       <w:tcPr>
         <w:tcBorders>
-          <w:top w:val="single" w:sz="12" w:space="0" w:color="000000" w:themeColor="text1"/>
+          <w:top w:val="single" w:color="000000" w:themeColor="text1" w:sz="12" w:space="0"/>
         </w:tcBorders>
         <w:shd w:val="clear" w:color="auto" w:fill="FFFFFF" w:themeFill="background1"/>
       </w:tcPr>
@@ -39225,7 +38510,7 @@
       <w:contextualSpacing/>
     </w:pPr>
   </w:style>
-  <w:style w:type="character" w:customStyle="1" w:styleId="Mencinsinresolver1">
+  <w:style w:type="character" w:styleId="Mencinsinresolver1" w:customStyle="1">
     <w:name w:val="Mención sin resolver1"/>
     <w:basedOn w:val="Fuentedeprrafopredeter"/>
     <w:uiPriority w:val="99"/>
@@ -39237,7 +38522,7 @@
       <w:shd w:val="clear" w:color="auto" w:fill="E1DFDD"/>
     </w:rPr>
   </w:style>
-  <w:style w:type="character" w:customStyle="1" w:styleId="TextodegloboCar">
+  <w:style w:type="character" w:styleId="TextodegloboCar" w:customStyle="1">
     <w:name w:val="Texto de globo Car"/>
     <w:basedOn w:val="Fuentedeprrafopredeter"/>
     <w:link w:val="Textodeglobo"/>
@@ -39249,7 +38534,7 @@
       <w:szCs w:val="18"/>
     </w:rPr>
   </w:style>
-  <w:style w:type="character" w:customStyle="1" w:styleId="TextocomentarioCar">
+  <w:style w:type="character" w:styleId="TextocomentarioCar" w:customStyle="1">
     <w:name w:val="Texto comentario Car"/>
     <w:basedOn w:val="Fuentedeprrafopredeter"/>
     <w:link w:val="Textocomentario"/>
@@ -39260,7 +38545,7 @@
       <w:szCs w:val="20"/>
     </w:rPr>
   </w:style>
-  <w:style w:type="character" w:customStyle="1" w:styleId="AsuntodelcomentarioCar">
+  <w:style w:type="character" w:styleId="AsuntodelcomentarioCar" w:customStyle="1">
     <w:name w:val="Asunto del comentario Car"/>
     <w:basedOn w:val="TextocomentarioCar"/>
     <w:link w:val="Asuntodelcomentario"/>
@@ -39274,7 +38559,7 @@
       <w:szCs w:val="20"/>
     </w:rPr>
   </w:style>
-  <w:style w:type="table" w:customStyle="1" w:styleId="Style44">
+  <w:style w:type="table" w:styleId="Style44" w:customStyle="1">
     <w:name w:val="_Style 44"/>
     <w:basedOn w:val="TableNormal1"/>
     <w:qFormat/>
@@ -39293,7 +38578,7 @@
       <w:shd w:val="clear" w:color="auto" w:fill="EDF2F8"/>
     </w:tcPr>
   </w:style>
-  <w:style w:type="table" w:customStyle="1" w:styleId="Style45">
+  <w:style w:type="table" w:styleId="Style45" w:customStyle="1">
     <w:name w:val="_Style 45"/>
     <w:basedOn w:val="TableNormal1"/>
     <w:qFormat/>
@@ -39312,7 +38597,7 @@
       <w:shd w:val="clear" w:color="auto" w:fill="EDF2F8"/>
     </w:tcPr>
   </w:style>
-  <w:style w:type="table" w:customStyle="1" w:styleId="Style46">
+  <w:style w:type="table" w:styleId="Style46" w:customStyle="1">
     <w:name w:val="_Style 46"/>
     <w:basedOn w:val="TableNormal1"/>
     <w:qFormat/>
@@ -39331,7 +38616,7 @@
       <w:shd w:val="clear" w:color="auto" w:fill="EDF2F8"/>
     </w:tcPr>
   </w:style>
-  <w:style w:type="table" w:customStyle="1" w:styleId="Style47">
+  <w:style w:type="table" w:styleId="Style47" w:customStyle="1">
     <w:name w:val="_Style 47"/>
     <w:basedOn w:val="TableNormal1"/>
     <w:qFormat/>
@@ -39350,7 +38635,7 @@
       <w:shd w:val="clear" w:color="auto" w:fill="EDF2F8"/>
     </w:tcPr>
   </w:style>
-  <w:style w:type="table" w:customStyle="1" w:styleId="Style48">
+  <w:style w:type="table" w:styleId="Style48" w:customStyle="1">
     <w:name w:val="_Style 48"/>
     <w:basedOn w:val="TableNormal1"/>
     <w:tblPr>
@@ -39360,7 +38645,7 @@
       </w:tblCellMar>
     </w:tblPr>
   </w:style>
-  <w:style w:type="table" w:customStyle="1" w:styleId="Style49">
+  <w:style w:type="table" w:styleId="Style49" w:customStyle="1">
     <w:name w:val="_Style 49"/>
     <w:basedOn w:val="TableNormal1"/>
     <w:qFormat/>
@@ -39373,7 +38658,7 @@
       </w:tblCellMar>
     </w:tblPr>
   </w:style>
-  <w:style w:type="table" w:customStyle="1" w:styleId="Style50">
+  <w:style w:type="table" w:styleId="Style50" w:customStyle="1">
     <w:name w:val="_Style 50"/>
     <w:basedOn w:val="TableNormal1"/>
     <w:qFormat/>
@@ -39386,7 +38671,7 @@
       </w:tblCellMar>
     </w:tblPr>
   </w:style>
-  <w:style w:type="table" w:customStyle="1" w:styleId="Style51">
+  <w:style w:type="table" w:styleId="Style51" w:customStyle="1">
     <w:name w:val="_Style 51"/>
     <w:basedOn w:val="TableNormal1"/>
     <w:qFormat/>
@@ -39397,7 +38682,7 @@
       </w:tblCellMar>
     </w:tblPr>
   </w:style>
-  <w:style w:type="table" w:customStyle="1" w:styleId="Style52">
+  <w:style w:type="table" w:styleId="Style52" w:customStyle="1">
     <w:name w:val="_Style 52"/>
     <w:basedOn w:val="TableNormal1"/>
     <w:qFormat/>
@@ -39408,7 +38693,7 @@
       </w:tblCellMar>
     </w:tblPr>
   </w:style>
-  <w:style w:type="table" w:customStyle="1" w:styleId="Style53">
+  <w:style w:type="table" w:styleId="Style53" w:customStyle="1">
     <w:name w:val="_Style 53"/>
     <w:basedOn w:val="TableNormal1"/>
     <w:qFormat/>
@@ -39427,7 +38712,7 @@
       <w:shd w:val="clear" w:color="auto" w:fill="EDF2F8"/>
     </w:tcPr>
   </w:style>
-  <w:style w:type="table" w:customStyle="1" w:styleId="Style54">
+  <w:style w:type="table" w:styleId="Style54" w:customStyle="1">
     <w:name w:val="_Style 54"/>
     <w:basedOn w:val="TableNormal1"/>
     <w:qFormat/>
@@ -39446,7 +38731,7 @@
       <w:shd w:val="clear" w:color="auto" w:fill="EDF2F8"/>
     </w:tcPr>
   </w:style>
-  <w:style w:type="table" w:customStyle="1" w:styleId="Style55">
+  <w:style w:type="table" w:styleId="Style55" w:customStyle="1">
     <w:name w:val="_Style 55"/>
     <w:basedOn w:val="TableNormal1"/>
     <w:qFormat/>
@@ -39465,7 +38750,7 @@
       <w:shd w:val="clear" w:color="auto" w:fill="EDF2F8"/>
     </w:tcPr>
   </w:style>
-  <w:style w:type="table" w:customStyle="1" w:styleId="Style56">
+  <w:style w:type="table" w:styleId="Style56" w:customStyle="1">
     <w:name w:val="_Style 56"/>
     <w:basedOn w:val="TableNormal1"/>
     <w:qFormat/>
@@ -39484,7 +38769,7 @@
       <w:shd w:val="clear" w:color="auto" w:fill="EDF2F8"/>
     </w:tcPr>
   </w:style>
-  <w:style w:type="table" w:customStyle="1" w:styleId="Style57">
+  <w:style w:type="table" w:styleId="Style57" w:customStyle="1">
     <w:name w:val="_Style 57"/>
     <w:basedOn w:val="TableNormal1"/>
     <w:qFormat/>
@@ -39503,7 +38788,7 @@
       <w:shd w:val="clear" w:color="auto" w:fill="EDF2F8"/>
     </w:tcPr>
   </w:style>
-  <w:style w:type="table" w:customStyle="1" w:styleId="Style58">
+  <w:style w:type="table" w:styleId="Style58" w:customStyle="1">
     <w:name w:val="_Style 58"/>
     <w:basedOn w:val="TableNormal1"/>
     <w:qFormat/>
@@ -39522,7 +38807,7 @@
       <w:shd w:val="clear" w:color="auto" w:fill="EDF2F8"/>
     </w:tcPr>
   </w:style>
-  <w:style w:type="table" w:customStyle="1" w:styleId="Style59">
+  <w:style w:type="table" w:styleId="Style59" w:customStyle="1">
     <w:name w:val="_Style 59"/>
     <w:basedOn w:val="TableNormal1"/>
     <w:qFormat/>
@@ -39541,7 +38826,7 @@
       <w:shd w:val="clear" w:color="auto" w:fill="EDF2F8"/>
     </w:tcPr>
   </w:style>
-  <w:style w:type="table" w:customStyle="1" w:styleId="Style60">
+  <w:style w:type="table" w:styleId="Style60" w:customStyle="1">
     <w:name w:val="_Style 60"/>
     <w:basedOn w:val="TableNormal1"/>
     <w:qFormat/>
@@ -39560,7 +38845,7 @@
       <w:shd w:val="clear" w:color="auto" w:fill="EDF2F8"/>
     </w:tcPr>
   </w:style>
-  <w:style w:type="table" w:customStyle="1" w:styleId="Style61">
+  <w:style w:type="table" w:styleId="Style61" w:customStyle="1">
     <w:name w:val="_Style 61"/>
     <w:basedOn w:val="TableNormal1"/>
     <w:qFormat/>
@@ -39579,7 +38864,7 @@
       <w:shd w:val="clear" w:color="auto" w:fill="EDF2F8"/>
     </w:tcPr>
   </w:style>
-  <w:style w:type="character" w:customStyle="1" w:styleId="Mencinsinresolver2">
+  <w:style w:type="character" w:styleId="Mencinsinresolver2" w:customStyle="1">
     <w:name w:val="Mención sin resolver2"/>
     <w:basedOn w:val="Fuentedeprrafopredeter"/>
     <w:uiPriority w:val="99"/>
@@ -39591,7 +38876,7 @@
       <w:shd w:val="clear" w:color="auto" w:fill="E1DFDD"/>
     </w:rPr>
   </w:style>
-  <w:style w:type="paragraph" w:customStyle="1" w:styleId="Subtitle0">
+  <w:style w:type="paragraph" w:styleId="Subtitle0" w:customStyle="1">
     <w:name w:val="Subtitle0"/>
     <w:basedOn w:val="Normal0"/>
     <w:next w:val="Normal0"/>
@@ -39607,7 +38892,7 @@
       <w:szCs w:val="30"/>
     </w:rPr>
   </w:style>
-  <w:style w:type="table" w:customStyle="1" w:styleId="Style64">
+  <w:style w:type="table" w:styleId="Style64" w:customStyle="1">
     <w:name w:val="_Style 64"/>
     <w:basedOn w:val="NormalTable1"/>
     <w:qFormat/>
@@ -39626,7 +38911,7 @@
       <w:shd w:val="clear" w:color="auto" w:fill="EDF2F8"/>
     </w:tcPr>
   </w:style>
-  <w:style w:type="table" w:customStyle="1" w:styleId="Style65">
+  <w:style w:type="table" w:styleId="Style65" w:customStyle="1">
     <w:name w:val="_Style 65"/>
     <w:basedOn w:val="NormalTable1"/>
     <w:qFormat/>
@@ -39645,7 +38930,7 @@
       <w:shd w:val="clear" w:color="auto" w:fill="EDF2F8"/>
     </w:tcPr>
   </w:style>
-  <w:style w:type="table" w:customStyle="1" w:styleId="Style66">
+  <w:style w:type="table" w:styleId="Style66" w:customStyle="1">
     <w:name w:val="_Style 66"/>
     <w:basedOn w:val="NormalTable1"/>
     <w:qFormat/>
@@ -39664,7 +38949,7 @@
       <w:shd w:val="clear" w:color="auto" w:fill="EDF2F8"/>
     </w:tcPr>
   </w:style>
-  <w:style w:type="table" w:customStyle="1" w:styleId="Style67">
+  <w:style w:type="table" w:styleId="Style67" w:customStyle="1">
     <w:name w:val="_Style 67"/>
     <w:basedOn w:val="NormalTable1"/>
     <w:qFormat/>
@@ -39683,7 +38968,7 @@
       <w:shd w:val="clear" w:color="auto" w:fill="EDF2F8"/>
     </w:tcPr>
   </w:style>
-  <w:style w:type="table" w:customStyle="1" w:styleId="Style68">
+  <w:style w:type="table" w:styleId="Style68" w:customStyle="1">
     <w:name w:val="_Style 68"/>
     <w:basedOn w:val="NormalTable1"/>
     <w:tblPr>
@@ -39695,7 +38980,7 @@
       </w:tblCellMar>
     </w:tblPr>
   </w:style>
-  <w:style w:type="table" w:customStyle="1" w:styleId="Style69">
+  <w:style w:type="table" w:styleId="Style69" w:customStyle="1">
     <w:name w:val="_Style 69"/>
     <w:basedOn w:val="NormalTable1"/>
     <w:qFormat/>
@@ -39708,7 +38993,7 @@
       </w:tblCellMar>
     </w:tblPr>
   </w:style>
-  <w:style w:type="table" w:customStyle="1" w:styleId="Style70">
+  <w:style w:type="table" w:styleId="Style70" w:customStyle="1">
     <w:name w:val="_Style 70"/>
     <w:basedOn w:val="NormalTable1"/>
     <w:qFormat/>
@@ -39727,7 +39012,7 @@
       <w:shd w:val="clear" w:color="auto" w:fill="EDF2F8"/>
     </w:tcPr>
   </w:style>
-  <w:style w:type="table" w:customStyle="1" w:styleId="Style71">
+  <w:style w:type="table" w:styleId="Style71" w:customStyle="1">
     <w:name w:val="_Style 71"/>
     <w:basedOn w:val="NormalTable1"/>
     <w:qFormat/>
@@ -39746,7 +39031,7 @@
       <w:shd w:val="clear" w:color="auto" w:fill="EDF2F8"/>
     </w:tcPr>
   </w:style>
-  <w:style w:type="table" w:customStyle="1" w:styleId="Style72">
+  <w:style w:type="table" w:styleId="Style72" w:customStyle="1">
     <w:name w:val="_Style 72"/>
     <w:basedOn w:val="NormalTable1"/>
     <w:qFormat/>
@@ -39765,7 +39050,7 @@
       <w:shd w:val="clear" w:color="auto" w:fill="EDF2F8"/>
     </w:tcPr>
   </w:style>
-  <w:style w:type="table" w:customStyle="1" w:styleId="Style73">
+  <w:style w:type="table" w:styleId="Style73" w:customStyle="1">
     <w:name w:val="_Style 73"/>
     <w:basedOn w:val="NormalTable1"/>
     <w:qFormat/>
@@ -39784,7 +39069,7 @@
       <w:shd w:val="clear" w:color="auto" w:fill="EDF2F8"/>
     </w:tcPr>
   </w:style>
-  <w:style w:type="table" w:customStyle="1" w:styleId="Style74">
+  <w:style w:type="table" w:styleId="Style74" w:customStyle="1">
     <w:name w:val="_Style 74"/>
     <w:basedOn w:val="NormalTable1"/>
     <w:qFormat/>
@@ -39803,7 +39088,7 @@
       <w:shd w:val="clear" w:color="auto" w:fill="EDF2F8"/>
     </w:tcPr>
   </w:style>
-  <w:style w:type="paragraph" w:customStyle="1" w:styleId="Default">
+  <w:style w:type="paragraph" w:styleId="Default" w:customStyle="1">
     <w:name w:val="Default"/>
     <w:qFormat/>
     <w:pPr>
@@ -39818,7 +39103,7 @@
       <w:lang w:eastAsia="ja-JP"/>
     </w:rPr>
   </w:style>
-  <w:style w:type="character" w:customStyle="1" w:styleId="Ttulo4Car">
+  <w:style w:type="character" w:styleId="Ttulo4Car" w:customStyle="1">
     <w:name w:val="Título 4 Car"/>
     <w:basedOn w:val="Fuentedeprrafopredeter"/>
     <w:link w:val="Ttulo4"/>
@@ -39857,12 +39142,12 @@
       <w:tblStyleRowBandSize w:val="1"/>
       <w:tblStyleColBandSize w:val="1"/>
       <w:tblBorders>
-        <w:top w:val="single" w:sz="4" w:space="0" w:color="95B3D7" w:themeColor="accent1" w:themeTint="99"/>
-        <w:left w:val="single" w:sz="4" w:space="0" w:color="95B3D7" w:themeColor="accent1" w:themeTint="99"/>
-        <w:bottom w:val="single" w:sz="4" w:space="0" w:color="95B3D7" w:themeColor="accent1" w:themeTint="99"/>
-        <w:right w:val="single" w:sz="4" w:space="0" w:color="95B3D7" w:themeColor="accent1" w:themeTint="99"/>
-        <w:insideH w:val="single" w:sz="4" w:space="0" w:color="95B3D7" w:themeColor="accent1" w:themeTint="99"/>
-        <w:insideV w:val="single" w:sz="4" w:space="0" w:color="95B3D7" w:themeColor="accent1" w:themeTint="99"/>
+        <w:top w:val="single" w:color="95B3D7" w:themeColor="accent1" w:themeTint="99" w:sz="4" w:space="0"/>
+        <w:left w:val="single" w:color="95B3D7" w:themeColor="accent1" w:themeTint="99" w:sz="4" w:space="0"/>
+        <w:bottom w:val="single" w:color="95B3D7" w:themeColor="accent1" w:themeTint="99" w:sz="4" w:space="0"/>
+        <w:right w:val="single" w:color="95B3D7" w:themeColor="accent1" w:themeTint="99" w:sz="4" w:space="0"/>
+        <w:insideH w:val="single" w:color="95B3D7" w:themeColor="accent1" w:themeTint="99" w:sz="4" w:space="0"/>
+        <w:insideV w:val="single" w:color="95B3D7" w:themeColor="accent1" w:themeTint="99" w:sz="4" w:space="0"/>
       </w:tblBorders>
     </w:tblPr>
     <w:tblStylePr w:type="firstRow">
@@ -39874,10 +39159,10 @@
       <w:tblPr/>
       <w:tcPr>
         <w:tcBorders>
-          <w:top w:val="single" w:sz="4" w:space="0" w:color="4F81BD" w:themeColor="accent1"/>
-          <w:left w:val="single" w:sz="4" w:space="0" w:color="4F81BD" w:themeColor="accent1"/>
-          <w:bottom w:val="single" w:sz="4" w:space="0" w:color="4F81BD" w:themeColor="accent1"/>
-          <w:right w:val="single" w:sz="4" w:space="0" w:color="4F81BD" w:themeColor="accent1"/>
+          <w:top w:val="single" w:color="4F81BD" w:themeColor="accent1" w:sz="4" w:space="0"/>
+          <w:left w:val="single" w:color="4F81BD" w:themeColor="accent1" w:sz="4" w:space="0"/>
+          <w:bottom w:val="single" w:color="4F81BD" w:themeColor="accent1" w:sz="4" w:space="0"/>
+          <w:right w:val="single" w:color="4F81BD" w:themeColor="accent1" w:sz="4" w:space="0"/>
           <w:insideH w:val="nil"/>
           <w:insideV w:val="nil"/>
         </w:tcBorders>
@@ -39892,7 +39177,7 @@
       <w:tblPr/>
       <w:tcPr>
         <w:tcBorders>
-          <w:top w:val="double" w:sz="4" w:space="0" w:color="4F81BD" w:themeColor="accent1"/>
+          <w:top w:val="double" w:color="4F81BD" w:themeColor="accent1" w:sz="4" w:space="0"/>
         </w:tcBorders>
       </w:tcPr>
     </w:tblStylePr>
@@ -39935,12 +39220,12 @@
       <w:tblStyleRowBandSize w:val="1"/>
       <w:tblStyleColBandSize w:val="1"/>
       <w:tblBorders>
-        <w:top w:val="single" w:sz="4" w:space="0" w:color="92CDDC" w:themeColor="accent5" w:themeTint="99"/>
-        <w:left w:val="single" w:sz="4" w:space="0" w:color="92CDDC" w:themeColor="accent5" w:themeTint="99"/>
-        <w:bottom w:val="single" w:sz="4" w:space="0" w:color="92CDDC" w:themeColor="accent5" w:themeTint="99"/>
-        <w:right w:val="single" w:sz="4" w:space="0" w:color="92CDDC" w:themeColor="accent5" w:themeTint="99"/>
-        <w:insideH w:val="single" w:sz="4" w:space="0" w:color="92CDDC" w:themeColor="accent5" w:themeTint="99"/>
-        <w:insideV w:val="single" w:sz="4" w:space="0" w:color="92CDDC" w:themeColor="accent5" w:themeTint="99"/>
+        <w:top w:val="single" w:color="92CDDC" w:themeColor="accent5" w:themeTint="99" w:sz="4" w:space="0"/>
+        <w:left w:val="single" w:color="92CDDC" w:themeColor="accent5" w:themeTint="99" w:sz="4" w:space="0"/>
+        <w:bottom w:val="single" w:color="92CDDC" w:themeColor="accent5" w:themeTint="99" w:sz="4" w:space="0"/>
+        <w:right w:val="single" w:color="92CDDC" w:themeColor="accent5" w:themeTint="99" w:sz="4" w:space="0"/>
+        <w:insideH w:val="single" w:color="92CDDC" w:themeColor="accent5" w:themeTint="99" w:sz="4" w:space="0"/>
+        <w:insideV w:val="single" w:color="92CDDC" w:themeColor="accent5" w:themeTint="99" w:sz="4" w:space="0"/>
       </w:tblBorders>
     </w:tblPr>
     <w:tblStylePr w:type="firstRow">
@@ -39952,10 +39237,10 @@
       <w:tblPr/>
       <w:tcPr>
         <w:tcBorders>
-          <w:top w:val="single" w:sz="4" w:space="0" w:color="4BACC6" w:themeColor="accent5"/>
-          <w:left w:val="single" w:sz="4" w:space="0" w:color="4BACC6" w:themeColor="accent5"/>
-          <w:bottom w:val="single" w:sz="4" w:space="0" w:color="4BACC6" w:themeColor="accent5"/>
-          <w:right w:val="single" w:sz="4" w:space="0" w:color="4BACC6" w:themeColor="accent5"/>
+          <w:top w:val="single" w:color="4BACC6" w:themeColor="accent5" w:sz="4" w:space="0"/>
+          <w:left w:val="single" w:color="4BACC6" w:themeColor="accent5" w:sz="4" w:space="0"/>
+          <w:bottom w:val="single" w:color="4BACC6" w:themeColor="accent5" w:sz="4" w:space="0"/>
+          <w:right w:val="single" w:color="4BACC6" w:themeColor="accent5" w:sz="4" w:space="0"/>
           <w:insideH w:val="nil"/>
           <w:insideV w:val="nil"/>
         </w:tcBorders>
@@ -39970,7 +39255,7 @@
       <w:tblPr/>
       <w:tcPr>
         <w:tcBorders>
-          <w:top w:val="double" w:sz="4" w:space="0" w:color="4BACC6" w:themeColor="accent5"/>
+          <w:top w:val="double" w:color="4BACC6" w:themeColor="accent5" w:sz="4" w:space="0"/>
         </w:tcBorders>
       </w:tcPr>
     </w:tblStylePr>
@@ -40012,7 +39297,7 @@
       <w:outlineLvl w:val="9"/>
     </w:pPr>
     <w:rPr>
-      <w:rFonts w:asciiTheme="majorHAnsi" w:eastAsiaTheme="majorEastAsia" w:hAnsiTheme="majorHAnsi" w:cstheme="majorBidi"/>
+      <w:rFonts w:asciiTheme="majorHAnsi" w:hAnsiTheme="majorHAnsi" w:eastAsiaTheme="majorEastAsia" w:cstheme="majorBidi"/>
       <w:color w:val="365F91" w:themeColor="accent1" w:themeShade="BF"/>
       <w:sz w:val="32"/>
       <w:szCs w:val="32"/>
@@ -40043,7 +39328,7 @@
       <w:lang w:val="es-CO" w:eastAsia="ja-JP"/>
     </w:rPr>
   </w:style>
-  <w:style w:type="character" w:customStyle="1" w:styleId="8">
+  <w:style w:type="character" w:styleId="8" w:customStyle="1">
     <w:name w:val="ͼ8"/>
     <w:basedOn w:val="Fuentedeprrafopredeter"/>
     <w:rsid w:val="008A04DF"/>
@@ -40078,13 +39363,13 @@
       <w:spacing w:line="240" w:lineRule="auto"/>
     </w:pPr>
     <w:rPr>
-      <w:rFonts w:ascii="Courier New" w:eastAsia="Times New Roman" w:hAnsi="Courier New" w:cs="Courier New"/>
+      <w:rFonts w:ascii="Courier New" w:hAnsi="Courier New" w:eastAsia="Times New Roman" w:cs="Courier New"/>
       <w:sz w:val="20"/>
       <w:szCs w:val="20"/>
       <w:lang w:eastAsia="es-CO"/>
     </w:rPr>
   </w:style>
-  <w:style w:type="character" w:customStyle="1" w:styleId="HTMLconformatoprevioCar">
+  <w:style w:type="character" w:styleId="HTMLconformatoprevioCar" w:customStyle="1">
     <w:name w:val="HTML con formato previo Car"/>
     <w:basedOn w:val="Fuentedeprrafopredeter"/>
     <w:link w:val="HTMLconformatoprevio"/>
@@ -40092,7 +39377,7 @@
     <w:semiHidden/>
     <w:rsid w:val="00FB5817"/>
     <w:rPr>
-      <w:rFonts w:ascii="Courier New" w:eastAsia="Times New Roman" w:hAnsi="Courier New" w:cs="Courier New"/>
+      <w:rFonts w:ascii="Courier New" w:hAnsi="Courier New" w:eastAsia="Times New Roman" w:cs="Courier New"/>
       <w:lang w:val="es-CO" w:eastAsia="es-CO"/>
     </w:rPr>
   </w:style>
@@ -49266,39 +48551,17 @@
 </file>
 
 <file path=customXml/item1.xml><?xml version="1.0" encoding="utf-8"?>
-<b:Sources xmlns:b="http://schemas.openxmlformats.org/officeDocument/2006/bibliography" xmlns="http://schemas.openxmlformats.org/officeDocument/2006/bibliography" SelectedStyle="\APASixthEditionOfficeOnline.xsl" StyleName="APA" Version="6">
-  <b:Source>
-    <b:Tag>Pre21</b:Tag>
-    <b:SourceType>Book</b:SourceType>
-    <b:Guid>{1FCEB7DC-3FDA-4C12-ACEB-B152363282EB}</b:Guid>
-    <b:Author>
-      <b:Author>
-        <b:NameList>
-          <b:Person>
-            <b:Last>Pressman</b:Last>
-            <b:First>R.</b:First>
-            <b:Middle>S., &amp; Maxim, B. R</b:Middle>
-          </b:Person>
-        </b:NameList>
-      </b:Author>
-    </b:Author>
-    <b:Title>Pressman, R. S., &amp; Maxim, B. R</b:Title>
-    <b:Year>2021</b:Year>
-    <b:RefOrder>1</b:RefOrder>
-  </b:Source>
-</b:Sources>
+<p:properties xmlns:p="http://schemas.microsoft.com/office/2006/metadata/properties" xmlns:xsi="http://www.w3.org/2001/XMLSchema-instance" xmlns:pc="http://schemas.microsoft.com/office/infopath/2007/PartnerControls">
+  <documentManagement>
+    <TaxCatchAll xmlns="13c90a0b-73bc-4dc0-be5f-28d77b615beb" xsi:nil="true"/>
+    <lcf76f155ced4ddcb4097134ff3c332f xmlns="13c93bba-48ce-428c-bfe5-88b42c19b028">
+      <Terms xmlns="http://schemas.microsoft.com/office/infopath/2007/PartnerControls"/>
+    </lcf76f155ced4ddcb4097134ff3c332f>
+  </documentManagement>
+</p:properties>
 </file>
 
 <file path=customXml/item2.xml><?xml version="1.0" encoding="utf-8"?>
-<s:customData xmlns="http://www.wps.cn/officeDocument/2013/wpsCustomData" xmlns:s="http://www.wps.cn/officeDocument/2013/wpsCustomData">
-  <customSectProps/>
-  <customShpExts>
-    <customShpInfo spid="_x0000_s1026" textRotate="1"/>
-  </customShpExts>
-</s:customData>
-</file>
-
-<file path=customXml/item3.xml><?xml version="1.0" encoding="utf-8"?>
 <ct:contentTypeSchema xmlns:ct="http://schemas.microsoft.com/office/2006/metadata/contentType" xmlns:ma="http://schemas.microsoft.com/office/2006/metadata/properties/metaAttributes" ct:_="" ma:_="" ma:contentTypeName="Documento" ma:contentTypeID="0x0101006A81D6BD42E8DF4C91013959704817E1" ma:contentTypeVersion="15" ma:contentTypeDescription="Crear nuevo documento." ma:contentTypeScope="" ma:versionID="bf4f72ffd194f0963ff564daca6869f7">
   <xsd:schema xmlns:xsd="http://www.w3.org/2001/XMLSchema" xmlns:xs="http://www.w3.org/2001/XMLSchema" xmlns:p="http://schemas.microsoft.com/office/2006/metadata/properties" xmlns:ns2="13c90a0b-73bc-4dc0-be5f-28d77b615beb" xmlns:ns3="13c93bba-48ce-428c-bfe5-88b42c19b028" targetNamespace="http://schemas.microsoft.com/office/2006/metadata/properties" ma:root="true" ma:fieldsID="8718d6f4873a5b1392a45044efa78385" ns2:_="" ns3:_="">
     <xsd:import namespace="13c90a0b-73bc-4dc0-be5f-28d77b615beb"/>
@@ -49533,24 +48796,31 @@
 </ct:contentTypeSchema>
 </file>
 
-<file path=customXml/item4.xml><?xml version="1.0" encoding="utf-8"?>
-<go:gDocsCustomXmlDataStorage xmlns:go="http://customooxmlschemas.google.com/" xmlns:r="http://schemas.openxmlformats.org/officeDocument/2006/relationships">
-  <go:docsCustomData xmlns:go="http://customooxmlschemas.google.com/" roundtripDataSignature="AMtx7mh3w1sXrKwdjzYCxjbwPkf7wsIk5w==">AMUW2mWhRc/xLonLdtoI8dz4BVu2GREgE7++Eme5Ko+W5/2G+QfXPKxV7NwLPPaJ77IM2LrlHDguxVZnDKcg4iQIvJIe+zJ9DBWjUaWFI+z0k4HbdiCFsJo=</go:docsCustomData>
-</go:gDocsCustomXmlDataStorage>
+<file path=customXml/item3.xml><?xml version="1.0" encoding="utf-8"?>
+<b:Sources xmlns:b="http://schemas.openxmlformats.org/officeDocument/2006/bibliography" xmlns="http://schemas.openxmlformats.org/officeDocument/2006/bibliography" SelectedStyle="\APASixthEditionOfficeOnline.xsl" StyleName="APA" Version="6">
+  <b:Source>
+    <b:Tag>Pre21</b:Tag>
+    <b:SourceType>Book</b:SourceType>
+    <b:Guid>{1FCEB7DC-3FDA-4C12-ACEB-B152363282EB}</b:Guid>
+    <b:Author>
+      <b:Author>
+        <b:NameList>
+          <b:Person>
+            <b:Last>Pressman</b:Last>
+            <b:First>R.</b:First>
+            <b:Middle>S., &amp; Maxim, B. R</b:Middle>
+          </b:Person>
+        </b:NameList>
+      </b:Author>
+    </b:Author>
+    <b:Title>Pressman, R. S., &amp; Maxim, B. R</b:Title>
+    <b:Year>2021</b:Year>
+    <b:RefOrder>1</b:RefOrder>
+  </b:Source>
+</b:Sources>
 </file>
 
-<file path=customXml/item5.xml><?xml version="1.0" encoding="utf-8"?>
-<p:properties xmlns:p="http://schemas.microsoft.com/office/2006/metadata/properties" xmlns:xsi="http://www.w3.org/2001/XMLSchema-instance" xmlns:pc="http://schemas.microsoft.com/office/infopath/2007/PartnerControls">
-  <documentManagement>
-    <TaxCatchAll xmlns="13c90a0b-73bc-4dc0-be5f-28d77b615beb" xsi:nil="true"/>
-    <lcf76f155ced4ddcb4097134ff3c332f xmlns="13c93bba-48ce-428c-bfe5-88b42c19b028">
-      <Terms xmlns="http://schemas.microsoft.com/office/infopath/2007/PartnerControls"/>
-    </lcf76f155ced4ddcb4097134ff3c332f>
-  </documentManagement>
-</p:properties>
-</file>
-
-<file path=customXml/item6.xml><?xml version="1.0" encoding="utf-8"?>
+<file path=customXml/item4.xml><?xml version="1.0" encoding="utf-8"?>
 <?mso-contentType ?>
 <FormTemplates xmlns="http://schemas.microsoft.com/sharepoint/v3/contenttype/forms">
   <Display>DocumentLibraryForm</Display>
@@ -49559,23 +48829,33 @@
 </FormTemplates>
 </file>
 
+<file path=customXml/item5.xml><?xml version="1.0" encoding="utf-8"?>
+<go:gDocsCustomXmlDataStorage xmlns:go="http://customooxmlschemas.google.com/" xmlns:r="http://schemas.openxmlformats.org/officeDocument/2006/relationships">
+  <go:docsCustomData xmlns:go="http://customooxmlschemas.google.com/" roundtripDataSignature="AMtx7mh3w1sXrKwdjzYCxjbwPkf7wsIk5w==">AMUW2mWhRc/xLonLdtoI8dz4BVu2GREgE7++Eme5Ko+W5/2G+QfXPKxV7NwLPPaJ77IM2LrlHDguxVZnDKcg4iQIvJIe+zJ9DBWjUaWFI+z0k4HbdiCFsJo=</go:docsCustomData>
+</go:gDocsCustomXmlDataStorage>
+</file>
+
+<file path=customXml/item6.xml><?xml version="1.0" encoding="utf-8"?>
+<s:customData xmlns="http://www.wps.cn/officeDocument/2013/wpsCustomData" xmlns:s="http://www.wps.cn/officeDocument/2013/wpsCustomData">
+  <customSectProps/>
+  <customShpExts>
+    <customShpInfo spid="_x0000_s1026" textRotate="1"/>
+  </customShpExts>
+</s:customData>
+</file>
+
 <file path=customXml/itemProps1.xml><?xml version="1.0" encoding="utf-8"?>
-<ds:datastoreItem xmlns:ds="http://schemas.openxmlformats.org/officeDocument/2006/customXml" ds:itemID="{6EFFC1D6-0B4D-4E70-BF9B-73459D7AB919}">
+<ds:datastoreItem xmlns:ds="http://schemas.openxmlformats.org/officeDocument/2006/customXml" ds:itemID="{9D9B1A75-0210-4935-8179-95DF20A26AD1}">
   <ds:schemaRefs>
-    <ds:schemaRef ds:uri="http://schemas.openxmlformats.org/officeDocument/2006/bibliography"/>
+    <ds:schemaRef ds:uri="http://schemas.microsoft.com/office/2006/metadata/properties"/>
+    <ds:schemaRef ds:uri="http://schemas.microsoft.com/office/infopath/2007/PartnerControls"/>
+    <ds:schemaRef ds:uri="13c90a0b-73bc-4dc0-be5f-28d77b615beb"/>
+    <ds:schemaRef ds:uri="13c93bba-48ce-428c-bfe5-88b42c19b028"/>
   </ds:schemaRefs>
 </ds:datastoreItem>
 </file>
 
 <file path=customXml/itemProps2.xml><?xml version="1.0" encoding="utf-8"?>
-<ds:datastoreItem xmlns:ds="http://schemas.openxmlformats.org/officeDocument/2006/customXml" ds:itemID="{B1977F7D-205B-4081-913C-38D41E755F92}">
-  <ds:schemaRefs>
-    <ds:schemaRef ds:uri="http://www.wps.cn/officeDocument/2013/wpsCustomData"/>
-  </ds:schemaRefs>
-</ds:datastoreItem>
-</file>
-
-<file path=customXml/itemProps3.xml><?xml version="1.0" encoding="utf-8"?>
 <ds:datastoreItem xmlns:ds="http://schemas.openxmlformats.org/officeDocument/2006/customXml" ds:itemID="{DBC086CB-E6D7-4F92-89A6-BF3C1AD156E1}">
   <ds:schemaRefs>
     <ds:schemaRef ds:uri="http://schemas.microsoft.com/office/2006/metadata/contentType"/>
@@ -49594,7 +48874,23 @@
 </ds:datastoreItem>
 </file>
 
+<file path=customXml/itemProps3.xml><?xml version="1.0" encoding="utf-8"?>
+<ds:datastoreItem xmlns:ds="http://schemas.openxmlformats.org/officeDocument/2006/customXml" ds:itemID="{6EFFC1D6-0B4D-4E70-BF9B-73459D7AB919}">
+  <ds:schemaRefs>
+    <ds:schemaRef ds:uri="http://schemas.openxmlformats.org/officeDocument/2006/bibliography"/>
+  </ds:schemaRefs>
+</ds:datastoreItem>
+</file>
+
 <file path=customXml/itemProps4.xml><?xml version="1.0" encoding="utf-8"?>
+<ds:datastoreItem xmlns:ds="http://schemas.openxmlformats.org/officeDocument/2006/customXml" ds:itemID="{83102ECF-E44F-4F73-A78F-FE313D1BFB9A}">
+  <ds:schemaRefs>
+    <ds:schemaRef ds:uri="http://schemas.microsoft.com/sharepoint/v3/contenttype/forms"/>
+  </ds:schemaRefs>
+</ds:datastoreItem>
+</file>
+
+<file path=customXml/itemProps5.xml><?xml version="1.0" encoding="utf-8"?>
 <ds:datastoreItem xmlns:ds="http://schemas.openxmlformats.org/officeDocument/2006/customXml" ds:itemID="{11111111-1234-1234-1234-123412341234}">
   <ds:schemaRefs>
     <ds:schemaRef ds:uri="http://customooxmlschemas.google.com/"/>
@@ -49603,21 +48899,10 @@
 </ds:datastoreItem>
 </file>
 
-<file path=customXml/itemProps5.xml><?xml version="1.0" encoding="utf-8"?>
-<ds:datastoreItem xmlns:ds="http://schemas.openxmlformats.org/officeDocument/2006/customXml" ds:itemID="{9D9B1A75-0210-4935-8179-95DF20A26AD1}">
+<file path=customXml/itemProps6.xml><?xml version="1.0" encoding="utf-8"?>
+<ds:datastoreItem xmlns:ds="http://schemas.openxmlformats.org/officeDocument/2006/customXml" ds:itemID="{B1977F7D-205B-4081-913C-38D41E755F92}">
   <ds:schemaRefs>
-    <ds:schemaRef ds:uri="http://schemas.microsoft.com/office/2006/metadata/properties"/>
-    <ds:schemaRef ds:uri="http://schemas.microsoft.com/office/infopath/2007/PartnerControls"/>
-    <ds:schemaRef ds:uri="13c90a0b-73bc-4dc0-be5f-28d77b615beb"/>
-    <ds:schemaRef ds:uri="13c93bba-48ce-428c-bfe5-88b42c19b028"/>
-  </ds:schemaRefs>
-</ds:datastoreItem>
-</file>
-
-<file path=customXml/itemProps6.xml><?xml version="1.0" encoding="utf-8"?>
-<ds:datastoreItem xmlns:ds="http://schemas.openxmlformats.org/officeDocument/2006/customXml" ds:itemID="{83102ECF-E44F-4F73-A78F-FE313D1BFB9A}">
-  <ds:schemaRefs>
-    <ds:schemaRef ds:uri="http://schemas.microsoft.com/sharepoint/v3/contenttype/forms"/>
+    <ds:schemaRef ds:uri="http://www.wps.cn/officeDocument/2013/wpsCustomData"/>
   </ds:schemaRefs>
 </ds:datastoreItem>
 </file>